--- a/3_Documentazione/Documentazione-Sprint2.docx
+++ b/3_Documentazione/Documentazione-Sprint2.docx
@@ -593,10 +593,14 @@
         </w:p>
         <w:p>
           <w:pPr>
+            <w:pStyle w:val="Sommario1"/>
+            <w:tabs>
+              <w:tab w:val="right" w:leader="dot" w:pos="9628"/>
+            </w:tabs>
             <w:rPr>
-              <w:b/>
-              <w:bCs/>
-              <w:lang w:val="it-IT"/>
+              <w:rFonts w:eastAsiaTheme="minorEastAsia"/>
+              <w:noProof/>
+              <w:lang w:eastAsia="it-CH"/>
             </w:rPr>
           </w:pPr>
           <w:r>
@@ -608,15 +612,772 @@
           <w:r>
             <w:fldChar w:fldCharType="separate"/>
           </w:r>
-          <w:r>
+          <w:hyperlink w:anchor="_Toc193895988" w:history="1">
+            <w:r>
+              <w:rPr>
+                <w:rStyle w:val="Collegamentoipertestuale"/>
+                <w:noProof/>
+              </w:rPr>
+              <w:t>Implementazione</w:t>
+            </w:r>
+            <w:r>
+              <w:rPr>
+                <w:noProof/>
+                <w:webHidden/>
+              </w:rPr>
+              <w:tab/>
+            </w:r>
+            <w:r>
+              <w:rPr>
+                <w:noProof/>
+                <w:webHidden/>
+              </w:rPr>
+              <w:fldChar w:fldCharType="begin"/>
+            </w:r>
+            <w:r>
+              <w:rPr>
+                <w:noProof/>
+                <w:webHidden/>
+              </w:rPr>
+              <w:instrText xml:space="preserve"> PAGEREF _Toc193895988 \h </w:instrText>
+            </w:r>
+            <w:r>
+              <w:rPr>
+                <w:noProof/>
+                <w:webHidden/>
+              </w:rPr>
+            </w:r>
+            <w:r>
+              <w:rPr>
+                <w:noProof/>
+                <w:webHidden/>
+              </w:rPr>
+              <w:fldChar w:fldCharType="separate"/>
+            </w:r>
+            <w:r>
+              <w:rPr>
+                <w:noProof/>
+                <w:webHidden/>
+              </w:rPr>
+              <w:t>2</w:t>
+            </w:r>
+            <w:r>
+              <w:rPr>
+                <w:noProof/>
+                <w:webHidden/>
+              </w:rPr>
+              <w:fldChar w:fldCharType="end"/>
+            </w:r>
+          </w:hyperlink>
+        </w:p>
+        <w:p>
+          <w:pPr>
+            <w:pStyle w:val="Sommario2"/>
+            <w:tabs>
+              <w:tab w:val="right" w:leader="dot" w:pos="9628"/>
+            </w:tabs>
+            <w:rPr>
+              <w:rFonts w:eastAsiaTheme="minorEastAsia"/>
+              <w:noProof/>
+              <w:lang w:eastAsia="it-CH"/>
+            </w:rPr>
+          </w:pPr>
+          <w:hyperlink w:anchor="_Toc193895989" w:history="1">
+            <w:r>
+              <w:rPr>
+                <w:rStyle w:val="Collegamentoipertestuale"/>
+                <w:noProof/>
+              </w:rPr>
+              <w:t>Login e Sign Up</w:t>
+            </w:r>
+            <w:r>
+              <w:rPr>
+                <w:noProof/>
+                <w:webHidden/>
+              </w:rPr>
+              <w:tab/>
+            </w:r>
+            <w:r>
+              <w:rPr>
+                <w:noProof/>
+                <w:webHidden/>
+              </w:rPr>
+              <w:fldChar w:fldCharType="begin"/>
+            </w:r>
+            <w:r>
+              <w:rPr>
+                <w:noProof/>
+                <w:webHidden/>
+              </w:rPr>
+              <w:instrText xml:space="preserve"> PAGEREF _Toc193895989 \h </w:instrText>
+            </w:r>
+            <w:r>
+              <w:rPr>
+                <w:noProof/>
+                <w:webHidden/>
+              </w:rPr>
+            </w:r>
+            <w:r>
+              <w:rPr>
+                <w:noProof/>
+                <w:webHidden/>
+              </w:rPr>
+              <w:fldChar w:fldCharType="separate"/>
+            </w:r>
+            <w:r>
+              <w:rPr>
+                <w:noProof/>
+                <w:webHidden/>
+              </w:rPr>
+              <w:t>2</w:t>
+            </w:r>
+            <w:r>
+              <w:rPr>
+                <w:noProof/>
+                <w:webHidden/>
+              </w:rPr>
+              <w:fldChar w:fldCharType="end"/>
+            </w:r>
+          </w:hyperlink>
+        </w:p>
+        <w:p>
+          <w:pPr>
+            <w:pStyle w:val="Sommario2"/>
+            <w:tabs>
+              <w:tab w:val="right" w:leader="dot" w:pos="9628"/>
+            </w:tabs>
+            <w:rPr>
+              <w:rFonts w:eastAsiaTheme="minorEastAsia"/>
+              <w:noProof/>
+              <w:lang w:eastAsia="it-CH"/>
+            </w:rPr>
+          </w:pPr>
+          <w:hyperlink w:anchor="_Toc193895990" w:history="1">
+            <w:r>
+              <w:rPr>
+                <w:rStyle w:val="Collegamentoipertestuale"/>
+                <w:noProof/>
+              </w:rPr>
+              <w:t>Visualizzazione pagina di gestione prodotti</w:t>
+            </w:r>
+            <w:r>
+              <w:rPr>
+                <w:noProof/>
+                <w:webHidden/>
+              </w:rPr>
+              <w:tab/>
+            </w:r>
+            <w:r>
+              <w:rPr>
+                <w:noProof/>
+                <w:webHidden/>
+              </w:rPr>
+              <w:fldChar w:fldCharType="begin"/>
+            </w:r>
+            <w:r>
+              <w:rPr>
+                <w:noProof/>
+                <w:webHidden/>
+              </w:rPr>
+              <w:instrText xml:space="preserve"> PAGEREF _Toc193895990 \h </w:instrText>
+            </w:r>
+            <w:r>
+              <w:rPr>
+                <w:noProof/>
+                <w:webHidden/>
+              </w:rPr>
+            </w:r>
+            <w:r>
+              <w:rPr>
+                <w:noProof/>
+                <w:webHidden/>
+              </w:rPr>
+              <w:fldChar w:fldCharType="separate"/>
+            </w:r>
+            <w:r>
+              <w:rPr>
+                <w:noProof/>
+                <w:webHidden/>
+              </w:rPr>
+              <w:t>4</w:t>
+            </w:r>
+            <w:r>
+              <w:rPr>
+                <w:noProof/>
+                <w:webHidden/>
+              </w:rPr>
+              <w:fldChar w:fldCharType="end"/>
+            </w:r>
+          </w:hyperlink>
+        </w:p>
+        <w:p>
+          <w:pPr>
+            <w:pStyle w:val="Sommario2"/>
+            <w:tabs>
+              <w:tab w:val="right" w:leader="dot" w:pos="9628"/>
+            </w:tabs>
+            <w:rPr>
+              <w:rFonts w:eastAsiaTheme="minorEastAsia"/>
+              <w:noProof/>
+              <w:lang w:eastAsia="it-CH"/>
+            </w:rPr>
+          </w:pPr>
+          <w:hyperlink w:anchor="_Toc193895991" w:history="1">
+            <w:r>
+              <w:rPr>
+                <w:rStyle w:val="Collegamentoipertestuale"/>
+                <w:noProof/>
+              </w:rPr>
+              <w:t>Visualizzazione pagina di gestione account</w:t>
+            </w:r>
+            <w:r>
+              <w:rPr>
+                <w:noProof/>
+                <w:webHidden/>
+              </w:rPr>
+              <w:tab/>
+            </w:r>
+            <w:r>
+              <w:rPr>
+                <w:noProof/>
+                <w:webHidden/>
+              </w:rPr>
+              <w:fldChar w:fldCharType="begin"/>
+            </w:r>
+            <w:r>
+              <w:rPr>
+                <w:noProof/>
+                <w:webHidden/>
+              </w:rPr>
+              <w:instrText xml:space="preserve"> PAGEREF _Toc193895991 \h </w:instrText>
+            </w:r>
+            <w:r>
+              <w:rPr>
+                <w:noProof/>
+                <w:webHidden/>
+              </w:rPr>
+            </w:r>
+            <w:r>
+              <w:rPr>
+                <w:noProof/>
+                <w:webHidden/>
+              </w:rPr>
+              <w:fldChar w:fldCharType="separate"/>
+            </w:r>
+            <w:r>
+              <w:rPr>
+                <w:noProof/>
+                <w:webHidden/>
+              </w:rPr>
+              <w:t>4</w:t>
+            </w:r>
+            <w:r>
+              <w:rPr>
+                <w:noProof/>
+                <w:webHidden/>
+              </w:rPr>
+              <w:fldChar w:fldCharType="end"/>
+            </w:r>
+          </w:hyperlink>
+        </w:p>
+        <w:p>
+          <w:pPr>
+            <w:pStyle w:val="Sommario2"/>
+            <w:tabs>
+              <w:tab w:val="right" w:leader="dot" w:pos="9628"/>
+            </w:tabs>
+            <w:rPr>
+              <w:rFonts w:eastAsiaTheme="minorEastAsia"/>
+              <w:noProof/>
+              <w:lang w:eastAsia="it-CH"/>
+            </w:rPr>
+          </w:pPr>
+          <w:hyperlink w:anchor="_Toc193895992" w:history="1">
+            <w:r>
+              <w:rPr>
+                <w:rStyle w:val="Collegamentoipertestuale"/>
+                <w:noProof/>
+              </w:rPr>
+              <w:t>Visualizzazione pagina di gestione utenti</w:t>
+            </w:r>
+            <w:r>
+              <w:rPr>
+                <w:noProof/>
+                <w:webHidden/>
+              </w:rPr>
+              <w:tab/>
+            </w:r>
+            <w:r>
+              <w:rPr>
+                <w:noProof/>
+                <w:webHidden/>
+              </w:rPr>
+              <w:fldChar w:fldCharType="begin"/>
+            </w:r>
+            <w:r>
+              <w:rPr>
+                <w:noProof/>
+                <w:webHidden/>
+              </w:rPr>
+              <w:instrText xml:space="preserve"> PAGEREF _Toc193895992 \h </w:instrText>
+            </w:r>
+            <w:r>
+              <w:rPr>
+                <w:noProof/>
+                <w:webHidden/>
+              </w:rPr>
+            </w:r>
+            <w:r>
+              <w:rPr>
+                <w:noProof/>
+                <w:webHidden/>
+              </w:rPr>
+              <w:fldChar w:fldCharType="separate"/>
+            </w:r>
+            <w:r>
+              <w:rPr>
+                <w:noProof/>
+                <w:webHidden/>
+              </w:rPr>
+              <w:t>5</w:t>
+            </w:r>
+            <w:r>
+              <w:rPr>
+                <w:noProof/>
+                <w:webHidden/>
+              </w:rPr>
+              <w:fldChar w:fldCharType="end"/>
+            </w:r>
+          </w:hyperlink>
+        </w:p>
+        <w:p>
+          <w:pPr>
+            <w:pStyle w:val="Sommario1"/>
+            <w:tabs>
+              <w:tab w:val="right" w:leader="dot" w:pos="9628"/>
+            </w:tabs>
+            <w:rPr>
+              <w:rFonts w:eastAsiaTheme="minorEastAsia"/>
+              <w:noProof/>
+              <w:lang w:eastAsia="it-CH"/>
+            </w:rPr>
+          </w:pPr>
+          <w:hyperlink w:anchor="_Toc193895993" w:history="1">
+            <w:r>
+              <w:rPr>
+                <w:rStyle w:val="Collegamentoipertestuale"/>
+                <w:noProof/>
+              </w:rPr>
+              <w:t>Popolamento dati</w:t>
+            </w:r>
+            <w:r>
+              <w:rPr>
+                <w:noProof/>
+                <w:webHidden/>
+              </w:rPr>
+              <w:tab/>
+            </w:r>
+            <w:r>
+              <w:rPr>
+                <w:noProof/>
+                <w:webHidden/>
+              </w:rPr>
+              <w:fldChar w:fldCharType="begin"/>
+            </w:r>
+            <w:r>
+              <w:rPr>
+                <w:noProof/>
+                <w:webHidden/>
+              </w:rPr>
+              <w:instrText xml:space="preserve"> PAGEREF _Toc193895993 \h </w:instrText>
+            </w:r>
+            <w:r>
+              <w:rPr>
+                <w:noProof/>
+                <w:webHidden/>
+              </w:rPr>
+            </w:r>
+            <w:r>
+              <w:rPr>
+                <w:noProof/>
+                <w:webHidden/>
+              </w:rPr>
+              <w:fldChar w:fldCharType="separate"/>
+            </w:r>
+            <w:r>
+              <w:rPr>
+                <w:noProof/>
+                <w:webHidden/>
+              </w:rPr>
+              <w:t>6</w:t>
+            </w:r>
+            <w:r>
+              <w:rPr>
+                <w:noProof/>
+                <w:webHidden/>
+              </w:rPr>
+              <w:fldChar w:fldCharType="end"/>
+            </w:r>
+          </w:hyperlink>
+        </w:p>
+        <w:p>
+          <w:pPr>
+            <w:pStyle w:val="Sommario2"/>
+            <w:tabs>
+              <w:tab w:val="right" w:leader="dot" w:pos="9628"/>
+            </w:tabs>
+            <w:rPr>
+              <w:rFonts w:eastAsiaTheme="minorEastAsia"/>
+              <w:noProof/>
+              <w:lang w:eastAsia="it-CH"/>
+            </w:rPr>
+          </w:pPr>
+          <w:hyperlink w:anchor="_Toc193895994" w:history="1">
+            <w:r>
+              <w:rPr>
+                <w:rStyle w:val="Collegamentoipertestuale"/>
+                <w:noProof/>
+              </w:rPr>
+              <w:t>Migrations</w:t>
+            </w:r>
+            <w:r>
+              <w:rPr>
+                <w:noProof/>
+                <w:webHidden/>
+              </w:rPr>
+              <w:tab/>
+            </w:r>
+            <w:r>
+              <w:rPr>
+                <w:noProof/>
+                <w:webHidden/>
+              </w:rPr>
+              <w:fldChar w:fldCharType="begin"/>
+            </w:r>
+            <w:r>
+              <w:rPr>
+                <w:noProof/>
+                <w:webHidden/>
+              </w:rPr>
+              <w:instrText xml:space="preserve"> PAGEREF _Toc193895994 \h </w:instrText>
+            </w:r>
+            <w:r>
+              <w:rPr>
+                <w:noProof/>
+                <w:webHidden/>
+              </w:rPr>
+            </w:r>
+            <w:r>
+              <w:rPr>
+                <w:noProof/>
+                <w:webHidden/>
+              </w:rPr>
+              <w:fldChar w:fldCharType="separate"/>
+            </w:r>
+            <w:r>
+              <w:rPr>
+                <w:noProof/>
+                <w:webHidden/>
+              </w:rPr>
+              <w:t>6</w:t>
+            </w:r>
+            <w:r>
+              <w:rPr>
+                <w:noProof/>
+                <w:webHidden/>
+              </w:rPr>
+              <w:fldChar w:fldCharType="end"/>
+            </w:r>
+          </w:hyperlink>
+        </w:p>
+        <w:p>
+          <w:pPr>
+            <w:pStyle w:val="Sommario2"/>
+            <w:tabs>
+              <w:tab w:val="right" w:leader="dot" w:pos="9628"/>
+            </w:tabs>
+            <w:rPr>
+              <w:rFonts w:eastAsiaTheme="minorEastAsia"/>
+              <w:noProof/>
+              <w:lang w:eastAsia="it-CH"/>
+            </w:rPr>
+          </w:pPr>
+          <w:hyperlink w:anchor="_Toc193895995" w:history="1">
+            <w:r>
+              <w:rPr>
+                <w:rStyle w:val="Collegamentoipertestuale"/>
+                <w:noProof/>
+              </w:rPr>
+              <w:t>Factories</w:t>
+            </w:r>
+            <w:r>
+              <w:rPr>
+                <w:noProof/>
+                <w:webHidden/>
+              </w:rPr>
+              <w:tab/>
+            </w:r>
+            <w:r>
+              <w:rPr>
+                <w:noProof/>
+                <w:webHidden/>
+              </w:rPr>
+              <w:fldChar w:fldCharType="begin"/>
+            </w:r>
+            <w:r>
+              <w:rPr>
+                <w:noProof/>
+                <w:webHidden/>
+              </w:rPr>
+              <w:instrText xml:space="preserve"> PAGEREF _Toc193895995 \h </w:instrText>
+            </w:r>
+            <w:r>
+              <w:rPr>
+                <w:noProof/>
+                <w:webHidden/>
+              </w:rPr>
+            </w:r>
+            <w:r>
+              <w:rPr>
+                <w:noProof/>
+                <w:webHidden/>
+              </w:rPr>
+              <w:fldChar w:fldCharType="separate"/>
+            </w:r>
+            <w:r>
+              <w:rPr>
+                <w:noProof/>
+                <w:webHidden/>
+              </w:rPr>
+              <w:t>7</w:t>
+            </w:r>
+            <w:r>
+              <w:rPr>
+                <w:noProof/>
+                <w:webHidden/>
+              </w:rPr>
+              <w:fldChar w:fldCharType="end"/>
+            </w:r>
+          </w:hyperlink>
+        </w:p>
+        <w:p>
+          <w:pPr>
+            <w:pStyle w:val="Sommario2"/>
+            <w:tabs>
+              <w:tab w:val="right" w:leader="dot" w:pos="9628"/>
+            </w:tabs>
+            <w:rPr>
+              <w:rFonts w:eastAsiaTheme="minorEastAsia"/>
+              <w:noProof/>
+              <w:lang w:eastAsia="it-CH"/>
+            </w:rPr>
+          </w:pPr>
+          <w:hyperlink w:anchor="_Toc193895996" w:history="1">
+            <w:r>
+              <w:rPr>
+                <w:rStyle w:val="Collegamentoipertestuale"/>
+                <w:noProof/>
+              </w:rPr>
+              <w:t>Seeders</w:t>
+            </w:r>
+            <w:r>
+              <w:rPr>
+                <w:noProof/>
+                <w:webHidden/>
+              </w:rPr>
+              <w:tab/>
+            </w:r>
+            <w:r>
+              <w:rPr>
+                <w:noProof/>
+                <w:webHidden/>
+              </w:rPr>
+              <w:fldChar w:fldCharType="begin"/>
+            </w:r>
+            <w:r>
+              <w:rPr>
+                <w:noProof/>
+                <w:webHidden/>
+              </w:rPr>
+              <w:instrText xml:space="preserve"> PAGEREF _Toc193895996 \h </w:instrText>
+            </w:r>
+            <w:r>
+              <w:rPr>
+                <w:noProof/>
+                <w:webHidden/>
+              </w:rPr>
+            </w:r>
+            <w:r>
+              <w:rPr>
+                <w:noProof/>
+                <w:webHidden/>
+              </w:rPr>
+              <w:fldChar w:fldCharType="separate"/>
+            </w:r>
+            <w:r>
+              <w:rPr>
+                <w:noProof/>
+                <w:webHidden/>
+              </w:rPr>
+              <w:t>7</w:t>
+            </w:r>
+            <w:r>
+              <w:rPr>
+                <w:noProof/>
+                <w:webHidden/>
+              </w:rPr>
+              <w:fldChar w:fldCharType="end"/>
+            </w:r>
+          </w:hyperlink>
+        </w:p>
+        <w:p>
+          <w:pPr>
+            <w:pStyle w:val="Sommario3"/>
+            <w:tabs>
+              <w:tab w:val="right" w:leader="dot" w:pos="9628"/>
+            </w:tabs>
+            <w:rPr>
+              <w:rFonts w:eastAsiaTheme="minorEastAsia"/>
+              <w:noProof/>
+              <w:lang w:eastAsia="it-CH"/>
+            </w:rPr>
+          </w:pPr>
+          <w:hyperlink w:anchor="_Toc193895997" w:history="1">
+            <w:r>
+              <w:rPr>
+                <w:rStyle w:val="Collegamentoipertestuale"/>
+                <w:noProof/>
+              </w:rPr>
+              <w:t>Riassunto delle differenze</w:t>
+            </w:r>
+            <w:r>
+              <w:rPr>
+                <w:noProof/>
+                <w:webHidden/>
+              </w:rPr>
+              <w:tab/>
+            </w:r>
+            <w:r>
+              <w:rPr>
+                <w:noProof/>
+                <w:webHidden/>
+              </w:rPr>
+              <w:fldChar w:fldCharType="begin"/>
+            </w:r>
+            <w:r>
+              <w:rPr>
+                <w:noProof/>
+                <w:webHidden/>
+              </w:rPr>
+              <w:instrText xml:space="preserve"> PAGEREF _Toc193895997 \h </w:instrText>
+            </w:r>
+            <w:r>
+              <w:rPr>
+                <w:noProof/>
+                <w:webHidden/>
+              </w:rPr>
+            </w:r>
+            <w:r>
+              <w:rPr>
+                <w:noProof/>
+                <w:webHidden/>
+              </w:rPr>
+              <w:fldChar w:fldCharType="separate"/>
+            </w:r>
+            <w:r>
+              <w:rPr>
+                <w:noProof/>
+                <w:webHidden/>
+              </w:rPr>
+              <w:t>8</w:t>
+            </w:r>
+            <w:r>
+              <w:rPr>
+                <w:noProof/>
+                <w:webHidden/>
+              </w:rPr>
+              <w:fldChar w:fldCharType="end"/>
+            </w:r>
+          </w:hyperlink>
+        </w:p>
+        <w:p>
+          <w:pPr>
+            <w:pStyle w:val="Sommario1"/>
+            <w:tabs>
+              <w:tab w:val="right" w:leader="dot" w:pos="9628"/>
+            </w:tabs>
+            <w:rPr>
+              <w:rFonts w:eastAsiaTheme="minorEastAsia"/>
+              <w:noProof/>
+              <w:lang w:eastAsia="it-CH"/>
+            </w:rPr>
+          </w:pPr>
+          <w:hyperlink w:anchor="_Toc193895998" w:history="1">
+            <w:r>
+              <w:rPr>
+                <w:rStyle w:val="Collegamentoipertestuale"/>
+                <w:noProof/>
+              </w:rPr>
+              <w:t>Struttura del progetto</w:t>
+            </w:r>
+            <w:r>
+              <w:rPr>
+                <w:noProof/>
+                <w:webHidden/>
+              </w:rPr>
+              <w:tab/>
+            </w:r>
+            <w:r>
+              <w:rPr>
+                <w:noProof/>
+                <w:webHidden/>
+              </w:rPr>
+              <w:fldChar w:fldCharType="begin"/>
+            </w:r>
+            <w:r>
+              <w:rPr>
+                <w:noProof/>
+                <w:webHidden/>
+              </w:rPr>
+              <w:instrText xml:space="preserve"> PAGEREF _Toc193895998 \h </w:instrText>
+            </w:r>
+            <w:r>
+              <w:rPr>
+                <w:noProof/>
+                <w:webHidden/>
+              </w:rPr>
+            </w:r>
+            <w:r>
+              <w:rPr>
+                <w:noProof/>
+                <w:webHidden/>
+              </w:rPr>
+              <w:fldChar w:fldCharType="separate"/>
+            </w:r>
+            <w:r>
+              <w:rPr>
+                <w:noProof/>
+                <w:webHidden/>
+              </w:rPr>
+              <w:t>8</w:t>
+            </w:r>
+            <w:r>
+              <w:rPr>
+                <w:noProof/>
+                <w:webHidden/>
+              </w:rPr>
+              <w:fldChar w:fldCharType="end"/>
+            </w:r>
+          </w:hyperlink>
+        </w:p>
+        <w:p>
+          <w:pPr>
             <w:rPr>
               <w:b/>
               <w:bCs/>
-              <w:noProof/>
               <w:lang w:val="it-IT"/>
             </w:rPr>
-            <w:t>Nessuna voce di sommario trovata.</w:t>
-          </w:r>
+          </w:pPr>
           <w:r>
             <w:rPr>
               <w:b/>
@@ -649,6 +1410,7 @@
           <w:u w:val="single"/>
         </w:rPr>
       </w:pPr>
+      <w:bookmarkStart w:id="1" w:name="_Toc193895988"/>
       <w:r>
         <w:rPr>
           <w:u w:val="single"/>
@@ -656,6 +1418,7 @@
         <w:lastRenderedPageBreak/>
         <w:t>Implementazione</w:t>
       </w:r>
+      <w:bookmarkEnd w:id="1"/>
     </w:p>
     <w:p>
       <w:pPr>
@@ -664,12 +1427,14 @@
           <w:u w:val="single"/>
         </w:rPr>
       </w:pPr>
+      <w:bookmarkStart w:id="2" w:name="_Toc193895989"/>
       <w:r>
         <w:rPr>
           <w:u w:val="single"/>
         </w:rPr>
         <w:t>Login e Sign Up</w:t>
       </w:r>
+      <w:bookmarkEnd w:id="2"/>
     </w:p>
     <w:p>
       <w:pPr>
@@ -681,19 +1446,7 @@
         <w:rPr>
           <w:lang w:val="it-IT"/>
         </w:rPr>
-        <w:t>Per implementare le funzioni di login e signup all’interno del nostro progetto abbiamo utilizzato un pacchetto ufficiale di Laravel, Breeze. Esso fornisce un sistema di autenticazione semplice e</w:t>
-      </w:r>
-      <w:r>
-        <w:rPr>
-          <w:lang w:val="it-IT"/>
-        </w:rPr>
-        <w:t xml:space="preserve"> </w:t>
-      </w:r>
-      <w:r>
-        <w:rPr>
-          <w:lang w:val="it-IT"/>
-        </w:rPr>
-        <w:t>personalizzabile.</w:t>
+        <w:t>Per implementare le funzioni di login e signup all’interno del nostro progetto abbiamo utilizzato un pacchetto ufficiale di Laravel, Breeze. Esso fornisce un sistema di autenticazione semplice e personalizzabile.</w:t>
       </w:r>
     </w:p>
     <w:p>
@@ -894,14 +1647,27 @@
         <w:pStyle w:val="Didascalia"/>
         <w:jc w:val="center"/>
       </w:pPr>
-      <w:fldSimple w:instr=" SEQ Figura \* ARABIC ">
-        <w:r>
-          <w:rPr>
-            <w:noProof/>
-          </w:rPr>
-          <w:t>2</w:t>
-        </w:r>
-      </w:fldSimple>
+      <w:r>
+        <w:fldChar w:fldCharType="begin"/>
+      </w:r>
+      <w:r>
+        <w:instrText xml:space="preserve"> SEQ Figura \* ARABIC </w:instrText>
+      </w:r>
+      <w:r>
+        <w:fldChar w:fldCharType="separate"/>
+      </w:r>
+      <w:r>
+        <w:rPr>
+          <w:noProof/>
+        </w:rPr>
+        <w:t>2</w:t>
+      </w:r>
+      <w:r>
+        <w:rPr>
+          <w:noProof/>
+        </w:rPr>
+        <w:fldChar w:fldCharType="end"/>
+      </w:r>
       <w:r>
         <w:t xml:space="preserve"> - Pagina di Sign Up</w:t>
       </w:r>
@@ -922,11 +1688,12 @@
     </w:p>
     <w:p>
       <w:pPr>
-        <w:pStyle w:val="Titolo1"/>
+        <w:pStyle w:val="Titolo2"/>
         <w:rPr>
           <w:u w:val="single"/>
         </w:rPr>
       </w:pPr>
+      <w:bookmarkStart w:id="3" w:name="_Toc193895990"/>
       <w:r>
         <w:rPr>
           <w:u w:val="single"/>
@@ -934,6 +1701,7 @@
         <w:lastRenderedPageBreak/>
         <w:t>Visualizzazione pagina di gestione prodotti</w:t>
       </w:r>
+      <w:bookmarkEnd w:id="3"/>
     </w:p>
     <w:p>
       <w:r>
@@ -997,25 +1765,19 @@
     </w:p>
     <w:p>
       <w:pPr>
-        <w:pStyle w:val="Titolo1"/>
+        <w:pStyle w:val="Titolo2"/>
         <w:rPr>
           <w:u w:val="single"/>
         </w:rPr>
       </w:pPr>
-      <w:bookmarkStart w:id="1" w:name="_GoBack"/>
-      <w:bookmarkEnd w:id="1"/>
+      <w:bookmarkStart w:id="4" w:name="_Toc193895991"/>
       <w:r>
         <w:rPr>
           <w:u w:val="single"/>
         </w:rPr>
-        <w:t xml:space="preserve">Visualizzazione pagina di gestione </w:t>
-      </w:r>
-      <w:r>
-        <w:rPr>
-          <w:u w:val="single"/>
-        </w:rPr>
-        <w:t>account</w:t>
-      </w:r>
+        <w:t>Visualizzazione pagina di gestione account</w:t>
+      </w:r>
+      <w:bookmarkEnd w:id="4"/>
     </w:p>
     <w:p>
       <w:r>
@@ -1092,14 +1854,27 @@
         <w:pStyle w:val="Didascalia"/>
         <w:jc w:val="center"/>
       </w:pPr>
-      <w:fldSimple w:instr=" SEQ Figura \* ARABIC ">
-        <w:r>
-          <w:rPr>
-            <w:noProof/>
-          </w:rPr>
-          <w:t>3</w:t>
-        </w:r>
-      </w:fldSimple>
+      <w:r>
+        <w:fldChar w:fldCharType="begin"/>
+      </w:r>
+      <w:r>
+        <w:instrText xml:space="preserve"> SEQ Figura \* ARABIC </w:instrText>
+      </w:r>
+      <w:r>
+        <w:fldChar w:fldCharType="separate"/>
+      </w:r>
+      <w:r>
+        <w:rPr>
+          <w:noProof/>
+        </w:rPr>
+        <w:t>3</w:t>
+      </w:r>
+      <w:r>
+        <w:rPr>
+          <w:noProof/>
+        </w:rPr>
+        <w:fldChar w:fldCharType="end"/>
+      </w:r>
       <w:r>
         <w:t xml:space="preserve"> - Pagina di gestione account - sezione informazioni profilo</w:t>
       </w:r>
@@ -1168,21 +1943,2488 @@
         <w:pStyle w:val="Didascalia"/>
         <w:jc w:val="center"/>
       </w:pPr>
+      <w:r>
+        <w:fldChar w:fldCharType="begin"/>
+      </w:r>
+      <w:r>
+        <w:instrText xml:space="preserve"> SEQ Figura \* ARABIC </w:instrText>
+      </w:r>
+      <w:r>
+        <w:fldChar w:fldCharType="separate"/>
+      </w:r>
+      <w:r>
+        <w:rPr>
+          <w:noProof/>
+        </w:rPr>
+        <w:t>4</w:t>
+      </w:r>
+      <w:r>
+        <w:rPr>
+          <w:noProof/>
+        </w:rPr>
+        <w:fldChar w:fldCharType="end"/>
+      </w:r>
+      <w:r>
+        <w:t xml:space="preserve"> - Pagina di gestione account - sezione di modifica password</w:t>
+      </w:r>
+    </w:p>
+    <w:p>
+      <w:pPr>
+        <w:jc w:val="center"/>
+        <w:rPr>
+          <w:noProof/>
+        </w:rPr>
+      </w:pPr>
+    </w:p>
+    <w:p>
+      <w:pPr>
+        <w:keepNext/>
+        <w:jc w:val="center"/>
+      </w:pPr>
+      <w:r>
+        <w:rPr>
+          <w:noProof/>
+        </w:rPr>
+        <w:drawing>
+          <wp:inline distT="0" distB="0" distL="0" distR="0" wp14:anchorId="704FAA4D" wp14:editId="71A65178">
+            <wp:extent cx="4228368" cy="1256306"/>
+            <wp:effectExtent l="95250" t="76200" r="96520" b="77470"/>
+            <wp:docPr id="3" name="Immagine 3"/>
+            <wp:cNvGraphicFramePr>
+              <a:graphicFrameLocks xmlns:a="http://schemas.openxmlformats.org/drawingml/2006/main" noChangeAspect="1"/>
+            </wp:cNvGraphicFramePr>
+            <a:graphic xmlns:a="http://schemas.openxmlformats.org/drawingml/2006/main">
+              <a:graphicData uri="http://schemas.openxmlformats.org/drawingml/2006/picture">
+                <pic:pic xmlns:pic="http://schemas.openxmlformats.org/drawingml/2006/picture">
+                  <pic:nvPicPr>
+                    <pic:cNvPr id="1" name=""/>
+                    <pic:cNvPicPr/>
+                  </pic:nvPicPr>
+                  <pic:blipFill>
+                    <a:blip r:embed="rId14"/>
+                    <a:stretch>
+                      <a:fillRect/>
+                    </a:stretch>
+                  </pic:blipFill>
+                  <pic:spPr>
+                    <a:xfrm>
+                      <a:off x="0" y="0"/>
+                      <a:ext cx="4305854" cy="1279328"/>
+                    </a:xfrm>
+                    <a:prstGeom prst="rect">
+                      <a:avLst/>
+                    </a:prstGeom>
+                    <a:effectLst>
+                      <a:outerShdw blurRad="63500" sx="102000" sy="102000" algn="ctr" rotWithShape="0">
+                        <a:prstClr val="black">
+                          <a:alpha val="40000"/>
+                        </a:prstClr>
+                      </a:outerShdw>
+                    </a:effectLst>
+                  </pic:spPr>
+                </pic:pic>
+              </a:graphicData>
+            </a:graphic>
+          </wp:inline>
+        </w:drawing>
+      </w:r>
+    </w:p>
+    <w:p>
+      <w:pPr>
+        <w:pStyle w:val="Didascalia"/>
+        <w:jc w:val="center"/>
+      </w:pPr>
       <w:fldSimple w:instr=" SEQ Figura \* ARABIC ">
         <w:r>
           <w:rPr>
             <w:noProof/>
           </w:rPr>
-          <w:t>4</w:t>
+          <w:t>5</w:t>
         </w:r>
       </w:fldSimple>
       <w:r>
-        <w:t xml:space="preserve"> - Pagina di gestione account - sezione di modifica password</w:t>
-      </w:r>
+        <w:t xml:space="preserve"> - Pagina di gestione account - sezione di eliminazione account</w:t>
+      </w:r>
+    </w:p>
+    <w:p/>
+    <w:p>
+      <w:pPr>
+        <w:pStyle w:val="Titolo2"/>
+        <w:rPr>
+          <w:u w:val="single"/>
+        </w:rPr>
+      </w:pPr>
+      <w:bookmarkStart w:id="5" w:name="_Toc193895992"/>
+      <w:r>
+        <w:rPr>
+          <w:u w:val="single"/>
+        </w:rPr>
+        <w:t>Visualizzazione pagina di gestione utenti</w:t>
+      </w:r>
+      <w:bookmarkEnd w:id="5"/>
+    </w:p>
+    <w:p>
+      <w:r>
+        <w:t xml:space="preserve">Questa pagina è dedicata </w:t>
+      </w:r>
+      <w:r>
+        <w:t>all’admin</w:t>
+      </w:r>
+      <w:r>
+        <w:t xml:space="preserve">, ed al suo interno egli può gestire le informazioni riguardanti </w:t>
+      </w:r>
+      <w:r>
+        <w:t xml:space="preserve">gli </w:t>
+      </w:r>
+      <w:r>
+        <w:t>account</w:t>
+      </w:r>
+      <w:r>
+        <w:t xml:space="preserve"> degli utenti, come l’id, il nome, cognome, data di nascita, indirizzo, NAP, città, paese, numero di telefono e mail. Egli ha anche la facoltà di eliminare gli account. </w:t>
+      </w:r>
+      <w:r>
+        <w:t>Questa pagina è generata automaticamente da</w:t>
+      </w:r>
+      <w:r>
+        <w:t xml:space="preserve"> </w:t>
+      </w:r>
+      <w:proofErr w:type="spellStart"/>
+      <w:r>
+        <w:t>Breeze</w:t>
+      </w:r>
+      <w:proofErr w:type="spellEnd"/>
+      <w:r>
+        <w:t>, ma è anche possibile apportare molteplici modifiche.</w:t>
+      </w:r>
+    </w:p>
+    <w:p>
+      <w:pPr>
+        <w:jc w:val="center"/>
+      </w:pPr>
+      <w:r>
+        <w:rPr>
+          <w:noProof/>
+        </w:rPr>
+        <w:drawing>
+          <wp:inline distT="0" distB="0" distL="0" distR="0" wp14:anchorId="758EC4BA" wp14:editId="7E154704">
+            <wp:extent cx="6333097" cy="1184745"/>
+            <wp:effectExtent l="114300" t="76200" r="106045" b="73025"/>
+            <wp:docPr id="4" name="Immagine 4"/>
+            <wp:cNvGraphicFramePr>
+              <a:graphicFrameLocks xmlns:a="http://schemas.openxmlformats.org/drawingml/2006/main" noChangeAspect="1"/>
+            </wp:cNvGraphicFramePr>
+            <a:graphic xmlns:a="http://schemas.openxmlformats.org/drawingml/2006/main">
+              <a:graphicData uri="http://schemas.openxmlformats.org/drawingml/2006/picture">
+                <pic:pic xmlns:pic="http://schemas.openxmlformats.org/drawingml/2006/picture">
+                  <pic:nvPicPr>
+                    <pic:cNvPr id="1" name=""/>
+                    <pic:cNvPicPr/>
+                  </pic:nvPicPr>
+                  <pic:blipFill>
+                    <a:blip r:embed="rId15"/>
+                    <a:stretch>
+                      <a:fillRect/>
+                    </a:stretch>
+                  </pic:blipFill>
+                  <pic:spPr>
+                    <a:xfrm>
+                      <a:off x="0" y="0"/>
+                      <a:ext cx="6543886" cy="1224178"/>
+                    </a:xfrm>
+                    <a:prstGeom prst="rect">
+                      <a:avLst/>
+                    </a:prstGeom>
+                    <a:effectLst>
+                      <a:outerShdw blurRad="63500" sx="102000" sy="102000" algn="ctr" rotWithShape="0">
+                        <a:prstClr val="black">
+                          <a:alpha val="40000"/>
+                        </a:prstClr>
+                      </a:outerShdw>
+                    </a:effectLst>
+                  </pic:spPr>
+                </pic:pic>
+              </a:graphicData>
+            </a:graphic>
+          </wp:inline>
+        </w:drawing>
+      </w:r>
+    </w:p>
+    <w:p>
+      <w:r>
+        <w:br w:type="page"/>
+      </w:r>
+    </w:p>
+    <w:p>
+      <w:pPr>
+        <w:pStyle w:val="Titolo1"/>
+        <w:rPr>
+          <w:u w:val="single"/>
+        </w:rPr>
+      </w:pPr>
+      <w:bookmarkStart w:id="6" w:name="_Toc193895993"/>
+      <w:bookmarkStart w:id="7" w:name="_GoBack"/>
+      <w:r>
+        <w:rPr>
+          <w:u w:val="single"/>
+        </w:rPr>
+        <w:lastRenderedPageBreak/>
+        <w:t>Popolamento dati</w:t>
+      </w:r>
+      <w:bookmarkEnd w:id="6"/>
+    </w:p>
+    <w:bookmarkEnd w:id="7"/>
+    <w:p>
+      <w:pPr>
+        <w:rPr>
+          <w:lang w:val="it-IT"/>
+        </w:rPr>
+      </w:pPr>
+      <w:r>
+        <w:rPr>
+          <w:lang w:val="it-IT"/>
+        </w:rPr>
+        <w:t>In questo capitolo viene spiegato la struttura delle cartelle e dei file che permettono una interazione con il database come: popolamento di dati fittizi e creazione della struttura del database.</w:t>
+      </w:r>
+    </w:p>
+    <w:p>
+      <w:pPr>
+        <w:pStyle w:val="Titolo2"/>
+        <w:rPr>
+          <w:u w:val="single"/>
+        </w:rPr>
+      </w:pPr>
+      <w:bookmarkStart w:id="8" w:name="_Toc193895994"/>
+      <w:proofErr w:type="spellStart"/>
+      <w:r>
+        <w:rPr>
+          <w:u w:val="single"/>
+        </w:rPr>
+        <w:t>Migrations</w:t>
+      </w:r>
+      <w:bookmarkEnd w:id="8"/>
+      <w:proofErr w:type="spellEnd"/>
+    </w:p>
+    <w:p>
+      <w:pPr>
+        <w:spacing w:after="240"/>
+      </w:pPr>
+      <w:r>
+        <w:t xml:space="preserve">Le </w:t>
+      </w:r>
+      <w:proofErr w:type="spellStart"/>
+      <w:r>
+        <w:t>migrations</w:t>
+      </w:r>
+      <w:proofErr w:type="spellEnd"/>
+      <w:r>
+        <w:t xml:space="preserve"> sono file PHP che definiscono la struttura del database (tabelle, colonne, indici, relazioni)</w:t>
+      </w:r>
+      <w:r>
+        <w:t>. Mettono a disposizione delle funzioni principali, come c</w:t>
+      </w:r>
+      <w:r>
+        <w:t>reare, modificare o eliminare tabelle e colonne.</w:t>
+      </w:r>
+      <w:r>
+        <w:t xml:space="preserve"> Dunque al loro interno è possibile definire la struttura del Database.</w:t>
+      </w:r>
+    </w:p>
+    <w:p>
+      <w:pPr>
+        <w:spacing w:after="240"/>
+      </w:pPr>
+      <w:r>
+        <w:t>All’interno del file sono presenti due funzioni:</w:t>
+      </w:r>
+    </w:p>
+    <w:p>
+      <w:pPr>
+        <w:spacing w:after="240"/>
+        <w:rPr>
+          <w:b/>
+        </w:rPr>
+      </w:pPr>
+      <w:r>
+        <w:rPr>
+          <w:b/>
+        </w:rPr>
+        <w:t>up</w:t>
+      </w:r>
+      <w:r>
+        <w:rPr>
+          <w:b/>
+        </w:rPr>
+        <w:t>()</w:t>
+      </w:r>
+      <w:r>
+        <w:rPr>
+          <w:b/>
+        </w:rPr>
+        <w:t>:</w:t>
+      </w:r>
+      <w:r>
+        <w:rPr>
+          <w:b/>
+        </w:rPr>
+        <w:t xml:space="preserve"> </w:t>
+      </w:r>
+      <w:r>
+        <w:t>È responsabile della creazione degli schemi.</w:t>
+      </w:r>
+    </w:p>
+    <w:p>
+      <w:pPr>
+        <w:pStyle w:val="Code"/>
+        <w:ind w:left="360"/>
+        <w:rPr>
+          <w:sz w:val="16"/>
+          <w:szCs w:val="16"/>
+          <w:lang w:val="fr-CH"/>
+        </w:rPr>
+      </w:pPr>
+      <w:r>
+        <w:rPr>
+          <w:sz w:val="16"/>
+          <w:szCs w:val="16"/>
+          <w:lang w:val="fr-CH"/>
+        </w:rPr>
+        <w:t>public function up(): void</w:t>
+      </w:r>
+    </w:p>
+    <w:p>
+      <w:pPr>
+        <w:pStyle w:val="Code"/>
+        <w:ind w:left="360"/>
+        <w:rPr>
+          <w:sz w:val="16"/>
+          <w:szCs w:val="16"/>
+          <w:lang w:val="fr-CH"/>
+        </w:rPr>
+      </w:pPr>
+      <w:r>
+        <w:rPr>
+          <w:sz w:val="16"/>
+          <w:szCs w:val="16"/>
+          <w:lang w:val="fr-CH"/>
+        </w:rPr>
+        <w:t>{</w:t>
+      </w:r>
+    </w:p>
+    <w:p>
+      <w:pPr>
+        <w:pStyle w:val="Code"/>
+        <w:ind w:left="360"/>
+        <w:rPr>
+          <w:sz w:val="16"/>
+          <w:szCs w:val="16"/>
+          <w:lang w:val="fr-CH"/>
+        </w:rPr>
+      </w:pPr>
+      <w:r>
+        <w:rPr>
+          <w:sz w:val="16"/>
+          <w:szCs w:val="16"/>
+          <w:lang w:val="fr-CH"/>
+        </w:rPr>
+        <w:t xml:space="preserve">    Schema::create('user_roles', function (Blueprint $table) {</w:t>
+      </w:r>
+    </w:p>
+    <w:p>
+      <w:pPr>
+        <w:pStyle w:val="Code"/>
+        <w:ind w:left="360"/>
+        <w:rPr>
+          <w:sz w:val="16"/>
+          <w:szCs w:val="16"/>
+          <w:lang w:val="fr-CH"/>
+        </w:rPr>
+      </w:pPr>
+      <w:r>
+        <w:rPr>
+          <w:sz w:val="16"/>
+          <w:szCs w:val="16"/>
+          <w:lang w:val="fr-CH"/>
+        </w:rPr>
+        <w:t xml:space="preserve">        $table-&gt;id();</w:t>
+      </w:r>
+    </w:p>
+    <w:p>
+      <w:pPr>
+        <w:pStyle w:val="Code"/>
+        <w:ind w:left="360"/>
+        <w:rPr>
+          <w:sz w:val="16"/>
+          <w:szCs w:val="16"/>
+          <w:lang w:val="fr-CH"/>
+        </w:rPr>
+      </w:pPr>
+      <w:r>
+        <w:rPr>
+          <w:sz w:val="16"/>
+          <w:szCs w:val="16"/>
+          <w:lang w:val="fr-CH"/>
+        </w:rPr>
+        <w:t xml:space="preserve">        $table-&gt;string('name');</w:t>
+      </w:r>
+    </w:p>
+    <w:p>
+      <w:pPr>
+        <w:pStyle w:val="Code"/>
+        <w:ind w:left="360"/>
+        <w:rPr>
+          <w:sz w:val="16"/>
+          <w:szCs w:val="16"/>
+          <w:lang w:val="it-CH"/>
+        </w:rPr>
+      </w:pPr>
+      <w:r>
+        <w:rPr>
+          <w:sz w:val="16"/>
+          <w:szCs w:val="16"/>
+          <w:lang w:val="fr-CH"/>
+        </w:rPr>
+        <w:t xml:space="preserve">    </w:t>
+      </w:r>
+      <w:r>
+        <w:rPr>
+          <w:sz w:val="16"/>
+          <w:szCs w:val="16"/>
+          <w:lang w:val="it-CH"/>
+        </w:rPr>
+        <w:t>});</w:t>
+      </w:r>
+    </w:p>
+    <w:p>
+      <w:pPr>
+        <w:pStyle w:val="Code"/>
+        <w:ind w:left="360"/>
+        <w:rPr>
+          <w:sz w:val="16"/>
+          <w:szCs w:val="16"/>
+          <w:lang w:val="it-CH"/>
+        </w:rPr>
+      </w:pPr>
+      <w:r>
+        <w:rPr>
+          <w:sz w:val="16"/>
+          <w:szCs w:val="16"/>
+          <w:lang w:val="it-CH"/>
+        </w:rPr>
+        <w:t>}</w:t>
+      </w:r>
+    </w:p>
+    <w:p>
+      <w:pPr>
+        <w:spacing w:before="240" w:after="240"/>
+        <w:rPr>
+          <w:b/>
+          <w:lang w:val="it-IT"/>
+        </w:rPr>
+      </w:pPr>
+      <w:r>
+        <w:rPr>
+          <w:b/>
+          <w:lang w:val="it-IT"/>
+        </w:rPr>
+        <w:t>d</w:t>
+      </w:r>
+      <w:r>
+        <w:rPr>
+          <w:b/>
+          <w:lang w:val="it-IT"/>
+        </w:rPr>
+        <w:t>own</w:t>
+      </w:r>
+      <w:r>
+        <w:rPr>
+          <w:b/>
+          <w:lang w:val="it-IT"/>
+        </w:rPr>
+        <w:t xml:space="preserve">(): </w:t>
+      </w:r>
+      <w:r>
+        <w:rPr>
+          <w:lang w:val="it-IT"/>
+        </w:rPr>
+        <w:t>Si occupa di eliminare lo schema se già esistente.</w:t>
+      </w:r>
+    </w:p>
+    <w:p>
+      <w:pPr>
+        <w:pStyle w:val="Code"/>
+        <w:ind w:left="360"/>
+        <w:rPr>
+          <w:sz w:val="16"/>
+          <w:szCs w:val="16"/>
+          <w:lang w:val="fr-CH"/>
+        </w:rPr>
+      </w:pPr>
+      <w:r>
+        <w:rPr>
+          <w:sz w:val="16"/>
+          <w:szCs w:val="16"/>
+          <w:lang w:val="fr-CH"/>
+        </w:rPr>
+        <w:t>public function down(): void</w:t>
+      </w:r>
+    </w:p>
+    <w:p>
+      <w:pPr>
+        <w:pStyle w:val="Code"/>
+        <w:ind w:left="360"/>
+        <w:rPr>
+          <w:sz w:val="16"/>
+          <w:szCs w:val="16"/>
+          <w:lang w:val="fr-CH"/>
+        </w:rPr>
+      </w:pPr>
+      <w:r>
+        <w:rPr>
+          <w:sz w:val="16"/>
+          <w:szCs w:val="16"/>
+          <w:lang w:val="fr-CH"/>
+        </w:rPr>
+        <w:t>{</w:t>
+      </w:r>
+    </w:p>
+    <w:p>
+      <w:pPr>
+        <w:pStyle w:val="Code"/>
+        <w:ind w:left="360"/>
+        <w:rPr>
+          <w:sz w:val="16"/>
+          <w:szCs w:val="16"/>
+          <w:lang w:val="fr-CH"/>
+        </w:rPr>
+      </w:pPr>
+      <w:r>
+        <w:rPr>
+          <w:sz w:val="16"/>
+          <w:szCs w:val="16"/>
+          <w:lang w:val="fr-CH"/>
+        </w:rPr>
+        <w:t xml:space="preserve">    Schema::dropIfExists('user_roles');</w:t>
+      </w:r>
+    </w:p>
+    <w:p>
+      <w:pPr>
+        <w:pStyle w:val="Code"/>
+        <w:ind w:left="360"/>
+        <w:rPr>
+          <w:sz w:val="16"/>
+          <w:szCs w:val="16"/>
+          <w:lang w:val="it-CH"/>
+        </w:rPr>
+      </w:pPr>
+      <w:r>
+        <w:rPr>
+          <w:sz w:val="16"/>
+          <w:szCs w:val="16"/>
+          <w:lang w:val="it-CH"/>
+        </w:rPr>
+        <w:t>}</w:t>
+      </w:r>
+    </w:p>
+    <w:p>
+      <w:pPr>
+        <w:spacing w:before="240" w:after="240"/>
+      </w:pPr>
+      <w:r>
+        <w:t>Comando per eseguire le migrazioni:</w:t>
+      </w:r>
+    </w:p>
+    <w:p>
+      <w:pPr>
+        <w:pStyle w:val="Code"/>
+        <w:ind w:left="360"/>
+        <w:rPr>
+          <w:sz w:val="16"/>
+          <w:szCs w:val="16"/>
+        </w:rPr>
+      </w:pPr>
+      <w:r>
+        <w:rPr>
+          <w:sz w:val="16"/>
+          <w:szCs w:val="16"/>
+        </w:rPr>
+        <w:t>php artisan migrat</w:t>
+      </w:r>
+      <w:r>
+        <w:rPr>
+          <w:sz w:val="16"/>
+          <w:szCs w:val="16"/>
+        </w:rPr>
+        <w:t>e</w:t>
+      </w:r>
+    </w:p>
+    <w:p>
+      <w:pPr>
+        <w:spacing w:before="240" w:after="240"/>
+        <w:rPr>
+          <w:lang w:val="it-IT"/>
+        </w:rPr>
+      </w:pPr>
+      <w:r>
+        <w:rPr>
+          <w:lang w:val="it-IT"/>
+        </w:rPr>
+        <w:t>Nel caso che si voglia eseguire una migrazione specifica di un file si può eseguire il seguente comando:</w:t>
+      </w:r>
+    </w:p>
+    <w:p>
+      <w:pPr>
+        <w:pStyle w:val="Code"/>
+        <w:ind w:left="360"/>
+        <w:rPr>
+          <w:sz w:val="16"/>
+          <w:szCs w:val="16"/>
+          <w:lang w:val="fr-CH"/>
+        </w:rPr>
+      </w:pPr>
+      <w:r>
+        <w:rPr>
+          <w:sz w:val="16"/>
+          <w:szCs w:val="16"/>
+          <w:lang w:val="fr-CH"/>
+        </w:rPr>
+        <w:t>php artisan migrate --path=database/migrations/2025_03_12_120246_user_roles.php</w:t>
+      </w:r>
+    </w:p>
+    <w:p>
+      <w:pPr>
+        <w:rPr>
+          <w:lang w:val="fr-CH"/>
+        </w:rPr>
+      </w:pPr>
+      <w:r>
+        <w:rPr>
+          <w:lang w:val="fr-CH"/>
+        </w:rPr>
+        <w:br w:type="page"/>
+      </w:r>
+    </w:p>
+    <w:p>
+      <w:pPr>
+        <w:pStyle w:val="Titolo2"/>
+        <w:rPr>
+          <w:u w:val="single"/>
+        </w:rPr>
+      </w:pPr>
+      <w:bookmarkStart w:id="9" w:name="_Toc193895995"/>
+      <w:proofErr w:type="spellStart"/>
+      <w:r>
+        <w:rPr>
+          <w:u w:val="single"/>
+        </w:rPr>
+        <w:lastRenderedPageBreak/>
+        <w:t>Factories</w:t>
+      </w:r>
+      <w:bookmarkEnd w:id="9"/>
+      <w:proofErr w:type="spellEnd"/>
+    </w:p>
+    <w:p>
+      <w:r>
+        <w:t xml:space="preserve">Le </w:t>
+      </w:r>
+      <w:proofErr w:type="spellStart"/>
+      <w:r>
+        <w:t>factories</w:t>
+      </w:r>
+      <w:proofErr w:type="spellEnd"/>
+      <w:r>
+        <w:t xml:space="preserve"> sono classi PHP che generano </w:t>
+      </w:r>
+      <w:r>
+        <w:rPr>
+          <w:bCs/>
+        </w:rPr>
+        <w:t>dati fittizi</w:t>
+      </w:r>
+      <w:r>
+        <w:t xml:space="preserve"> per i </w:t>
+      </w:r>
+      <w:r>
+        <w:t xml:space="preserve">model (con l’ausilio di </w:t>
+      </w:r>
+      <w:proofErr w:type="spellStart"/>
+      <w:r>
+        <w:t>Faker</w:t>
+      </w:r>
+      <w:proofErr w:type="spellEnd"/>
+      <w:r>
+        <w:t xml:space="preserve">, ovvero una libreria PHP integrata in </w:t>
+      </w:r>
+      <w:proofErr w:type="spellStart"/>
+      <w:r>
+        <w:t>Laravel</w:t>
+      </w:r>
+      <w:proofErr w:type="spellEnd"/>
+      <w:r>
+        <w:t>). Questi sono u</w:t>
+      </w:r>
+      <w:r>
+        <w:t>tili per testing o popola</w:t>
+      </w:r>
+      <w:r>
+        <w:t>zione</w:t>
+      </w:r>
+      <w:r>
+        <w:t xml:space="preserve"> il database con dati di </w:t>
+      </w:r>
+      <w:r>
+        <w:t>prova</w:t>
+      </w:r>
+      <w:r>
+        <w:t>.</w:t>
+      </w:r>
+      <w:r>
+        <w:t xml:space="preserve"> Esse hanno già dei metodi predefiniti che permetto, ad esempio di d</w:t>
+      </w:r>
+      <w:r>
+        <w:t>efinire campi casuali ma realistici (nomi, email, date)</w:t>
+      </w:r>
+      <w:r>
+        <w:t>.</w:t>
+      </w:r>
+    </w:p>
+    <w:p>
+      <w:pPr>
+        <w:spacing w:before="240" w:after="240"/>
+      </w:pPr>
+      <w:r>
+        <w:t xml:space="preserve">Ad esempio, la </w:t>
+      </w:r>
+      <w:proofErr w:type="spellStart"/>
+      <w:r>
+        <w:t>factory</w:t>
+      </w:r>
+      <w:proofErr w:type="spellEnd"/>
+      <w:r>
+        <w:t xml:space="preserve"> per popolare un utente con dati fittizi, sarebbe la seguente:</w:t>
+      </w:r>
+    </w:p>
+    <w:p>
+      <w:pPr>
+        <w:pStyle w:val="Code"/>
+        <w:ind w:left="360"/>
+        <w:rPr>
+          <w:sz w:val="16"/>
+          <w:szCs w:val="16"/>
+          <w:lang w:val="fr-CH"/>
+        </w:rPr>
+      </w:pPr>
+      <w:r>
+        <w:rPr>
+          <w:sz w:val="16"/>
+          <w:szCs w:val="16"/>
+          <w:lang w:val="fr-CH"/>
+        </w:rPr>
+        <w:t>public function definition(): array</w:t>
+      </w:r>
+    </w:p>
+    <w:p>
+      <w:pPr>
+        <w:pStyle w:val="Code"/>
+        <w:ind w:left="360"/>
+        <w:rPr>
+          <w:sz w:val="16"/>
+          <w:szCs w:val="16"/>
+          <w:lang w:val="fr-CH"/>
+        </w:rPr>
+      </w:pPr>
+      <w:r>
+        <w:rPr>
+          <w:sz w:val="16"/>
+          <w:szCs w:val="16"/>
+          <w:lang w:val="fr-CH"/>
+        </w:rPr>
+        <w:t>{</w:t>
+      </w:r>
+    </w:p>
+    <w:p>
+      <w:pPr>
+        <w:pStyle w:val="Code"/>
+        <w:ind w:left="360"/>
+        <w:rPr>
+          <w:sz w:val="16"/>
+          <w:szCs w:val="16"/>
+          <w:lang w:val="fr-CH"/>
+        </w:rPr>
+      </w:pPr>
+      <w:r>
+        <w:rPr>
+          <w:sz w:val="16"/>
+          <w:szCs w:val="16"/>
+          <w:lang w:val="fr-CH"/>
+        </w:rPr>
+        <w:t xml:space="preserve">    return [</w:t>
+      </w:r>
+    </w:p>
+    <w:p>
+      <w:pPr>
+        <w:pStyle w:val="Code"/>
+        <w:ind w:left="360"/>
+        <w:rPr>
+          <w:sz w:val="16"/>
+          <w:szCs w:val="16"/>
+        </w:rPr>
+      </w:pPr>
+      <w:r>
+        <w:rPr>
+          <w:sz w:val="16"/>
+          <w:szCs w:val="16"/>
+          <w:lang w:val="fr-CH"/>
+        </w:rPr>
+        <w:t xml:space="preserve">        </w:t>
+      </w:r>
+      <w:r>
+        <w:rPr>
+          <w:sz w:val="16"/>
+          <w:szCs w:val="16"/>
+        </w:rPr>
+        <w:t>'name' =&gt; fake()-&gt;name(),</w:t>
+      </w:r>
+    </w:p>
+    <w:p>
+      <w:pPr>
+        <w:pStyle w:val="Code"/>
+        <w:ind w:left="360"/>
+        <w:rPr>
+          <w:sz w:val="16"/>
+          <w:szCs w:val="16"/>
+        </w:rPr>
+      </w:pPr>
+      <w:r>
+        <w:rPr>
+          <w:sz w:val="16"/>
+          <w:szCs w:val="16"/>
+        </w:rPr>
+        <w:t xml:space="preserve">        'surname' =&gt; fake()-&gt;lastName(),</w:t>
+      </w:r>
+    </w:p>
+    <w:p>
+      <w:pPr>
+        <w:pStyle w:val="Code"/>
+        <w:ind w:left="360"/>
+        <w:rPr>
+          <w:sz w:val="16"/>
+          <w:szCs w:val="16"/>
+        </w:rPr>
+      </w:pPr>
+      <w:r>
+        <w:rPr>
+          <w:sz w:val="16"/>
+          <w:szCs w:val="16"/>
+        </w:rPr>
+        <w:t xml:space="preserve">        'username' =&gt; fake()-&gt;userName(),</w:t>
+      </w:r>
+    </w:p>
+    <w:p>
+      <w:pPr>
+        <w:pStyle w:val="Code"/>
+        <w:ind w:left="360"/>
+        <w:rPr>
+          <w:sz w:val="16"/>
+          <w:szCs w:val="16"/>
+        </w:rPr>
+      </w:pPr>
+      <w:r>
+        <w:rPr>
+          <w:sz w:val="16"/>
+          <w:szCs w:val="16"/>
+        </w:rPr>
+        <w:t xml:space="preserve">        'born_date' =&gt; fake()-&gt;dateTimeBetween('-100 years', '-18 years')-&gt;format('Y-m-d'),</w:t>
+      </w:r>
+    </w:p>
+    <w:p>
+      <w:pPr>
+        <w:pStyle w:val="Code"/>
+        <w:ind w:left="360"/>
+        <w:rPr>
+          <w:sz w:val="16"/>
+          <w:szCs w:val="16"/>
+          <w:lang w:val="fr-CH"/>
+        </w:rPr>
+      </w:pPr>
+      <w:r>
+        <w:rPr>
+          <w:sz w:val="16"/>
+          <w:szCs w:val="16"/>
+        </w:rPr>
+        <w:t xml:space="preserve">        </w:t>
+      </w:r>
+      <w:r>
+        <w:rPr>
+          <w:sz w:val="16"/>
+          <w:szCs w:val="16"/>
+          <w:lang w:val="fr-CH"/>
+        </w:rPr>
+        <w:t>'address' =&gt; fake()-&gt;address(),</w:t>
+      </w:r>
+    </w:p>
+    <w:p>
+      <w:pPr>
+        <w:pStyle w:val="Code"/>
+        <w:ind w:left="360"/>
+        <w:rPr>
+          <w:sz w:val="16"/>
+          <w:szCs w:val="16"/>
+          <w:lang w:val="fr-CH"/>
+        </w:rPr>
+      </w:pPr>
+      <w:r>
+        <w:rPr>
+          <w:sz w:val="16"/>
+          <w:szCs w:val="16"/>
+          <w:lang w:val="fr-CH"/>
+        </w:rPr>
+        <w:t xml:space="preserve">        'postcode' =&gt; preg_replace('/[^0-9]/', '', fake()-&gt;postcode()),</w:t>
+      </w:r>
+    </w:p>
+    <w:p>
+      <w:pPr>
+        <w:pStyle w:val="Code"/>
+        <w:ind w:left="360"/>
+        <w:rPr>
+          <w:sz w:val="16"/>
+          <w:szCs w:val="16"/>
+          <w:lang w:val="fr-CH"/>
+        </w:rPr>
+      </w:pPr>
+      <w:r>
+        <w:rPr>
+          <w:sz w:val="16"/>
+          <w:szCs w:val="16"/>
+          <w:lang w:val="fr-CH"/>
+        </w:rPr>
+        <w:t xml:space="preserve">        'city' =&gt; fake()-&gt;city(),</w:t>
+      </w:r>
+    </w:p>
+    <w:p>
+      <w:pPr>
+        <w:pStyle w:val="Code"/>
+        <w:ind w:left="360"/>
+        <w:rPr>
+          <w:sz w:val="16"/>
+          <w:szCs w:val="16"/>
+          <w:lang w:val="fr-CH"/>
+        </w:rPr>
+      </w:pPr>
+      <w:r>
+        <w:rPr>
+          <w:sz w:val="16"/>
+          <w:szCs w:val="16"/>
+          <w:lang w:val="fr-CH"/>
+        </w:rPr>
+        <w:t xml:space="preserve">        'country' =&gt; fake()-&gt;country(),</w:t>
+      </w:r>
+    </w:p>
+    <w:p>
+      <w:pPr>
+        <w:pStyle w:val="Code"/>
+        <w:ind w:left="360"/>
+        <w:rPr>
+          <w:sz w:val="16"/>
+          <w:szCs w:val="16"/>
+          <w:lang w:val="fr-CH"/>
+        </w:rPr>
+      </w:pPr>
+      <w:r>
+        <w:rPr>
+          <w:sz w:val="16"/>
+          <w:szCs w:val="16"/>
+          <w:lang w:val="fr-CH"/>
+        </w:rPr>
+        <w:t xml:space="preserve">        'phone' =&gt; fake()-&gt;phoneNumber(),</w:t>
+      </w:r>
+    </w:p>
+    <w:p>
+      <w:pPr>
+        <w:pStyle w:val="Code"/>
+        <w:ind w:left="360"/>
+        <w:rPr>
+          <w:sz w:val="16"/>
+          <w:szCs w:val="16"/>
+          <w:lang w:val="fr-CH"/>
+        </w:rPr>
+      </w:pPr>
+      <w:r>
+        <w:rPr>
+          <w:sz w:val="16"/>
+          <w:szCs w:val="16"/>
+          <w:lang w:val="fr-CH"/>
+        </w:rPr>
+        <w:t xml:space="preserve">        'email' =&gt; fake()-&gt;unique()-&gt;safeEmail(),</w:t>
+      </w:r>
+    </w:p>
+    <w:p>
+      <w:pPr>
+        <w:pStyle w:val="Code"/>
+        <w:ind w:left="360"/>
+        <w:rPr>
+          <w:sz w:val="16"/>
+          <w:szCs w:val="16"/>
+          <w:lang w:val="fr-CH"/>
+        </w:rPr>
+      </w:pPr>
+      <w:r>
+        <w:rPr>
+          <w:sz w:val="16"/>
+          <w:szCs w:val="16"/>
+          <w:lang w:val="fr-CH"/>
+        </w:rPr>
+        <w:t xml:space="preserve">        'password' =&gt; static::$password ??= Hash::make('password'),</w:t>
+      </w:r>
+    </w:p>
+    <w:p>
+      <w:pPr>
+        <w:pStyle w:val="Code"/>
+        <w:ind w:left="360"/>
+        <w:rPr>
+          <w:sz w:val="16"/>
+          <w:szCs w:val="16"/>
+        </w:rPr>
+      </w:pPr>
+      <w:r>
+        <w:rPr>
+          <w:sz w:val="16"/>
+          <w:szCs w:val="16"/>
+          <w:lang w:val="fr-CH"/>
+        </w:rPr>
+        <w:t xml:space="preserve">        </w:t>
+      </w:r>
+      <w:r>
+        <w:rPr>
+          <w:sz w:val="16"/>
+          <w:szCs w:val="16"/>
+        </w:rPr>
+        <w:t>'role_id' =&gt; 3,</w:t>
+      </w:r>
+    </w:p>
+    <w:p>
+      <w:pPr>
+        <w:pStyle w:val="Code"/>
+        <w:ind w:left="360"/>
+        <w:rPr>
+          <w:sz w:val="16"/>
+          <w:szCs w:val="16"/>
+        </w:rPr>
+      </w:pPr>
+      <w:r>
+        <w:rPr>
+          <w:sz w:val="16"/>
+          <w:szCs w:val="16"/>
+        </w:rPr>
+        <w:t xml:space="preserve">    ];</w:t>
+      </w:r>
+    </w:p>
+    <w:p>
+      <w:pPr>
+        <w:pStyle w:val="Code"/>
+        <w:ind w:left="360"/>
+        <w:rPr>
+          <w:sz w:val="16"/>
+          <w:szCs w:val="16"/>
+        </w:rPr>
+      </w:pPr>
+      <w:r>
+        <w:rPr>
+          <w:sz w:val="16"/>
+          <w:szCs w:val="16"/>
+        </w:rPr>
+        <w:t>}</w:t>
+      </w:r>
+    </w:p>
+    <w:p>
+      <w:pPr>
+        <w:spacing w:before="240" w:after="240"/>
+      </w:pPr>
+      <w:r>
+        <w:t>Per far sì che la p</w:t>
+      </w:r>
+      <w:r>
+        <w:t xml:space="preserve">opolazione venga eseguita, si deve scrivere questa linea di codice (all’interno del </w:t>
+      </w:r>
+      <w:proofErr w:type="spellStart"/>
+      <w:r>
+        <w:t>Seeder</w:t>
+      </w:r>
+      <w:proofErr w:type="spellEnd"/>
+      <w:r>
+        <w:t>):</w:t>
+      </w:r>
+    </w:p>
+    <w:p>
+      <w:pPr>
+        <w:pStyle w:val="Code"/>
+        <w:ind w:left="360"/>
+        <w:rPr>
+          <w:sz w:val="16"/>
+          <w:szCs w:val="16"/>
+        </w:rPr>
+      </w:pPr>
+      <w:r>
+        <w:rPr>
+          <w:sz w:val="16"/>
+          <w:szCs w:val="16"/>
+        </w:rPr>
+        <w:t>User::factory()-&gt;count(</w:t>
+      </w:r>
+      <w:r>
+        <w:rPr>
+          <w:sz w:val="16"/>
+          <w:szCs w:val="16"/>
+        </w:rPr>
+        <w:t>5</w:t>
+      </w:r>
+      <w:r>
+        <w:rPr>
+          <w:sz w:val="16"/>
+          <w:szCs w:val="16"/>
+        </w:rPr>
+        <w:t xml:space="preserve">0)-&gt;create(); // Crea </w:t>
+      </w:r>
+      <w:r>
+        <w:rPr>
+          <w:sz w:val="16"/>
+          <w:szCs w:val="16"/>
+        </w:rPr>
+        <w:t>5</w:t>
+      </w:r>
+      <w:r>
+        <w:rPr>
+          <w:sz w:val="16"/>
+          <w:szCs w:val="16"/>
+        </w:rPr>
+        <w:t>0 utenti fake</w:t>
+      </w:r>
+    </w:p>
+    <w:p/>
+    <w:p>
+      <w:pPr>
+        <w:pStyle w:val="Titolo2"/>
+        <w:rPr>
+          <w:u w:val="single"/>
+        </w:rPr>
+      </w:pPr>
+      <w:bookmarkStart w:id="10" w:name="_Toc193895996"/>
+      <w:proofErr w:type="spellStart"/>
+      <w:r>
+        <w:rPr>
+          <w:u w:val="single"/>
+        </w:rPr>
+        <w:t>Seeders</w:t>
+      </w:r>
+      <w:bookmarkEnd w:id="10"/>
+      <w:proofErr w:type="spellEnd"/>
+    </w:p>
+    <w:p>
+      <w:pPr>
+        <w:spacing w:after="240"/>
+      </w:pPr>
+      <w:r>
+        <w:t xml:space="preserve">I </w:t>
+      </w:r>
+      <w:proofErr w:type="spellStart"/>
+      <w:r>
+        <w:t>seeder</w:t>
+      </w:r>
+      <w:proofErr w:type="spellEnd"/>
+      <w:r>
+        <w:t xml:space="preserve"> sono classi che utilizzano le </w:t>
+      </w:r>
+      <w:proofErr w:type="spellStart"/>
+      <w:r>
+        <w:t>factories</w:t>
+      </w:r>
+      <w:proofErr w:type="spellEnd"/>
+      <w:r>
+        <w:t xml:space="preserve"> </w:t>
+      </w:r>
+      <w:r>
+        <w:t xml:space="preserve">per </w:t>
+      </w:r>
+      <w:r>
+        <w:rPr>
+          <w:bCs/>
+        </w:rPr>
+        <w:t>popolare</w:t>
+      </w:r>
+      <w:r>
+        <w:rPr>
+          <w:b/>
+          <w:bCs/>
+        </w:rPr>
+        <w:t xml:space="preserve"> </w:t>
+      </w:r>
+      <w:r>
+        <w:rPr>
+          <w:bCs/>
+        </w:rPr>
+        <w:t>il</w:t>
+      </w:r>
+      <w:r>
+        <w:rPr>
+          <w:b/>
+          <w:bCs/>
+        </w:rPr>
+        <w:t xml:space="preserve"> </w:t>
+      </w:r>
+      <w:r>
+        <w:rPr>
+          <w:bCs/>
+        </w:rPr>
+        <w:t>database</w:t>
+      </w:r>
+      <w:r>
+        <w:t xml:space="preserve"> con dati inizial</w:t>
+      </w:r>
+      <w:r>
+        <w:t xml:space="preserve">i. Le funzioni principali sono quelle di inserimento di </w:t>
+      </w:r>
+      <w:r>
+        <w:t>dati predefiniti</w:t>
+      </w:r>
+      <w:r>
+        <w:t xml:space="preserve"> e di popolamento del database con dati per test o sviluppo.</w:t>
+      </w:r>
+    </w:p>
+    <w:p>
+      <w:pPr>
+        <w:spacing w:after="240"/>
+      </w:pPr>
+      <w:r>
+        <w:t>Esempio:</w:t>
+      </w:r>
+    </w:p>
+    <w:p>
+      <w:pPr>
+        <w:pStyle w:val="Code"/>
+        <w:ind w:left="360"/>
+        <w:rPr>
+          <w:sz w:val="16"/>
+          <w:szCs w:val="16"/>
+          <w:lang w:val="it-CH"/>
+        </w:rPr>
+      </w:pPr>
+      <w:r>
+        <w:rPr>
+          <w:sz w:val="16"/>
+          <w:szCs w:val="16"/>
+          <w:lang w:val="it-CH"/>
+        </w:rPr>
+        <w:t>User::</w:t>
+      </w:r>
+      <w:r>
+        <w:rPr>
+          <w:i/>
+          <w:iCs/>
+          <w:sz w:val="16"/>
+          <w:szCs w:val="16"/>
+          <w:lang w:val="it-CH"/>
+        </w:rPr>
+        <w:t>create</w:t>
+      </w:r>
+      <w:r>
+        <w:rPr>
+          <w:sz w:val="16"/>
+          <w:szCs w:val="16"/>
+          <w:lang w:val="it-CH"/>
+        </w:rPr>
+        <w:t>([</w:t>
+      </w:r>
+      <w:r>
+        <w:rPr>
+          <w:sz w:val="16"/>
+          <w:szCs w:val="16"/>
+          <w:lang w:val="it-CH"/>
+        </w:rPr>
+        <w:br/>
+        <w:t xml:space="preserve">    'id' =&gt; 2,</w:t>
+      </w:r>
+      <w:r>
+        <w:rPr>
+          <w:sz w:val="16"/>
+          <w:szCs w:val="16"/>
+          <w:lang w:val="it-CH"/>
+        </w:rPr>
+        <w:br/>
+        <w:t xml:space="preserve">    'name' =&gt; 'Pier',</w:t>
+      </w:r>
+      <w:r>
+        <w:rPr>
+          <w:sz w:val="16"/>
+          <w:szCs w:val="16"/>
+          <w:lang w:val="it-CH"/>
+        </w:rPr>
+        <w:br/>
+        <w:t xml:space="preserve">    'surname' =&gt; 'Telo',</w:t>
+      </w:r>
+      <w:r>
+        <w:rPr>
+          <w:sz w:val="16"/>
+          <w:szCs w:val="16"/>
+          <w:lang w:val="it-CH"/>
+        </w:rPr>
+        <w:br/>
+        <w:t xml:space="preserve">    'username' =&gt; 'vendor',</w:t>
+      </w:r>
+      <w:r>
+        <w:rPr>
+          <w:sz w:val="16"/>
+          <w:szCs w:val="16"/>
+          <w:lang w:val="it-CH"/>
+        </w:rPr>
+        <w:br/>
+        <w:t xml:space="preserve">    'born_date' =&gt; '2000-01-01',</w:t>
+      </w:r>
+      <w:r>
+        <w:rPr>
+          <w:sz w:val="16"/>
+          <w:szCs w:val="16"/>
+          <w:lang w:val="it-CH"/>
+        </w:rPr>
+        <w:br/>
+        <w:t xml:space="preserve">    'address' =&gt; 'Via Trevano 25',</w:t>
+      </w:r>
+      <w:r>
+        <w:rPr>
+          <w:sz w:val="16"/>
+          <w:szCs w:val="16"/>
+          <w:lang w:val="it-CH"/>
+        </w:rPr>
+        <w:br/>
+        <w:t xml:space="preserve">    'postcode' =&gt; 6952,</w:t>
+      </w:r>
+      <w:r>
+        <w:rPr>
+          <w:sz w:val="16"/>
+          <w:szCs w:val="16"/>
+          <w:lang w:val="it-CH"/>
+        </w:rPr>
+        <w:br/>
+        <w:t xml:space="preserve">    'city' =&gt; 'Canobbio',</w:t>
+      </w:r>
+      <w:r>
+        <w:rPr>
+          <w:sz w:val="16"/>
+          <w:szCs w:val="16"/>
+          <w:lang w:val="it-CH"/>
+        </w:rPr>
+        <w:br/>
+        <w:t xml:space="preserve">    'country' =&gt; 'Svizzera',</w:t>
+      </w:r>
+      <w:r>
+        <w:rPr>
+          <w:sz w:val="16"/>
+          <w:szCs w:val="16"/>
+          <w:lang w:val="it-CH"/>
+        </w:rPr>
+        <w:br/>
+        <w:t xml:space="preserve">    'phone' =&gt; '+41123456789',</w:t>
+      </w:r>
+      <w:r>
+        <w:rPr>
+          <w:sz w:val="16"/>
+          <w:szCs w:val="16"/>
+          <w:lang w:val="it-CH"/>
+        </w:rPr>
+        <w:br/>
+        <w:t xml:space="preserve">    'email' =&gt; 'pier.telo@samtrevano.ch',</w:t>
+      </w:r>
+      <w:r>
+        <w:rPr>
+          <w:sz w:val="16"/>
+          <w:szCs w:val="16"/>
+          <w:lang w:val="it-CH"/>
+        </w:rPr>
+        <w:br/>
+        <w:t xml:space="preserve">    'password' =&gt; Hash::make('vendor'),</w:t>
+      </w:r>
+      <w:r>
+        <w:rPr>
+          <w:sz w:val="16"/>
+          <w:szCs w:val="16"/>
+          <w:lang w:val="it-CH"/>
+        </w:rPr>
+        <w:br/>
+        <w:t xml:space="preserve">    'role_id' =&gt; 2</w:t>
+      </w:r>
+      <w:r>
+        <w:rPr>
+          <w:sz w:val="16"/>
+          <w:szCs w:val="16"/>
+          <w:lang w:val="it-CH"/>
+        </w:rPr>
+        <w:br/>
+        <w:t>]);</w:t>
+      </w:r>
+      <w:r>
+        <w:rPr>
+          <w:sz w:val="16"/>
+          <w:szCs w:val="16"/>
+          <w:lang w:val="it-CH"/>
+        </w:rPr>
+        <w:t xml:space="preserve"> // Crea utente specifico predefinito</w:t>
+      </w:r>
+      <w:r>
+        <w:rPr>
+          <w:sz w:val="16"/>
+          <w:szCs w:val="16"/>
+          <w:lang w:val="it-CH"/>
+        </w:rPr>
+        <w:br/>
+      </w:r>
+      <w:r>
+        <w:rPr>
+          <w:sz w:val="16"/>
+          <w:szCs w:val="16"/>
+          <w:lang w:val="it-CH"/>
+        </w:rPr>
+        <w:br/>
+        <w:t>User::</w:t>
+      </w:r>
+      <w:r>
+        <w:rPr>
+          <w:i/>
+          <w:iCs/>
+          <w:sz w:val="16"/>
+          <w:szCs w:val="16"/>
+          <w:lang w:val="it-CH"/>
+        </w:rPr>
+        <w:t>factory</w:t>
+      </w:r>
+      <w:r>
+        <w:rPr>
+          <w:sz w:val="16"/>
+          <w:szCs w:val="16"/>
+          <w:lang w:val="it-CH"/>
+        </w:rPr>
+        <w:t>()-&gt;count(50)-&gt;create(); // Crea 50 utenti casuali</w:t>
+      </w:r>
+    </w:p>
+    <w:p>
+      <w:pPr>
+        <w:spacing w:before="240"/>
+      </w:pPr>
+      <w:r>
+        <w:t xml:space="preserve">In questo esempio, all’interno del </w:t>
+      </w:r>
+      <w:proofErr w:type="spellStart"/>
+      <w:r>
+        <w:t>Seeder</w:t>
+      </w:r>
+      <w:proofErr w:type="spellEnd"/>
+      <w:r>
+        <w:t xml:space="preserve">, è stato creato un utente predefinito, e tramite il </w:t>
+      </w:r>
+      <w:proofErr w:type="spellStart"/>
+      <w:r>
+        <w:t>Factory</w:t>
+      </w:r>
+      <w:proofErr w:type="spellEnd"/>
+      <w:r>
+        <w:t xml:space="preserve">, sono stati creati altri 50 utenti casuali. </w:t>
+      </w:r>
+    </w:p>
+    <w:p>
+      <w:pPr>
+        <w:spacing w:before="240"/>
+      </w:pPr>
+      <w:r>
+        <w:lastRenderedPageBreak/>
+        <w:t xml:space="preserve">Comando per eseguire il </w:t>
+      </w:r>
+      <w:proofErr w:type="spellStart"/>
+      <w:r>
+        <w:t>seed</w:t>
+      </w:r>
+      <w:proofErr w:type="spellEnd"/>
+      <w:r>
+        <w:t>:</w:t>
+      </w:r>
+    </w:p>
+    <w:p>
+      <w:pPr>
+        <w:pStyle w:val="Code"/>
+        <w:spacing w:before="240"/>
+        <w:ind w:left="360"/>
+        <w:rPr>
+          <w:sz w:val="16"/>
+          <w:szCs w:val="16"/>
+          <w:lang w:val="it-CH"/>
+        </w:rPr>
+      </w:pPr>
+      <w:r>
+        <w:rPr>
+          <w:sz w:val="16"/>
+          <w:szCs w:val="16"/>
+          <w:lang w:val="it-CH"/>
+        </w:rPr>
+        <w:t>php artisan migrate --seed</w:t>
+      </w:r>
+    </w:p>
+    <w:p/>
+    <w:p>
+      <w:pPr>
+        <w:pStyle w:val="Titolo3"/>
+        <w:rPr>
+          <w:u w:val="single"/>
+        </w:rPr>
+      </w:pPr>
+      <w:bookmarkStart w:id="11" w:name="_Toc193895997"/>
+      <w:r>
+        <w:rPr>
+          <w:u w:val="single"/>
+        </w:rPr>
+        <w:t>Riassunto delle differenze</w:t>
+      </w:r>
+      <w:bookmarkEnd w:id="11"/>
+    </w:p>
+    <w:tbl>
+      <w:tblPr>
+        <w:tblStyle w:val="Grigliatabella"/>
+        <w:tblW w:w="0" w:type="auto"/>
+        <w:tblLook w:val="04A0" w:firstRow="1" w:lastRow="0" w:firstColumn="1" w:lastColumn="0" w:noHBand="0" w:noVBand="1"/>
+      </w:tblPr>
+      <w:tblGrid>
+        <w:gridCol w:w="3209"/>
+        <w:gridCol w:w="3209"/>
+        <w:gridCol w:w="3210"/>
+      </w:tblGrid>
+      <w:tr>
+        <w:tc>
+          <w:tcPr>
+            <w:tcW w:w="3209" w:type="dxa"/>
+            <w:shd w:val="clear" w:color="auto" w:fill="D9D9D9" w:themeFill="background1" w:themeFillShade="D9"/>
+          </w:tcPr>
+          <w:p>
+            <w:pPr>
+              <w:jc w:val="center"/>
+              <w:rPr>
+                <w:rFonts w:asciiTheme="minorHAnsi" w:hAnsiTheme="minorHAnsi" w:cstheme="minorHAnsi"/>
+                <w:b/>
+              </w:rPr>
+            </w:pPr>
+            <w:r>
+              <w:rPr>
+                <w:rFonts w:asciiTheme="minorHAnsi" w:hAnsiTheme="minorHAnsi" w:cstheme="minorHAnsi"/>
+                <w:b/>
+              </w:rPr>
+              <w:t>Strumento</w:t>
+            </w:r>
+          </w:p>
+        </w:tc>
+        <w:tc>
+          <w:tcPr>
+            <w:tcW w:w="3209" w:type="dxa"/>
+            <w:shd w:val="clear" w:color="auto" w:fill="D9D9D9" w:themeFill="background1" w:themeFillShade="D9"/>
+          </w:tcPr>
+          <w:p>
+            <w:pPr>
+              <w:jc w:val="center"/>
+              <w:rPr>
+                <w:rFonts w:asciiTheme="minorHAnsi" w:hAnsiTheme="minorHAnsi" w:cstheme="minorHAnsi"/>
+                <w:b/>
+              </w:rPr>
+            </w:pPr>
+            <w:r>
+              <w:rPr>
+                <w:rFonts w:asciiTheme="minorHAnsi" w:hAnsiTheme="minorHAnsi" w:cstheme="minorHAnsi"/>
+                <w:b/>
+              </w:rPr>
+              <w:t>Scopo</w:t>
+            </w:r>
+          </w:p>
+        </w:tc>
+        <w:tc>
+          <w:tcPr>
+            <w:tcW w:w="3210" w:type="dxa"/>
+            <w:shd w:val="clear" w:color="auto" w:fill="D9D9D9" w:themeFill="background1" w:themeFillShade="D9"/>
+          </w:tcPr>
+          <w:p>
+            <w:pPr>
+              <w:jc w:val="center"/>
+              <w:rPr>
+                <w:rFonts w:asciiTheme="minorHAnsi" w:hAnsiTheme="minorHAnsi" w:cstheme="minorHAnsi"/>
+                <w:b/>
+              </w:rPr>
+            </w:pPr>
+            <w:r>
+              <w:rPr>
+                <w:rFonts w:asciiTheme="minorHAnsi" w:hAnsiTheme="minorHAnsi" w:cstheme="minorHAnsi"/>
+                <w:b/>
+              </w:rPr>
+              <w:t>Esempi d’uso</w:t>
+            </w:r>
+          </w:p>
+        </w:tc>
+      </w:tr>
+      <w:tr>
+        <w:tc>
+          <w:tcPr>
+            <w:tcW w:w="3209" w:type="dxa"/>
+          </w:tcPr>
+          <w:p>
+            <w:pPr>
+              <w:rPr>
+                <w:rFonts w:asciiTheme="minorHAnsi" w:hAnsiTheme="minorHAnsi" w:cstheme="minorHAnsi"/>
+              </w:rPr>
+            </w:pPr>
+            <w:proofErr w:type="spellStart"/>
+            <w:r>
+              <w:rPr>
+                <w:rFonts w:asciiTheme="minorHAnsi" w:hAnsiTheme="minorHAnsi" w:cstheme="minorHAnsi"/>
+              </w:rPr>
+              <w:t>Migrations</w:t>
+            </w:r>
+            <w:proofErr w:type="spellEnd"/>
+          </w:p>
+        </w:tc>
+        <w:tc>
+          <w:tcPr>
+            <w:tcW w:w="3209" w:type="dxa"/>
+          </w:tcPr>
+          <w:p>
+            <w:pPr>
+              <w:rPr>
+                <w:rFonts w:asciiTheme="minorHAnsi" w:hAnsiTheme="minorHAnsi" w:cstheme="minorHAnsi"/>
+              </w:rPr>
+            </w:pPr>
+            <w:r>
+              <w:rPr>
+                <w:rFonts w:asciiTheme="minorHAnsi" w:hAnsiTheme="minorHAnsi" w:cstheme="minorHAnsi"/>
+              </w:rPr>
+              <w:t>Definire la struttura del Database</w:t>
+            </w:r>
+          </w:p>
+        </w:tc>
+        <w:tc>
+          <w:tcPr>
+            <w:tcW w:w="3210" w:type="dxa"/>
+          </w:tcPr>
+          <w:p>
+            <w:pPr>
+              <w:rPr>
+                <w:rFonts w:asciiTheme="minorHAnsi" w:hAnsiTheme="minorHAnsi" w:cstheme="minorHAnsi"/>
+              </w:rPr>
+            </w:pPr>
+            <w:r>
+              <w:rPr>
+                <w:rFonts w:asciiTheme="minorHAnsi" w:hAnsiTheme="minorHAnsi" w:cstheme="minorHAnsi"/>
+              </w:rPr>
+              <w:t>Creare tabelle, aggiungere colonne, eliminare schemi</w:t>
+            </w:r>
+          </w:p>
+        </w:tc>
+      </w:tr>
+      <w:tr>
+        <w:tc>
+          <w:tcPr>
+            <w:tcW w:w="3209" w:type="dxa"/>
+          </w:tcPr>
+          <w:p>
+            <w:pPr>
+              <w:rPr>
+                <w:rFonts w:asciiTheme="minorHAnsi" w:hAnsiTheme="minorHAnsi" w:cstheme="minorHAnsi"/>
+              </w:rPr>
+            </w:pPr>
+            <w:proofErr w:type="spellStart"/>
+            <w:r>
+              <w:rPr>
+                <w:rFonts w:asciiTheme="minorHAnsi" w:hAnsiTheme="minorHAnsi" w:cstheme="minorHAnsi"/>
+              </w:rPr>
+              <w:t>Factories</w:t>
+            </w:r>
+            <w:proofErr w:type="spellEnd"/>
+          </w:p>
+        </w:tc>
+        <w:tc>
+          <w:tcPr>
+            <w:tcW w:w="3209" w:type="dxa"/>
+          </w:tcPr>
+          <w:p>
+            <w:pPr>
+              <w:rPr>
+                <w:rFonts w:asciiTheme="minorHAnsi" w:hAnsiTheme="minorHAnsi" w:cstheme="minorHAnsi"/>
+              </w:rPr>
+            </w:pPr>
+            <w:r>
+              <w:rPr>
+                <w:rFonts w:asciiTheme="minorHAnsi" w:hAnsiTheme="minorHAnsi" w:cstheme="minorHAnsi"/>
+              </w:rPr>
+              <w:t xml:space="preserve">Generare dati </w:t>
+            </w:r>
+            <w:proofErr w:type="spellStart"/>
+            <w:r>
+              <w:rPr>
+                <w:rFonts w:asciiTheme="minorHAnsi" w:hAnsiTheme="minorHAnsi" w:cstheme="minorHAnsi"/>
+              </w:rPr>
+              <w:t>fake</w:t>
+            </w:r>
+            <w:proofErr w:type="spellEnd"/>
+          </w:p>
+        </w:tc>
+        <w:tc>
+          <w:tcPr>
+            <w:tcW w:w="3210" w:type="dxa"/>
+          </w:tcPr>
+          <w:p>
+            <w:pPr>
+              <w:rPr>
+                <w:rFonts w:asciiTheme="minorHAnsi" w:hAnsiTheme="minorHAnsi" w:cstheme="minorHAnsi"/>
+              </w:rPr>
+            </w:pPr>
+            <w:r>
+              <w:rPr>
+                <w:rFonts w:asciiTheme="minorHAnsi" w:hAnsiTheme="minorHAnsi" w:cstheme="minorHAnsi"/>
+              </w:rPr>
+              <w:t>Creare utenti con attributi casuali (nome, mail, età …)</w:t>
+            </w:r>
+          </w:p>
+        </w:tc>
+      </w:tr>
+      <w:tr>
+        <w:trPr>
+          <w:trHeight w:val="903"/>
+        </w:trPr>
+        <w:tc>
+          <w:tcPr>
+            <w:tcW w:w="3209" w:type="dxa"/>
+          </w:tcPr>
+          <w:p>
+            <w:pPr>
+              <w:rPr>
+                <w:rFonts w:asciiTheme="minorHAnsi" w:hAnsiTheme="minorHAnsi" w:cstheme="minorHAnsi"/>
+              </w:rPr>
+            </w:pPr>
+            <w:proofErr w:type="spellStart"/>
+            <w:r>
+              <w:rPr>
+                <w:rFonts w:asciiTheme="minorHAnsi" w:hAnsiTheme="minorHAnsi" w:cstheme="minorHAnsi"/>
+              </w:rPr>
+              <w:t>Seeders</w:t>
+            </w:r>
+            <w:proofErr w:type="spellEnd"/>
+          </w:p>
+        </w:tc>
+        <w:tc>
+          <w:tcPr>
+            <w:tcW w:w="3209" w:type="dxa"/>
+          </w:tcPr>
+          <w:p>
+            <w:pPr>
+              <w:rPr>
+                <w:rFonts w:asciiTheme="minorHAnsi" w:hAnsiTheme="minorHAnsi" w:cstheme="minorHAnsi"/>
+              </w:rPr>
+            </w:pPr>
+            <w:r>
+              <w:rPr>
+                <w:rFonts w:asciiTheme="minorHAnsi" w:hAnsiTheme="minorHAnsi" w:cstheme="minorHAnsi"/>
+              </w:rPr>
+              <w:t xml:space="preserve">Popolare il Database con dati iniziali predefiniti ed anche sfruttare le </w:t>
+            </w:r>
+            <w:proofErr w:type="spellStart"/>
+            <w:r>
+              <w:rPr>
+                <w:rFonts w:asciiTheme="minorHAnsi" w:hAnsiTheme="minorHAnsi" w:cstheme="minorHAnsi"/>
+              </w:rPr>
+              <w:t>Factories</w:t>
+            </w:r>
+            <w:proofErr w:type="spellEnd"/>
+            <w:r>
+              <w:rPr>
+                <w:rFonts w:asciiTheme="minorHAnsi" w:hAnsiTheme="minorHAnsi" w:cstheme="minorHAnsi"/>
+              </w:rPr>
+              <w:t xml:space="preserve"> per popolamento con dati fittizi</w:t>
+            </w:r>
+          </w:p>
+        </w:tc>
+        <w:tc>
+          <w:tcPr>
+            <w:tcW w:w="3210" w:type="dxa"/>
+          </w:tcPr>
+          <w:p>
+            <w:pPr>
+              <w:rPr>
+                <w:rFonts w:asciiTheme="minorHAnsi" w:hAnsiTheme="minorHAnsi" w:cstheme="minorHAnsi"/>
+              </w:rPr>
+            </w:pPr>
+            <w:r>
+              <w:rPr>
+                <w:rFonts w:asciiTheme="minorHAnsi" w:hAnsiTheme="minorHAnsi" w:cstheme="minorHAnsi"/>
+              </w:rPr>
+              <w:t>Inserire utenti standard (come un admin) ed altri utenti casuali</w:t>
+            </w:r>
+          </w:p>
+        </w:tc>
+      </w:tr>
+    </w:tbl>
+    <w:p/>
+    <w:p>
+      <w:pPr>
+        <w:pStyle w:val="Titolo1"/>
+        <w:rPr>
+          <w:u w:val="single"/>
+        </w:rPr>
+      </w:pPr>
+      <w:bookmarkStart w:id="12" w:name="_Toc193895998"/>
+      <w:r>
+        <w:rPr>
+          <w:u w:val="single"/>
+        </w:rPr>
+        <w:t>Struttura del progetto</w:t>
+      </w:r>
+      <w:bookmarkEnd w:id="12"/>
+    </w:p>
+    <w:p>
+      <w:pPr>
+        <w:spacing w:after="240"/>
+      </w:pPr>
+      <w:proofErr w:type="spellStart"/>
+      <w:r>
+        <w:t>Laravel</w:t>
+      </w:r>
+      <w:proofErr w:type="spellEnd"/>
+      <w:r>
+        <w:t xml:space="preserve"> ha una struttura chiara e ben organizzata. Di seguito le cartelle principali:</w:t>
+      </w:r>
+    </w:p>
+    <w:tbl>
+      <w:tblPr>
+        <w:tblStyle w:val="Grigliatabella"/>
+        <w:tblW w:w="0" w:type="auto"/>
+        <w:tblLook w:val="04A0" w:firstRow="1" w:lastRow="0" w:firstColumn="1" w:lastColumn="0" w:noHBand="0" w:noVBand="1"/>
+      </w:tblPr>
+      <w:tblGrid>
+        <w:gridCol w:w="4814"/>
+        <w:gridCol w:w="4814"/>
+      </w:tblGrid>
+      <w:tr>
+        <w:tc>
+          <w:tcPr>
+            <w:tcW w:w="4814" w:type="dxa"/>
+            <w:shd w:val="clear" w:color="auto" w:fill="D9D9D9" w:themeFill="background1" w:themeFillShade="D9"/>
+          </w:tcPr>
+          <w:p>
+            <w:pPr>
+              <w:jc w:val="center"/>
+              <w:rPr>
+                <w:b/>
+              </w:rPr>
+            </w:pPr>
+            <w:r>
+              <w:rPr>
+                <w:b/>
+              </w:rPr>
+              <w:t>Cartella</w:t>
+            </w:r>
+          </w:p>
+        </w:tc>
+        <w:tc>
+          <w:tcPr>
+            <w:tcW w:w="4814" w:type="dxa"/>
+            <w:shd w:val="clear" w:color="auto" w:fill="D9D9D9" w:themeFill="background1" w:themeFillShade="D9"/>
+          </w:tcPr>
+          <w:p>
+            <w:pPr>
+              <w:jc w:val="center"/>
+              <w:rPr>
+                <w:b/>
+              </w:rPr>
+            </w:pPr>
+            <w:r>
+              <w:rPr>
+                <w:b/>
+              </w:rPr>
+              <w:t>Descrizione</w:t>
+            </w:r>
+          </w:p>
+        </w:tc>
+      </w:tr>
+      <w:tr>
+        <w:tc>
+          <w:tcPr>
+            <w:tcW w:w="4814" w:type="dxa"/>
+          </w:tcPr>
+          <w:p>
+            <w:pPr>
+              <w:rPr>
+                <w:rFonts w:asciiTheme="minorHAnsi" w:hAnsiTheme="minorHAnsi" w:cstheme="minorHAnsi"/>
+              </w:rPr>
+            </w:pPr>
+            <w:r>
+              <w:rPr>
+                <w:rFonts w:asciiTheme="minorHAnsi" w:hAnsiTheme="minorHAnsi" w:cstheme="minorHAnsi"/>
+              </w:rPr>
+              <w:t>app/</w:t>
+            </w:r>
+          </w:p>
+        </w:tc>
+        <w:tc>
+          <w:tcPr>
+            <w:tcW w:w="4814" w:type="dxa"/>
+          </w:tcPr>
+          <w:p>
+            <w:pPr>
+              <w:rPr>
+                <w:rFonts w:asciiTheme="minorHAnsi" w:hAnsiTheme="minorHAnsi" w:cstheme="minorHAnsi"/>
+              </w:rPr>
+            </w:pPr>
+            <w:r>
+              <w:rPr>
+                <w:rFonts w:asciiTheme="minorHAnsi" w:hAnsiTheme="minorHAnsi" w:cstheme="minorHAnsi"/>
+              </w:rPr>
+              <w:t>Contiene la logica dell’applicazione (Controller, Model, Middleware)</w:t>
+            </w:r>
+          </w:p>
+        </w:tc>
+      </w:tr>
+      <w:tr>
+        <w:tc>
+          <w:tcPr>
+            <w:tcW w:w="4814" w:type="dxa"/>
+          </w:tcPr>
+          <w:p>
+            <w:pPr>
+              <w:rPr>
+                <w:rFonts w:asciiTheme="minorHAnsi" w:hAnsiTheme="minorHAnsi" w:cstheme="minorHAnsi"/>
+              </w:rPr>
+            </w:pPr>
+            <w:r>
+              <w:rPr>
+                <w:rFonts w:asciiTheme="minorHAnsi" w:hAnsiTheme="minorHAnsi" w:cstheme="minorHAnsi"/>
+              </w:rPr>
+              <w:t>bootstrap/</w:t>
+            </w:r>
+          </w:p>
+        </w:tc>
+        <w:tc>
+          <w:tcPr>
+            <w:tcW w:w="4814" w:type="dxa"/>
+          </w:tcPr>
+          <w:p>
+            <w:pPr>
+              <w:rPr>
+                <w:rFonts w:asciiTheme="minorHAnsi" w:hAnsiTheme="minorHAnsi" w:cstheme="minorHAnsi"/>
+              </w:rPr>
+            </w:pPr>
+            <w:r>
+              <w:rPr>
+                <w:rFonts w:asciiTheme="minorHAnsi" w:hAnsiTheme="minorHAnsi" w:cstheme="minorHAnsi"/>
+              </w:rPr>
+              <w:t xml:space="preserve">File di bootstrap e </w:t>
+            </w:r>
+            <w:proofErr w:type="spellStart"/>
+            <w:r>
+              <w:rPr>
+                <w:rFonts w:asciiTheme="minorHAnsi" w:hAnsiTheme="minorHAnsi" w:cstheme="minorHAnsi"/>
+              </w:rPr>
+              <w:t>autoloading</w:t>
+            </w:r>
+            <w:proofErr w:type="spellEnd"/>
+          </w:p>
+        </w:tc>
+      </w:tr>
+      <w:tr>
+        <w:tc>
+          <w:tcPr>
+            <w:tcW w:w="4814" w:type="dxa"/>
+          </w:tcPr>
+          <w:p>
+            <w:pPr>
+              <w:rPr>
+                <w:rFonts w:asciiTheme="minorHAnsi" w:hAnsiTheme="minorHAnsi" w:cstheme="minorHAnsi"/>
+              </w:rPr>
+            </w:pPr>
+            <w:proofErr w:type="spellStart"/>
+            <w:r>
+              <w:rPr>
+                <w:rFonts w:asciiTheme="minorHAnsi" w:hAnsiTheme="minorHAnsi" w:cstheme="minorHAnsi"/>
+              </w:rPr>
+              <w:t>config</w:t>
+            </w:r>
+            <w:proofErr w:type="spellEnd"/>
+            <w:r>
+              <w:rPr>
+                <w:rFonts w:asciiTheme="minorHAnsi" w:hAnsiTheme="minorHAnsi" w:cstheme="minorHAnsi"/>
+              </w:rPr>
+              <w:t>/</w:t>
+            </w:r>
+          </w:p>
+        </w:tc>
+        <w:tc>
+          <w:tcPr>
+            <w:tcW w:w="4814" w:type="dxa"/>
+          </w:tcPr>
+          <w:p>
+            <w:pPr>
+              <w:rPr>
+                <w:rFonts w:asciiTheme="minorHAnsi" w:hAnsiTheme="minorHAnsi" w:cstheme="minorHAnsi"/>
+              </w:rPr>
+            </w:pPr>
+            <w:r>
+              <w:rPr>
+                <w:rFonts w:asciiTheme="minorHAnsi" w:hAnsiTheme="minorHAnsi" w:cstheme="minorHAnsi"/>
+              </w:rPr>
+              <w:t xml:space="preserve">Configurazioni generali (Database, cache, </w:t>
+            </w:r>
+            <w:proofErr w:type="spellStart"/>
+            <w:r>
+              <w:rPr>
+                <w:rFonts w:asciiTheme="minorHAnsi" w:hAnsiTheme="minorHAnsi" w:cstheme="minorHAnsi"/>
+              </w:rPr>
+              <w:t>ecc</w:t>
+            </w:r>
+            <w:proofErr w:type="spellEnd"/>
+            <w:r>
+              <w:rPr>
+                <w:rFonts w:asciiTheme="minorHAnsi" w:hAnsiTheme="minorHAnsi" w:cstheme="minorHAnsi"/>
+              </w:rPr>
+              <w:t>…)</w:t>
+            </w:r>
+          </w:p>
+        </w:tc>
+      </w:tr>
+      <w:tr>
+        <w:tc>
+          <w:tcPr>
+            <w:tcW w:w="4814" w:type="dxa"/>
+          </w:tcPr>
+          <w:p>
+            <w:pPr>
+              <w:rPr>
+                <w:rFonts w:asciiTheme="minorHAnsi" w:hAnsiTheme="minorHAnsi" w:cstheme="minorHAnsi"/>
+              </w:rPr>
+            </w:pPr>
+            <w:r>
+              <w:rPr>
+                <w:rFonts w:asciiTheme="minorHAnsi" w:hAnsiTheme="minorHAnsi" w:cstheme="minorHAnsi"/>
+              </w:rPr>
+              <w:t>database/</w:t>
+            </w:r>
+          </w:p>
+        </w:tc>
+        <w:tc>
+          <w:tcPr>
+            <w:tcW w:w="4814" w:type="dxa"/>
+          </w:tcPr>
+          <w:p>
+            <w:pPr>
+              <w:rPr>
+                <w:rFonts w:asciiTheme="minorHAnsi" w:hAnsiTheme="minorHAnsi" w:cstheme="minorHAnsi"/>
+                <w:lang w:val="fr-CH"/>
+              </w:rPr>
+            </w:pPr>
+            <w:proofErr w:type="spellStart"/>
+            <w:r>
+              <w:rPr>
+                <w:rFonts w:asciiTheme="minorHAnsi" w:hAnsiTheme="minorHAnsi" w:cstheme="minorHAnsi"/>
+                <w:lang w:val="fr-CH"/>
+              </w:rPr>
+              <w:t>Contiene</w:t>
+            </w:r>
+            <w:proofErr w:type="spellEnd"/>
+            <w:r>
+              <w:rPr>
+                <w:rFonts w:asciiTheme="minorHAnsi" w:hAnsiTheme="minorHAnsi" w:cstheme="minorHAnsi"/>
+                <w:lang w:val="fr-CH"/>
+              </w:rPr>
+              <w:t xml:space="preserve"> le migrations, </w:t>
+            </w:r>
+            <w:proofErr w:type="spellStart"/>
+            <w:r>
+              <w:rPr>
+                <w:rFonts w:asciiTheme="minorHAnsi" w:hAnsiTheme="minorHAnsi" w:cstheme="minorHAnsi"/>
+                <w:lang w:val="fr-CH"/>
+              </w:rPr>
+              <w:t>factories</w:t>
+            </w:r>
+            <w:proofErr w:type="spellEnd"/>
+            <w:r>
+              <w:rPr>
+                <w:rFonts w:asciiTheme="minorHAnsi" w:hAnsiTheme="minorHAnsi" w:cstheme="minorHAnsi"/>
+                <w:lang w:val="fr-CH"/>
+              </w:rPr>
+              <w:t xml:space="preserve">, seeders per il </w:t>
+            </w:r>
+            <w:proofErr w:type="spellStart"/>
+            <w:r>
+              <w:rPr>
+                <w:rFonts w:asciiTheme="minorHAnsi" w:hAnsiTheme="minorHAnsi" w:cstheme="minorHAnsi"/>
+                <w:lang w:val="fr-CH"/>
+              </w:rPr>
+              <w:t>Database</w:t>
+            </w:r>
+            <w:proofErr w:type="spellEnd"/>
+          </w:p>
+        </w:tc>
+      </w:tr>
+      <w:tr>
+        <w:tc>
+          <w:tcPr>
+            <w:tcW w:w="4814" w:type="dxa"/>
+          </w:tcPr>
+          <w:p>
+            <w:pPr>
+              <w:rPr>
+                <w:rFonts w:asciiTheme="minorHAnsi" w:hAnsiTheme="minorHAnsi" w:cstheme="minorHAnsi"/>
+                <w:lang w:val="fr-CH"/>
+              </w:rPr>
+            </w:pPr>
+            <w:r>
+              <w:rPr>
+                <w:rFonts w:asciiTheme="minorHAnsi" w:hAnsiTheme="minorHAnsi" w:cstheme="minorHAnsi"/>
+                <w:lang w:val="fr-CH"/>
+              </w:rPr>
+              <w:t>public/</w:t>
+            </w:r>
+          </w:p>
+        </w:tc>
+        <w:tc>
+          <w:tcPr>
+            <w:tcW w:w="4814" w:type="dxa"/>
+          </w:tcPr>
+          <w:p>
+            <w:pPr>
+              <w:rPr>
+                <w:rFonts w:asciiTheme="minorHAnsi" w:hAnsiTheme="minorHAnsi" w:cstheme="minorHAnsi"/>
+              </w:rPr>
+            </w:pPr>
+            <w:r>
+              <w:rPr>
+                <w:rFonts w:asciiTheme="minorHAnsi" w:hAnsiTheme="minorHAnsi" w:cstheme="minorHAnsi"/>
+              </w:rPr>
+              <w:t>File pubblici (</w:t>
+            </w:r>
+            <w:proofErr w:type="spellStart"/>
+            <w:r>
+              <w:rPr>
+                <w:rFonts w:asciiTheme="minorHAnsi" w:hAnsiTheme="minorHAnsi" w:cstheme="minorHAnsi"/>
+              </w:rPr>
+              <w:t>index.php</w:t>
+            </w:r>
+            <w:proofErr w:type="spellEnd"/>
+            <w:r>
+              <w:rPr>
+                <w:rFonts w:asciiTheme="minorHAnsi" w:hAnsiTheme="minorHAnsi" w:cstheme="minorHAnsi"/>
+              </w:rPr>
+              <w:t xml:space="preserve">, immagini, </w:t>
+            </w:r>
+            <w:proofErr w:type="spellStart"/>
+            <w:r>
+              <w:rPr>
+                <w:rFonts w:asciiTheme="minorHAnsi" w:hAnsiTheme="minorHAnsi" w:cstheme="minorHAnsi"/>
+              </w:rPr>
+              <w:t>assets</w:t>
+            </w:r>
+            <w:proofErr w:type="spellEnd"/>
+            <w:r>
+              <w:rPr>
+                <w:rFonts w:asciiTheme="minorHAnsi" w:hAnsiTheme="minorHAnsi" w:cstheme="minorHAnsi"/>
+              </w:rPr>
+              <w:t>)</w:t>
+            </w:r>
+          </w:p>
+        </w:tc>
+      </w:tr>
+      <w:tr>
+        <w:tc>
+          <w:tcPr>
+            <w:tcW w:w="4814" w:type="dxa"/>
+          </w:tcPr>
+          <w:p>
+            <w:pPr>
+              <w:rPr>
+                <w:rFonts w:asciiTheme="minorHAnsi" w:hAnsiTheme="minorHAnsi" w:cstheme="minorHAnsi"/>
+              </w:rPr>
+            </w:pPr>
+            <w:r>
+              <w:rPr>
+                <w:rFonts w:asciiTheme="minorHAnsi" w:hAnsiTheme="minorHAnsi" w:cstheme="minorHAnsi"/>
+              </w:rPr>
+              <w:t>resources/</w:t>
+            </w:r>
+          </w:p>
+        </w:tc>
+        <w:tc>
+          <w:tcPr>
+            <w:tcW w:w="4814" w:type="dxa"/>
+          </w:tcPr>
+          <w:p>
+            <w:pPr>
+              <w:rPr>
+                <w:rFonts w:asciiTheme="minorHAnsi" w:hAnsiTheme="minorHAnsi" w:cstheme="minorHAnsi"/>
+                <w:lang w:val="fr-CH"/>
+              </w:rPr>
+            </w:pPr>
+            <w:proofErr w:type="spellStart"/>
+            <w:r>
+              <w:rPr>
+                <w:rFonts w:asciiTheme="minorHAnsi" w:hAnsiTheme="minorHAnsi" w:cstheme="minorHAnsi"/>
+                <w:lang w:val="fr-CH"/>
+              </w:rPr>
+              <w:t>Contiene</w:t>
+            </w:r>
+            <w:proofErr w:type="spellEnd"/>
+            <w:r>
+              <w:rPr>
+                <w:rFonts w:asciiTheme="minorHAnsi" w:hAnsiTheme="minorHAnsi" w:cstheme="minorHAnsi"/>
+                <w:lang w:val="fr-CH"/>
+              </w:rPr>
+              <w:t xml:space="preserve"> le </w:t>
+            </w:r>
+            <w:proofErr w:type="spellStart"/>
+            <w:r>
+              <w:rPr>
+                <w:rFonts w:asciiTheme="minorHAnsi" w:hAnsiTheme="minorHAnsi" w:cstheme="minorHAnsi"/>
+                <w:lang w:val="fr-CH"/>
+              </w:rPr>
+              <w:t>Views</w:t>
+            </w:r>
+            <w:proofErr w:type="spellEnd"/>
+            <w:r>
+              <w:rPr>
+                <w:rFonts w:asciiTheme="minorHAnsi" w:hAnsiTheme="minorHAnsi" w:cstheme="minorHAnsi"/>
+                <w:lang w:val="fr-CH"/>
+              </w:rPr>
+              <w:t xml:space="preserve"> (Blade), file CSS/JS</w:t>
+            </w:r>
+          </w:p>
+        </w:tc>
+      </w:tr>
+      <w:tr>
+        <w:tc>
+          <w:tcPr>
+            <w:tcW w:w="4814" w:type="dxa"/>
+          </w:tcPr>
+          <w:p>
+            <w:pPr>
+              <w:rPr>
+                <w:rFonts w:asciiTheme="minorHAnsi" w:hAnsiTheme="minorHAnsi" w:cstheme="minorHAnsi"/>
+                <w:lang w:val="fr-CH"/>
+              </w:rPr>
+            </w:pPr>
+            <w:r>
+              <w:rPr>
+                <w:rFonts w:asciiTheme="minorHAnsi" w:hAnsiTheme="minorHAnsi" w:cstheme="minorHAnsi"/>
+                <w:lang w:val="fr-CH"/>
+              </w:rPr>
+              <w:t>routes/</w:t>
+            </w:r>
+          </w:p>
+        </w:tc>
+        <w:tc>
+          <w:tcPr>
+            <w:tcW w:w="4814" w:type="dxa"/>
+          </w:tcPr>
+          <w:p>
+            <w:pPr>
+              <w:rPr>
+                <w:rFonts w:asciiTheme="minorHAnsi" w:hAnsiTheme="minorHAnsi" w:cstheme="minorHAnsi"/>
+                <w:lang w:val="fr-CH"/>
+              </w:rPr>
+            </w:pPr>
+            <w:proofErr w:type="spellStart"/>
+            <w:r>
+              <w:rPr>
+                <w:rFonts w:asciiTheme="minorHAnsi" w:hAnsiTheme="minorHAnsi" w:cstheme="minorHAnsi"/>
+                <w:lang w:val="fr-CH"/>
+              </w:rPr>
+              <w:t>Definizione</w:t>
+            </w:r>
+            <w:proofErr w:type="spellEnd"/>
+            <w:r>
+              <w:rPr>
+                <w:rFonts w:asciiTheme="minorHAnsi" w:hAnsiTheme="minorHAnsi" w:cstheme="minorHAnsi"/>
+                <w:lang w:val="fr-CH"/>
+              </w:rPr>
+              <w:t xml:space="preserve"> delle </w:t>
+            </w:r>
+            <w:proofErr w:type="spellStart"/>
+            <w:r>
+              <w:rPr>
+                <w:rFonts w:asciiTheme="minorHAnsi" w:hAnsiTheme="minorHAnsi" w:cstheme="minorHAnsi"/>
+                <w:lang w:val="fr-CH"/>
+              </w:rPr>
+              <w:t>rotte</w:t>
+            </w:r>
+            <w:proofErr w:type="spellEnd"/>
+          </w:p>
+        </w:tc>
+      </w:tr>
+      <w:tr>
+        <w:tc>
+          <w:tcPr>
+            <w:tcW w:w="4814" w:type="dxa"/>
+          </w:tcPr>
+          <w:p>
+            <w:pPr>
+              <w:rPr>
+                <w:rFonts w:asciiTheme="minorHAnsi" w:hAnsiTheme="minorHAnsi" w:cstheme="minorHAnsi"/>
+                <w:lang w:val="fr-CH"/>
+              </w:rPr>
+            </w:pPr>
+            <w:proofErr w:type="spellStart"/>
+            <w:r>
+              <w:rPr>
+                <w:rFonts w:asciiTheme="minorHAnsi" w:hAnsiTheme="minorHAnsi" w:cstheme="minorHAnsi"/>
+                <w:lang w:val="fr-CH"/>
+              </w:rPr>
+              <w:t>storage</w:t>
+            </w:r>
+            <w:proofErr w:type="spellEnd"/>
+            <w:r>
+              <w:rPr>
+                <w:rFonts w:asciiTheme="minorHAnsi" w:hAnsiTheme="minorHAnsi" w:cstheme="minorHAnsi"/>
+                <w:lang w:val="fr-CH"/>
+              </w:rPr>
+              <w:t>/</w:t>
+            </w:r>
+          </w:p>
+        </w:tc>
+        <w:tc>
+          <w:tcPr>
+            <w:tcW w:w="4814" w:type="dxa"/>
+          </w:tcPr>
+          <w:p>
+            <w:pPr>
+              <w:rPr>
+                <w:rFonts w:asciiTheme="minorHAnsi" w:hAnsiTheme="minorHAnsi" w:cstheme="minorHAnsi"/>
+              </w:rPr>
+            </w:pPr>
+            <w:r>
+              <w:rPr>
+                <w:rFonts w:asciiTheme="minorHAnsi" w:hAnsiTheme="minorHAnsi" w:cstheme="minorHAnsi"/>
+              </w:rPr>
+              <w:t xml:space="preserve">Log, </w:t>
+            </w:r>
+            <w:proofErr w:type="spellStart"/>
+            <w:r>
+              <w:rPr>
+                <w:rFonts w:asciiTheme="minorHAnsi" w:hAnsiTheme="minorHAnsi" w:cstheme="minorHAnsi"/>
+              </w:rPr>
+              <w:t>cahce</w:t>
+            </w:r>
+            <w:proofErr w:type="spellEnd"/>
+            <w:r>
+              <w:rPr>
+                <w:rFonts w:asciiTheme="minorHAnsi" w:hAnsiTheme="minorHAnsi" w:cstheme="minorHAnsi"/>
+              </w:rPr>
+              <w:t xml:space="preserve">, sessioni, file </w:t>
+            </w:r>
+            <w:proofErr w:type="spellStart"/>
+            <w:r>
+              <w:rPr>
+                <w:rFonts w:asciiTheme="minorHAnsi" w:hAnsiTheme="minorHAnsi" w:cstheme="minorHAnsi"/>
+              </w:rPr>
+              <w:t>carticati</w:t>
+            </w:r>
+            <w:proofErr w:type="spellEnd"/>
+          </w:p>
+        </w:tc>
+      </w:tr>
+      <w:tr>
+        <w:tc>
+          <w:tcPr>
+            <w:tcW w:w="4814" w:type="dxa"/>
+          </w:tcPr>
+          <w:p>
+            <w:pPr>
+              <w:rPr>
+                <w:rFonts w:asciiTheme="minorHAnsi" w:hAnsiTheme="minorHAnsi" w:cstheme="minorHAnsi"/>
+                <w:lang w:val="fr-CH"/>
+              </w:rPr>
+            </w:pPr>
+            <w:r>
+              <w:rPr>
+                <w:rFonts w:asciiTheme="minorHAnsi" w:hAnsiTheme="minorHAnsi" w:cstheme="minorHAnsi"/>
+                <w:lang w:val="fr-CH"/>
+              </w:rPr>
+              <w:t>tests/</w:t>
+            </w:r>
+          </w:p>
+        </w:tc>
+        <w:tc>
+          <w:tcPr>
+            <w:tcW w:w="4814" w:type="dxa"/>
+          </w:tcPr>
+          <w:p>
+            <w:pPr>
+              <w:rPr>
+                <w:rFonts w:asciiTheme="minorHAnsi" w:hAnsiTheme="minorHAnsi" w:cstheme="minorHAnsi"/>
+              </w:rPr>
+            </w:pPr>
+            <w:r>
+              <w:rPr>
+                <w:rFonts w:asciiTheme="minorHAnsi" w:hAnsiTheme="minorHAnsi" w:cstheme="minorHAnsi"/>
+              </w:rPr>
+              <w:t>Contiene test automatici</w:t>
+            </w:r>
+          </w:p>
+        </w:tc>
+      </w:tr>
+      <w:tr>
+        <w:tc>
+          <w:tcPr>
+            <w:tcW w:w="4814" w:type="dxa"/>
+          </w:tcPr>
+          <w:p>
+            <w:pPr>
+              <w:rPr>
+                <w:rFonts w:asciiTheme="minorHAnsi" w:hAnsiTheme="minorHAnsi" w:cstheme="minorHAnsi"/>
+                <w:lang w:val="fr-CH"/>
+              </w:rPr>
+            </w:pPr>
+            <w:r>
+              <w:rPr>
+                <w:rFonts w:asciiTheme="minorHAnsi" w:hAnsiTheme="minorHAnsi" w:cstheme="minorHAnsi"/>
+                <w:lang w:val="fr-CH"/>
+              </w:rPr>
+              <w:t>.</w:t>
+            </w:r>
+            <w:proofErr w:type="spellStart"/>
+            <w:r>
+              <w:rPr>
+                <w:rFonts w:asciiTheme="minorHAnsi" w:hAnsiTheme="minorHAnsi" w:cstheme="minorHAnsi"/>
+                <w:lang w:val="fr-CH"/>
+              </w:rPr>
+              <w:t>env</w:t>
+            </w:r>
+            <w:proofErr w:type="spellEnd"/>
+          </w:p>
+        </w:tc>
+        <w:tc>
+          <w:tcPr>
+            <w:tcW w:w="4814" w:type="dxa"/>
+          </w:tcPr>
+          <w:p>
+            <w:pPr>
+              <w:rPr>
+                <w:rFonts w:asciiTheme="minorHAnsi" w:hAnsiTheme="minorHAnsi" w:cstheme="minorHAnsi"/>
+              </w:rPr>
+            </w:pPr>
+            <w:r>
+              <w:rPr>
+                <w:rFonts w:asciiTheme="minorHAnsi" w:hAnsiTheme="minorHAnsi" w:cstheme="minorHAnsi"/>
+              </w:rPr>
+              <w:t>Configurazione dell’ambiente (DB, API ecc..)</w:t>
+            </w:r>
+          </w:p>
+        </w:tc>
+      </w:tr>
+    </w:tbl>
+    <w:p>
+      <w:pPr>
+        <w:rPr>
+          <w:b/>
+          <w:lang w:val="it-IT"/>
+        </w:rPr>
+      </w:pPr>
     </w:p>
     <w:sectPr>
-      <w:headerReference w:type="default" r:id="rId14"/>
-      <w:footerReference w:type="default" r:id="rId15"/>
+      <w:headerReference w:type="default" r:id="rId16"/>
+      <w:footerReference w:type="default" r:id="rId17"/>
       <w:pgSz w:w="11906" w:h="16838"/>
       <w:pgMar w:top="1417" w:right="1134" w:bottom="1134" w:left="1134" w:header="708" w:footer="708" w:gutter="0"/>
       <w:pgNumType w:start="0"/>
@@ -1249,14 +4491,27 @@
     <w:r>
       <w:t>/</w:t>
     </w:r>
-    <w:fldSimple w:instr=" NUMPAGES   \* MERGEFORMAT ">
-      <w:r>
-        <w:rPr>
-          <w:noProof/>
-        </w:rPr>
-        <w:t>2</w:t>
-      </w:r>
-    </w:fldSimple>
+    <w:r>
+      <w:fldChar w:fldCharType="begin"/>
+    </w:r>
+    <w:r>
+      <w:instrText xml:space="preserve"> NUMPAGES   \* MERGEFORMAT </w:instrText>
+    </w:r>
+    <w:r>
+      <w:fldChar w:fldCharType="separate"/>
+    </w:r>
+    <w:r>
+      <w:rPr>
+        <w:noProof/>
+      </w:rPr>
+      <w:t>2</w:t>
+    </w:r>
+    <w:r>
+      <w:rPr>
+        <w:noProof/>
+      </w:rPr>
+      <w:fldChar w:fldCharType="end"/>
+    </w:r>
   </w:p>
 </w:ftr>
 </file>
@@ -1300,7 +4555,10 @@
     </w:r>
     <w:r>
       <w:tab/>
-      <w:t>Documentazione Sprint 1</w:t>
+      <w:t xml:space="preserve">Documentazione Sprint </w:t>
+    </w:r>
+    <w:r>
+      <w:t>2</w:t>
     </w:r>
   </w:p>
 </w:hdr>
@@ -2583,6 +5841,117 @@
       <w:szCs w:val="18"/>
     </w:rPr>
   </w:style>
+  <w:style w:type="character" w:customStyle="1" w:styleId="CodeCarattere">
+    <w:name w:val="Code Carattere"/>
+    <w:basedOn w:val="Carpredefinitoparagrafo"/>
+    <w:link w:val="Code"/>
+    <w:locked/>
+    <w:rsid w:val="00175463"/>
+    <w:rPr>
+      <w:rFonts w:ascii="Consolas" w:hAnsi="Consolas" w:cs="Courier New"/>
+      <w:noProof/>
+      <w:color w:val="212529"/>
+      <w:shd w:val="clear" w:color="auto" w:fill="F8F9FA"/>
+      <w:lang w:val="it-IT" w:eastAsia="it-IT"/>
+    </w:rPr>
+  </w:style>
+  <w:style w:type="paragraph" w:customStyle="1" w:styleId="Code">
+    <w:name w:val="Code"/>
+    <w:basedOn w:val="PreformattatoHTML"/>
+    <w:link w:val="CodeCarattere"/>
+    <w:qFormat/>
+    <w:rsid w:val="00175463"/>
+    <w:pPr>
+      <w:pBdr>
+        <w:top w:val="single" w:sz="6" w:space="12" w:color="EAECF0"/>
+        <w:left w:val="single" w:sz="6" w:space="12" w:color="EAECF0"/>
+        <w:bottom w:val="single" w:sz="6" w:space="12" w:color="EAECF0"/>
+        <w:right w:val="single" w:sz="6" w:space="12" w:color="EAECF0"/>
+      </w:pBdr>
+      <w:shd w:val="clear" w:color="auto" w:fill="F8F9FA"/>
+      <w:tabs>
+        <w:tab w:val="left" w:pos="916"/>
+        <w:tab w:val="left" w:pos="1832"/>
+        <w:tab w:val="left" w:pos="2748"/>
+        <w:tab w:val="left" w:pos="3664"/>
+        <w:tab w:val="left" w:pos="4580"/>
+        <w:tab w:val="left" w:pos="5496"/>
+        <w:tab w:val="left" w:pos="6412"/>
+        <w:tab w:val="left" w:pos="7328"/>
+        <w:tab w:val="left" w:pos="8244"/>
+        <w:tab w:val="left" w:pos="9160"/>
+        <w:tab w:val="left" w:pos="10076"/>
+        <w:tab w:val="left" w:pos="10992"/>
+        <w:tab w:val="left" w:pos="11908"/>
+        <w:tab w:val="left" w:pos="12824"/>
+        <w:tab w:val="left" w:pos="13740"/>
+        <w:tab w:val="left" w:pos="14656"/>
+      </w:tabs>
+    </w:pPr>
+    <w:rPr>
+      <w:rFonts w:cs="Courier New"/>
+      <w:noProof/>
+      <w:color w:val="212529"/>
+      <w:sz w:val="22"/>
+      <w:szCs w:val="22"/>
+      <w:lang w:val="it-IT" w:eastAsia="it-IT"/>
+    </w:rPr>
+  </w:style>
+  <w:style w:type="paragraph" w:styleId="PreformattatoHTML">
+    <w:name w:val="HTML Preformatted"/>
+    <w:basedOn w:val="Normale"/>
+    <w:link w:val="PreformattatoHTMLCarattere"/>
+    <w:uiPriority w:val="99"/>
+    <w:semiHidden/>
+    <w:unhideWhenUsed/>
+    <w:rsid w:val="00175463"/>
+    <w:pPr>
+      <w:spacing w:after="0" w:line="240" w:lineRule="auto"/>
+    </w:pPr>
+    <w:rPr>
+      <w:rFonts w:ascii="Consolas" w:hAnsi="Consolas"/>
+      <w:sz w:val="20"/>
+      <w:szCs w:val="20"/>
+    </w:rPr>
+  </w:style>
+  <w:style w:type="character" w:customStyle="1" w:styleId="PreformattatoHTMLCarattere">
+    <w:name w:val="Preformattato HTML Carattere"/>
+    <w:basedOn w:val="Carpredefinitoparagrafo"/>
+    <w:link w:val="PreformattatoHTML"/>
+    <w:uiPriority w:val="99"/>
+    <w:semiHidden/>
+    <w:rsid w:val="00175463"/>
+    <w:rPr>
+      <w:rFonts w:ascii="Consolas" w:hAnsi="Consolas"/>
+      <w:sz w:val="20"/>
+      <w:szCs w:val="20"/>
+    </w:rPr>
+  </w:style>
+  <w:style w:type="table" w:styleId="Grigliatabella">
+    <w:name w:val="Table Grid"/>
+    <w:basedOn w:val="Tabellanormale"/>
+    <w:uiPriority w:val="39"/>
+    <w:rsid w:val="00175463"/>
+    <w:pPr>
+      <w:spacing w:after="0" w:line="240" w:lineRule="auto"/>
+    </w:pPr>
+    <w:rPr>
+      <w:rFonts w:ascii="Times New Roman" w:eastAsia="Times New Roman" w:hAnsi="Times New Roman" w:cs="Times New Roman"/>
+      <w:sz w:val="20"/>
+      <w:szCs w:val="20"/>
+      <w:lang w:eastAsia="it-CH"/>
+    </w:rPr>
+    <w:tblPr>
+      <w:tblBorders>
+        <w:top w:val="single" w:sz="4" w:space="0" w:color="auto"/>
+        <w:left w:val="single" w:sz="4" w:space="0" w:color="auto"/>
+        <w:bottom w:val="single" w:sz="4" w:space="0" w:color="auto"/>
+        <w:right w:val="single" w:sz="4" w:space="0" w:color="auto"/>
+        <w:insideH w:val="single" w:sz="4" w:space="0" w:color="auto"/>
+        <w:insideV w:val="single" w:sz="4" w:space="0" w:color="auto"/>
+      </w:tblBorders>
+    </w:tblPr>
+  </w:style>
 </w:styles>
 </file>
 
@@ -2905,7 +6274,7 @@
 </file>
 
 <file path=customXml/itemProps2.xml><?xml version="1.0" encoding="utf-8"?>
-<ds:datastoreItem xmlns:ds="http://schemas.openxmlformats.org/officeDocument/2006/customXml" ds:itemID="{61AAE55A-EA0E-48E8-B7D4-F78A345DB75C}">
+<ds:datastoreItem xmlns:ds="http://schemas.openxmlformats.org/officeDocument/2006/customXml" ds:itemID="{FF34AB52-3A66-47B7-AA46-5A2165399CA2}">
   <ds:schemaRefs>
     <ds:schemaRef ds:uri="http://schemas.openxmlformats.org/officeDocument/2006/bibliography"/>
   </ds:schemaRefs>

--- a/3_Documentazione/Documentazione-Sprint2.docx
+++ b/3_Documentazione/Documentazione-Sprint2.docx
@@ -612,7 +612,7 @@
           <w:r>
             <w:fldChar w:fldCharType="separate"/>
           </w:r>
-          <w:hyperlink w:anchor="_Toc193895988" w:history="1">
+          <w:hyperlink w:anchor="_Toc194481275" w:history="1">
             <w:r>
               <w:rPr>
                 <w:rStyle w:val="Collegamentoipertestuale"/>
@@ -639,7 +639,7 @@
                 <w:noProof/>
                 <w:webHidden/>
               </w:rPr>
-              <w:instrText xml:space="preserve"> PAGEREF _Toc193895988 \h </w:instrText>
+              <w:instrText xml:space="preserve"> PAGEREF _Toc194481275 \h </w:instrText>
             </w:r>
             <w:r>
               <w:rPr>
@@ -682,7 +682,7 @@
               <w:lang w:eastAsia="it-CH"/>
             </w:rPr>
           </w:pPr>
-          <w:hyperlink w:anchor="_Toc193895989" w:history="1">
+          <w:hyperlink w:anchor="_Toc194481276" w:history="1">
             <w:r>
               <w:rPr>
                 <w:rStyle w:val="Collegamentoipertestuale"/>
@@ -709,7 +709,7 @@
                 <w:noProof/>
                 <w:webHidden/>
               </w:rPr>
-              <w:instrText xml:space="preserve"> PAGEREF _Toc193895989 \h </w:instrText>
+              <w:instrText xml:space="preserve"> PAGEREF _Toc194481276 \h </w:instrText>
             </w:r>
             <w:r>
               <w:rPr>
@@ -752,7 +752,7 @@
               <w:lang w:eastAsia="it-CH"/>
             </w:rPr>
           </w:pPr>
-          <w:hyperlink w:anchor="_Toc193895990" w:history="1">
+          <w:hyperlink w:anchor="_Toc194481277" w:history="1">
             <w:r>
               <w:rPr>
                 <w:rStyle w:val="Collegamentoipertestuale"/>
@@ -779,7 +779,7 @@
                 <w:noProof/>
                 <w:webHidden/>
               </w:rPr>
-              <w:instrText xml:space="preserve"> PAGEREF _Toc193895990 \h </w:instrText>
+              <w:instrText xml:space="preserve"> PAGEREF _Toc194481277 \h </w:instrText>
             </w:r>
             <w:r>
               <w:rPr>
@@ -822,7 +822,7 @@
               <w:lang w:eastAsia="it-CH"/>
             </w:rPr>
           </w:pPr>
-          <w:hyperlink w:anchor="_Toc193895991" w:history="1">
+          <w:hyperlink w:anchor="_Toc194481278" w:history="1">
             <w:r>
               <w:rPr>
                 <w:rStyle w:val="Collegamentoipertestuale"/>
@@ -849,7 +849,7 @@
                 <w:noProof/>
                 <w:webHidden/>
               </w:rPr>
-              <w:instrText xml:space="preserve"> PAGEREF _Toc193895991 \h </w:instrText>
+              <w:instrText xml:space="preserve"> PAGEREF _Toc194481278 \h </w:instrText>
             </w:r>
             <w:r>
               <w:rPr>
@@ -892,7 +892,7 @@
               <w:lang w:eastAsia="it-CH"/>
             </w:rPr>
           </w:pPr>
-          <w:hyperlink w:anchor="_Toc193895992" w:history="1">
+          <w:hyperlink w:anchor="_Toc194481279" w:history="1">
             <w:r>
               <w:rPr>
                 <w:rStyle w:val="Collegamentoipertestuale"/>
@@ -919,7 +919,7 @@
                 <w:noProof/>
                 <w:webHidden/>
               </w:rPr>
-              <w:instrText xml:space="preserve"> PAGEREF _Toc193895992 \h </w:instrText>
+              <w:instrText xml:space="preserve"> PAGEREF _Toc194481279 \h </w:instrText>
             </w:r>
             <w:r>
               <w:rPr>
@@ -962,7 +962,7 @@
               <w:lang w:eastAsia="it-CH"/>
             </w:rPr>
           </w:pPr>
-          <w:hyperlink w:anchor="_Toc193895993" w:history="1">
+          <w:hyperlink w:anchor="_Toc194481280" w:history="1">
             <w:r>
               <w:rPr>
                 <w:rStyle w:val="Collegamentoipertestuale"/>
@@ -989,7 +989,7 @@
                 <w:noProof/>
                 <w:webHidden/>
               </w:rPr>
-              <w:instrText xml:space="preserve"> PAGEREF _Toc193895993 \h </w:instrText>
+              <w:instrText xml:space="preserve"> PAGEREF _Toc194481280 \h </w:instrText>
             </w:r>
             <w:r>
               <w:rPr>
@@ -1032,7 +1032,7 @@
               <w:lang w:eastAsia="it-CH"/>
             </w:rPr>
           </w:pPr>
-          <w:hyperlink w:anchor="_Toc193895994" w:history="1">
+          <w:hyperlink w:anchor="_Toc194481281" w:history="1">
             <w:r>
               <w:rPr>
                 <w:rStyle w:val="Collegamentoipertestuale"/>
@@ -1059,7 +1059,7 @@
                 <w:noProof/>
                 <w:webHidden/>
               </w:rPr>
-              <w:instrText xml:space="preserve"> PAGEREF _Toc193895994 \h </w:instrText>
+              <w:instrText xml:space="preserve"> PAGEREF _Toc194481281 \h </w:instrText>
             </w:r>
             <w:r>
               <w:rPr>
@@ -1102,7 +1102,7 @@
               <w:lang w:eastAsia="it-CH"/>
             </w:rPr>
           </w:pPr>
-          <w:hyperlink w:anchor="_Toc193895995" w:history="1">
+          <w:hyperlink w:anchor="_Toc194481282" w:history="1">
             <w:r>
               <w:rPr>
                 <w:rStyle w:val="Collegamentoipertestuale"/>
@@ -1129,7 +1129,7 @@
                 <w:noProof/>
                 <w:webHidden/>
               </w:rPr>
-              <w:instrText xml:space="preserve"> PAGEREF _Toc193895995 \h </w:instrText>
+              <w:instrText xml:space="preserve"> PAGEREF _Toc194481282 \h </w:instrText>
             </w:r>
             <w:r>
               <w:rPr>
@@ -1172,7 +1172,7 @@
               <w:lang w:eastAsia="it-CH"/>
             </w:rPr>
           </w:pPr>
-          <w:hyperlink w:anchor="_Toc193895996" w:history="1">
+          <w:hyperlink w:anchor="_Toc194481283" w:history="1">
             <w:r>
               <w:rPr>
                 <w:rStyle w:val="Collegamentoipertestuale"/>
@@ -1199,7 +1199,7 @@
                 <w:noProof/>
                 <w:webHidden/>
               </w:rPr>
-              <w:instrText xml:space="preserve"> PAGEREF _Toc193895996 \h </w:instrText>
+              <w:instrText xml:space="preserve"> PAGEREF _Toc194481283 \h </w:instrText>
             </w:r>
             <w:r>
               <w:rPr>
@@ -1242,7 +1242,7 @@
               <w:lang w:eastAsia="it-CH"/>
             </w:rPr>
           </w:pPr>
-          <w:hyperlink w:anchor="_Toc193895997" w:history="1">
+          <w:hyperlink w:anchor="_Toc194481284" w:history="1">
             <w:r>
               <w:rPr>
                 <w:rStyle w:val="Collegamentoipertestuale"/>
@@ -1269,7 +1269,7 @@
                 <w:noProof/>
                 <w:webHidden/>
               </w:rPr>
-              <w:instrText xml:space="preserve"> PAGEREF _Toc193895997 \h </w:instrText>
+              <w:instrText xml:space="preserve"> PAGEREF _Toc194481284 \h </w:instrText>
             </w:r>
             <w:r>
               <w:rPr>
@@ -1312,7 +1312,7 @@
               <w:lang w:eastAsia="it-CH"/>
             </w:rPr>
           </w:pPr>
-          <w:hyperlink w:anchor="_Toc193895998" w:history="1">
+          <w:hyperlink w:anchor="_Toc194481285" w:history="1">
             <w:r>
               <w:rPr>
                 <w:rStyle w:val="Collegamentoipertestuale"/>
@@ -1339,7 +1339,7 @@
                 <w:noProof/>
                 <w:webHidden/>
               </w:rPr>
-              <w:instrText xml:space="preserve"> PAGEREF _Toc193895998 \h </w:instrText>
+              <w:instrText xml:space="preserve"> PAGEREF _Toc194481285 \h </w:instrText>
             </w:r>
             <w:r>
               <w:rPr>
@@ -1360,6 +1360,76 @@
                 <w:webHidden/>
               </w:rPr>
               <w:t>8</w:t>
+            </w:r>
+            <w:r>
+              <w:rPr>
+                <w:noProof/>
+                <w:webHidden/>
+              </w:rPr>
+              <w:fldChar w:fldCharType="end"/>
+            </w:r>
+          </w:hyperlink>
+        </w:p>
+        <w:p>
+          <w:pPr>
+            <w:pStyle w:val="Sommario1"/>
+            <w:tabs>
+              <w:tab w:val="right" w:leader="dot" w:pos="9628"/>
+            </w:tabs>
+            <w:rPr>
+              <w:rFonts w:eastAsiaTheme="minorEastAsia"/>
+              <w:noProof/>
+              <w:lang w:eastAsia="it-CH"/>
+            </w:rPr>
+          </w:pPr>
+          <w:hyperlink w:anchor="_Toc194481286" w:history="1">
+            <w:r>
+              <w:rPr>
+                <w:rStyle w:val="Collegamentoipertestuale"/>
+                <w:noProof/>
+              </w:rPr>
+              <w:t>Test</w:t>
+            </w:r>
+            <w:r>
+              <w:rPr>
+                <w:noProof/>
+                <w:webHidden/>
+              </w:rPr>
+              <w:tab/>
+            </w:r>
+            <w:r>
+              <w:rPr>
+                <w:noProof/>
+                <w:webHidden/>
+              </w:rPr>
+              <w:fldChar w:fldCharType="begin"/>
+            </w:r>
+            <w:r>
+              <w:rPr>
+                <w:noProof/>
+                <w:webHidden/>
+              </w:rPr>
+              <w:instrText xml:space="preserve"> PAGEREF _Toc194481286 \h </w:instrText>
+            </w:r>
+            <w:r>
+              <w:rPr>
+                <w:noProof/>
+                <w:webHidden/>
+              </w:rPr>
+            </w:r>
+            <w:r>
+              <w:rPr>
+                <w:noProof/>
+                <w:webHidden/>
+              </w:rPr>
+              <w:fldChar w:fldCharType="separate"/>
+            </w:r>
+            <w:r>
+              <w:rPr>
+                <w:noProof/>
+                <w:webHidden/>
+              </w:rPr>
+              <w:t>9</w:t>
             </w:r>
             <w:r>
               <w:rPr>
@@ -1410,7 +1480,7 @@
           <w:u w:val="single"/>
         </w:rPr>
       </w:pPr>
-      <w:bookmarkStart w:id="1" w:name="_Toc193895988"/>
+      <w:bookmarkStart w:id="1" w:name="_Toc194481275"/>
       <w:r>
         <w:rPr>
           <w:u w:val="single"/>
@@ -1427,7 +1497,7 @@
           <w:u w:val="single"/>
         </w:rPr>
       </w:pPr>
-      <w:bookmarkStart w:id="2" w:name="_Toc193895989"/>
+      <w:bookmarkStart w:id="2" w:name="_Toc194481276"/>
       <w:r>
         <w:rPr>
           <w:u w:val="single"/>
@@ -1693,7 +1763,7 @@
           <w:u w:val="single"/>
         </w:rPr>
       </w:pPr>
-      <w:bookmarkStart w:id="3" w:name="_Toc193895990"/>
+      <w:bookmarkStart w:id="3" w:name="_Toc194481277"/>
       <w:r>
         <w:rPr>
           <w:u w:val="single"/>
@@ -1770,7 +1840,7 @@
           <w:u w:val="single"/>
         </w:rPr>
       </w:pPr>
-      <w:bookmarkStart w:id="4" w:name="_Toc193895991"/>
+      <w:bookmarkStart w:id="4" w:name="_Toc194481278"/>
       <w:r>
         <w:rPr>
           <w:u w:val="single"/>
@@ -2034,14 +2104,27 @@
         <w:pStyle w:val="Didascalia"/>
         <w:jc w:val="center"/>
       </w:pPr>
-      <w:fldSimple w:instr=" SEQ Figura \* ARABIC ">
-        <w:r>
-          <w:rPr>
-            <w:noProof/>
-          </w:rPr>
-          <w:t>5</w:t>
-        </w:r>
-      </w:fldSimple>
+      <w:r>
+        <w:fldChar w:fldCharType="begin"/>
+      </w:r>
+      <w:r>
+        <w:instrText xml:space="preserve"> SEQ Figura \* ARABIC </w:instrText>
+      </w:r>
+      <w:r>
+        <w:fldChar w:fldCharType="separate"/>
+      </w:r>
+      <w:r>
+        <w:rPr>
+          <w:noProof/>
+        </w:rPr>
+        <w:t>5</w:t>
+      </w:r>
+      <w:r>
+        <w:rPr>
+          <w:noProof/>
+        </w:rPr>
+        <w:fldChar w:fldCharType="end"/>
+      </w:r>
       <w:r>
         <w:t xml:space="preserve"> - Pagina di gestione account - sezione di eliminazione account</w:t>
       </w:r>
@@ -2054,7 +2137,7 @@
           <w:u w:val="single"/>
         </w:rPr>
       </w:pPr>
-      <w:bookmarkStart w:id="5" w:name="_Toc193895992"/>
+      <w:bookmarkStart w:id="5" w:name="_Toc194481279"/>
       <w:r>
         <w:rPr>
           <w:u w:val="single"/>
@@ -2065,28 +2148,7 @@
     </w:p>
     <w:p>
       <w:r>
-        <w:t xml:space="preserve">Questa pagina è dedicata </w:t>
-      </w:r>
-      <w:r>
-        <w:t>all’admin</w:t>
-      </w:r>
-      <w:r>
-        <w:t xml:space="preserve">, ed al suo interno egli può gestire le informazioni riguardanti </w:t>
-      </w:r>
-      <w:r>
-        <w:t xml:space="preserve">gli </w:t>
-      </w:r>
-      <w:r>
-        <w:t>account</w:t>
-      </w:r>
-      <w:r>
-        <w:t xml:space="preserve"> degli utenti, come l’id, il nome, cognome, data di nascita, indirizzo, NAP, città, paese, numero di telefono e mail. Egli ha anche la facoltà di eliminare gli account. </w:t>
-      </w:r>
-      <w:r>
-        <w:t>Questa pagina è generata automaticamente da</w:t>
-      </w:r>
-      <w:r>
-        <w:t xml:space="preserve"> </w:t>
+        <w:t xml:space="preserve">Questa pagina è dedicata all’admin, ed al suo interno egli può gestire le informazioni riguardanti gli account degli utenti, come l’id, il nome, cognome, data di nascita, indirizzo, NAP, città, paese, numero di telefono e mail. Egli ha anche la facoltà di eliminare gli account. Questa pagina è generata automaticamente da </w:t>
       </w:r>
       <w:proofErr w:type="spellStart"/>
       <w:r>
@@ -2161,8 +2223,7 @@
           <w:u w:val="single"/>
         </w:rPr>
       </w:pPr>
-      <w:bookmarkStart w:id="6" w:name="_Toc193895993"/>
-      <w:bookmarkStart w:id="7" w:name="_GoBack"/>
+      <w:bookmarkStart w:id="6" w:name="_Toc194481280"/>
       <w:r>
         <w:rPr>
           <w:u w:val="single"/>
@@ -2172,7 +2233,6 @@
       </w:r>
       <w:bookmarkEnd w:id="6"/>
     </w:p>
-    <w:bookmarkEnd w:id="7"/>
     <w:p>
       <w:pPr>
         <w:rPr>
@@ -2193,83 +2253,514 @@
           <w:u w:val="single"/>
         </w:rPr>
       </w:pPr>
-      <w:bookmarkStart w:id="8" w:name="_Toc193895994"/>
+      <w:bookmarkStart w:id="7" w:name="_Toc194481281"/>
       <w:proofErr w:type="spellStart"/>
       <w:r>
         <w:rPr>
           <w:u w:val="single"/>
         </w:rPr>
         <w:t>Migrations</w:t>
+      </w:r>
+      <w:bookmarkEnd w:id="7"/>
+      <w:proofErr w:type="spellEnd"/>
+    </w:p>
+    <w:p>
+      <w:pPr>
+        <w:spacing w:after="240"/>
+      </w:pPr>
+      <w:r>
+        <w:t xml:space="preserve">Le </w:t>
+      </w:r>
+      <w:proofErr w:type="spellStart"/>
+      <w:r>
+        <w:t>migrations</w:t>
+      </w:r>
+      <w:proofErr w:type="spellEnd"/>
+      <w:r>
+        <w:t xml:space="preserve"> sono file PHP che definiscono la struttura del database (tabelle, colonne, indici, relazioni)</w:t>
+      </w:r>
+      <w:r>
+        <w:t>. Mettono a disposizione delle funzioni principali, come c</w:t>
+      </w:r>
+      <w:r>
+        <w:t>reare, modificare o eliminare tabelle e colonne.</w:t>
+      </w:r>
+      <w:r>
+        <w:t xml:space="preserve"> Dunque al loro interno è possibile definire la struttura del Database.</w:t>
+      </w:r>
+    </w:p>
+    <w:p>
+      <w:pPr>
+        <w:spacing w:after="240"/>
+      </w:pPr>
+      <w:r>
+        <w:t>All’interno del file sono presenti due funzioni:</w:t>
+      </w:r>
+    </w:p>
+    <w:p>
+      <w:pPr>
+        <w:spacing w:after="240"/>
+        <w:rPr>
+          <w:b/>
+        </w:rPr>
+      </w:pPr>
+      <w:r>
+        <w:rPr>
+          <w:b/>
+        </w:rPr>
+        <w:t>up</w:t>
+      </w:r>
+      <w:r>
+        <w:rPr>
+          <w:b/>
+        </w:rPr>
+        <w:t>()</w:t>
+      </w:r>
+      <w:r>
+        <w:rPr>
+          <w:b/>
+        </w:rPr>
+        <w:t>:</w:t>
+      </w:r>
+      <w:r>
+        <w:rPr>
+          <w:b/>
+        </w:rPr>
+        <w:t xml:space="preserve"> </w:t>
+      </w:r>
+      <w:r>
+        <w:t>È responsabile della creazione degli schemi.</w:t>
+      </w:r>
+    </w:p>
+    <w:p>
+      <w:pPr>
+        <w:pStyle w:val="Code"/>
+        <w:ind w:left="360"/>
+        <w:rPr>
+          <w:sz w:val="16"/>
+          <w:szCs w:val="16"/>
+          <w:lang w:val="fr-CH"/>
+        </w:rPr>
+      </w:pPr>
+      <w:r>
+        <w:rPr>
+          <w:sz w:val="16"/>
+          <w:szCs w:val="16"/>
+          <w:lang w:val="fr-CH"/>
+        </w:rPr>
+        <w:t>public function up(): void</w:t>
+      </w:r>
+    </w:p>
+    <w:p>
+      <w:pPr>
+        <w:pStyle w:val="Code"/>
+        <w:ind w:left="360"/>
+        <w:rPr>
+          <w:sz w:val="16"/>
+          <w:szCs w:val="16"/>
+          <w:lang w:val="fr-CH"/>
+        </w:rPr>
+      </w:pPr>
+      <w:r>
+        <w:rPr>
+          <w:sz w:val="16"/>
+          <w:szCs w:val="16"/>
+          <w:lang w:val="fr-CH"/>
+        </w:rPr>
+        <w:t>{</w:t>
+      </w:r>
+    </w:p>
+    <w:p>
+      <w:pPr>
+        <w:pStyle w:val="Code"/>
+        <w:ind w:left="360"/>
+        <w:rPr>
+          <w:sz w:val="16"/>
+          <w:szCs w:val="16"/>
+          <w:lang w:val="fr-CH"/>
+        </w:rPr>
+      </w:pPr>
+      <w:r>
+        <w:rPr>
+          <w:sz w:val="16"/>
+          <w:szCs w:val="16"/>
+          <w:lang w:val="fr-CH"/>
+        </w:rPr>
+        <w:t xml:space="preserve">    Schema::create('user_roles', function (Blueprint $table) {</w:t>
+      </w:r>
+    </w:p>
+    <w:p>
+      <w:pPr>
+        <w:pStyle w:val="Code"/>
+        <w:ind w:left="360"/>
+        <w:rPr>
+          <w:sz w:val="16"/>
+          <w:szCs w:val="16"/>
+          <w:lang w:val="fr-CH"/>
+        </w:rPr>
+      </w:pPr>
+      <w:r>
+        <w:rPr>
+          <w:sz w:val="16"/>
+          <w:szCs w:val="16"/>
+          <w:lang w:val="fr-CH"/>
+        </w:rPr>
+        <w:t xml:space="preserve">        $table-&gt;id();</w:t>
+      </w:r>
+    </w:p>
+    <w:p>
+      <w:pPr>
+        <w:pStyle w:val="Code"/>
+        <w:ind w:left="360"/>
+        <w:rPr>
+          <w:sz w:val="16"/>
+          <w:szCs w:val="16"/>
+          <w:lang w:val="fr-CH"/>
+        </w:rPr>
+      </w:pPr>
+      <w:r>
+        <w:rPr>
+          <w:sz w:val="16"/>
+          <w:szCs w:val="16"/>
+          <w:lang w:val="fr-CH"/>
+        </w:rPr>
+        <w:t xml:space="preserve">        $table-&gt;string('name');</w:t>
+      </w:r>
+    </w:p>
+    <w:p>
+      <w:pPr>
+        <w:pStyle w:val="Code"/>
+        <w:ind w:left="360"/>
+        <w:rPr>
+          <w:sz w:val="16"/>
+          <w:szCs w:val="16"/>
+          <w:lang w:val="it-CH"/>
+        </w:rPr>
+      </w:pPr>
+      <w:r>
+        <w:rPr>
+          <w:sz w:val="16"/>
+          <w:szCs w:val="16"/>
+          <w:lang w:val="fr-CH"/>
+        </w:rPr>
+        <w:t xml:space="preserve">    </w:t>
+      </w:r>
+      <w:r>
+        <w:rPr>
+          <w:sz w:val="16"/>
+          <w:szCs w:val="16"/>
+          <w:lang w:val="it-CH"/>
+        </w:rPr>
+        <w:t>});</w:t>
+      </w:r>
+    </w:p>
+    <w:p>
+      <w:pPr>
+        <w:pStyle w:val="Code"/>
+        <w:ind w:left="360"/>
+        <w:rPr>
+          <w:sz w:val="16"/>
+          <w:szCs w:val="16"/>
+          <w:lang w:val="it-CH"/>
+        </w:rPr>
+      </w:pPr>
+      <w:r>
+        <w:rPr>
+          <w:sz w:val="16"/>
+          <w:szCs w:val="16"/>
+          <w:lang w:val="it-CH"/>
+        </w:rPr>
+        <w:t>}</w:t>
+      </w:r>
+    </w:p>
+    <w:p>
+      <w:pPr>
+        <w:spacing w:before="240" w:after="240"/>
+        <w:rPr>
+          <w:b/>
+          <w:lang w:val="it-IT"/>
+        </w:rPr>
+      </w:pPr>
+      <w:r>
+        <w:rPr>
+          <w:b/>
+          <w:lang w:val="it-IT"/>
+        </w:rPr>
+        <w:t>d</w:t>
+      </w:r>
+      <w:r>
+        <w:rPr>
+          <w:b/>
+          <w:lang w:val="it-IT"/>
+        </w:rPr>
+        <w:t>own</w:t>
+      </w:r>
+      <w:r>
+        <w:rPr>
+          <w:b/>
+          <w:lang w:val="it-IT"/>
+        </w:rPr>
+        <w:t xml:space="preserve">(): </w:t>
+      </w:r>
+      <w:r>
+        <w:rPr>
+          <w:lang w:val="it-IT"/>
+        </w:rPr>
+        <w:t>Si occupa di eliminare lo schema se già esistente.</w:t>
+      </w:r>
+    </w:p>
+    <w:p>
+      <w:pPr>
+        <w:pStyle w:val="Code"/>
+        <w:ind w:left="360"/>
+        <w:rPr>
+          <w:sz w:val="16"/>
+          <w:szCs w:val="16"/>
+          <w:lang w:val="fr-CH"/>
+        </w:rPr>
+      </w:pPr>
+      <w:r>
+        <w:rPr>
+          <w:sz w:val="16"/>
+          <w:szCs w:val="16"/>
+          <w:lang w:val="fr-CH"/>
+        </w:rPr>
+        <w:t>public function down(): void</w:t>
+      </w:r>
+    </w:p>
+    <w:p>
+      <w:pPr>
+        <w:pStyle w:val="Code"/>
+        <w:ind w:left="360"/>
+        <w:rPr>
+          <w:sz w:val="16"/>
+          <w:szCs w:val="16"/>
+          <w:lang w:val="fr-CH"/>
+        </w:rPr>
+      </w:pPr>
+      <w:r>
+        <w:rPr>
+          <w:sz w:val="16"/>
+          <w:szCs w:val="16"/>
+          <w:lang w:val="fr-CH"/>
+        </w:rPr>
+        <w:t>{</w:t>
+      </w:r>
+    </w:p>
+    <w:p>
+      <w:pPr>
+        <w:pStyle w:val="Code"/>
+        <w:ind w:left="360"/>
+        <w:rPr>
+          <w:sz w:val="16"/>
+          <w:szCs w:val="16"/>
+          <w:lang w:val="fr-CH"/>
+        </w:rPr>
+      </w:pPr>
+      <w:r>
+        <w:rPr>
+          <w:sz w:val="16"/>
+          <w:szCs w:val="16"/>
+          <w:lang w:val="fr-CH"/>
+        </w:rPr>
+        <w:t xml:space="preserve">    Schema::dropIfExists('user_roles');</w:t>
+      </w:r>
+    </w:p>
+    <w:p>
+      <w:pPr>
+        <w:pStyle w:val="Code"/>
+        <w:ind w:left="360"/>
+        <w:rPr>
+          <w:sz w:val="16"/>
+          <w:szCs w:val="16"/>
+          <w:lang w:val="it-CH"/>
+        </w:rPr>
+      </w:pPr>
+      <w:r>
+        <w:rPr>
+          <w:sz w:val="16"/>
+          <w:szCs w:val="16"/>
+          <w:lang w:val="it-CH"/>
+        </w:rPr>
+        <w:t>}</w:t>
+      </w:r>
+    </w:p>
+    <w:p>
+      <w:pPr>
+        <w:spacing w:before="240" w:after="240"/>
+      </w:pPr>
+      <w:r>
+        <w:t>Comando per eseguire le migrazioni:</w:t>
+      </w:r>
+    </w:p>
+    <w:p>
+      <w:pPr>
+        <w:pStyle w:val="Code"/>
+        <w:ind w:left="360"/>
+        <w:rPr>
+          <w:sz w:val="16"/>
+          <w:szCs w:val="16"/>
+        </w:rPr>
+      </w:pPr>
+      <w:r>
+        <w:rPr>
+          <w:sz w:val="16"/>
+          <w:szCs w:val="16"/>
+        </w:rPr>
+        <w:t>php artisan migrat</w:t>
+      </w:r>
+      <w:r>
+        <w:rPr>
+          <w:sz w:val="16"/>
+          <w:szCs w:val="16"/>
+        </w:rPr>
+        <w:t>e</w:t>
+      </w:r>
+    </w:p>
+    <w:p>
+      <w:pPr>
+        <w:spacing w:before="240" w:after="240"/>
+        <w:rPr>
+          <w:lang w:val="it-IT"/>
+        </w:rPr>
+      </w:pPr>
+      <w:r>
+        <w:rPr>
+          <w:lang w:val="it-IT"/>
+        </w:rPr>
+        <w:t>Nel caso che si voglia eseguire una migrazione specifica di un file si può eseguire il seguente comando:</w:t>
+      </w:r>
+    </w:p>
+    <w:p>
+      <w:pPr>
+        <w:pStyle w:val="Code"/>
+        <w:ind w:left="360"/>
+        <w:rPr>
+          <w:sz w:val="16"/>
+          <w:szCs w:val="16"/>
+          <w:lang w:val="fr-CH"/>
+        </w:rPr>
+      </w:pPr>
+      <w:r>
+        <w:rPr>
+          <w:sz w:val="16"/>
+          <w:szCs w:val="16"/>
+          <w:lang w:val="fr-CH"/>
+        </w:rPr>
+        <w:t>php artisan migrate --path=database/migrations/2025_03_12_120246_user_roles.php</w:t>
+      </w:r>
+    </w:p>
+    <w:p>
+      <w:pPr>
+        <w:rPr>
+          <w:lang w:val="fr-CH"/>
+        </w:rPr>
+      </w:pPr>
+      <w:r>
+        <w:rPr>
+          <w:lang w:val="fr-CH"/>
+        </w:rPr>
+        <w:br w:type="page"/>
+      </w:r>
+    </w:p>
+    <w:p>
+      <w:pPr>
+        <w:pStyle w:val="Titolo2"/>
+        <w:rPr>
+          <w:u w:val="single"/>
+        </w:rPr>
+      </w:pPr>
+      <w:bookmarkStart w:id="8" w:name="_Toc194481282"/>
+      <w:proofErr w:type="spellStart"/>
+      <w:r>
+        <w:rPr>
+          <w:u w:val="single"/>
+        </w:rPr>
+        <w:lastRenderedPageBreak/>
+        <w:t>Factories</w:t>
       </w:r>
       <w:bookmarkEnd w:id="8"/>
       <w:proofErr w:type="spellEnd"/>
     </w:p>
     <w:p>
-      <w:pPr>
-        <w:spacing w:after="240"/>
-      </w:pPr>
       <w:r>
         <w:t xml:space="preserve">Le </w:t>
       </w:r>
       <w:proofErr w:type="spellStart"/>
       <w:r>
-        <w:t>migrations</w:t>
+        <w:t>factories</w:t>
       </w:r>
       <w:proofErr w:type="spellEnd"/>
       <w:r>
-        <w:t xml:space="preserve"> sono file PHP che definiscono la struttura del database (tabelle, colonne, indici, relazioni)</w:t>
-      </w:r>
-      <w:r>
-        <w:t>. Mettono a disposizione delle funzioni principali, come c</w:t>
-      </w:r>
-      <w:r>
-        <w:t>reare, modificare o eliminare tabelle e colonne.</w:t>
-      </w:r>
-      <w:r>
-        <w:t xml:space="preserve"> Dunque al loro interno è possibile definire la struttura del Database.</w:t>
+        <w:t xml:space="preserve"> sono classi PHP che generano </w:t>
+      </w:r>
+      <w:r>
+        <w:rPr>
+          <w:bCs/>
+        </w:rPr>
+        <w:t>dati fittizi</w:t>
+      </w:r>
+      <w:r>
+        <w:t xml:space="preserve"> per i </w:t>
+      </w:r>
+      <w:r>
+        <w:t xml:space="preserve">model (con l’ausilio di </w:t>
+      </w:r>
+      <w:proofErr w:type="spellStart"/>
+      <w:r>
+        <w:t>Faker</w:t>
+      </w:r>
+      <w:proofErr w:type="spellEnd"/>
+      <w:r>
+        <w:t xml:space="preserve">, ovvero una libreria PHP integrata in </w:t>
+      </w:r>
+      <w:proofErr w:type="spellStart"/>
+      <w:r>
+        <w:t>Laravel</w:t>
+      </w:r>
+      <w:proofErr w:type="spellEnd"/>
+      <w:r>
+        <w:t>). Questi sono u</w:t>
+      </w:r>
+      <w:r>
+        <w:t>tili per testing o popola</w:t>
+      </w:r>
+      <w:r>
+        <w:t>zione</w:t>
+      </w:r>
+      <w:r>
+        <w:t xml:space="preserve"> il database con dati di </w:t>
+      </w:r>
+      <w:r>
+        <w:t>prova</w:t>
+      </w:r>
+      <w:r>
+        <w:t>.</w:t>
+      </w:r>
+      <w:r>
+        <w:t xml:space="preserve"> Esse hanno già dei metodi predefiniti che permetto, ad esempio di d</w:t>
+      </w:r>
+      <w:r>
+        <w:t>efinire campi casuali ma realistici (nomi, email, date)</w:t>
+      </w:r>
+      <w:r>
+        <w:t>.</w:t>
       </w:r>
     </w:p>
     <w:p>
       <w:pPr>
-        <w:spacing w:after="240"/>
-      </w:pPr>
-      <w:r>
-        <w:t>All’interno del file sono presenti due funzioni:</w:t>
-      </w:r>
-    </w:p>
-    <w:p>
-      <w:pPr>
-        <w:spacing w:after="240"/>
-        <w:rPr>
-          <w:b/>
-        </w:rPr>
-      </w:pPr>
-      <w:r>
-        <w:rPr>
-          <w:b/>
-        </w:rPr>
-        <w:t>up</w:t>
-      </w:r>
-      <w:r>
-        <w:rPr>
-          <w:b/>
-        </w:rPr>
-        <w:t>()</w:t>
-      </w:r>
-      <w:r>
-        <w:rPr>
-          <w:b/>
-        </w:rPr>
-        <w:t>:</w:t>
-      </w:r>
-      <w:r>
-        <w:rPr>
-          <w:b/>
-        </w:rPr>
-        <w:t xml:space="preserve"> </w:t>
-      </w:r>
-      <w:r>
-        <w:t>È responsabile della creazione degli schemi.</w:t>
+        <w:spacing w:before="240" w:after="240"/>
+      </w:pPr>
+      <w:r>
+        <w:t xml:space="preserve">Ad esempio, la </w:t>
+      </w:r>
+      <w:proofErr w:type="spellStart"/>
+      <w:r>
+        <w:t>factory</w:t>
+      </w:r>
+      <w:proofErr w:type="spellEnd"/>
+      <w:r>
+        <w:t xml:space="preserve"> per popolare un utente con dati fittizi, sarebbe la seguente:</w:t>
       </w:r>
     </w:p>
     <w:p>
@@ -2288,7 +2779,7 @@
           <w:szCs w:val="16"/>
           <w:lang w:val="fr-CH"/>
         </w:rPr>
-        <w:t>public function up(): void</w:t>
+        <w:t>public function definition(): array</w:t>
       </w:r>
     </w:p>
     <w:p>
@@ -2326,56 +2817,120 @@
           <w:szCs w:val="16"/>
           <w:lang w:val="fr-CH"/>
         </w:rPr>
-        <w:t xml:space="preserve">    Schema::create('user_roles', function (Blueprint $table) {</w:t>
+        <w:t xml:space="preserve">    return [</w:t>
       </w:r>
     </w:p>
     <w:p>
       <w:pPr>
         <w:pStyle w:val="Code"/>
         <w:ind w:left="360"/>
+        <w:rPr>
+          <w:sz w:val="16"/>
+          <w:szCs w:val="16"/>
+        </w:rPr>
+      </w:pPr>
+      <w:r>
         <w:rPr>
           <w:sz w:val="16"/>
           <w:szCs w:val="16"/>
           <w:lang w:val="fr-CH"/>
         </w:rPr>
-      </w:pPr>
-      <w:r>
+        <w:t xml:space="preserve">        </w:t>
+      </w:r>
+      <w:r>
+        <w:rPr>
+          <w:sz w:val="16"/>
+          <w:szCs w:val="16"/>
+        </w:rPr>
+        <w:t>'name' =&gt; fake()-&gt;name(),</w:t>
+      </w:r>
+    </w:p>
+    <w:p>
+      <w:pPr>
+        <w:pStyle w:val="Code"/>
+        <w:ind w:left="360"/>
+        <w:rPr>
+          <w:sz w:val="16"/>
+          <w:szCs w:val="16"/>
+        </w:rPr>
+      </w:pPr>
+      <w:r>
+        <w:rPr>
+          <w:sz w:val="16"/>
+          <w:szCs w:val="16"/>
+        </w:rPr>
+        <w:t xml:space="preserve">        'surname' =&gt; fake()-&gt;lastName(),</w:t>
+      </w:r>
+    </w:p>
+    <w:p>
+      <w:pPr>
+        <w:pStyle w:val="Code"/>
+        <w:ind w:left="360"/>
+        <w:rPr>
+          <w:sz w:val="16"/>
+          <w:szCs w:val="16"/>
+        </w:rPr>
+      </w:pPr>
+      <w:r>
+        <w:rPr>
+          <w:sz w:val="16"/>
+          <w:szCs w:val="16"/>
+        </w:rPr>
+        <w:t xml:space="preserve">        'username' =&gt; fake()-&gt;userName(),</w:t>
+      </w:r>
+    </w:p>
+    <w:p>
+      <w:pPr>
+        <w:pStyle w:val="Code"/>
+        <w:ind w:left="360"/>
+        <w:rPr>
+          <w:sz w:val="16"/>
+          <w:szCs w:val="16"/>
+        </w:rPr>
+      </w:pPr>
+      <w:r>
+        <w:rPr>
+          <w:sz w:val="16"/>
+          <w:szCs w:val="16"/>
+        </w:rPr>
+        <w:t xml:space="preserve">        'born_date' =&gt; fake()-&gt;dateTimeBetween('-100 years', '-18 years')-&gt;format('Y-m-d'),</w:t>
+      </w:r>
+    </w:p>
+    <w:p>
+      <w:pPr>
+        <w:pStyle w:val="Code"/>
+        <w:ind w:left="360"/>
         <w:rPr>
           <w:sz w:val="16"/>
           <w:szCs w:val="16"/>
           <w:lang w:val="fr-CH"/>
         </w:rPr>
-        <w:t xml:space="preserve">        $table-&gt;id();</w:t>
-      </w:r>
-    </w:p>
-    <w:p>
-      <w:pPr>
-        <w:pStyle w:val="Code"/>
-        <w:ind w:left="360"/>
+      </w:pPr>
+      <w:r>
+        <w:rPr>
+          <w:sz w:val="16"/>
+          <w:szCs w:val="16"/>
+        </w:rPr>
+        <w:t xml:space="preserve">        </w:t>
+      </w:r>
+      <w:r>
         <w:rPr>
           <w:sz w:val="16"/>
           <w:szCs w:val="16"/>
           <w:lang w:val="fr-CH"/>
         </w:rPr>
-      </w:pPr>
-      <w:r>
+        <w:t>'address' =&gt; fake()-&gt;address(),</w:t>
+      </w:r>
+    </w:p>
+    <w:p>
+      <w:pPr>
+        <w:pStyle w:val="Code"/>
+        <w:ind w:left="360"/>
         <w:rPr>
           <w:sz w:val="16"/>
           <w:szCs w:val="16"/>
           <w:lang w:val="fr-CH"/>
         </w:rPr>
-        <w:t xml:space="preserve">        $table-&gt;string('name');</w:t>
-      </w:r>
-    </w:p>
-    <w:p>
-      <w:pPr>
-        <w:pStyle w:val="Code"/>
-        <w:ind w:left="360"/>
-        <w:rPr>
-          <w:sz w:val="16"/>
-          <w:szCs w:val="16"/>
-          <w:lang w:val="it-CH"/>
-        </w:rPr>
       </w:pPr>
       <w:r>
         <w:rPr>
@@ -2383,70 +2938,7 @@
           <w:szCs w:val="16"/>
           <w:lang w:val="fr-CH"/>
         </w:rPr>
-        <w:t xml:space="preserve">    </w:t>
-      </w:r>
-      <w:r>
-        <w:rPr>
-          <w:sz w:val="16"/>
-          <w:szCs w:val="16"/>
-          <w:lang w:val="it-CH"/>
-        </w:rPr>
-        <w:t>});</w:t>
-      </w:r>
-    </w:p>
-    <w:p>
-      <w:pPr>
-        <w:pStyle w:val="Code"/>
-        <w:ind w:left="360"/>
-        <w:rPr>
-          <w:sz w:val="16"/>
-          <w:szCs w:val="16"/>
-          <w:lang w:val="it-CH"/>
-        </w:rPr>
-      </w:pPr>
-      <w:r>
-        <w:rPr>
-          <w:sz w:val="16"/>
-          <w:szCs w:val="16"/>
-          <w:lang w:val="it-CH"/>
-        </w:rPr>
-        <w:t>}</w:t>
-      </w:r>
-    </w:p>
-    <w:p>
-      <w:pPr>
-        <w:spacing w:before="240" w:after="240"/>
-        <w:rPr>
-          <w:b/>
-          <w:lang w:val="it-IT"/>
-        </w:rPr>
-      </w:pPr>
-      <w:r>
-        <w:rPr>
-          <w:b/>
-          <w:lang w:val="it-IT"/>
-        </w:rPr>
-        <w:t>d</w:t>
-      </w:r>
-      <w:r>
-        <w:rPr>
-          <w:b/>
-          <w:lang w:val="it-IT"/>
-        </w:rPr>
-        <w:t>own</w:t>
-      </w:r>
-      <w:r>
-        <w:rPr>
-          <w:b/>
-          <w:lang w:val="it-IT"/>
-        </w:rPr>
-        <w:t xml:space="preserve">(): </w:t>
-      </w:r>
-      <w:r>
-        <w:rPr>
-          <w:lang w:val="it-IT"/>
-        </w:rPr>
-        <w:t>Si occupa di eliminare lo schema se già esistente.</w:t>
+        <w:t xml:space="preserve">        'postcode' =&gt; preg_replace('/[^0-9]/', '', fake()-&gt;postcode()),</w:t>
       </w:r>
     </w:p>
     <w:p>
@@ -2465,7 +2957,7 @@
           <w:szCs w:val="16"/>
           <w:lang w:val="fr-CH"/>
         </w:rPr>
-        <w:t>public function down(): void</w:t>
+        <w:t xml:space="preserve">        'city' =&gt; fake()-&gt;city(),</w:t>
       </w:r>
     </w:p>
     <w:p>
@@ -2484,7 +2976,7 @@
           <w:szCs w:val="16"/>
           <w:lang w:val="fr-CH"/>
         </w:rPr>
-        <w:t>{</w:t>
+        <w:t xml:space="preserve">        'country' =&gt; fake()-&gt;country(),</w:t>
       </w:r>
     </w:p>
     <w:p>
@@ -2503,72 +2995,7 @@
           <w:szCs w:val="16"/>
           <w:lang w:val="fr-CH"/>
         </w:rPr>
-        <w:t xml:space="preserve">    Schema::dropIfExists('user_roles');</w:t>
-      </w:r>
-    </w:p>
-    <w:p>
-      <w:pPr>
-        <w:pStyle w:val="Code"/>
-        <w:ind w:left="360"/>
-        <w:rPr>
-          <w:sz w:val="16"/>
-          <w:szCs w:val="16"/>
-          <w:lang w:val="it-CH"/>
-        </w:rPr>
-      </w:pPr>
-      <w:r>
-        <w:rPr>
-          <w:sz w:val="16"/>
-          <w:szCs w:val="16"/>
-          <w:lang w:val="it-CH"/>
-        </w:rPr>
-        <w:t>}</w:t>
-      </w:r>
-    </w:p>
-    <w:p>
-      <w:pPr>
-        <w:spacing w:before="240" w:after="240"/>
-      </w:pPr>
-      <w:r>
-        <w:t>Comando per eseguire le migrazioni:</w:t>
-      </w:r>
-    </w:p>
-    <w:p>
-      <w:pPr>
-        <w:pStyle w:val="Code"/>
-        <w:ind w:left="360"/>
-        <w:rPr>
-          <w:sz w:val="16"/>
-          <w:szCs w:val="16"/>
-        </w:rPr>
-      </w:pPr>
-      <w:r>
-        <w:rPr>
-          <w:sz w:val="16"/>
-          <w:szCs w:val="16"/>
-        </w:rPr>
-        <w:t>php artisan migrat</w:t>
-      </w:r>
-      <w:r>
-        <w:rPr>
-          <w:sz w:val="16"/>
-          <w:szCs w:val="16"/>
-        </w:rPr>
-        <w:t>e</w:t>
-      </w:r>
-    </w:p>
-    <w:p>
-      <w:pPr>
-        <w:spacing w:before="240" w:after="240"/>
-        <w:rPr>
-          <w:lang w:val="it-IT"/>
-        </w:rPr>
-      </w:pPr>
-      <w:r>
-        <w:rPr>
-          <w:lang w:val="it-IT"/>
-        </w:rPr>
-        <w:t>Nel caso che si voglia eseguire una migrazione specifica di un file si può eseguire il seguente comando:</w:t>
+        <w:t xml:space="preserve">        'phone' =&gt; fake()-&gt;phoneNumber(),</w:t>
       </w:r>
     </w:p>
     <w:p>
@@ -2587,120 +3014,7 @@
           <w:szCs w:val="16"/>
           <w:lang w:val="fr-CH"/>
         </w:rPr>
-        <w:t>php artisan migrate --path=database/migrations/2025_03_12_120246_user_roles.php</w:t>
-      </w:r>
-    </w:p>
-    <w:p>
-      <w:pPr>
-        <w:rPr>
-          <w:lang w:val="fr-CH"/>
-        </w:rPr>
-      </w:pPr>
-      <w:r>
-        <w:rPr>
-          <w:lang w:val="fr-CH"/>
-        </w:rPr>
-        <w:br w:type="page"/>
-      </w:r>
-    </w:p>
-    <w:p>
-      <w:pPr>
-        <w:pStyle w:val="Titolo2"/>
-        <w:rPr>
-          <w:u w:val="single"/>
-        </w:rPr>
-      </w:pPr>
-      <w:bookmarkStart w:id="9" w:name="_Toc193895995"/>
-      <w:proofErr w:type="spellStart"/>
-      <w:r>
-        <w:rPr>
-          <w:u w:val="single"/>
-        </w:rPr>
-        <w:lastRenderedPageBreak/>
-        <w:t>Factories</w:t>
-      </w:r>
-      <w:bookmarkEnd w:id="9"/>
-      <w:proofErr w:type="spellEnd"/>
-    </w:p>
-    <w:p>
-      <w:r>
-        <w:t xml:space="preserve">Le </w:t>
-      </w:r>
-      <w:proofErr w:type="spellStart"/>
-      <w:r>
-        <w:t>factories</w:t>
-      </w:r>
-      <w:proofErr w:type="spellEnd"/>
-      <w:r>
-        <w:t xml:space="preserve"> sono classi PHP che generano </w:t>
-      </w:r>
-      <w:r>
-        <w:rPr>
-          <w:bCs/>
-        </w:rPr>
-        <w:t>dati fittizi</w:t>
-      </w:r>
-      <w:r>
-        <w:t xml:space="preserve"> per i </w:t>
-      </w:r>
-      <w:r>
-        <w:t xml:space="preserve">model (con l’ausilio di </w:t>
-      </w:r>
-      <w:proofErr w:type="spellStart"/>
-      <w:r>
-        <w:t>Faker</w:t>
-      </w:r>
-      <w:proofErr w:type="spellEnd"/>
-      <w:r>
-        <w:t xml:space="preserve">, ovvero una libreria PHP integrata in </w:t>
-      </w:r>
-      <w:proofErr w:type="spellStart"/>
-      <w:r>
-        <w:t>Laravel</w:t>
-      </w:r>
-      <w:proofErr w:type="spellEnd"/>
-      <w:r>
-        <w:t>). Questi sono u</w:t>
-      </w:r>
-      <w:r>
-        <w:t>tili per testing o popola</w:t>
-      </w:r>
-      <w:r>
-        <w:t>zione</w:t>
-      </w:r>
-      <w:r>
-        <w:t xml:space="preserve"> il database con dati di </w:t>
-      </w:r>
-      <w:r>
-        <w:t>prova</w:t>
-      </w:r>
-      <w:r>
-        <w:t>.</w:t>
-      </w:r>
-      <w:r>
-        <w:t xml:space="preserve"> Esse hanno già dei metodi predefiniti che permetto, ad esempio di d</w:t>
-      </w:r>
-      <w:r>
-        <w:t>efinire campi casuali ma realistici (nomi, email, date)</w:t>
-      </w:r>
-      <w:r>
-        <w:t>.</w:t>
-      </w:r>
-    </w:p>
-    <w:p>
-      <w:pPr>
-        <w:spacing w:before="240" w:after="240"/>
-      </w:pPr>
-      <w:r>
-        <w:t xml:space="preserve">Ad esempio, la </w:t>
-      </w:r>
-      <w:proofErr w:type="spellStart"/>
-      <w:r>
-        <w:t>factory</w:t>
-      </w:r>
-      <w:proofErr w:type="spellEnd"/>
-      <w:r>
-        <w:t xml:space="preserve"> per popolare un utente con dati fittizi, sarebbe la seguente:</w:t>
+        <w:t xml:space="preserve">        'email' =&gt; fake()-&gt;unique()-&gt;safeEmail(),</w:t>
       </w:r>
     </w:p>
     <w:p>
@@ -2719,278 +3033,24 @@
           <w:szCs w:val="16"/>
           <w:lang w:val="fr-CH"/>
         </w:rPr>
-        <w:t>public function definition(): array</w:t>
+        <w:t xml:space="preserve">        'password' =&gt; static::$password ??= Hash::make('password'),</w:t>
       </w:r>
     </w:p>
     <w:p>
       <w:pPr>
         <w:pStyle w:val="Code"/>
         <w:ind w:left="360"/>
+        <w:rPr>
+          <w:sz w:val="16"/>
+          <w:szCs w:val="16"/>
+        </w:rPr>
+      </w:pPr>
+      <w:r>
         <w:rPr>
           <w:sz w:val="16"/>
           <w:szCs w:val="16"/>
           <w:lang w:val="fr-CH"/>
         </w:rPr>
-      </w:pPr>
-      <w:r>
-        <w:rPr>
-          <w:sz w:val="16"/>
-          <w:szCs w:val="16"/>
-          <w:lang w:val="fr-CH"/>
-        </w:rPr>
-        <w:t>{</w:t>
-      </w:r>
-    </w:p>
-    <w:p>
-      <w:pPr>
-        <w:pStyle w:val="Code"/>
-        <w:ind w:left="360"/>
-        <w:rPr>
-          <w:sz w:val="16"/>
-          <w:szCs w:val="16"/>
-          <w:lang w:val="fr-CH"/>
-        </w:rPr>
-      </w:pPr>
-      <w:r>
-        <w:rPr>
-          <w:sz w:val="16"/>
-          <w:szCs w:val="16"/>
-          <w:lang w:val="fr-CH"/>
-        </w:rPr>
-        <w:t xml:space="preserve">    return [</w:t>
-      </w:r>
-    </w:p>
-    <w:p>
-      <w:pPr>
-        <w:pStyle w:val="Code"/>
-        <w:ind w:left="360"/>
-        <w:rPr>
-          <w:sz w:val="16"/>
-          <w:szCs w:val="16"/>
-        </w:rPr>
-      </w:pPr>
-      <w:r>
-        <w:rPr>
-          <w:sz w:val="16"/>
-          <w:szCs w:val="16"/>
-          <w:lang w:val="fr-CH"/>
-        </w:rPr>
-        <w:t xml:space="preserve">        </w:t>
-      </w:r>
-      <w:r>
-        <w:rPr>
-          <w:sz w:val="16"/>
-          <w:szCs w:val="16"/>
-        </w:rPr>
-        <w:t>'name' =&gt; fake()-&gt;name(),</w:t>
-      </w:r>
-    </w:p>
-    <w:p>
-      <w:pPr>
-        <w:pStyle w:val="Code"/>
-        <w:ind w:left="360"/>
-        <w:rPr>
-          <w:sz w:val="16"/>
-          <w:szCs w:val="16"/>
-        </w:rPr>
-      </w:pPr>
-      <w:r>
-        <w:rPr>
-          <w:sz w:val="16"/>
-          <w:szCs w:val="16"/>
-        </w:rPr>
-        <w:t xml:space="preserve">        'surname' =&gt; fake()-&gt;lastName(),</w:t>
-      </w:r>
-    </w:p>
-    <w:p>
-      <w:pPr>
-        <w:pStyle w:val="Code"/>
-        <w:ind w:left="360"/>
-        <w:rPr>
-          <w:sz w:val="16"/>
-          <w:szCs w:val="16"/>
-        </w:rPr>
-      </w:pPr>
-      <w:r>
-        <w:rPr>
-          <w:sz w:val="16"/>
-          <w:szCs w:val="16"/>
-        </w:rPr>
-        <w:t xml:space="preserve">        'username' =&gt; fake()-&gt;userName(),</w:t>
-      </w:r>
-    </w:p>
-    <w:p>
-      <w:pPr>
-        <w:pStyle w:val="Code"/>
-        <w:ind w:left="360"/>
-        <w:rPr>
-          <w:sz w:val="16"/>
-          <w:szCs w:val="16"/>
-        </w:rPr>
-      </w:pPr>
-      <w:r>
-        <w:rPr>
-          <w:sz w:val="16"/>
-          <w:szCs w:val="16"/>
-        </w:rPr>
-        <w:t xml:space="preserve">        'born_date' =&gt; fake()-&gt;dateTimeBetween('-100 years', '-18 years')-&gt;format('Y-m-d'),</w:t>
-      </w:r>
-    </w:p>
-    <w:p>
-      <w:pPr>
-        <w:pStyle w:val="Code"/>
-        <w:ind w:left="360"/>
-        <w:rPr>
-          <w:sz w:val="16"/>
-          <w:szCs w:val="16"/>
-          <w:lang w:val="fr-CH"/>
-        </w:rPr>
-      </w:pPr>
-      <w:r>
-        <w:rPr>
-          <w:sz w:val="16"/>
-          <w:szCs w:val="16"/>
-        </w:rPr>
-        <w:t xml:space="preserve">        </w:t>
-      </w:r>
-      <w:r>
-        <w:rPr>
-          <w:sz w:val="16"/>
-          <w:szCs w:val="16"/>
-          <w:lang w:val="fr-CH"/>
-        </w:rPr>
-        <w:t>'address' =&gt; fake()-&gt;address(),</w:t>
-      </w:r>
-    </w:p>
-    <w:p>
-      <w:pPr>
-        <w:pStyle w:val="Code"/>
-        <w:ind w:left="360"/>
-        <w:rPr>
-          <w:sz w:val="16"/>
-          <w:szCs w:val="16"/>
-          <w:lang w:val="fr-CH"/>
-        </w:rPr>
-      </w:pPr>
-      <w:r>
-        <w:rPr>
-          <w:sz w:val="16"/>
-          <w:szCs w:val="16"/>
-          <w:lang w:val="fr-CH"/>
-        </w:rPr>
-        <w:t xml:space="preserve">        'postcode' =&gt; preg_replace('/[^0-9]/', '', fake()-&gt;postcode()),</w:t>
-      </w:r>
-    </w:p>
-    <w:p>
-      <w:pPr>
-        <w:pStyle w:val="Code"/>
-        <w:ind w:left="360"/>
-        <w:rPr>
-          <w:sz w:val="16"/>
-          <w:szCs w:val="16"/>
-          <w:lang w:val="fr-CH"/>
-        </w:rPr>
-      </w:pPr>
-      <w:r>
-        <w:rPr>
-          <w:sz w:val="16"/>
-          <w:szCs w:val="16"/>
-          <w:lang w:val="fr-CH"/>
-        </w:rPr>
-        <w:t xml:space="preserve">        'city' =&gt; fake()-&gt;city(),</w:t>
-      </w:r>
-    </w:p>
-    <w:p>
-      <w:pPr>
-        <w:pStyle w:val="Code"/>
-        <w:ind w:left="360"/>
-        <w:rPr>
-          <w:sz w:val="16"/>
-          <w:szCs w:val="16"/>
-          <w:lang w:val="fr-CH"/>
-        </w:rPr>
-      </w:pPr>
-      <w:r>
-        <w:rPr>
-          <w:sz w:val="16"/>
-          <w:szCs w:val="16"/>
-          <w:lang w:val="fr-CH"/>
-        </w:rPr>
-        <w:t xml:space="preserve">        'country' =&gt; fake()-&gt;country(),</w:t>
-      </w:r>
-    </w:p>
-    <w:p>
-      <w:pPr>
-        <w:pStyle w:val="Code"/>
-        <w:ind w:left="360"/>
-        <w:rPr>
-          <w:sz w:val="16"/>
-          <w:szCs w:val="16"/>
-          <w:lang w:val="fr-CH"/>
-        </w:rPr>
-      </w:pPr>
-      <w:r>
-        <w:rPr>
-          <w:sz w:val="16"/>
-          <w:szCs w:val="16"/>
-          <w:lang w:val="fr-CH"/>
-        </w:rPr>
-        <w:t xml:space="preserve">        'phone' =&gt; fake()-&gt;phoneNumber(),</w:t>
-      </w:r>
-    </w:p>
-    <w:p>
-      <w:pPr>
-        <w:pStyle w:val="Code"/>
-        <w:ind w:left="360"/>
-        <w:rPr>
-          <w:sz w:val="16"/>
-          <w:szCs w:val="16"/>
-          <w:lang w:val="fr-CH"/>
-        </w:rPr>
-      </w:pPr>
-      <w:r>
-        <w:rPr>
-          <w:sz w:val="16"/>
-          <w:szCs w:val="16"/>
-          <w:lang w:val="fr-CH"/>
-        </w:rPr>
-        <w:t xml:space="preserve">        'email' =&gt; fake()-&gt;unique()-&gt;safeEmail(),</w:t>
-      </w:r>
-    </w:p>
-    <w:p>
-      <w:pPr>
-        <w:pStyle w:val="Code"/>
-        <w:ind w:left="360"/>
-        <w:rPr>
-          <w:sz w:val="16"/>
-          <w:szCs w:val="16"/>
-          <w:lang w:val="fr-CH"/>
-        </w:rPr>
-      </w:pPr>
-      <w:r>
-        <w:rPr>
-          <w:sz w:val="16"/>
-          <w:szCs w:val="16"/>
-          <w:lang w:val="fr-CH"/>
-        </w:rPr>
-        <w:t xml:space="preserve">        'password' =&gt; static::$password ??= Hash::make('password'),</w:t>
-      </w:r>
-    </w:p>
-    <w:p>
-      <w:pPr>
-        <w:pStyle w:val="Code"/>
-        <w:ind w:left="360"/>
-        <w:rPr>
-          <w:sz w:val="16"/>
-          <w:szCs w:val="16"/>
-        </w:rPr>
-      </w:pPr>
-      <w:r>
-        <w:rPr>
-          <w:sz w:val="16"/>
-          <w:szCs w:val="16"/>
-          <w:lang w:val="fr-CH"/>
-        </w:rPr>
         <w:t xml:space="preserve">        </w:t>
       </w:r>
       <w:r>
@@ -3107,7 +3167,7 @@
           <w:u w:val="single"/>
         </w:rPr>
       </w:pPr>
-      <w:bookmarkStart w:id="10" w:name="_Toc193895996"/>
+      <w:bookmarkStart w:id="9" w:name="_Toc194481283"/>
       <w:proofErr w:type="spellStart"/>
       <w:r>
         <w:rPr>
@@ -3115,7 +3175,7 @@
         </w:rPr>
         <w:t>Seeders</w:t>
       </w:r>
-      <w:bookmarkEnd w:id="10"/>
+      <w:bookmarkEnd w:id="9"/>
       <w:proofErr w:type="spellEnd"/>
     </w:p>
     <w:p>
@@ -3472,14 +3532,14 @@
           <w:u w:val="single"/>
         </w:rPr>
       </w:pPr>
-      <w:bookmarkStart w:id="11" w:name="_Toc193895997"/>
+      <w:bookmarkStart w:id="10" w:name="_Toc194481284"/>
       <w:r>
         <w:rPr>
           <w:u w:val="single"/>
         </w:rPr>
         <w:t>Riassunto delle differenze</w:t>
       </w:r>
-      <w:bookmarkEnd w:id="11"/>
+      <w:bookmarkEnd w:id="10"/>
     </w:p>
     <w:tbl>
       <w:tblPr>
@@ -3768,14 +3828,14 @@
           <w:u w:val="single"/>
         </w:rPr>
       </w:pPr>
-      <w:bookmarkStart w:id="12" w:name="_Toc193895998"/>
+      <w:bookmarkStart w:id="11" w:name="_Toc194481285"/>
       <w:r>
         <w:rPr>
           <w:u w:val="single"/>
         </w:rPr>
         <w:t>Struttura del progetto</w:t>
       </w:r>
-      <w:bookmarkEnd w:id="12"/>
+      <w:bookmarkEnd w:id="11"/>
     </w:p>
     <w:p>
       <w:pPr>
@@ -4205,12 +4265,21 @@
                 <w:lang w:val="fr-CH"/>
               </w:rPr>
             </w:pPr>
+            <w:proofErr w:type="gramStart"/>
             <w:r>
               <w:rPr>
                 <w:rFonts w:asciiTheme="minorHAnsi" w:hAnsiTheme="minorHAnsi" w:cstheme="minorHAnsi"/>
                 <w:lang w:val="fr-CH"/>
               </w:rPr>
-              <w:t>routes/</w:t>
+              <w:t>routes</w:t>
+            </w:r>
+            <w:proofErr w:type="gramEnd"/>
+            <w:r>
+              <w:rPr>
+                <w:rFonts w:asciiTheme="minorHAnsi" w:hAnsiTheme="minorHAnsi" w:cstheme="minorHAnsi"/>
+                <w:lang w:val="fr-CH"/>
+              </w:rPr>
+              <w:t>/</w:t>
             </w:r>
           </w:p>
         </w:tc>
@@ -4422,9 +4491,7313 @@
         </w:rPr>
       </w:pPr>
     </w:p>
+    <w:p>
+      <w:pPr>
+        <w:rPr>
+          <w:b/>
+          <w:lang w:val="it-IT"/>
+        </w:rPr>
+      </w:pPr>
+      <w:r>
+        <w:rPr>
+          <w:b/>
+          <w:lang w:val="it-IT"/>
+        </w:rPr>
+        <w:br w:type="page"/>
+      </w:r>
+    </w:p>
+    <w:p>
+      <w:pPr>
+        <w:pStyle w:val="Titolo1"/>
+        <w:rPr>
+          <w:u w:val="single"/>
+        </w:rPr>
+      </w:pPr>
+      <w:bookmarkStart w:id="12" w:name="_Toc194481286"/>
+      <w:r>
+        <w:rPr>
+          <w:u w:val="single"/>
+        </w:rPr>
+        <w:lastRenderedPageBreak/>
+        <w:t>Test</w:t>
+      </w:r>
+      <w:bookmarkEnd w:id="12"/>
+    </w:p>
+    <w:tbl>
+      <w:tblPr>
+        <w:tblW w:w="9521" w:type="dxa"/>
+        <w:tblInd w:w="-5" w:type="dxa"/>
+        <w:tblBorders>
+          <w:top w:val="single" w:sz="4" w:space="0" w:color="auto"/>
+          <w:left w:val="single" w:sz="4" w:space="0" w:color="auto"/>
+          <w:bottom w:val="single" w:sz="4" w:space="0" w:color="auto"/>
+          <w:right w:val="single" w:sz="4" w:space="0" w:color="auto"/>
+          <w:insideH w:val="single" w:sz="4" w:space="0" w:color="auto"/>
+          <w:insideV w:val="single" w:sz="4" w:space="0" w:color="auto"/>
+        </w:tblBorders>
+        <w:tblLook w:val="01E0" w:firstRow="1" w:lastRow="1" w:firstColumn="1" w:lastColumn="1" w:noHBand="0" w:noVBand="0"/>
+      </w:tblPr>
+      <w:tblGrid>
+        <w:gridCol w:w="2050"/>
+        <w:gridCol w:w="1562"/>
+        <w:gridCol w:w="1267"/>
+        <w:gridCol w:w="4642"/>
+      </w:tblGrid>
+      <w:tr>
+        <w:tc>
+          <w:tcPr>
+            <w:tcW w:w="2050" w:type="dxa"/>
+            <w:tcBorders>
+              <w:bottom w:val="single" w:sz="4" w:space="0" w:color="auto"/>
+              <w:right w:val="single" w:sz="4" w:space="0" w:color="auto"/>
+            </w:tcBorders>
+            <w:shd w:val="pct25" w:color="auto" w:fill="auto"/>
+          </w:tcPr>
+          <w:p>
+            <w:pPr>
+              <w:pStyle w:val="BodyTextChar"/>
+              <w:rPr>
+                <w:rFonts w:ascii="Times New Roman" w:hAnsi="Times New Roman"/>
+                <w:b/>
+                <w:sz w:val="18"/>
+                <w:szCs w:val="18"/>
+              </w:rPr>
+            </w:pPr>
+            <w:r>
+              <w:rPr>
+                <w:rFonts w:ascii="Times New Roman" w:hAnsi="Times New Roman"/>
+                <w:b/>
+                <w:sz w:val="18"/>
+                <w:szCs w:val="18"/>
+              </w:rPr>
+              <w:t>Test Case:</w:t>
+            </w:r>
+          </w:p>
+          <w:p>
+            <w:pPr>
+              <w:pStyle w:val="Corpotesto"/>
+              <w:rPr>
+                <w:rFonts w:ascii="Times New Roman" w:hAnsi="Times New Roman"/>
+                <w:sz w:val="18"/>
+                <w:szCs w:val="18"/>
+                <w:lang w:val="en-GB" w:eastAsia="en-US"/>
+              </w:rPr>
+            </w:pPr>
+            <w:proofErr w:type="spellStart"/>
+            <w:r>
+              <w:rPr>
+                <w:rFonts w:ascii="Times New Roman" w:hAnsi="Times New Roman"/>
+                <w:b/>
+                <w:sz w:val="18"/>
+                <w:szCs w:val="18"/>
+                <w:lang w:val="en-GB" w:eastAsia="en-US"/>
+              </w:rPr>
+              <w:t>Riferimento</w:t>
+            </w:r>
+            <w:proofErr w:type="spellEnd"/>
+            <w:r>
+              <w:rPr>
+                <w:rFonts w:ascii="Times New Roman" w:hAnsi="Times New Roman"/>
+                <w:sz w:val="18"/>
+                <w:szCs w:val="18"/>
+                <w:lang w:val="en-GB" w:eastAsia="en-US"/>
+              </w:rPr>
+              <w:t xml:space="preserve">: </w:t>
+            </w:r>
+          </w:p>
+        </w:tc>
+        <w:tc>
+          <w:tcPr>
+            <w:tcW w:w="1562" w:type="dxa"/>
+            <w:tcBorders>
+              <w:left w:val="single" w:sz="4" w:space="0" w:color="auto"/>
+              <w:bottom w:val="single" w:sz="4" w:space="0" w:color="auto"/>
+              <w:right w:val="single" w:sz="4" w:space="0" w:color="auto"/>
+            </w:tcBorders>
+          </w:tcPr>
+          <w:p>
+            <w:pPr>
+              <w:pStyle w:val="BodyTextChar"/>
+              <w:rPr>
+                <w:rFonts w:ascii="Times New Roman" w:hAnsi="Times New Roman"/>
+                <w:sz w:val="18"/>
+                <w:szCs w:val="18"/>
+              </w:rPr>
+            </w:pPr>
+            <w:r>
+              <w:rPr>
+                <w:rFonts w:ascii="Times New Roman" w:hAnsi="Times New Roman"/>
+                <w:sz w:val="18"/>
+                <w:szCs w:val="18"/>
+              </w:rPr>
+              <w:t>TC-001</w:t>
+            </w:r>
+          </w:p>
+          <w:p>
+            <w:pPr>
+              <w:rPr>
+                <w:rFonts w:ascii="Times New Roman" w:hAnsi="Times New Roman" w:cs="Times New Roman"/>
+                <w:sz w:val="18"/>
+                <w:szCs w:val="18"/>
+                <w:lang w:val="en-GB"/>
+              </w:rPr>
+            </w:pPr>
+            <w:r>
+              <w:rPr>
+                <w:rFonts w:ascii="Times New Roman" w:hAnsi="Times New Roman" w:cs="Times New Roman"/>
+                <w:sz w:val="18"/>
+                <w:szCs w:val="18"/>
+              </w:rPr>
+              <w:t>REQ-</w:t>
+            </w:r>
+          </w:p>
+        </w:tc>
+        <w:tc>
+          <w:tcPr>
+            <w:tcW w:w="1267" w:type="dxa"/>
+            <w:tcBorders>
+              <w:left w:val="single" w:sz="4" w:space="0" w:color="auto"/>
+              <w:bottom w:val="single" w:sz="4" w:space="0" w:color="auto"/>
+              <w:right w:val="single" w:sz="4" w:space="0" w:color="auto"/>
+            </w:tcBorders>
+            <w:shd w:val="pct25" w:color="auto" w:fill="auto"/>
+          </w:tcPr>
+          <w:p>
+            <w:pPr>
+              <w:pStyle w:val="BodyTextChar"/>
+              <w:rPr>
+                <w:rFonts w:ascii="Times New Roman" w:hAnsi="Times New Roman"/>
+                <w:b/>
+                <w:sz w:val="18"/>
+                <w:szCs w:val="18"/>
+              </w:rPr>
+            </w:pPr>
+            <w:r>
+              <w:rPr>
+                <w:rFonts w:ascii="Times New Roman" w:hAnsi="Times New Roman"/>
+                <w:b/>
+                <w:sz w:val="18"/>
+                <w:szCs w:val="18"/>
+              </w:rPr>
+              <w:t>Nome:</w:t>
+            </w:r>
+          </w:p>
+        </w:tc>
+        <w:tc>
+          <w:tcPr>
+            <w:tcW w:w="4642" w:type="dxa"/>
+            <w:tcBorders>
+              <w:left w:val="single" w:sz="4" w:space="0" w:color="auto"/>
+              <w:bottom w:val="single" w:sz="4" w:space="0" w:color="auto"/>
+            </w:tcBorders>
+          </w:tcPr>
+          <w:p>
+            <w:pPr>
+              <w:rPr>
+                <w:rFonts w:ascii="Times New Roman" w:hAnsi="Times New Roman" w:cs="Times New Roman"/>
+                <w:sz w:val="18"/>
+                <w:szCs w:val="18"/>
+                <w:lang w:val="it-IT"/>
+              </w:rPr>
+            </w:pPr>
+            <w:r>
+              <w:rPr>
+                <w:rFonts w:ascii="Times New Roman" w:hAnsi="Times New Roman" w:cs="Times New Roman"/>
+                <w:sz w:val="18"/>
+                <w:szCs w:val="18"/>
+                <w:lang w:val="it-IT"/>
+              </w:rPr>
+              <w:t xml:space="preserve">Verificare che il </w:t>
+            </w:r>
+            <w:proofErr w:type="spellStart"/>
+            <w:r>
+              <w:rPr>
+                <w:rFonts w:ascii="Times New Roman" w:hAnsi="Times New Roman" w:cs="Times New Roman"/>
+                <w:sz w:val="18"/>
+                <w:szCs w:val="18"/>
+                <w:lang w:val="it-IT"/>
+              </w:rPr>
+              <w:t>sign</w:t>
+            </w:r>
+            <w:proofErr w:type="spellEnd"/>
+            <w:r>
+              <w:rPr>
+                <w:rFonts w:ascii="Times New Roman" w:hAnsi="Times New Roman" w:cs="Times New Roman"/>
+                <w:sz w:val="18"/>
+                <w:szCs w:val="18"/>
+                <w:lang w:val="it-IT"/>
+              </w:rPr>
+              <w:t xml:space="preserve"> up funzioni correttamente.</w:t>
+            </w:r>
+          </w:p>
+          <w:p>
+            <w:pPr>
+              <w:pStyle w:val="BodyTextChar"/>
+              <w:rPr>
+                <w:rFonts w:ascii="Times New Roman" w:hAnsi="Times New Roman"/>
+                <w:sz w:val="18"/>
+                <w:szCs w:val="18"/>
+                <w:lang w:val="it-IT"/>
+              </w:rPr>
+            </w:pPr>
+          </w:p>
+        </w:tc>
+      </w:tr>
+      <w:tr>
+        <w:tc>
+          <w:tcPr>
+            <w:tcW w:w="2050" w:type="dxa"/>
+            <w:tcBorders>
+              <w:right w:val="single" w:sz="4" w:space="0" w:color="auto"/>
+            </w:tcBorders>
+            <w:shd w:val="pct25" w:color="auto" w:fill="auto"/>
+          </w:tcPr>
+          <w:p>
+            <w:pPr>
+              <w:pStyle w:val="BodyTextChar"/>
+              <w:rPr>
+                <w:rFonts w:ascii="Times New Roman" w:hAnsi="Times New Roman"/>
+                <w:b/>
+                <w:sz w:val="18"/>
+                <w:szCs w:val="18"/>
+              </w:rPr>
+            </w:pPr>
+            <w:proofErr w:type="spellStart"/>
+            <w:r>
+              <w:rPr>
+                <w:rFonts w:ascii="Times New Roman" w:hAnsi="Times New Roman"/>
+                <w:b/>
+                <w:sz w:val="18"/>
+                <w:szCs w:val="18"/>
+              </w:rPr>
+              <w:t>Descrizione</w:t>
+            </w:r>
+            <w:proofErr w:type="spellEnd"/>
+            <w:r>
+              <w:rPr>
+                <w:rFonts w:ascii="Times New Roman" w:hAnsi="Times New Roman"/>
+                <w:b/>
+                <w:sz w:val="18"/>
+                <w:szCs w:val="18"/>
+              </w:rPr>
+              <w:t>:</w:t>
+            </w:r>
+          </w:p>
+        </w:tc>
+        <w:tc>
+          <w:tcPr>
+            <w:tcW w:w="7471" w:type="dxa"/>
+            <w:gridSpan w:val="3"/>
+            <w:tcBorders>
+              <w:left w:val="single" w:sz="4" w:space="0" w:color="auto"/>
+            </w:tcBorders>
+          </w:tcPr>
+          <w:p>
+            <w:pPr>
+              <w:pStyle w:val="BodyTextChar"/>
+              <w:rPr>
+                <w:rFonts w:ascii="Times New Roman" w:hAnsi="Times New Roman"/>
+                <w:sz w:val="18"/>
+                <w:szCs w:val="18"/>
+                <w:lang w:val="it-IT"/>
+              </w:rPr>
+            </w:pPr>
+            <w:r>
+              <w:rPr>
+                <w:rFonts w:ascii="Times New Roman" w:hAnsi="Times New Roman"/>
+                <w:sz w:val="18"/>
+                <w:szCs w:val="18"/>
+                <w:lang w:val="it-IT"/>
+              </w:rPr>
+              <w:t xml:space="preserve">Effettuare un </w:t>
+            </w:r>
+            <w:proofErr w:type="spellStart"/>
+            <w:r>
+              <w:rPr>
+                <w:rFonts w:ascii="Times New Roman" w:hAnsi="Times New Roman"/>
+                <w:sz w:val="18"/>
+                <w:szCs w:val="18"/>
+                <w:lang w:val="it-IT"/>
+              </w:rPr>
+              <w:t>sign</w:t>
+            </w:r>
+            <w:proofErr w:type="spellEnd"/>
+            <w:r>
+              <w:rPr>
+                <w:rFonts w:ascii="Times New Roman" w:hAnsi="Times New Roman"/>
+                <w:sz w:val="18"/>
+                <w:szCs w:val="18"/>
+                <w:lang w:val="it-IT"/>
+              </w:rPr>
+              <w:t xml:space="preserve"> up inserendo tutte le informazioni richieste. Una volta completata l’operazione effettuare il login con l’utente appena creato per verificare il corretto funzionamento del processo.</w:t>
+            </w:r>
+          </w:p>
+        </w:tc>
+      </w:tr>
+      <w:tr>
+        <w:tc>
+          <w:tcPr>
+            <w:tcW w:w="2050" w:type="dxa"/>
+            <w:tcBorders>
+              <w:right w:val="single" w:sz="4" w:space="0" w:color="auto"/>
+            </w:tcBorders>
+            <w:shd w:val="pct25" w:color="auto" w:fill="auto"/>
+          </w:tcPr>
+          <w:p>
+            <w:pPr>
+              <w:pStyle w:val="BodyTextChar"/>
+              <w:rPr>
+                <w:rFonts w:ascii="Times New Roman" w:hAnsi="Times New Roman"/>
+                <w:b/>
+                <w:sz w:val="18"/>
+                <w:szCs w:val="18"/>
+              </w:rPr>
+            </w:pPr>
+            <w:proofErr w:type="spellStart"/>
+            <w:r>
+              <w:rPr>
+                <w:rFonts w:ascii="Times New Roman" w:hAnsi="Times New Roman"/>
+                <w:b/>
+                <w:sz w:val="18"/>
+                <w:szCs w:val="18"/>
+              </w:rPr>
+              <w:t>Prerequisiti</w:t>
+            </w:r>
+            <w:proofErr w:type="spellEnd"/>
+            <w:r>
+              <w:rPr>
+                <w:rFonts w:ascii="Times New Roman" w:hAnsi="Times New Roman"/>
+                <w:b/>
+                <w:sz w:val="18"/>
+                <w:szCs w:val="18"/>
+              </w:rPr>
+              <w:t>:</w:t>
+            </w:r>
+          </w:p>
+        </w:tc>
+        <w:tc>
+          <w:tcPr>
+            <w:tcW w:w="7471" w:type="dxa"/>
+            <w:gridSpan w:val="3"/>
+            <w:tcBorders>
+              <w:left w:val="single" w:sz="4" w:space="0" w:color="auto"/>
+            </w:tcBorders>
+          </w:tcPr>
+          <w:p>
+            <w:pPr>
+              <w:pStyle w:val="BodyTextChar"/>
+              <w:rPr>
+                <w:rFonts w:ascii="Times New Roman" w:hAnsi="Times New Roman"/>
+                <w:sz w:val="18"/>
+                <w:szCs w:val="18"/>
+              </w:rPr>
+            </w:pPr>
+            <w:proofErr w:type="spellStart"/>
+            <w:r>
+              <w:rPr>
+                <w:rFonts w:ascii="Times New Roman" w:hAnsi="Times New Roman"/>
+                <w:sz w:val="18"/>
+                <w:szCs w:val="18"/>
+              </w:rPr>
+              <w:t>Avere</w:t>
+            </w:r>
+            <w:proofErr w:type="spellEnd"/>
+            <w:r>
+              <w:rPr>
+                <w:rFonts w:ascii="Times New Roman" w:hAnsi="Times New Roman"/>
+                <w:sz w:val="18"/>
+                <w:szCs w:val="18"/>
+              </w:rPr>
+              <w:t xml:space="preserve"> un database </w:t>
+            </w:r>
+            <w:proofErr w:type="spellStart"/>
+            <w:r>
+              <w:rPr>
+                <w:rFonts w:ascii="Times New Roman" w:hAnsi="Times New Roman"/>
+                <w:sz w:val="18"/>
+                <w:szCs w:val="18"/>
+              </w:rPr>
+              <w:t>funzionante</w:t>
+            </w:r>
+            <w:proofErr w:type="spellEnd"/>
+            <w:r>
+              <w:rPr>
+                <w:rFonts w:ascii="Times New Roman" w:hAnsi="Times New Roman"/>
+                <w:sz w:val="18"/>
+                <w:szCs w:val="18"/>
+              </w:rPr>
+              <w:t xml:space="preserve">. </w:t>
+            </w:r>
+            <w:r>
+              <w:rPr>
+                <w:rFonts w:ascii="Times New Roman" w:hAnsi="Times New Roman"/>
+                <w:sz w:val="18"/>
+                <w:szCs w:val="18"/>
+              </w:rPr>
+              <w:t xml:space="preserve">Aver </w:t>
+            </w:r>
+            <w:proofErr w:type="spellStart"/>
+            <w:r>
+              <w:rPr>
+                <w:rFonts w:ascii="Times New Roman" w:hAnsi="Times New Roman"/>
+                <w:sz w:val="18"/>
+                <w:szCs w:val="18"/>
+              </w:rPr>
+              <w:t>installato</w:t>
+            </w:r>
+            <w:proofErr w:type="spellEnd"/>
+            <w:r>
+              <w:rPr>
+                <w:rFonts w:ascii="Times New Roman" w:hAnsi="Times New Roman"/>
+                <w:sz w:val="18"/>
+                <w:szCs w:val="18"/>
+              </w:rPr>
+              <w:t xml:space="preserve"> </w:t>
+            </w:r>
+            <w:r>
+              <w:rPr>
+                <w:rFonts w:ascii="Times New Roman" w:hAnsi="Times New Roman"/>
+                <w:sz w:val="18"/>
+                <w:szCs w:val="18"/>
+              </w:rPr>
+              <w:t>Breeze.</w:t>
+            </w:r>
+          </w:p>
+        </w:tc>
+      </w:tr>
+      <w:tr>
+        <w:tc>
+          <w:tcPr>
+            <w:tcW w:w="2050" w:type="dxa"/>
+            <w:tcBorders>
+              <w:right w:val="single" w:sz="4" w:space="0" w:color="auto"/>
+            </w:tcBorders>
+            <w:shd w:val="pct25" w:color="auto" w:fill="auto"/>
+          </w:tcPr>
+          <w:p>
+            <w:pPr>
+              <w:pStyle w:val="BodyTextChar"/>
+              <w:rPr>
+                <w:rFonts w:ascii="Times New Roman" w:hAnsi="Times New Roman"/>
+                <w:b/>
+                <w:sz w:val="18"/>
+                <w:szCs w:val="18"/>
+              </w:rPr>
+            </w:pPr>
+            <w:proofErr w:type="spellStart"/>
+            <w:r>
+              <w:rPr>
+                <w:rFonts w:ascii="Times New Roman" w:hAnsi="Times New Roman"/>
+                <w:b/>
+                <w:sz w:val="18"/>
+                <w:szCs w:val="18"/>
+              </w:rPr>
+              <w:t>Procedura</w:t>
+            </w:r>
+            <w:proofErr w:type="spellEnd"/>
+            <w:r>
+              <w:rPr>
+                <w:rFonts w:ascii="Times New Roman" w:hAnsi="Times New Roman"/>
+                <w:b/>
+                <w:sz w:val="18"/>
+                <w:szCs w:val="18"/>
+              </w:rPr>
+              <w:t>:</w:t>
+            </w:r>
+          </w:p>
+        </w:tc>
+        <w:tc>
+          <w:tcPr>
+            <w:tcW w:w="7471" w:type="dxa"/>
+            <w:gridSpan w:val="3"/>
+            <w:tcBorders>
+              <w:left w:val="single" w:sz="4" w:space="0" w:color="auto"/>
+            </w:tcBorders>
+          </w:tcPr>
+          <w:p>
+            <w:pPr>
+              <w:pStyle w:val="BodyTextChar"/>
+              <w:numPr>
+                <w:ilvl w:val="0"/>
+                <w:numId w:val="6"/>
+              </w:numPr>
+              <w:rPr>
+                <w:rFonts w:ascii="Times New Roman" w:hAnsi="Times New Roman"/>
+                <w:sz w:val="18"/>
+                <w:szCs w:val="18"/>
+              </w:rPr>
+            </w:pPr>
+            <w:proofErr w:type="spellStart"/>
+            <w:r>
+              <w:rPr>
+                <w:rFonts w:ascii="Times New Roman" w:hAnsi="Times New Roman"/>
+                <w:sz w:val="18"/>
+                <w:szCs w:val="18"/>
+              </w:rPr>
+              <w:t>Avviare</w:t>
+            </w:r>
+            <w:proofErr w:type="spellEnd"/>
+            <w:r>
+              <w:rPr>
+                <w:rFonts w:ascii="Times New Roman" w:hAnsi="Times New Roman"/>
+                <w:sz w:val="18"/>
+                <w:szCs w:val="18"/>
+              </w:rPr>
+              <w:t xml:space="preserve"> </w:t>
+            </w:r>
+            <w:proofErr w:type="spellStart"/>
+            <w:r>
+              <w:rPr>
+                <w:rFonts w:ascii="Times New Roman" w:hAnsi="Times New Roman"/>
+                <w:sz w:val="18"/>
+                <w:szCs w:val="18"/>
+              </w:rPr>
+              <w:t>il</w:t>
+            </w:r>
+            <w:proofErr w:type="spellEnd"/>
+            <w:r>
+              <w:rPr>
+                <w:rFonts w:ascii="Times New Roman" w:hAnsi="Times New Roman"/>
+                <w:sz w:val="18"/>
+                <w:szCs w:val="18"/>
+              </w:rPr>
+              <w:t xml:space="preserve"> </w:t>
+            </w:r>
+            <w:proofErr w:type="spellStart"/>
+            <w:r>
+              <w:rPr>
+                <w:rFonts w:ascii="Times New Roman" w:hAnsi="Times New Roman"/>
+                <w:sz w:val="18"/>
+                <w:szCs w:val="18"/>
+              </w:rPr>
+              <w:t>progetto</w:t>
+            </w:r>
+            <w:proofErr w:type="spellEnd"/>
+            <w:r>
+              <w:rPr>
+                <w:rFonts w:ascii="Times New Roman" w:hAnsi="Times New Roman"/>
+                <w:sz w:val="18"/>
+                <w:szCs w:val="18"/>
+              </w:rPr>
+              <w:t xml:space="preserve"> -&gt; php artisan serve</w:t>
+            </w:r>
+          </w:p>
+          <w:p>
+            <w:pPr>
+              <w:pStyle w:val="BodyTextChar"/>
+              <w:numPr>
+                <w:ilvl w:val="0"/>
+                <w:numId w:val="6"/>
+              </w:numPr>
+              <w:rPr>
+                <w:rFonts w:ascii="Times New Roman" w:hAnsi="Times New Roman"/>
+                <w:sz w:val="18"/>
+                <w:szCs w:val="18"/>
+              </w:rPr>
+            </w:pPr>
+            <w:r>
+              <w:rPr>
+                <w:rFonts w:ascii="Times New Roman" w:hAnsi="Times New Roman"/>
+                <w:sz w:val="18"/>
+                <w:szCs w:val="18"/>
+              </w:rPr>
+              <w:t xml:space="preserve">Nella home page, </w:t>
+            </w:r>
+            <w:proofErr w:type="spellStart"/>
+            <w:r>
+              <w:rPr>
+                <w:rFonts w:ascii="Times New Roman" w:hAnsi="Times New Roman"/>
+                <w:sz w:val="18"/>
+                <w:szCs w:val="18"/>
+              </w:rPr>
+              <w:t>cliccare</w:t>
+            </w:r>
+            <w:proofErr w:type="spellEnd"/>
+            <w:r>
+              <w:rPr>
+                <w:rFonts w:ascii="Times New Roman" w:hAnsi="Times New Roman"/>
+                <w:sz w:val="18"/>
+                <w:szCs w:val="18"/>
+              </w:rPr>
+              <w:t xml:space="preserve"> </w:t>
+            </w:r>
+            <w:proofErr w:type="spellStart"/>
+            <w:r>
+              <w:rPr>
+                <w:rFonts w:ascii="Times New Roman" w:hAnsi="Times New Roman"/>
+                <w:sz w:val="18"/>
+                <w:szCs w:val="18"/>
+              </w:rPr>
+              <w:t>il</w:t>
+            </w:r>
+            <w:proofErr w:type="spellEnd"/>
+            <w:r>
+              <w:rPr>
+                <w:rFonts w:ascii="Times New Roman" w:hAnsi="Times New Roman"/>
+                <w:sz w:val="18"/>
+                <w:szCs w:val="18"/>
+              </w:rPr>
+              <w:t xml:space="preserve"> </w:t>
+            </w:r>
+            <w:proofErr w:type="spellStart"/>
+            <w:r>
+              <w:rPr>
+                <w:rFonts w:ascii="Times New Roman" w:hAnsi="Times New Roman"/>
+                <w:sz w:val="18"/>
+                <w:szCs w:val="18"/>
+              </w:rPr>
+              <w:t>pulsante</w:t>
+            </w:r>
+            <w:proofErr w:type="spellEnd"/>
+            <w:r>
+              <w:rPr>
+                <w:rFonts w:ascii="Times New Roman" w:hAnsi="Times New Roman"/>
+                <w:sz w:val="18"/>
+                <w:szCs w:val="18"/>
+              </w:rPr>
+              <w:t xml:space="preserve"> “Sign </w:t>
+            </w:r>
+            <w:r>
+              <w:rPr>
+                <w:rFonts w:ascii="Times New Roman" w:hAnsi="Times New Roman"/>
+                <w:sz w:val="18"/>
+                <w:szCs w:val="18"/>
+              </w:rPr>
+              <w:t>U</w:t>
+            </w:r>
+            <w:r>
+              <w:rPr>
+                <w:rFonts w:ascii="Times New Roman" w:hAnsi="Times New Roman"/>
+                <w:sz w:val="18"/>
+                <w:szCs w:val="18"/>
+              </w:rPr>
+              <w:t xml:space="preserve">p” in alto a </w:t>
+            </w:r>
+            <w:proofErr w:type="spellStart"/>
+            <w:r>
+              <w:rPr>
+                <w:rFonts w:ascii="Times New Roman" w:hAnsi="Times New Roman"/>
+                <w:sz w:val="18"/>
+                <w:szCs w:val="18"/>
+              </w:rPr>
+              <w:t>destr</w:t>
+            </w:r>
+            <w:r>
+              <w:rPr>
+                <w:rFonts w:ascii="Times New Roman" w:hAnsi="Times New Roman"/>
+                <w:sz w:val="18"/>
+                <w:szCs w:val="18"/>
+              </w:rPr>
+              <w:t>a</w:t>
+            </w:r>
+            <w:proofErr w:type="spellEnd"/>
+          </w:p>
+          <w:p>
+            <w:pPr>
+              <w:pStyle w:val="Corpotesto"/>
+              <w:numPr>
+                <w:ilvl w:val="0"/>
+                <w:numId w:val="6"/>
+              </w:numPr>
+              <w:rPr>
+                <w:rFonts w:ascii="Times New Roman" w:hAnsi="Times New Roman"/>
+                <w:sz w:val="18"/>
+                <w:szCs w:val="18"/>
+                <w:lang w:val="en-GB" w:eastAsia="en-US"/>
+              </w:rPr>
+            </w:pPr>
+            <w:proofErr w:type="spellStart"/>
+            <w:r>
+              <w:rPr>
+                <w:rFonts w:ascii="Times New Roman" w:hAnsi="Times New Roman"/>
+                <w:sz w:val="18"/>
+                <w:szCs w:val="18"/>
+                <w:lang w:val="en-GB" w:eastAsia="en-US"/>
+              </w:rPr>
+              <w:t>Inserire</w:t>
+            </w:r>
+            <w:proofErr w:type="spellEnd"/>
+            <w:r>
+              <w:rPr>
+                <w:rFonts w:ascii="Times New Roman" w:hAnsi="Times New Roman"/>
+                <w:sz w:val="18"/>
+                <w:szCs w:val="18"/>
+                <w:lang w:val="en-GB" w:eastAsia="en-US"/>
+              </w:rPr>
+              <w:t xml:space="preserve"> </w:t>
+            </w:r>
+            <w:proofErr w:type="spellStart"/>
+            <w:r>
+              <w:rPr>
+                <w:rFonts w:ascii="Times New Roman" w:hAnsi="Times New Roman"/>
+                <w:sz w:val="18"/>
+                <w:szCs w:val="18"/>
+                <w:lang w:val="en-GB" w:eastAsia="en-US"/>
+              </w:rPr>
+              <w:t>tutte</w:t>
+            </w:r>
+            <w:proofErr w:type="spellEnd"/>
+            <w:r>
+              <w:rPr>
+                <w:rFonts w:ascii="Times New Roman" w:hAnsi="Times New Roman"/>
+                <w:sz w:val="18"/>
+                <w:szCs w:val="18"/>
+                <w:lang w:val="en-GB" w:eastAsia="en-US"/>
+              </w:rPr>
+              <w:t xml:space="preserve"> le </w:t>
+            </w:r>
+            <w:proofErr w:type="spellStart"/>
+            <w:r>
+              <w:rPr>
+                <w:rFonts w:ascii="Times New Roman" w:hAnsi="Times New Roman"/>
+                <w:sz w:val="18"/>
+                <w:szCs w:val="18"/>
+                <w:lang w:val="en-GB" w:eastAsia="en-US"/>
+              </w:rPr>
+              <w:t>informazioni</w:t>
+            </w:r>
+            <w:proofErr w:type="spellEnd"/>
+            <w:r>
+              <w:rPr>
+                <w:rFonts w:ascii="Times New Roman" w:hAnsi="Times New Roman"/>
+                <w:sz w:val="18"/>
+                <w:szCs w:val="18"/>
+                <w:lang w:val="en-GB" w:eastAsia="en-US"/>
+              </w:rPr>
+              <w:t xml:space="preserve"> </w:t>
+            </w:r>
+            <w:proofErr w:type="spellStart"/>
+            <w:r>
+              <w:rPr>
+                <w:rFonts w:ascii="Times New Roman" w:hAnsi="Times New Roman"/>
+                <w:sz w:val="18"/>
+                <w:szCs w:val="18"/>
+                <w:lang w:val="en-GB" w:eastAsia="en-US"/>
+              </w:rPr>
+              <w:t>richieste</w:t>
+            </w:r>
+            <w:proofErr w:type="spellEnd"/>
+          </w:p>
+          <w:p>
+            <w:pPr>
+              <w:pStyle w:val="Corpotesto"/>
+              <w:numPr>
+                <w:ilvl w:val="0"/>
+                <w:numId w:val="6"/>
+              </w:numPr>
+              <w:rPr>
+                <w:rFonts w:ascii="Times New Roman" w:hAnsi="Times New Roman"/>
+                <w:sz w:val="18"/>
+                <w:szCs w:val="18"/>
+                <w:lang w:val="en-GB" w:eastAsia="en-US"/>
+              </w:rPr>
+            </w:pPr>
+            <w:proofErr w:type="spellStart"/>
+            <w:r>
+              <w:rPr>
+                <w:rFonts w:ascii="Times New Roman" w:hAnsi="Times New Roman"/>
+                <w:sz w:val="18"/>
+                <w:szCs w:val="18"/>
+                <w:lang w:val="en-GB" w:eastAsia="en-US"/>
+              </w:rPr>
+              <w:t>Cliccare</w:t>
+            </w:r>
+            <w:proofErr w:type="spellEnd"/>
+            <w:r>
+              <w:rPr>
+                <w:rFonts w:ascii="Times New Roman" w:hAnsi="Times New Roman"/>
+                <w:sz w:val="18"/>
+                <w:szCs w:val="18"/>
+                <w:lang w:val="en-GB" w:eastAsia="en-US"/>
+              </w:rPr>
+              <w:t xml:space="preserve"> </w:t>
+            </w:r>
+            <w:proofErr w:type="spellStart"/>
+            <w:r>
+              <w:rPr>
+                <w:rFonts w:ascii="Times New Roman" w:hAnsi="Times New Roman"/>
+                <w:sz w:val="18"/>
+                <w:szCs w:val="18"/>
+                <w:lang w:val="en-GB" w:eastAsia="en-US"/>
+              </w:rPr>
+              <w:t>sul</w:t>
+            </w:r>
+            <w:proofErr w:type="spellEnd"/>
+            <w:r>
+              <w:rPr>
+                <w:rFonts w:ascii="Times New Roman" w:hAnsi="Times New Roman"/>
+                <w:sz w:val="18"/>
+                <w:szCs w:val="18"/>
+                <w:lang w:val="en-GB" w:eastAsia="en-US"/>
+              </w:rPr>
+              <w:t xml:space="preserve"> </w:t>
+            </w:r>
+            <w:proofErr w:type="spellStart"/>
+            <w:r>
+              <w:rPr>
+                <w:rFonts w:ascii="Times New Roman" w:hAnsi="Times New Roman"/>
+                <w:sz w:val="18"/>
+                <w:szCs w:val="18"/>
+                <w:lang w:val="en-GB" w:eastAsia="en-US"/>
+              </w:rPr>
+              <w:t>buttone</w:t>
+            </w:r>
+            <w:proofErr w:type="spellEnd"/>
+            <w:r>
+              <w:rPr>
+                <w:rFonts w:ascii="Times New Roman" w:hAnsi="Times New Roman"/>
+                <w:sz w:val="18"/>
+                <w:szCs w:val="18"/>
+                <w:lang w:val="en-GB" w:eastAsia="en-US"/>
+              </w:rPr>
+              <w:t xml:space="preserve"> “</w:t>
+            </w:r>
+            <w:r>
+              <w:rPr>
+                <w:rFonts w:ascii="Times New Roman" w:hAnsi="Times New Roman"/>
+                <w:sz w:val="18"/>
+                <w:szCs w:val="18"/>
+                <w:lang w:val="en-GB" w:eastAsia="en-US"/>
+              </w:rPr>
+              <w:t>Register</w:t>
+            </w:r>
+            <w:r>
+              <w:rPr>
+                <w:rFonts w:ascii="Times New Roman" w:hAnsi="Times New Roman"/>
+                <w:sz w:val="18"/>
+                <w:szCs w:val="18"/>
+                <w:lang w:val="en-GB" w:eastAsia="en-US"/>
+              </w:rPr>
+              <w:t>”</w:t>
+            </w:r>
+          </w:p>
+        </w:tc>
+      </w:tr>
+      <w:tr>
+        <w:tc>
+          <w:tcPr>
+            <w:tcW w:w="2050" w:type="dxa"/>
+            <w:tcBorders>
+              <w:right w:val="single" w:sz="4" w:space="0" w:color="auto"/>
+            </w:tcBorders>
+            <w:shd w:val="pct25" w:color="auto" w:fill="auto"/>
+          </w:tcPr>
+          <w:p>
+            <w:pPr>
+              <w:pStyle w:val="BodyTextChar"/>
+              <w:rPr>
+                <w:rFonts w:ascii="Times New Roman" w:hAnsi="Times New Roman"/>
+                <w:b/>
+                <w:sz w:val="18"/>
+                <w:szCs w:val="18"/>
+              </w:rPr>
+            </w:pPr>
+            <w:proofErr w:type="spellStart"/>
+            <w:r>
+              <w:rPr>
+                <w:rFonts w:ascii="Times New Roman" w:hAnsi="Times New Roman"/>
+                <w:b/>
+                <w:sz w:val="18"/>
+                <w:szCs w:val="18"/>
+              </w:rPr>
+              <w:t>Risultati</w:t>
+            </w:r>
+            <w:proofErr w:type="spellEnd"/>
+            <w:r>
+              <w:rPr>
+                <w:rFonts w:ascii="Times New Roman" w:hAnsi="Times New Roman"/>
+                <w:b/>
+                <w:sz w:val="18"/>
+                <w:szCs w:val="18"/>
+              </w:rPr>
+              <w:t xml:space="preserve"> </w:t>
+            </w:r>
+            <w:proofErr w:type="spellStart"/>
+            <w:r>
+              <w:rPr>
+                <w:rFonts w:ascii="Times New Roman" w:hAnsi="Times New Roman"/>
+                <w:b/>
+                <w:sz w:val="18"/>
+                <w:szCs w:val="18"/>
+              </w:rPr>
+              <w:t>attesi</w:t>
+            </w:r>
+            <w:proofErr w:type="spellEnd"/>
+            <w:r>
+              <w:rPr>
+                <w:rFonts w:ascii="Times New Roman" w:hAnsi="Times New Roman"/>
+                <w:b/>
+                <w:sz w:val="18"/>
+                <w:szCs w:val="18"/>
+              </w:rPr>
+              <w:t>:</w:t>
+            </w:r>
+          </w:p>
+        </w:tc>
+        <w:tc>
+          <w:tcPr>
+            <w:tcW w:w="7471" w:type="dxa"/>
+            <w:gridSpan w:val="3"/>
+            <w:tcBorders>
+              <w:left w:val="single" w:sz="4" w:space="0" w:color="auto"/>
+            </w:tcBorders>
+          </w:tcPr>
+          <w:p>
+            <w:pPr>
+              <w:pStyle w:val="BodyTextChar"/>
+              <w:rPr>
+                <w:rFonts w:ascii="Times New Roman" w:hAnsi="Times New Roman"/>
+                <w:sz w:val="18"/>
+                <w:szCs w:val="18"/>
+                <w:lang w:val="it-IT"/>
+              </w:rPr>
+            </w:pPr>
+            <w:r>
+              <w:rPr>
+                <w:rFonts w:ascii="Times New Roman" w:hAnsi="Times New Roman"/>
+                <w:sz w:val="18"/>
+                <w:szCs w:val="18"/>
+                <w:lang w:val="it-IT"/>
+              </w:rPr>
+              <w:t xml:space="preserve">Una volta effettuato il </w:t>
+            </w:r>
+            <w:proofErr w:type="spellStart"/>
+            <w:r>
+              <w:rPr>
+                <w:rFonts w:ascii="Times New Roman" w:hAnsi="Times New Roman"/>
+                <w:sz w:val="18"/>
+                <w:szCs w:val="18"/>
+                <w:lang w:val="it-IT"/>
+              </w:rPr>
+              <w:t>sign</w:t>
+            </w:r>
+            <w:proofErr w:type="spellEnd"/>
+            <w:r>
+              <w:rPr>
+                <w:rFonts w:ascii="Times New Roman" w:hAnsi="Times New Roman"/>
+                <w:sz w:val="18"/>
+                <w:szCs w:val="18"/>
+                <w:lang w:val="it-IT"/>
+              </w:rPr>
+              <w:t xml:space="preserve"> up, </w:t>
+            </w:r>
+            <w:r>
+              <w:rPr>
+                <w:rFonts w:ascii="Times New Roman" w:hAnsi="Times New Roman"/>
+                <w:sz w:val="18"/>
+                <w:szCs w:val="18"/>
+                <w:lang w:val="it-IT"/>
+              </w:rPr>
+              <w:t xml:space="preserve">bisogna venir </w:t>
+            </w:r>
+            <w:proofErr w:type="spellStart"/>
+            <w:r>
+              <w:rPr>
+                <w:rFonts w:ascii="Times New Roman" w:hAnsi="Times New Roman"/>
+                <w:sz w:val="18"/>
+                <w:szCs w:val="18"/>
+                <w:lang w:val="it-IT"/>
+              </w:rPr>
+              <w:t>loggatti</w:t>
+            </w:r>
+            <w:proofErr w:type="spellEnd"/>
+            <w:r>
+              <w:rPr>
+                <w:rFonts w:ascii="Times New Roman" w:hAnsi="Times New Roman"/>
+                <w:sz w:val="18"/>
+                <w:szCs w:val="18"/>
+                <w:lang w:val="it-IT"/>
+              </w:rPr>
+              <w:t xml:space="preserve"> con quel rispettivo account (in alto a destra deve apparire una sezione che mostra lo username dell’utente, composto da “</w:t>
+            </w:r>
+            <w:proofErr w:type="spellStart"/>
+            <w:r>
+              <w:rPr>
+                <w:rFonts w:ascii="Times New Roman" w:hAnsi="Times New Roman"/>
+                <w:sz w:val="18"/>
+                <w:szCs w:val="18"/>
+                <w:lang w:val="it-IT"/>
+              </w:rPr>
+              <w:t>nome”</w:t>
+            </w:r>
+            <w:proofErr w:type="gramStart"/>
+            <w:r>
+              <w:rPr>
+                <w:rFonts w:ascii="Times New Roman" w:hAnsi="Times New Roman"/>
+                <w:sz w:val="18"/>
+                <w:szCs w:val="18"/>
+                <w:lang w:val="it-IT"/>
+              </w:rPr>
+              <w:t>.”cognome</w:t>
+            </w:r>
+            <w:proofErr w:type="spellEnd"/>
+            <w:proofErr w:type="gramEnd"/>
+            <w:r>
+              <w:rPr>
+                <w:rFonts w:ascii="Times New Roman" w:hAnsi="Times New Roman"/>
+                <w:sz w:val="18"/>
+                <w:szCs w:val="18"/>
+                <w:lang w:val="it-IT"/>
+              </w:rPr>
+              <w:t xml:space="preserve">”). </w:t>
+            </w:r>
+          </w:p>
+        </w:tc>
+      </w:tr>
+    </w:tbl>
+    <w:p/>
+    <w:tbl>
+      <w:tblPr>
+        <w:tblW w:w="9521" w:type="dxa"/>
+        <w:tblInd w:w="-5" w:type="dxa"/>
+        <w:tblBorders>
+          <w:top w:val="single" w:sz="4" w:space="0" w:color="auto"/>
+          <w:left w:val="single" w:sz="4" w:space="0" w:color="auto"/>
+          <w:bottom w:val="single" w:sz="4" w:space="0" w:color="auto"/>
+          <w:right w:val="single" w:sz="4" w:space="0" w:color="auto"/>
+          <w:insideH w:val="single" w:sz="4" w:space="0" w:color="auto"/>
+          <w:insideV w:val="single" w:sz="4" w:space="0" w:color="auto"/>
+        </w:tblBorders>
+        <w:tblLook w:val="01E0" w:firstRow="1" w:lastRow="1" w:firstColumn="1" w:lastColumn="1" w:noHBand="0" w:noVBand="0"/>
+      </w:tblPr>
+      <w:tblGrid>
+        <w:gridCol w:w="2050"/>
+        <w:gridCol w:w="1562"/>
+        <w:gridCol w:w="1267"/>
+        <w:gridCol w:w="4642"/>
+      </w:tblGrid>
+      <w:tr>
+        <w:tc>
+          <w:tcPr>
+            <w:tcW w:w="2050" w:type="dxa"/>
+            <w:tcBorders>
+              <w:bottom w:val="single" w:sz="4" w:space="0" w:color="auto"/>
+              <w:right w:val="single" w:sz="4" w:space="0" w:color="auto"/>
+            </w:tcBorders>
+            <w:shd w:val="pct25" w:color="auto" w:fill="auto"/>
+          </w:tcPr>
+          <w:p>
+            <w:pPr>
+              <w:pStyle w:val="BodyTextChar"/>
+              <w:rPr>
+                <w:rFonts w:ascii="Times New Roman" w:hAnsi="Times New Roman"/>
+                <w:b/>
+                <w:sz w:val="18"/>
+                <w:szCs w:val="18"/>
+              </w:rPr>
+            </w:pPr>
+            <w:r>
+              <w:rPr>
+                <w:rFonts w:ascii="Times New Roman" w:hAnsi="Times New Roman"/>
+                <w:b/>
+                <w:sz w:val="18"/>
+                <w:szCs w:val="18"/>
+              </w:rPr>
+              <w:t>Test Case:</w:t>
+            </w:r>
+          </w:p>
+          <w:p>
+            <w:pPr>
+              <w:pStyle w:val="Corpotesto"/>
+              <w:rPr>
+                <w:rFonts w:ascii="Times New Roman" w:hAnsi="Times New Roman"/>
+                <w:sz w:val="18"/>
+                <w:szCs w:val="18"/>
+                <w:lang w:val="en-GB" w:eastAsia="en-US"/>
+              </w:rPr>
+            </w:pPr>
+            <w:proofErr w:type="spellStart"/>
+            <w:r>
+              <w:rPr>
+                <w:rFonts w:ascii="Times New Roman" w:hAnsi="Times New Roman"/>
+                <w:b/>
+                <w:sz w:val="18"/>
+                <w:szCs w:val="18"/>
+                <w:lang w:val="en-GB" w:eastAsia="en-US"/>
+              </w:rPr>
+              <w:t>Riferimento</w:t>
+            </w:r>
+            <w:proofErr w:type="spellEnd"/>
+            <w:r>
+              <w:rPr>
+                <w:rFonts w:ascii="Times New Roman" w:hAnsi="Times New Roman"/>
+                <w:sz w:val="18"/>
+                <w:szCs w:val="18"/>
+                <w:lang w:val="en-GB" w:eastAsia="en-US"/>
+              </w:rPr>
+              <w:t xml:space="preserve">: </w:t>
+            </w:r>
+          </w:p>
+        </w:tc>
+        <w:tc>
+          <w:tcPr>
+            <w:tcW w:w="1562" w:type="dxa"/>
+            <w:tcBorders>
+              <w:left w:val="single" w:sz="4" w:space="0" w:color="auto"/>
+              <w:bottom w:val="single" w:sz="4" w:space="0" w:color="auto"/>
+              <w:right w:val="single" w:sz="4" w:space="0" w:color="auto"/>
+            </w:tcBorders>
+          </w:tcPr>
+          <w:p>
+            <w:pPr>
+              <w:pStyle w:val="BodyTextChar"/>
+              <w:rPr>
+                <w:rFonts w:ascii="Times New Roman" w:hAnsi="Times New Roman"/>
+                <w:sz w:val="18"/>
+                <w:szCs w:val="18"/>
+              </w:rPr>
+            </w:pPr>
+            <w:r>
+              <w:rPr>
+                <w:rFonts w:ascii="Times New Roman" w:hAnsi="Times New Roman"/>
+                <w:sz w:val="18"/>
+                <w:szCs w:val="18"/>
+              </w:rPr>
+              <w:t>TC-002</w:t>
+            </w:r>
+          </w:p>
+          <w:p>
+            <w:pPr>
+              <w:rPr>
+                <w:rFonts w:ascii="Times New Roman" w:hAnsi="Times New Roman" w:cs="Times New Roman"/>
+                <w:sz w:val="18"/>
+                <w:szCs w:val="18"/>
+                <w:lang w:val="en-GB"/>
+              </w:rPr>
+            </w:pPr>
+            <w:r>
+              <w:rPr>
+                <w:rFonts w:ascii="Times New Roman" w:hAnsi="Times New Roman" w:cs="Times New Roman"/>
+                <w:sz w:val="18"/>
+                <w:szCs w:val="18"/>
+              </w:rPr>
+              <w:t>REQ-</w:t>
+            </w:r>
+          </w:p>
+        </w:tc>
+        <w:tc>
+          <w:tcPr>
+            <w:tcW w:w="1267" w:type="dxa"/>
+            <w:tcBorders>
+              <w:left w:val="single" w:sz="4" w:space="0" w:color="auto"/>
+              <w:bottom w:val="single" w:sz="4" w:space="0" w:color="auto"/>
+              <w:right w:val="single" w:sz="4" w:space="0" w:color="auto"/>
+            </w:tcBorders>
+            <w:shd w:val="pct25" w:color="auto" w:fill="auto"/>
+          </w:tcPr>
+          <w:p>
+            <w:pPr>
+              <w:pStyle w:val="BodyTextChar"/>
+              <w:rPr>
+                <w:rFonts w:ascii="Times New Roman" w:hAnsi="Times New Roman"/>
+                <w:b/>
+                <w:sz w:val="18"/>
+                <w:szCs w:val="18"/>
+              </w:rPr>
+            </w:pPr>
+            <w:r>
+              <w:rPr>
+                <w:rFonts w:ascii="Times New Roman" w:hAnsi="Times New Roman"/>
+                <w:b/>
+                <w:sz w:val="18"/>
+                <w:szCs w:val="18"/>
+              </w:rPr>
+              <w:t>Nome:</w:t>
+            </w:r>
+          </w:p>
+        </w:tc>
+        <w:tc>
+          <w:tcPr>
+            <w:tcW w:w="4642" w:type="dxa"/>
+            <w:tcBorders>
+              <w:left w:val="single" w:sz="4" w:space="0" w:color="auto"/>
+              <w:bottom w:val="single" w:sz="4" w:space="0" w:color="auto"/>
+            </w:tcBorders>
+          </w:tcPr>
+          <w:p>
+            <w:pPr>
+              <w:rPr>
+                <w:rFonts w:ascii="Times New Roman" w:hAnsi="Times New Roman" w:cs="Times New Roman"/>
+                <w:sz w:val="18"/>
+                <w:szCs w:val="18"/>
+                <w:lang w:val="it-IT"/>
+              </w:rPr>
+            </w:pPr>
+            <w:r>
+              <w:rPr>
+                <w:rFonts w:ascii="Times New Roman" w:hAnsi="Times New Roman" w:cs="Times New Roman"/>
+                <w:sz w:val="18"/>
+                <w:szCs w:val="18"/>
+                <w:lang w:val="it-IT"/>
+              </w:rPr>
+              <w:t>Verificare che il login funzioni correttamente.</w:t>
+            </w:r>
+          </w:p>
+          <w:p>
+            <w:pPr>
+              <w:pStyle w:val="BodyTextChar"/>
+              <w:rPr>
+                <w:rFonts w:ascii="Times New Roman" w:hAnsi="Times New Roman"/>
+                <w:sz w:val="18"/>
+                <w:szCs w:val="18"/>
+                <w:lang w:val="it-IT"/>
+              </w:rPr>
+            </w:pPr>
+          </w:p>
+        </w:tc>
+      </w:tr>
+      <w:tr>
+        <w:tc>
+          <w:tcPr>
+            <w:tcW w:w="2050" w:type="dxa"/>
+            <w:tcBorders>
+              <w:right w:val="single" w:sz="4" w:space="0" w:color="auto"/>
+            </w:tcBorders>
+            <w:shd w:val="pct25" w:color="auto" w:fill="auto"/>
+          </w:tcPr>
+          <w:p>
+            <w:pPr>
+              <w:pStyle w:val="BodyTextChar"/>
+              <w:rPr>
+                <w:rFonts w:ascii="Times New Roman" w:hAnsi="Times New Roman"/>
+                <w:b/>
+                <w:sz w:val="18"/>
+                <w:szCs w:val="18"/>
+              </w:rPr>
+            </w:pPr>
+            <w:proofErr w:type="spellStart"/>
+            <w:r>
+              <w:rPr>
+                <w:rFonts w:ascii="Times New Roman" w:hAnsi="Times New Roman"/>
+                <w:b/>
+                <w:sz w:val="18"/>
+                <w:szCs w:val="18"/>
+              </w:rPr>
+              <w:t>Descrizione</w:t>
+            </w:r>
+            <w:proofErr w:type="spellEnd"/>
+            <w:r>
+              <w:rPr>
+                <w:rFonts w:ascii="Times New Roman" w:hAnsi="Times New Roman"/>
+                <w:b/>
+                <w:sz w:val="18"/>
+                <w:szCs w:val="18"/>
+              </w:rPr>
+              <w:t>:</w:t>
+            </w:r>
+          </w:p>
+        </w:tc>
+        <w:tc>
+          <w:tcPr>
+            <w:tcW w:w="7471" w:type="dxa"/>
+            <w:gridSpan w:val="3"/>
+            <w:tcBorders>
+              <w:left w:val="single" w:sz="4" w:space="0" w:color="auto"/>
+            </w:tcBorders>
+          </w:tcPr>
+          <w:p>
+            <w:pPr>
+              <w:pStyle w:val="BodyTextChar"/>
+              <w:rPr>
+                <w:rFonts w:ascii="Times New Roman" w:hAnsi="Times New Roman"/>
+                <w:sz w:val="18"/>
+                <w:szCs w:val="18"/>
+                <w:lang w:val="it-IT"/>
+              </w:rPr>
+            </w:pPr>
+            <w:r>
+              <w:rPr>
+                <w:rFonts w:ascii="Times New Roman" w:hAnsi="Times New Roman"/>
+                <w:sz w:val="18"/>
+                <w:szCs w:val="18"/>
+                <w:lang w:val="it-IT"/>
+              </w:rPr>
+              <w:t>Effettuare il login con un utente presente nel database e verificare che esso si concluda correttamente.</w:t>
+            </w:r>
+          </w:p>
+        </w:tc>
+      </w:tr>
+      <w:tr>
+        <w:tc>
+          <w:tcPr>
+            <w:tcW w:w="2050" w:type="dxa"/>
+            <w:tcBorders>
+              <w:right w:val="single" w:sz="4" w:space="0" w:color="auto"/>
+            </w:tcBorders>
+            <w:shd w:val="pct25" w:color="auto" w:fill="auto"/>
+          </w:tcPr>
+          <w:p>
+            <w:pPr>
+              <w:pStyle w:val="BodyTextChar"/>
+              <w:rPr>
+                <w:rFonts w:ascii="Times New Roman" w:hAnsi="Times New Roman"/>
+                <w:b/>
+                <w:sz w:val="18"/>
+                <w:szCs w:val="18"/>
+              </w:rPr>
+            </w:pPr>
+            <w:proofErr w:type="spellStart"/>
+            <w:r>
+              <w:rPr>
+                <w:rFonts w:ascii="Times New Roman" w:hAnsi="Times New Roman"/>
+                <w:b/>
+                <w:sz w:val="18"/>
+                <w:szCs w:val="18"/>
+              </w:rPr>
+              <w:t>Prerequisiti</w:t>
+            </w:r>
+            <w:proofErr w:type="spellEnd"/>
+            <w:r>
+              <w:rPr>
+                <w:rFonts w:ascii="Times New Roman" w:hAnsi="Times New Roman"/>
+                <w:b/>
+                <w:sz w:val="18"/>
+                <w:szCs w:val="18"/>
+              </w:rPr>
+              <w:t>:</w:t>
+            </w:r>
+          </w:p>
+        </w:tc>
+        <w:tc>
+          <w:tcPr>
+            <w:tcW w:w="7471" w:type="dxa"/>
+            <w:gridSpan w:val="3"/>
+            <w:tcBorders>
+              <w:left w:val="single" w:sz="4" w:space="0" w:color="auto"/>
+            </w:tcBorders>
+          </w:tcPr>
+          <w:p>
+            <w:pPr>
+              <w:pStyle w:val="BodyTextChar"/>
+              <w:rPr>
+                <w:rFonts w:ascii="Times New Roman" w:hAnsi="Times New Roman"/>
+                <w:sz w:val="18"/>
+                <w:szCs w:val="18"/>
+              </w:rPr>
+            </w:pPr>
+            <w:proofErr w:type="spellStart"/>
+            <w:r>
+              <w:rPr>
+                <w:rFonts w:ascii="Times New Roman" w:hAnsi="Times New Roman"/>
+                <w:sz w:val="18"/>
+                <w:szCs w:val="18"/>
+              </w:rPr>
+              <w:t>Avere</w:t>
+            </w:r>
+            <w:proofErr w:type="spellEnd"/>
+            <w:r>
+              <w:rPr>
+                <w:rFonts w:ascii="Times New Roman" w:hAnsi="Times New Roman"/>
+                <w:sz w:val="18"/>
+                <w:szCs w:val="18"/>
+              </w:rPr>
+              <w:t xml:space="preserve"> un database </w:t>
+            </w:r>
+            <w:proofErr w:type="spellStart"/>
+            <w:r>
+              <w:rPr>
+                <w:rFonts w:ascii="Times New Roman" w:hAnsi="Times New Roman"/>
+                <w:sz w:val="18"/>
+                <w:szCs w:val="18"/>
+              </w:rPr>
+              <w:t>funzionante</w:t>
+            </w:r>
+            <w:proofErr w:type="spellEnd"/>
+            <w:r>
+              <w:rPr>
+                <w:rFonts w:ascii="Times New Roman" w:hAnsi="Times New Roman"/>
+                <w:sz w:val="18"/>
+                <w:szCs w:val="18"/>
+              </w:rPr>
+              <w:t xml:space="preserve">. Aver </w:t>
+            </w:r>
+            <w:proofErr w:type="spellStart"/>
+            <w:r>
+              <w:rPr>
+                <w:rFonts w:ascii="Times New Roman" w:hAnsi="Times New Roman"/>
+                <w:sz w:val="18"/>
+                <w:szCs w:val="18"/>
+              </w:rPr>
+              <w:t>installato</w:t>
+            </w:r>
+            <w:proofErr w:type="spellEnd"/>
+            <w:r>
+              <w:rPr>
+                <w:rFonts w:ascii="Times New Roman" w:hAnsi="Times New Roman"/>
+                <w:sz w:val="18"/>
+                <w:szCs w:val="18"/>
+              </w:rPr>
+              <w:t xml:space="preserve"> Breeze.</w:t>
+            </w:r>
+          </w:p>
+        </w:tc>
+      </w:tr>
+      <w:tr>
+        <w:tc>
+          <w:tcPr>
+            <w:tcW w:w="2050" w:type="dxa"/>
+            <w:tcBorders>
+              <w:right w:val="single" w:sz="4" w:space="0" w:color="auto"/>
+            </w:tcBorders>
+            <w:shd w:val="pct25" w:color="auto" w:fill="auto"/>
+          </w:tcPr>
+          <w:p>
+            <w:pPr>
+              <w:pStyle w:val="BodyTextChar"/>
+              <w:rPr>
+                <w:rFonts w:ascii="Times New Roman" w:hAnsi="Times New Roman"/>
+                <w:b/>
+                <w:sz w:val="18"/>
+                <w:szCs w:val="18"/>
+              </w:rPr>
+            </w:pPr>
+            <w:proofErr w:type="spellStart"/>
+            <w:r>
+              <w:rPr>
+                <w:rFonts w:ascii="Times New Roman" w:hAnsi="Times New Roman"/>
+                <w:b/>
+                <w:sz w:val="18"/>
+                <w:szCs w:val="18"/>
+              </w:rPr>
+              <w:t>Procedura</w:t>
+            </w:r>
+            <w:proofErr w:type="spellEnd"/>
+            <w:r>
+              <w:rPr>
+                <w:rFonts w:ascii="Times New Roman" w:hAnsi="Times New Roman"/>
+                <w:b/>
+                <w:sz w:val="18"/>
+                <w:szCs w:val="18"/>
+              </w:rPr>
+              <w:t>:</w:t>
+            </w:r>
+          </w:p>
+        </w:tc>
+        <w:tc>
+          <w:tcPr>
+            <w:tcW w:w="7471" w:type="dxa"/>
+            <w:gridSpan w:val="3"/>
+            <w:tcBorders>
+              <w:left w:val="single" w:sz="4" w:space="0" w:color="auto"/>
+            </w:tcBorders>
+          </w:tcPr>
+          <w:p>
+            <w:pPr>
+              <w:pStyle w:val="BodyTextChar"/>
+              <w:numPr>
+                <w:ilvl w:val="0"/>
+                <w:numId w:val="7"/>
+              </w:numPr>
+              <w:rPr>
+                <w:rFonts w:ascii="Times New Roman" w:hAnsi="Times New Roman"/>
+                <w:sz w:val="18"/>
+                <w:szCs w:val="18"/>
+              </w:rPr>
+            </w:pPr>
+            <w:proofErr w:type="spellStart"/>
+            <w:r>
+              <w:rPr>
+                <w:rFonts w:ascii="Times New Roman" w:hAnsi="Times New Roman"/>
+                <w:sz w:val="18"/>
+                <w:szCs w:val="18"/>
+              </w:rPr>
+              <w:t>Avviare</w:t>
+            </w:r>
+            <w:proofErr w:type="spellEnd"/>
+            <w:r>
+              <w:rPr>
+                <w:rFonts w:ascii="Times New Roman" w:hAnsi="Times New Roman"/>
+                <w:sz w:val="18"/>
+                <w:szCs w:val="18"/>
+              </w:rPr>
+              <w:t xml:space="preserve"> </w:t>
+            </w:r>
+            <w:proofErr w:type="spellStart"/>
+            <w:r>
+              <w:rPr>
+                <w:rFonts w:ascii="Times New Roman" w:hAnsi="Times New Roman"/>
+                <w:sz w:val="18"/>
+                <w:szCs w:val="18"/>
+              </w:rPr>
+              <w:t>il</w:t>
+            </w:r>
+            <w:proofErr w:type="spellEnd"/>
+            <w:r>
+              <w:rPr>
+                <w:rFonts w:ascii="Times New Roman" w:hAnsi="Times New Roman"/>
+                <w:sz w:val="18"/>
+                <w:szCs w:val="18"/>
+              </w:rPr>
+              <w:t xml:space="preserve"> </w:t>
+            </w:r>
+            <w:proofErr w:type="spellStart"/>
+            <w:r>
+              <w:rPr>
+                <w:rFonts w:ascii="Times New Roman" w:hAnsi="Times New Roman"/>
+                <w:sz w:val="18"/>
+                <w:szCs w:val="18"/>
+              </w:rPr>
+              <w:t>progetto</w:t>
+            </w:r>
+            <w:proofErr w:type="spellEnd"/>
+            <w:r>
+              <w:rPr>
+                <w:rFonts w:ascii="Times New Roman" w:hAnsi="Times New Roman"/>
+                <w:sz w:val="18"/>
+                <w:szCs w:val="18"/>
+              </w:rPr>
+              <w:t xml:space="preserve"> -&gt; php artisan serve</w:t>
+            </w:r>
+          </w:p>
+          <w:p>
+            <w:pPr>
+              <w:pStyle w:val="BodyTextChar"/>
+              <w:numPr>
+                <w:ilvl w:val="0"/>
+                <w:numId w:val="7"/>
+              </w:numPr>
+              <w:rPr>
+                <w:rFonts w:ascii="Times New Roman" w:hAnsi="Times New Roman"/>
+                <w:sz w:val="18"/>
+                <w:szCs w:val="18"/>
+              </w:rPr>
+            </w:pPr>
+            <w:r>
+              <w:rPr>
+                <w:rFonts w:ascii="Times New Roman" w:hAnsi="Times New Roman"/>
+                <w:sz w:val="18"/>
+                <w:szCs w:val="18"/>
+              </w:rPr>
+              <w:t xml:space="preserve">Nella home page, </w:t>
+            </w:r>
+            <w:proofErr w:type="spellStart"/>
+            <w:r>
+              <w:rPr>
+                <w:rFonts w:ascii="Times New Roman" w:hAnsi="Times New Roman"/>
+                <w:sz w:val="18"/>
+                <w:szCs w:val="18"/>
+              </w:rPr>
+              <w:t>cliccare</w:t>
+            </w:r>
+            <w:proofErr w:type="spellEnd"/>
+            <w:r>
+              <w:rPr>
+                <w:rFonts w:ascii="Times New Roman" w:hAnsi="Times New Roman"/>
+                <w:sz w:val="18"/>
+                <w:szCs w:val="18"/>
+              </w:rPr>
+              <w:t xml:space="preserve"> </w:t>
+            </w:r>
+            <w:proofErr w:type="spellStart"/>
+            <w:r>
+              <w:rPr>
+                <w:rFonts w:ascii="Times New Roman" w:hAnsi="Times New Roman"/>
+                <w:sz w:val="18"/>
+                <w:szCs w:val="18"/>
+              </w:rPr>
+              <w:t>il</w:t>
+            </w:r>
+            <w:proofErr w:type="spellEnd"/>
+            <w:r>
+              <w:rPr>
+                <w:rFonts w:ascii="Times New Roman" w:hAnsi="Times New Roman"/>
+                <w:sz w:val="18"/>
+                <w:szCs w:val="18"/>
+              </w:rPr>
+              <w:t xml:space="preserve"> </w:t>
+            </w:r>
+            <w:proofErr w:type="spellStart"/>
+            <w:r>
+              <w:rPr>
+                <w:rFonts w:ascii="Times New Roman" w:hAnsi="Times New Roman"/>
+                <w:sz w:val="18"/>
+                <w:szCs w:val="18"/>
+              </w:rPr>
+              <w:t>pulsante</w:t>
+            </w:r>
+            <w:proofErr w:type="spellEnd"/>
+            <w:r>
+              <w:rPr>
+                <w:rFonts w:ascii="Times New Roman" w:hAnsi="Times New Roman"/>
+                <w:sz w:val="18"/>
+                <w:szCs w:val="18"/>
+              </w:rPr>
+              <w:t xml:space="preserve"> “</w:t>
+            </w:r>
+            <w:r>
+              <w:rPr>
+                <w:rFonts w:ascii="Times New Roman" w:hAnsi="Times New Roman"/>
+                <w:sz w:val="18"/>
+                <w:szCs w:val="18"/>
+              </w:rPr>
+              <w:t>Login</w:t>
+            </w:r>
+            <w:r>
+              <w:rPr>
+                <w:rFonts w:ascii="Times New Roman" w:hAnsi="Times New Roman"/>
+                <w:sz w:val="18"/>
+                <w:szCs w:val="18"/>
+              </w:rPr>
+              <w:t>” in alto a destr</w:t>
+            </w:r>
+            <w:r>
+              <w:rPr>
+                <w:rFonts w:ascii="Times New Roman" w:hAnsi="Times New Roman"/>
+                <w:sz w:val="18"/>
+                <w:szCs w:val="18"/>
+              </w:rPr>
+              <w:t>a</w:t>
+            </w:r>
+          </w:p>
+          <w:p>
+            <w:pPr>
+              <w:pStyle w:val="Corpotesto"/>
+              <w:numPr>
+                <w:ilvl w:val="0"/>
+                <w:numId w:val="7"/>
+              </w:numPr>
+              <w:rPr>
+                <w:rFonts w:ascii="Times New Roman" w:hAnsi="Times New Roman"/>
+                <w:sz w:val="18"/>
+                <w:szCs w:val="18"/>
+                <w:lang w:val="en-GB" w:eastAsia="en-US"/>
+              </w:rPr>
+            </w:pPr>
+            <w:proofErr w:type="spellStart"/>
+            <w:r>
+              <w:rPr>
+                <w:rFonts w:ascii="Times New Roman" w:hAnsi="Times New Roman"/>
+                <w:sz w:val="18"/>
+                <w:szCs w:val="18"/>
+                <w:lang w:val="en-GB" w:eastAsia="en-US"/>
+              </w:rPr>
+              <w:t>Inserire</w:t>
+            </w:r>
+            <w:proofErr w:type="spellEnd"/>
+            <w:r>
+              <w:rPr>
+                <w:rFonts w:ascii="Times New Roman" w:hAnsi="Times New Roman"/>
+                <w:sz w:val="18"/>
+                <w:szCs w:val="18"/>
+                <w:lang w:val="en-GB" w:eastAsia="en-US"/>
+              </w:rPr>
+              <w:t xml:space="preserve"> le </w:t>
+            </w:r>
+            <w:proofErr w:type="spellStart"/>
+            <w:r>
+              <w:rPr>
+                <w:rFonts w:ascii="Times New Roman" w:hAnsi="Times New Roman"/>
+                <w:sz w:val="18"/>
+                <w:szCs w:val="18"/>
+                <w:lang w:val="en-GB" w:eastAsia="en-US"/>
+              </w:rPr>
+              <w:t>credenziali</w:t>
+            </w:r>
+            <w:proofErr w:type="spellEnd"/>
+            <w:r>
+              <w:rPr>
+                <w:rFonts w:ascii="Times New Roman" w:hAnsi="Times New Roman"/>
+                <w:sz w:val="18"/>
+                <w:szCs w:val="18"/>
+                <w:lang w:val="en-GB" w:eastAsia="en-US"/>
+              </w:rPr>
+              <w:t xml:space="preserve"> di un </w:t>
+            </w:r>
+            <w:proofErr w:type="spellStart"/>
+            <w:r>
+              <w:rPr>
+                <w:rFonts w:ascii="Times New Roman" w:hAnsi="Times New Roman"/>
+                <w:sz w:val="18"/>
+                <w:szCs w:val="18"/>
+                <w:lang w:val="en-GB" w:eastAsia="en-US"/>
+              </w:rPr>
+              <w:t>utente</w:t>
+            </w:r>
+            <w:proofErr w:type="spellEnd"/>
+            <w:r>
+              <w:rPr>
+                <w:rFonts w:ascii="Times New Roman" w:hAnsi="Times New Roman"/>
+                <w:sz w:val="18"/>
+                <w:szCs w:val="18"/>
+                <w:lang w:val="en-GB" w:eastAsia="en-US"/>
+              </w:rPr>
+              <w:t xml:space="preserve"> </w:t>
+            </w:r>
+            <w:proofErr w:type="spellStart"/>
+            <w:r>
+              <w:rPr>
+                <w:rFonts w:ascii="Times New Roman" w:hAnsi="Times New Roman"/>
+                <w:sz w:val="18"/>
+                <w:szCs w:val="18"/>
+                <w:lang w:val="en-GB" w:eastAsia="en-US"/>
+              </w:rPr>
+              <w:t>presente</w:t>
+            </w:r>
+            <w:proofErr w:type="spellEnd"/>
+            <w:r>
+              <w:rPr>
+                <w:rFonts w:ascii="Times New Roman" w:hAnsi="Times New Roman"/>
+                <w:sz w:val="18"/>
+                <w:szCs w:val="18"/>
+                <w:lang w:val="en-GB" w:eastAsia="en-US"/>
+              </w:rPr>
+              <w:t xml:space="preserve"> </w:t>
+            </w:r>
+            <w:proofErr w:type="spellStart"/>
+            <w:r>
+              <w:rPr>
+                <w:rFonts w:ascii="Times New Roman" w:hAnsi="Times New Roman"/>
+                <w:sz w:val="18"/>
+                <w:szCs w:val="18"/>
+                <w:lang w:val="en-GB" w:eastAsia="en-US"/>
+              </w:rPr>
+              <w:t>nel</w:t>
+            </w:r>
+            <w:proofErr w:type="spellEnd"/>
+            <w:r>
+              <w:rPr>
+                <w:rFonts w:ascii="Times New Roman" w:hAnsi="Times New Roman"/>
+                <w:sz w:val="18"/>
+                <w:szCs w:val="18"/>
+                <w:lang w:val="en-GB" w:eastAsia="en-US"/>
+              </w:rPr>
+              <w:t xml:space="preserve"> database</w:t>
+            </w:r>
+          </w:p>
+          <w:p>
+            <w:pPr>
+              <w:pStyle w:val="Corpotesto"/>
+              <w:numPr>
+                <w:ilvl w:val="0"/>
+                <w:numId w:val="7"/>
+              </w:numPr>
+              <w:rPr>
+                <w:rFonts w:ascii="Times New Roman" w:hAnsi="Times New Roman"/>
+                <w:sz w:val="18"/>
+                <w:szCs w:val="18"/>
+                <w:lang w:val="en-GB" w:eastAsia="en-US"/>
+              </w:rPr>
+            </w:pPr>
+            <w:proofErr w:type="spellStart"/>
+            <w:r>
+              <w:rPr>
+                <w:rFonts w:ascii="Times New Roman" w:hAnsi="Times New Roman"/>
+                <w:sz w:val="18"/>
+                <w:szCs w:val="18"/>
+                <w:lang w:val="en-GB" w:eastAsia="en-US"/>
+              </w:rPr>
+              <w:t>Cliccare</w:t>
+            </w:r>
+            <w:proofErr w:type="spellEnd"/>
+            <w:r>
+              <w:rPr>
+                <w:rFonts w:ascii="Times New Roman" w:hAnsi="Times New Roman"/>
+                <w:sz w:val="18"/>
+                <w:szCs w:val="18"/>
+                <w:lang w:val="en-GB" w:eastAsia="en-US"/>
+              </w:rPr>
+              <w:t xml:space="preserve"> </w:t>
+            </w:r>
+            <w:proofErr w:type="spellStart"/>
+            <w:r>
+              <w:rPr>
+                <w:rFonts w:ascii="Times New Roman" w:hAnsi="Times New Roman"/>
+                <w:sz w:val="18"/>
+                <w:szCs w:val="18"/>
+                <w:lang w:val="en-GB" w:eastAsia="en-US"/>
+              </w:rPr>
+              <w:t>sul</w:t>
+            </w:r>
+            <w:proofErr w:type="spellEnd"/>
+            <w:r>
+              <w:rPr>
+                <w:rFonts w:ascii="Times New Roman" w:hAnsi="Times New Roman"/>
+                <w:sz w:val="18"/>
+                <w:szCs w:val="18"/>
+                <w:lang w:val="en-GB" w:eastAsia="en-US"/>
+              </w:rPr>
+              <w:t xml:space="preserve"> </w:t>
+            </w:r>
+            <w:proofErr w:type="spellStart"/>
+            <w:r>
+              <w:rPr>
+                <w:rFonts w:ascii="Times New Roman" w:hAnsi="Times New Roman"/>
+                <w:sz w:val="18"/>
+                <w:szCs w:val="18"/>
+                <w:lang w:val="en-GB" w:eastAsia="en-US"/>
+              </w:rPr>
+              <w:t>buttone</w:t>
+            </w:r>
+            <w:proofErr w:type="spellEnd"/>
+            <w:r>
+              <w:rPr>
+                <w:rFonts w:ascii="Times New Roman" w:hAnsi="Times New Roman"/>
+                <w:sz w:val="18"/>
+                <w:szCs w:val="18"/>
+                <w:lang w:val="en-GB" w:eastAsia="en-US"/>
+              </w:rPr>
+              <w:t xml:space="preserve"> “</w:t>
+            </w:r>
+            <w:r>
+              <w:rPr>
+                <w:rFonts w:ascii="Times New Roman" w:hAnsi="Times New Roman"/>
+                <w:sz w:val="18"/>
+                <w:szCs w:val="18"/>
+                <w:lang w:val="en-GB" w:eastAsia="en-US"/>
+              </w:rPr>
+              <w:t>Login</w:t>
+            </w:r>
+            <w:r>
+              <w:rPr>
+                <w:rFonts w:ascii="Times New Roman" w:hAnsi="Times New Roman"/>
+                <w:sz w:val="18"/>
+                <w:szCs w:val="18"/>
+                <w:lang w:val="en-GB" w:eastAsia="en-US"/>
+              </w:rPr>
+              <w:t>”</w:t>
+            </w:r>
+          </w:p>
+        </w:tc>
+      </w:tr>
+      <w:tr>
+        <w:tc>
+          <w:tcPr>
+            <w:tcW w:w="2050" w:type="dxa"/>
+            <w:tcBorders>
+              <w:right w:val="single" w:sz="4" w:space="0" w:color="auto"/>
+            </w:tcBorders>
+            <w:shd w:val="pct25" w:color="auto" w:fill="auto"/>
+          </w:tcPr>
+          <w:p>
+            <w:pPr>
+              <w:pStyle w:val="BodyTextChar"/>
+              <w:rPr>
+                <w:rFonts w:ascii="Times New Roman" w:hAnsi="Times New Roman"/>
+                <w:b/>
+                <w:sz w:val="18"/>
+                <w:szCs w:val="18"/>
+              </w:rPr>
+            </w:pPr>
+            <w:proofErr w:type="spellStart"/>
+            <w:r>
+              <w:rPr>
+                <w:rFonts w:ascii="Times New Roman" w:hAnsi="Times New Roman"/>
+                <w:b/>
+                <w:sz w:val="18"/>
+                <w:szCs w:val="18"/>
+              </w:rPr>
+              <w:t>Risultati</w:t>
+            </w:r>
+            <w:proofErr w:type="spellEnd"/>
+            <w:r>
+              <w:rPr>
+                <w:rFonts w:ascii="Times New Roman" w:hAnsi="Times New Roman"/>
+                <w:b/>
+                <w:sz w:val="18"/>
+                <w:szCs w:val="18"/>
+              </w:rPr>
+              <w:t xml:space="preserve"> </w:t>
+            </w:r>
+            <w:proofErr w:type="spellStart"/>
+            <w:r>
+              <w:rPr>
+                <w:rFonts w:ascii="Times New Roman" w:hAnsi="Times New Roman"/>
+                <w:b/>
+                <w:sz w:val="18"/>
+                <w:szCs w:val="18"/>
+              </w:rPr>
+              <w:t>attesi</w:t>
+            </w:r>
+            <w:proofErr w:type="spellEnd"/>
+            <w:r>
+              <w:rPr>
+                <w:rFonts w:ascii="Times New Roman" w:hAnsi="Times New Roman"/>
+                <w:b/>
+                <w:sz w:val="18"/>
+                <w:szCs w:val="18"/>
+              </w:rPr>
+              <w:t>:</w:t>
+            </w:r>
+          </w:p>
+        </w:tc>
+        <w:tc>
+          <w:tcPr>
+            <w:tcW w:w="7471" w:type="dxa"/>
+            <w:gridSpan w:val="3"/>
+            <w:tcBorders>
+              <w:left w:val="single" w:sz="4" w:space="0" w:color="auto"/>
+            </w:tcBorders>
+          </w:tcPr>
+          <w:p>
+            <w:pPr>
+              <w:pStyle w:val="BodyTextChar"/>
+              <w:rPr>
+                <w:rFonts w:ascii="Times New Roman" w:hAnsi="Times New Roman"/>
+                <w:sz w:val="18"/>
+                <w:szCs w:val="18"/>
+                <w:lang w:val="it-IT"/>
+              </w:rPr>
+            </w:pPr>
+            <w:r>
+              <w:rPr>
+                <w:rFonts w:ascii="Times New Roman" w:hAnsi="Times New Roman"/>
+                <w:sz w:val="18"/>
+                <w:szCs w:val="18"/>
+                <w:lang w:val="it-IT"/>
+              </w:rPr>
+              <w:t>Una volta effettuato il login con un utente presente all’interno del database, esso deve essere effettuato correttamente, ovvero deve rappresentare le informazioni in modo lineare in funzione dell’account con cui si è effettuato l’accesso (admin -&gt; pagina gestione utenti, vendor -&gt; pagina gestione prodotti, user -&gt; catalogo prodotti)</w:t>
+            </w:r>
+            <w:r>
+              <w:rPr>
+                <w:rFonts w:ascii="Times New Roman" w:hAnsi="Times New Roman"/>
+                <w:sz w:val="18"/>
+                <w:szCs w:val="18"/>
+                <w:lang w:val="it-IT"/>
+              </w:rPr>
+              <w:t xml:space="preserve"> </w:t>
+            </w:r>
+          </w:p>
+        </w:tc>
+      </w:tr>
+    </w:tbl>
+    <w:p/>
+    <w:tbl>
+      <w:tblPr>
+        <w:tblW w:w="9521" w:type="dxa"/>
+        <w:tblInd w:w="-5" w:type="dxa"/>
+        <w:tblBorders>
+          <w:top w:val="single" w:sz="4" w:space="0" w:color="auto"/>
+          <w:left w:val="single" w:sz="4" w:space="0" w:color="auto"/>
+          <w:bottom w:val="single" w:sz="4" w:space="0" w:color="auto"/>
+          <w:right w:val="single" w:sz="4" w:space="0" w:color="auto"/>
+          <w:insideH w:val="single" w:sz="4" w:space="0" w:color="auto"/>
+          <w:insideV w:val="single" w:sz="4" w:space="0" w:color="auto"/>
+        </w:tblBorders>
+        <w:tblLook w:val="01E0" w:firstRow="1" w:lastRow="1" w:firstColumn="1" w:lastColumn="1" w:noHBand="0" w:noVBand="0"/>
+      </w:tblPr>
+      <w:tblGrid>
+        <w:gridCol w:w="2050"/>
+        <w:gridCol w:w="1562"/>
+        <w:gridCol w:w="1267"/>
+        <w:gridCol w:w="4642"/>
+      </w:tblGrid>
+      <w:tr>
+        <w:tc>
+          <w:tcPr>
+            <w:tcW w:w="2050" w:type="dxa"/>
+            <w:tcBorders>
+              <w:bottom w:val="single" w:sz="4" w:space="0" w:color="auto"/>
+              <w:right w:val="single" w:sz="4" w:space="0" w:color="auto"/>
+            </w:tcBorders>
+            <w:shd w:val="pct25" w:color="auto" w:fill="auto"/>
+          </w:tcPr>
+          <w:p>
+            <w:pPr>
+              <w:pStyle w:val="BodyTextChar"/>
+              <w:rPr>
+                <w:rFonts w:ascii="Times New Roman" w:hAnsi="Times New Roman"/>
+                <w:b/>
+                <w:sz w:val="18"/>
+                <w:szCs w:val="18"/>
+              </w:rPr>
+            </w:pPr>
+            <w:r>
+              <w:rPr>
+                <w:rFonts w:ascii="Times New Roman" w:hAnsi="Times New Roman"/>
+                <w:b/>
+                <w:sz w:val="18"/>
+                <w:szCs w:val="18"/>
+              </w:rPr>
+              <w:t>Test Case:</w:t>
+            </w:r>
+          </w:p>
+          <w:p>
+            <w:pPr>
+              <w:pStyle w:val="Corpotesto"/>
+              <w:rPr>
+                <w:rFonts w:ascii="Times New Roman" w:hAnsi="Times New Roman"/>
+                <w:sz w:val="18"/>
+                <w:szCs w:val="18"/>
+                <w:lang w:val="en-GB" w:eastAsia="en-US"/>
+              </w:rPr>
+            </w:pPr>
+            <w:proofErr w:type="spellStart"/>
+            <w:r>
+              <w:rPr>
+                <w:rFonts w:ascii="Times New Roman" w:hAnsi="Times New Roman"/>
+                <w:b/>
+                <w:sz w:val="18"/>
+                <w:szCs w:val="18"/>
+                <w:lang w:val="en-GB" w:eastAsia="en-US"/>
+              </w:rPr>
+              <w:t>Riferimento</w:t>
+            </w:r>
+            <w:proofErr w:type="spellEnd"/>
+            <w:r>
+              <w:rPr>
+                <w:rFonts w:ascii="Times New Roman" w:hAnsi="Times New Roman"/>
+                <w:sz w:val="18"/>
+                <w:szCs w:val="18"/>
+                <w:lang w:val="en-GB" w:eastAsia="en-US"/>
+              </w:rPr>
+              <w:t xml:space="preserve">: </w:t>
+            </w:r>
+          </w:p>
+        </w:tc>
+        <w:tc>
+          <w:tcPr>
+            <w:tcW w:w="1562" w:type="dxa"/>
+            <w:tcBorders>
+              <w:left w:val="single" w:sz="4" w:space="0" w:color="auto"/>
+              <w:bottom w:val="single" w:sz="4" w:space="0" w:color="auto"/>
+              <w:right w:val="single" w:sz="4" w:space="0" w:color="auto"/>
+            </w:tcBorders>
+          </w:tcPr>
+          <w:p>
+            <w:pPr>
+              <w:pStyle w:val="BodyTextChar"/>
+              <w:rPr>
+                <w:rFonts w:ascii="Times New Roman" w:hAnsi="Times New Roman"/>
+                <w:sz w:val="18"/>
+                <w:szCs w:val="18"/>
+              </w:rPr>
+            </w:pPr>
+            <w:r>
+              <w:rPr>
+                <w:rFonts w:ascii="Times New Roman" w:hAnsi="Times New Roman"/>
+                <w:sz w:val="18"/>
+                <w:szCs w:val="18"/>
+              </w:rPr>
+              <w:t>TC-00</w:t>
+            </w:r>
+            <w:r>
+              <w:rPr>
+                <w:rFonts w:ascii="Times New Roman" w:hAnsi="Times New Roman"/>
+                <w:sz w:val="18"/>
+                <w:szCs w:val="18"/>
+              </w:rPr>
+              <w:t>3</w:t>
+            </w:r>
+          </w:p>
+          <w:p>
+            <w:pPr>
+              <w:rPr>
+                <w:rFonts w:ascii="Times New Roman" w:hAnsi="Times New Roman" w:cs="Times New Roman"/>
+                <w:sz w:val="18"/>
+                <w:szCs w:val="18"/>
+                <w:lang w:val="en-GB"/>
+              </w:rPr>
+            </w:pPr>
+            <w:r>
+              <w:rPr>
+                <w:rFonts w:ascii="Times New Roman" w:hAnsi="Times New Roman" w:cs="Times New Roman"/>
+                <w:sz w:val="18"/>
+                <w:szCs w:val="18"/>
+              </w:rPr>
+              <w:t>REQ-</w:t>
+            </w:r>
+          </w:p>
+        </w:tc>
+        <w:tc>
+          <w:tcPr>
+            <w:tcW w:w="1267" w:type="dxa"/>
+            <w:tcBorders>
+              <w:left w:val="single" w:sz="4" w:space="0" w:color="auto"/>
+              <w:bottom w:val="single" w:sz="4" w:space="0" w:color="auto"/>
+              <w:right w:val="single" w:sz="4" w:space="0" w:color="auto"/>
+            </w:tcBorders>
+            <w:shd w:val="pct25" w:color="auto" w:fill="auto"/>
+          </w:tcPr>
+          <w:p>
+            <w:pPr>
+              <w:pStyle w:val="BodyTextChar"/>
+              <w:rPr>
+                <w:rFonts w:ascii="Times New Roman" w:hAnsi="Times New Roman"/>
+                <w:b/>
+                <w:sz w:val="18"/>
+                <w:szCs w:val="18"/>
+              </w:rPr>
+            </w:pPr>
+            <w:r>
+              <w:rPr>
+                <w:rFonts w:ascii="Times New Roman" w:hAnsi="Times New Roman"/>
+                <w:b/>
+                <w:sz w:val="18"/>
+                <w:szCs w:val="18"/>
+              </w:rPr>
+              <w:t>Nome:</w:t>
+            </w:r>
+          </w:p>
+        </w:tc>
+        <w:tc>
+          <w:tcPr>
+            <w:tcW w:w="4642" w:type="dxa"/>
+            <w:tcBorders>
+              <w:left w:val="single" w:sz="4" w:space="0" w:color="auto"/>
+              <w:bottom w:val="single" w:sz="4" w:space="0" w:color="auto"/>
+            </w:tcBorders>
+          </w:tcPr>
+          <w:p>
+            <w:pPr>
+              <w:pStyle w:val="BodyTextChar"/>
+              <w:rPr>
+                <w:rFonts w:ascii="Times New Roman" w:hAnsi="Times New Roman"/>
+                <w:sz w:val="18"/>
+                <w:szCs w:val="18"/>
+                <w:lang w:val="it-IT"/>
+              </w:rPr>
+            </w:pPr>
+            <w:r>
+              <w:rPr>
+                <w:rFonts w:ascii="Times New Roman" w:eastAsiaTheme="minorHAnsi" w:hAnsi="Times New Roman"/>
+                <w:sz w:val="18"/>
+                <w:szCs w:val="18"/>
+                <w:lang w:val="it-IT"/>
+              </w:rPr>
+              <w:t>Visualizzazione pagina gestione prodotti</w:t>
+            </w:r>
+          </w:p>
+        </w:tc>
+      </w:tr>
+      <w:tr>
+        <w:tc>
+          <w:tcPr>
+            <w:tcW w:w="2050" w:type="dxa"/>
+            <w:tcBorders>
+              <w:right w:val="single" w:sz="4" w:space="0" w:color="auto"/>
+            </w:tcBorders>
+            <w:shd w:val="pct25" w:color="auto" w:fill="auto"/>
+          </w:tcPr>
+          <w:p>
+            <w:pPr>
+              <w:pStyle w:val="BodyTextChar"/>
+              <w:rPr>
+                <w:rFonts w:ascii="Times New Roman" w:hAnsi="Times New Roman"/>
+                <w:b/>
+                <w:sz w:val="18"/>
+                <w:szCs w:val="18"/>
+              </w:rPr>
+            </w:pPr>
+            <w:proofErr w:type="spellStart"/>
+            <w:r>
+              <w:rPr>
+                <w:rFonts w:ascii="Times New Roman" w:hAnsi="Times New Roman"/>
+                <w:b/>
+                <w:sz w:val="18"/>
+                <w:szCs w:val="18"/>
+              </w:rPr>
+              <w:t>Descrizione</w:t>
+            </w:r>
+            <w:proofErr w:type="spellEnd"/>
+            <w:r>
+              <w:rPr>
+                <w:rFonts w:ascii="Times New Roman" w:hAnsi="Times New Roman"/>
+                <w:b/>
+                <w:sz w:val="18"/>
+                <w:szCs w:val="18"/>
+              </w:rPr>
+              <w:t>:</w:t>
+            </w:r>
+          </w:p>
+        </w:tc>
+        <w:tc>
+          <w:tcPr>
+            <w:tcW w:w="7471" w:type="dxa"/>
+            <w:gridSpan w:val="3"/>
+            <w:tcBorders>
+              <w:left w:val="single" w:sz="4" w:space="0" w:color="auto"/>
+            </w:tcBorders>
+          </w:tcPr>
+          <w:p>
+            <w:pPr>
+              <w:pStyle w:val="BodyTextChar"/>
+              <w:rPr>
+                <w:rFonts w:ascii="Times New Roman" w:hAnsi="Times New Roman"/>
+                <w:sz w:val="18"/>
+                <w:szCs w:val="18"/>
+                <w:lang w:val="it-IT"/>
+              </w:rPr>
+            </w:pPr>
+            <w:r>
+              <w:rPr>
+                <w:rFonts w:ascii="Times New Roman" w:hAnsi="Times New Roman"/>
+                <w:sz w:val="18"/>
+                <w:szCs w:val="18"/>
+                <w:lang w:val="it-IT"/>
+              </w:rPr>
+              <w:t xml:space="preserve">Verificare che avendo effettuato il login come vendor, si possa avere accesso alla </w:t>
+            </w:r>
+            <w:r>
+              <w:rPr>
+                <w:rFonts w:ascii="Times New Roman" w:hAnsi="Times New Roman"/>
+                <w:sz w:val="18"/>
+                <w:szCs w:val="18"/>
+                <w:lang w:val="it-IT"/>
+              </w:rPr>
+              <w:t>pagina</w:t>
+            </w:r>
+            <w:r>
+              <w:rPr>
+                <w:rFonts w:ascii="Times New Roman" w:hAnsi="Times New Roman"/>
+                <w:sz w:val="18"/>
+                <w:szCs w:val="18"/>
+                <w:lang w:val="it-IT"/>
+              </w:rPr>
+              <w:t xml:space="preserve"> di gestione prodotti.</w:t>
+            </w:r>
+          </w:p>
+        </w:tc>
+      </w:tr>
+      <w:tr>
+        <w:tc>
+          <w:tcPr>
+            <w:tcW w:w="2050" w:type="dxa"/>
+            <w:tcBorders>
+              <w:right w:val="single" w:sz="4" w:space="0" w:color="auto"/>
+            </w:tcBorders>
+            <w:shd w:val="pct25" w:color="auto" w:fill="auto"/>
+          </w:tcPr>
+          <w:p>
+            <w:pPr>
+              <w:pStyle w:val="BodyTextChar"/>
+              <w:rPr>
+                <w:rFonts w:ascii="Times New Roman" w:hAnsi="Times New Roman"/>
+                <w:b/>
+                <w:sz w:val="18"/>
+                <w:szCs w:val="18"/>
+              </w:rPr>
+            </w:pPr>
+            <w:proofErr w:type="spellStart"/>
+            <w:r>
+              <w:rPr>
+                <w:rFonts w:ascii="Times New Roman" w:hAnsi="Times New Roman"/>
+                <w:b/>
+                <w:sz w:val="18"/>
+                <w:szCs w:val="18"/>
+              </w:rPr>
+              <w:t>Prerequisiti</w:t>
+            </w:r>
+            <w:proofErr w:type="spellEnd"/>
+            <w:r>
+              <w:rPr>
+                <w:rFonts w:ascii="Times New Roman" w:hAnsi="Times New Roman"/>
+                <w:b/>
+                <w:sz w:val="18"/>
+                <w:szCs w:val="18"/>
+              </w:rPr>
+              <w:t>:</w:t>
+            </w:r>
+          </w:p>
+        </w:tc>
+        <w:tc>
+          <w:tcPr>
+            <w:tcW w:w="7471" w:type="dxa"/>
+            <w:gridSpan w:val="3"/>
+            <w:tcBorders>
+              <w:left w:val="single" w:sz="4" w:space="0" w:color="auto"/>
+            </w:tcBorders>
+          </w:tcPr>
+          <w:p>
+            <w:pPr>
+              <w:pStyle w:val="BodyTextChar"/>
+              <w:rPr>
+                <w:rFonts w:ascii="Times New Roman" w:hAnsi="Times New Roman"/>
+                <w:sz w:val="18"/>
+                <w:szCs w:val="18"/>
+              </w:rPr>
+            </w:pPr>
+            <w:proofErr w:type="spellStart"/>
+            <w:r>
+              <w:rPr>
+                <w:rFonts w:ascii="Times New Roman" w:hAnsi="Times New Roman"/>
+                <w:sz w:val="18"/>
+                <w:szCs w:val="18"/>
+              </w:rPr>
+              <w:t>Avere</w:t>
+            </w:r>
+            <w:proofErr w:type="spellEnd"/>
+            <w:r>
+              <w:rPr>
+                <w:rFonts w:ascii="Times New Roman" w:hAnsi="Times New Roman"/>
+                <w:sz w:val="18"/>
+                <w:szCs w:val="18"/>
+              </w:rPr>
+              <w:t xml:space="preserve"> un database </w:t>
+            </w:r>
+            <w:proofErr w:type="spellStart"/>
+            <w:r>
+              <w:rPr>
+                <w:rFonts w:ascii="Times New Roman" w:hAnsi="Times New Roman"/>
+                <w:sz w:val="18"/>
+                <w:szCs w:val="18"/>
+              </w:rPr>
+              <w:t>funzionante</w:t>
+            </w:r>
+            <w:proofErr w:type="spellEnd"/>
+            <w:r>
+              <w:rPr>
+                <w:rFonts w:ascii="Times New Roman" w:hAnsi="Times New Roman"/>
+                <w:sz w:val="18"/>
+                <w:szCs w:val="18"/>
+              </w:rPr>
+              <w:t xml:space="preserve">. Aver </w:t>
+            </w:r>
+            <w:proofErr w:type="spellStart"/>
+            <w:r>
+              <w:rPr>
+                <w:rFonts w:ascii="Times New Roman" w:hAnsi="Times New Roman"/>
+                <w:sz w:val="18"/>
+                <w:szCs w:val="18"/>
+              </w:rPr>
+              <w:t>installato</w:t>
+            </w:r>
+            <w:proofErr w:type="spellEnd"/>
+            <w:r>
+              <w:rPr>
+                <w:rFonts w:ascii="Times New Roman" w:hAnsi="Times New Roman"/>
+                <w:sz w:val="18"/>
+                <w:szCs w:val="18"/>
+              </w:rPr>
+              <w:t xml:space="preserve"> Breeze.</w:t>
+            </w:r>
+          </w:p>
+        </w:tc>
+      </w:tr>
+      <w:tr>
+        <w:tc>
+          <w:tcPr>
+            <w:tcW w:w="2050" w:type="dxa"/>
+            <w:tcBorders>
+              <w:right w:val="single" w:sz="4" w:space="0" w:color="auto"/>
+            </w:tcBorders>
+            <w:shd w:val="pct25" w:color="auto" w:fill="auto"/>
+          </w:tcPr>
+          <w:p>
+            <w:pPr>
+              <w:pStyle w:val="BodyTextChar"/>
+              <w:rPr>
+                <w:rFonts w:ascii="Times New Roman" w:hAnsi="Times New Roman"/>
+                <w:b/>
+                <w:sz w:val="18"/>
+                <w:szCs w:val="18"/>
+              </w:rPr>
+            </w:pPr>
+            <w:proofErr w:type="spellStart"/>
+            <w:r>
+              <w:rPr>
+                <w:rFonts w:ascii="Times New Roman" w:hAnsi="Times New Roman"/>
+                <w:b/>
+                <w:sz w:val="18"/>
+                <w:szCs w:val="18"/>
+              </w:rPr>
+              <w:t>Procedura</w:t>
+            </w:r>
+            <w:proofErr w:type="spellEnd"/>
+            <w:r>
+              <w:rPr>
+                <w:rFonts w:ascii="Times New Roman" w:hAnsi="Times New Roman"/>
+                <w:b/>
+                <w:sz w:val="18"/>
+                <w:szCs w:val="18"/>
+              </w:rPr>
+              <w:t>:</w:t>
+            </w:r>
+          </w:p>
+        </w:tc>
+        <w:tc>
+          <w:tcPr>
+            <w:tcW w:w="7471" w:type="dxa"/>
+            <w:gridSpan w:val="3"/>
+            <w:tcBorders>
+              <w:left w:val="single" w:sz="4" w:space="0" w:color="auto"/>
+            </w:tcBorders>
+          </w:tcPr>
+          <w:p>
+            <w:pPr>
+              <w:pStyle w:val="BodyTextChar"/>
+              <w:numPr>
+                <w:ilvl w:val="0"/>
+                <w:numId w:val="9"/>
+              </w:numPr>
+              <w:rPr>
+                <w:rFonts w:ascii="Times New Roman" w:hAnsi="Times New Roman"/>
+                <w:sz w:val="18"/>
+                <w:szCs w:val="18"/>
+              </w:rPr>
+            </w:pPr>
+            <w:proofErr w:type="spellStart"/>
+            <w:r>
+              <w:rPr>
+                <w:rFonts w:ascii="Times New Roman" w:hAnsi="Times New Roman"/>
+                <w:sz w:val="18"/>
+                <w:szCs w:val="18"/>
+              </w:rPr>
+              <w:t>Avviare</w:t>
+            </w:r>
+            <w:proofErr w:type="spellEnd"/>
+            <w:r>
+              <w:rPr>
+                <w:rFonts w:ascii="Times New Roman" w:hAnsi="Times New Roman"/>
+                <w:sz w:val="18"/>
+                <w:szCs w:val="18"/>
+              </w:rPr>
+              <w:t xml:space="preserve"> </w:t>
+            </w:r>
+            <w:proofErr w:type="spellStart"/>
+            <w:r>
+              <w:rPr>
+                <w:rFonts w:ascii="Times New Roman" w:hAnsi="Times New Roman"/>
+                <w:sz w:val="18"/>
+                <w:szCs w:val="18"/>
+              </w:rPr>
+              <w:t>il</w:t>
+            </w:r>
+            <w:proofErr w:type="spellEnd"/>
+            <w:r>
+              <w:rPr>
+                <w:rFonts w:ascii="Times New Roman" w:hAnsi="Times New Roman"/>
+                <w:sz w:val="18"/>
+                <w:szCs w:val="18"/>
+              </w:rPr>
+              <w:t xml:space="preserve"> </w:t>
+            </w:r>
+            <w:proofErr w:type="spellStart"/>
+            <w:r>
+              <w:rPr>
+                <w:rFonts w:ascii="Times New Roman" w:hAnsi="Times New Roman"/>
+                <w:sz w:val="18"/>
+                <w:szCs w:val="18"/>
+              </w:rPr>
+              <w:t>progetto</w:t>
+            </w:r>
+            <w:proofErr w:type="spellEnd"/>
+            <w:r>
+              <w:rPr>
+                <w:rFonts w:ascii="Times New Roman" w:hAnsi="Times New Roman"/>
+                <w:sz w:val="18"/>
+                <w:szCs w:val="18"/>
+              </w:rPr>
+              <w:t xml:space="preserve"> -&gt; php artisan serve</w:t>
+            </w:r>
+          </w:p>
+          <w:p>
+            <w:pPr>
+              <w:pStyle w:val="BodyTextChar"/>
+              <w:numPr>
+                <w:ilvl w:val="0"/>
+                <w:numId w:val="9"/>
+              </w:numPr>
+              <w:rPr>
+                <w:rFonts w:ascii="Times New Roman" w:hAnsi="Times New Roman"/>
+                <w:sz w:val="18"/>
+                <w:szCs w:val="18"/>
+              </w:rPr>
+            </w:pPr>
+            <w:r>
+              <w:rPr>
+                <w:rFonts w:ascii="Times New Roman" w:hAnsi="Times New Roman"/>
+                <w:sz w:val="18"/>
+                <w:szCs w:val="18"/>
+              </w:rPr>
+              <w:t xml:space="preserve">Nella home page, </w:t>
+            </w:r>
+            <w:proofErr w:type="spellStart"/>
+            <w:r>
+              <w:rPr>
+                <w:rFonts w:ascii="Times New Roman" w:hAnsi="Times New Roman"/>
+                <w:sz w:val="18"/>
+                <w:szCs w:val="18"/>
+              </w:rPr>
+              <w:t>cliccare</w:t>
+            </w:r>
+            <w:proofErr w:type="spellEnd"/>
+            <w:r>
+              <w:rPr>
+                <w:rFonts w:ascii="Times New Roman" w:hAnsi="Times New Roman"/>
+                <w:sz w:val="18"/>
+                <w:szCs w:val="18"/>
+              </w:rPr>
+              <w:t xml:space="preserve"> </w:t>
+            </w:r>
+            <w:proofErr w:type="spellStart"/>
+            <w:r>
+              <w:rPr>
+                <w:rFonts w:ascii="Times New Roman" w:hAnsi="Times New Roman"/>
+                <w:sz w:val="18"/>
+                <w:szCs w:val="18"/>
+              </w:rPr>
+              <w:t>il</w:t>
+            </w:r>
+            <w:proofErr w:type="spellEnd"/>
+            <w:r>
+              <w:rPr>
+                <w:rFonts w:ascii="Times New Roman" w:hAnsi="Times New Roman"/>
+                <w:sz w:val="18"/>
+                <w:szCs w:val="18"/>
+              </w:rPr>
+              <w:t xml:space="preserve"> </w:t>
+            </w:r>
+            <w:proofErr w:type="spellStart"/>
+            <w:r>
+              <w:rPr>
+                <w:rFonts w:ascii="Times New Roman" w:hAnsi="Times New Roman"/>
+                <w:sz w:val="18"/>
+                <w:szCs w:val="18"/>
+              </w:rPr>
+              <w:t>pulsante</w:t>
+            </w:r>
+            <w:proofErr w:type="spellEnd"/>
+            <w:r>
+              <w:rPr>
+                <w:rFonts w:ascii="Times New Roman" w:hAnsi="Times New Roman"/>
+                <w:sz w:val="18"/>
+                <w:szCs w:val="18"/>
+              </w:rPr>
+              <w:t xml:space="preserve"> “</w:t>
+            </w:r>
+            <w:r>
+              <w:rPr>
+                <w:rFonts w:ascii="Times New Roman" w:hAnsi="Times New Roman"/>
+                <w:sz w:val="18"/>
+                <w:szCs w:val="18"/>
+              </w:rPr>
+              <w:t>Login</w:t>
+            </w:r>
+            <w:r>
+              <w:rPr>
+                <w:rFonts w:ascii="Times New Roman" w:hAnsi="Times New Roman"/>
+                <w:sz w:val="18"/>
+                <w:szCs w:val="18"/>
+              </w:rPr>
+              <w:t xml:space="preserve">” in alto a </w:t>
+            </w:r>
+            <w:proofErr w:type="spellStart"/>
+            <w:r>
+              <w:rPr>
+                <w:rFonts w:ascii="Times New Roman" w:hAnsi="Times New Roman"/>
+                <w:sz w:val="18"/>
+                <w:szCs w:val="18"/>
+              </w:rPr>
+              <w:t>destr</w:t>
+            </w:r>
+            <w:r>
+              <w:rPr>
+                <w:rFonts w:ascii="Times New Roman" w:hAnsi="Times New Roman"/>
+                <w:sz w:val="18"/>
+                <w:szCs w:val="18"/>
+              </w:rPr>
+              <w:t>a</w:t>
+            </w:r>
+            <w:proofErr w:type="spellEnd"/>
+          </w:p>
+          <w:p>
+            <w:pPr>
+              <w:pStyle w:val="Corpotesto"/>
+              <w:numPr>
+                <w:ilvl w:val="0"/>
+                <w:numId w:val="9"/>
+              </w:numPr>
+              <w:rPr>
+                <w:rFonts w:ascii="Times New Roman" w:hAnsi="Times New Roman"/>
+                <w:sz w:val="18"/>
+                <w:szCs w:val="18"/>
+                <w:lang w:val="en-GB" w:eastAsia="en-US"/>
+              </w:rPr>
+            </w:pPr>
+            <w:proofErr w:type="spellStart"/>
+            <w:r>
+              <w:rPr>
+                <w:rFonts w:ascii="Times New Roman" w:hAnsi="Times New Roman"/>
+                <w:sz w:val="18"/>
+                <w:szCs w:val="18"/>
+                <w:lang w:val="en-GB" w:eastAsia="en-US"/>
+              </w:rPr>
+              <w:t>Inserire</w:t>
+            </w:r>
+            <w:proofErr w:type="spellEnd"/>
+            <w:r>
+              <w:rPr>
+                <w:rFonts w:ascii="Times New Roman" w:hAnsi="Times New Roman"/>
+                <w:sz w:val="18"/>
+                <w:szCs w:val="18"/>
+                <w:lang w:val="en-GB" w:eastAsia="en-US"/>
+              </w:rPr>
+              <w:t xml:space="preserve"> le </w:t>
+            </w:r>
+            <w:proofErr w:type="spellStart"/>
+            <w:r>
+              <w:rPr>
+                <w:rFonts w:ascii="Times New Roman" w:hAnsi="Times New Roman"/>
+                <w:sz w:val="18"/>
+                <w:szCs w:val="18"/>
+                <w:lang w:val="en-GB" w:eastAsia="en-US"/>
+              </w:rPr>
+              <w:t>credenziali</w:t>
+            </w:r>
+            <w:proofErr w:type="spellEnd"/>
+            <w:r>
+              <w:rPr>
+                <w:rFonts w:ascii="Times New Roman" w:hAnsi="Times New Roman"/>
+                <w:sz w:val="18"/>
+                <w:szCs w:val="18"/>
+                <w:lang w:val="en-GB" w:eastAsia="en-US"/>
+              </w:rPr>
+              <w:t xml:space="preserve"> del vendor</w:t>
+            </w:r>
+          </w:p>
+          <w:p>
+            <w:pPr>
+              <w:pStyle w:val="Corpotesto"/>
+              <w:numPr>
+                <w:ilvl w:val="0"/>
+                <w:numId w:val="9"/>
+              </w:numPr>
+              <w:rPr>
+                <w:rFonts w:ascii="Times New Roman" w:hAnsi="Times New Roman"/>
+                <w:sz w:val="18"/>
+                <w:szCs w:val="18"/>
+                <w:lang w:val="en-GB" w:eastAsia="en-US"/>
+              </w:rPr>
+            </w:pPr>
+            <w:proofErr w:type="spellStart"/>
+            <w:r>
+              <w:rPr>
+                <w:rFonts w:ascii="Times New Roman" w:hAnsi="Times New Roman"/>
+                <w:sz w:val="18"/>
+                <w:szCs w:val="18"/>
+                <w:lang w:val="en-GB" w:eastAsia="en-US"/>
+              </w:rPr>
+              <w:t>Cliccare</w:t>
+            </w:r>
+            <w:proofErr w:type="spellEnd"/>
+            <w:r>
+              <w:rPr>
+                <w:rFonts w:ascii="Times New Roman" w:hAnsi="Times New Roman"/>
+                <w:sz w:val="18"/>
+                <w:szCs w:val="18"/>
+                <w:lang w:val="en-GB" w:eastAsia="en-US"/>
+              </w:rPr>
+              <w:t xml:space="preserve"> </w:t>
+            </w:r>
+            <w:proofErr w:type="spellStart"/>
+            <w:r>
+              <w:rPr>
+                <w:rFonts w:ascii="Times New Roman" w:hAnsi="Times New Roman"/>
+                <w:sz w:val="18"/>
+                <w:szCs w:val="18"/>
+                <w:lang w:val="en-GB" w:eastAsia="en-US"/>
+              </w:rPr>
+              <w:t>sul</w:t>
+            </w:r>
+            <w:proofErr w:type="spellEnd"/>
+            <w:r>
+              <w:rPr>
+                <w:rFonts w:ascii="Times New Roman" w:hAnsi="Times New Roman"/>
+                <w:sz w:val="18"/>
+                <w:szCs w:val="18"/>
+                <w:lang w:val="en-GB" w:eastAsia="en-US"/>
+              </w:rPr>
+              <w:t xml:space="preserve"> </w:t>
+            </w:r>
+            <w:proofErr w:type="spellStart"/>
+            <w:r>
+              <w:rPr>
+                <w:rFonts w:ascii="Times New Roman" w:hAnsi="Times New Roman"/>
+                <w:sz w:val="18"/>
+                <w:szCs w:val="18"/>
+                <w:lang w:val="en-GB" w:eastAsia="en-US"/>
+              </w:rPr>
+              <w:t>buttone</w:t>
+            </w:r>
+            <w:proofErr w:type="spellEnd"/>
+            <w:r>
+              <w:rPr>
+                <w:rFonts w:ascii="Times New Roman" w:hAnsi="Times New Roman"/>
+                <w:sz w:val="18"/>
+                <w:szCs w:val="18"/>
+                <w:lang w:val="en-GB" w:eastAsia="en-US"/>
+              </w:rPr>
+              <w:t xml:space="preserve"> “</w:t>
+            </w:r>
+            <w:r>
+              <w:rPr>
+                <w:rFonts w:ascii="Times New Roman" w:hAnsi="Times New Roman"/>
+                <w:sz w:val="18"/>
+                <w:szCs w:val="18"/>
+                <w:lang w:val="en-GB" w:eastAsia="en-US"/>
+              </w:rPr>
+              <w:t>Login</w:t>
+            </w:r>
+            <w:r>
+              <w:rPr>
+                <w:rFonts w:ascii="Times New Roman" w:hAnsi="Times New Roman"/>
+                <w:sz w:val="18"/>
+                <w:szCs w:val="18"/>
+                <w:lang w:val="en-GB" w:eastAsia="en-US"/>
+              </w:rPr>
+              <w:t>”</w:t>
+            </w:r>
+          </w:p>
+        </w:tc>
+      </w:tr>
+      <w:tr>
+        <w:tc>
+          <w:tcPr>
+            <w:tcW w:w="2050" w:type="dxa"/>
+            <w:tcBorders>
+              <w:right w:val="single" w:sz="4" w:space="0" w:color="auto"/>
+            </w:tcBorders>
+            <w:shd w:val="pct25" w:color="auto" w:fill="auto"/>
+          </w:tcPr>
+          <w:p>
+            <w:pPr>
+              <w:pStyle w:val="BodyTextChar"/>
+              <w:rPr>
+                <w:rFonts w:ascii="Times New Roman" w:hAnsi="Times New Roman"/>
+                <w:b/>
+                <w:sz w:val="18"/>
+                <w:szCs w:val="18"/>
+              </w:rPr>
+            </w:pPr>
+            <w:proofErr w:type="spellStart"/>
+            <w:r>
+              <w:rPr>
+                <w:rFonts w:ascii="Times New Roman" w:hAnsi="Times New Roman"/>
+                <w:b/>
+                <w:sz w:val="18"/>
+                <w:szCs w:val="18"/>
+              </w:rPr>
+              <w:t>Risultati</w:t>
+            </w:r>
+            <w:proofErr w:type="spellEnd"/>
+            <w:r>
+              <w:rPr>
+                <w:rFonts w:ascii="Times New Roman" w:hAnsi="Times New Roman"/>
+                <w:b/>
+                <w:sz w:val="18"/>
+                <w:szCs w:val="18"/>
+              </w:rPr>
+              <w:t xml:space="preserve"> </w:t>
+            </w:r>
+            <w:proofErr w:type="spellStart"/>
+            <w:r>
+              <w:rPr>
+                <w:rFonts w:ascii="Times New Roman" w:hAnsi="Times New Roman"/>
+                <w:b/>
+                <w:sz w:val="18"/>
+                <w:szCs w:val="18"/>
+              </w:rPr>
+              <w:t>attesi</w:t>
+            </w:r>
+            <w:proofErr w:type="spellEnd"/>
+            <w:r>
+              <w:rPr>
+                <w:rFonts w:ascii="Times New Roman" w:hAnsi="Times New Roman"/>
+                <w:b/>
+                <w:sz w:val="18"/>
+                <w:szCs w:val="18"/>
+              </w:rPr>
+              <w:t>:</w:t>
+            </w:r>
+          </w:p>
+        </w:tc>
+        <w:tc>
+          <w:tcPr>
+            <w:tcW w:w="7471" w:type="dxa"/>
+            <w:gridSpan w:val="3"/>
+            <w:tcBorders>
+              <w:left w:val="single" w:sz="4" w:space="0" w:color="auto"/>
+            </w:tcBorders>
+          </w:tcPr>
+          <w:p>
+            <w:pPr>
+              <w:pStyle w:val="BodyTextChar"/>
+              <w:rPr>
+                <w:rFonts w:ascii="Times New Roman" w:hAnsi="Times New Roman"/>
+                <w:sz w:val="18"/>
+                <w:szCs w:val="18"/>
+                <w:lang w:val="it-IT"/>
+              </w:rPr>
+            </w:pPr>
+            <w:r>
+              <w:rPr>
+                <w:rFonts w:ascii="Times New Roman" w:hAnsi="Times New Roman"/>
+                <w:sz w:val="18"/>
+                <w:szCs w:val="18"/>
+                <w:lang w:val="it-IT"/>
+              </w:rPr>
+              <w:t xml:space="preserve">Una volta effettuato il login come vendor, </w:t>
+            </w:r>
+            <w:r>
+              <w:rPr>
+                <w:rFonts w:ascii="Times New Roman" w:hAnsi="Times New Roman"/>
+                <w:sz w:val="18"/>
+                <w:szCs w:val="18"/>
+                <w:lang w:val="it-IT"/>
+              </w:rPr>
+              <w:t>si deve venire reindirizzati alla pagina di gestione prodotti</w:t>
+            </w:r>
+            <w:r>
+              <w:rPr>
+                <w:rFonts w:ascii="Times New Roman" w:hAnsi="Times New Roman"/>
+                <w:sz w:val="18"/>
+                <w:szCs w:val="18"/>
+                <w:lang w:val="it-IT"/>
+              </w:rPr>
+              <w:t>.</w:t>
+            </w:r>
+          </w:p>
+        </w:tc>
+      </w:tr>
+    </w:tbl>
+    <w:p>
+      <w:pPr>
+        <w:rPr>
+          <w:lang w:val="it-IT"/>
+        </w:rPr>
+      </w:pPr>
+    </w:p>
+    <w:p>
+      <w:pPr>
+        <w:rPr>
+          <w:lang w:val="it-IT"/>
+        </w:rPr>
+      </w:pPr>
+    </w:p>
+    <w:p/>
+    <w:p/>
+    <w:tbl>
+      <w:tblPr>
+        <w:tblW w:w="9521" w:type="dxa"/>
+        <w:tblInd w:w="-5" w:type="dxa"/>
+        <w:tblBorders>
+          <w:top w:val="single" w:sz="4" w:space="0" w:color="auto"/>
+          <w:left w:val="single" w:sz="4" w:space="0" w:color="auto"/>
+          <w:bottom w:val="single" w:sz="4" w:space="0" w:color="auto"/>
+          <w:right w:val="single" w:sz="4" w:space="0" w:color="auto"/>
+          <w:insideH w:val="single" w:sz="4" w:space="0" w:color="auto"/>
+          <w:insideV w:val="single" w:sz="4" w:space="0" w:color="auto"/>
+        </w:tblBorders>
+        <w:tblLook w:val="01E0" w:firstRow="1" w:lastRow="1" w:firstColumn="1" w:lastColumn="1" w:noHBand="0" w:noVBand="0"/>
+      </w:tblPr>
+      <w:tblGrid>
+        <w:gridCol w:w="2050"/>
+        <w:gridCol w:w="1562"/>
+        <w:gridCol w:w="1267"/>
+        <w:gridCol w:w="4642"/>
+      </w:tblGrid>
+      <w:tr>
+        <w:tc>
+          <w:tcPr>
+            <w:tcW w:w="2050" w:type="dxa"/>
+            <w:tcBorders>
+              <w:bottom w:val="single" w:sz="4" w:space="0" w:color="auto"/>
+              <w:right w:val="single" w:sz="4" w:space="0" w:color="auto"/>
+            </w:tcBorders>
+            <w:shd w:val="pct25" w:color="auto" w:fill="auto"/>
+          </w:tcPr>
+          <w:p>
+            <w:pPr>
+              <w:pStyle w:val="BodyTextChar"/>
+              <w:rPr>
+                <w:rFonts w:ascii="Times New Roman" w:hAnsi="Times New Roman"/>
+                <w:b/>
+                <w:sz w:val="18"/>
+                <w:szCs w:val="18"/>
+              </w:rPr>
+            </w:pPr>
+            <w:r>
+              <w:rPr>
+                <w:rFonts w:ascii="Times New Roman" w:hAnsi="Times New Roman"/>
+                <w:b/>
+                <w:sz w:val="18"/>
+                <w:szCs w:val="18"/>
+              </w:rPr>
+              <w:lastRenderedPageBreak/>
+              <w:t>Test Case:</w:t>
+            </w:r>
+          </w:p>
+          <w:p>
+            <w:pPr>
+              <w:pStyle w:val="Corpotesto"/>
+              <w:rPr>
+                <w:rFonts w:ascii="Times New Roman" w:hAnsi="Times New Roman"/>
+                <w:sz w:val="18"/>
+                <w:szCs w:val="18"/>
+                <w:lang w:val="en-GB" w:eastAsia="en-US"/>
+              </w:rPr>
+            </w:pPr>
+            <w:proofErr w:type="spellStart"/>
+            <w:r>
+              <w:rPr>
+                <w:rFonts w:ascii="Times New Roman" w:hAnsi="Times New Roman"/>
+                <w:b/>
+                <w:sz w:val="18"/>
+                <w:szCs w:val="18"/>
+                <w:lang w:val="en-GB" w:eastAsia="en-US"/>
+              </w:rPr>
+              <w:t>Riferimento</w:t>
+            </w:r>
+            <w:proofErr w:type="spellEnd"/>
+            <w:r>
+              <w:rPr>
+                <w:rFonts w:ascii="Times New Roman" w:hAnsi="Times New Roman"/>
+                <w:sz w:val="18"/>
+                <w:szCs w:val="18"/>
+                <w:lang w:val="en-GB" w:eastAsia="en-US"/>
+              </w:rPr>
+              <w:t xml:space="preserve">: </w:t>
+            </w:r>
+          </w:p>
+        </w:tc>
+        <w:tc>
+          <w:tcPr>
+            <w:tcW w:w="1562" w:type="dxa"/>
+            <w:tcBorders>
+              <w:left w:val="single" w:sz="4" w:space="0" w:color="auto"/>
+              <w:bottom w:val="single" w:sz="4" w:space="0" w:color="auto"/>
+              <w:right w:val="single" w:sz="4" w:space="0" w:color="auto"/>
+            </w:tcBorders>
+          </w:tcPr>
+          <w:p>
+            <w:pPr>
+              <w:pStyle w:val="BodyTextChar"/>
+              <w:rPr>
+                <w:rFonts w:ascii="Times New Roman" w:hAnsi="Times New Roman"/>
+                <w:sz w:val="18"/>
+                <w:szCs w:val="18"/>
+              </w:rPr>
+            </w:pPr>
+            <w:r>
+              <w:rPr>
+                <w:rFonts w:ascii="Times New Roman" w:hAnsi="Times New Roman"/>
+                <w:sz w:val="18"/>
+                <w:szCs w:val="18"/>
+              </w:rPr>
+              <w:t>TC-00</w:t>
+            </w:r>
+            <w:r>
+              <w:rPr>
+                <w:rFonts w:ascii="Times New Roman" w:hAnsi="Times New Roman"/>
+                <w:sz w:val="18"/>
+                <w:szCs w:val="18"/>
+              </w:rPr>
+              <w:t>4</w:t>
+            </w:r>
+          </w:p>
+          <w:p>
+            <w:pPr>
+              <w:rPr>
+                <w:rFonts w:ascii="Times New Roman" w:hAnsi="Times New Roman" w:cs="Times New Roman"/>
+                <w:sz w:val="18"/>
+                <w:szCs w:val="18"/>
+                <w:lang w:val="en-GB"/>
+              </w:rPr>
+            </w:pPr>
+            <w:r>
+              <w:rPr>
+                <w:rFonts w:ascii="Times New Roman" w:hAnsi="Times New Roman" w:cs="Times New Roman"/>
+                <w:sz w:val="18"/>
+                <w:szCs w:val="18"/>
+              </w:rPr>
+              <w:t>REQ-</w:t>
+            </w:r>
+          </w:p>
+        </w:tc>
+        <w:tc>
+          <w:tcPr>
+            <w:tcW w:w="1267" w:type="dxa"/>
+            <w:tcBorders>
+              <w:left w:val="single" w:sz="4" w:space="0" w:color="auto"/>
+              <w:bottom w:val="single" w:sz="4" w:space="0" w:color="auto"/>
+              <w:right w:val="single" w:sz="4" w:space="0" w:color="auto"/>
+            </w:tcBorders>
+            <w:shd w:val="pct25" w:color="auto" w:fill="auto"/>
+          </w:tcPr>
+          <w:p>
+            <w:pPr>
+              <w:pStyle w:val="BodyTextChar"/>
+              <w:rPr>
+                <w:rFonts w:ascii="Times New Roman" w:hAnsi="Times New Roman"/>
+                <w:b/>
+                <w:sz w:val="18"/>
+                <w:szCs w:val="18"/>
+              </w:rPr>
+            </w:pPr>
+            <w:r>
+              <w:rPr>
+                <w:rFonts w:ascii="Times New Roman" w:hAnsi="Times New Roman"/>
+                <w:b/>
+                <w:sz w:val="18"/>
+                <w:szCs w:val="18"/>
+              </w:rPr>
+              <w:t>Nome:</w:t>
+            </w:r>
+          </w:p>
+        </w:tc>
+        <w:tc>
+          <w:tcPr>
+            <w:tcW w:w="4642" w:type="dxa"/>
+            <w:tcBorders>
+              <w:left w:val="single" w:sz="4" w:space="0" w:color="auto"/>
+              <w:bottom w:val="single" w:sz="4" w:space="0" w:color="auto"/>
+            </w:tcBorders>
+          </w:tcPr>
+          <w:p>
+            <w:pPr>
+              <w:pStyle w:val="BodyTextChar"/>
+              <w:rPr>
+                <w:rFonts w:ascii="Times New Roman" w:hAnsi="Times New Roman"/>
+                <w:sz w:val="18"/>
+                <w:szCs w:val="18"/>
+                <w:lang w:val="it-IT"/>
+              </w:rPr>
+            </w:pPr>
+            <w:r>
+              <w:rPr>
+                <w:rFonts w:ascii="Times New Roman" w:eastAsiaTheme="minorHAnsi" w:hAnsi="Times New Roman"/>
+                <w:sz w:val="18"/>
+                <w:szCs w:val="18"/>
+                <w:lang w:val="it-IT"/>
+              </w:rPr>
+              <w:t xml:space="preserve">Visualizzazione pagina gestione </w:t>
+            </w:r>
+            <w:r>
+              <w:rPr>
+                <w:rFonts w:ascii="Times New Roman" w:eastAsiaTheme="minorHAnsi" w:hAnsi="Times New Roman"/>
+                <w:sz w:val="18"/>
+                <w:szCs w:val="18"/>
+                <w:lang w:val="it-IT"/>
+              </w:rPr>
+              <w:t>utenti</w:t>
+            </w:r>
+          </w:p>
+        </w:tc>
+      </w:tr>
+      <w:tr>
+        <w:tc>
+          <w:tcPr>
+            <w:tcW w:w="2050" w:type="dxa"/>
+            <w:tcBorders>
+              <w:right w:val="single" w:sz="4" w:space="0" w:color="auto"/>
+            </w:tcBorders>
+            <w:shd w:val="pct25" w:color="auto" w:fill="auto"/>
+          </w:tcPr>
+          <w:p>
+            <w:pPr>
+              <w:pStyle w:val="BodyTextChar"/>
+              <w:rPr>
+                <w:rFonts w:ascii="Times New Roman" w:hAnsi="Times New Roman"/>
+                <w:b/>
+                <w:sz w:val="18"/>
+                <w:szCs w:val="18"/>
+              </w:rPr>
+            </w:pPr>
+            <w:proofErr w:type="spellStart"/>
+            <w:r>
+              <w:rPr>
+                <w:rFonts w:ascii="Times New Roman" w:hAnsi="Times New Roman"/>
+                <w:b/>
+                <w:sz w:val="18"/>
+                <w:szCs w:val="18"/>
+              </w:rPr>
+              <w:t>Descrizione</w:t>
+            </w:r>
+            <w:proofErr w:type="spellEnd"/>
+            <w:r>
+              <w:rPr>
+                <w:rFonts w:ascii="Times New Roman" w:hAnsi="Times New Roman"/>
+                <w:b/>
+                <w:sz w:val="18"/>
+                <w:szCs w:val="18"/>
+              </w:rPr>
+              <w:t>:</w:t>
+            </w:r>
+          </w:p>
+        </w:tc>
+        <w:tc>
+          <w:tcPr>
+            <w:tcW w:w="7471" w:type="dxa"/>
+            <w:gridSpan w:val="3"/>
+            <w:tcBorders>
+              <w:left w:val="single" w:sz="4" w:space="0" w:color="auto"/>
+            </w:tcBorders>
+          </w:tcPr>
+          <w:p>
+            <w:pPr>
+              <w:pStyle w:val="BodyTextChar"/>
+              <w:rPr>
+                <w:rFonts w:ascii="Times New Roman" w:hAnsi="Times New Roman"/>
+                <w:sz w:val="18"/>
+                <w:szCs w:val="18"/>
+                <w:lang w:val="it-IT"/>
+              </w:rPr>
+            </w:pPr>
+            <w:r>
+              <w:rPr>
+                <w:rFonts w:ascii="Times New Roman" w:hAnsi="Times New Roman"/>
+                <w:sz w:val="18"/>
+                <w:szCs w:val="18"/>
+                <w:lang w:val="it-IT"/>
+              </w:rPr>
+              <w:t xml:space="preserve">Verificare che avendo effettuato il login come </w:t>
+            </w:r>
+            <w:r>
+              <w:rPr>
+                <w:rFonts w:ascii="Times New Roman" w:hAnsi="Times New Roman"/>
+                <w:sz w:val="18"/>
+                <w:szCs w:val="18"/>
+                <w:lang w:val="it-IT"/>
+              </w:rPr>
+              <w:t>admin</w:t>
+            </w:r>
+            <w:r>
+              <w:rPr>
+                <w:rFonts w:ascii="Times New Roman" w:hAnsi="Times New Roman"/>
+                <w:sz w:val="18"/>
+                <w:szCs w:val="18"/>
+                <w:lang w:val="it-IT"/>
+              </w:rPr>
+              <w:t xml:space="preserve">, si possa avere accesso alla </w:t>
+            </w:r>
+            <w:r>
+              <w:rPr>
+                <w:rFonts w:ascii="Times New Roman" w:hAnsi="Times New Roman"/>
+                <w:sz w:val="18"/>
+                <w:szCs w:val="18"/>
+                <w:lang w:val="it-IT"/>
+              </w:rPr>
+              <w:t>pagina</w:t>
+            </w:r>
+            <w:r>
+              <w:rPr>
+                <w:rFonts w:ascii="Times New Roman" w:hAnsi="Times New Roman"/>
+                <w:sz w:val="18"/>
+                <w:szCs w:val="18"/>
+                <w:lang w:val="it-IT"/>
+              </w:rPr>
+              <w:t xml:space="preserve"> di gestione </w:t>
+            </w:r>
+            <w:r>
+              <w:rPr>
+                <w:rFonts w:ascii="Times New Roman" w:hAnsi="Times New Roman"/>
+                <w:sz w:val="18"/>
+                <w:szCs w:val="18"/>
+                <w:lang w:val="it-IT"/>
+              </w:rPr>
+              <w:t>utenti</w:t>
+            </w:r>
+            <w:r>
+              <w:rPr>
+                <w:rFonts w:ascii="Times New Roman" w:hAnsi="Times New Roman"/>
+                <w:sz w:val="18"/>
+                <w:szCs w:val="18"/>
+                <w:lang w:val="it-IT"/>
+              </w:rPr>
+              <w:t>.</w:t>
+            </w:r>
+          </w:p>
+        </w:tc>
+      </w:tr>
+      <w:tr>
+        <w:tc>
+          <w:tcPr>
+            <w:tcW w:w="2050" w:type="dxa"/>
+            <w:tcBorders>
+              <w:right w:val="single" w:sz="4" w:space="0" w:color="auto"/>
+            </w:tcBorders>
+            <w:shd w:val="pct25" w:color="auto" w:fill="auto"/>
+          </w:tcPr>
+          <w:p>
+            <w:pPr>
+              <w:pStyle w:val="BodyTextChar"/>
+              <w:rPr>
+                <w:rFonts w:ascii="Times New Roman" w:hAnsi="Times New Roman"/>
+                <w:b/>
+                <w:sz w:val="18"/>
+                <w:szCs w:val="18"/>
+              </w:rPr>
+            </w:pPr>
+            <w:proofErr w:type="spellStart"/>
+            <w:r>
+              <w:rPr>
+                <w:rFonts w:ascii="Times New Roman" w:hAnsi="Times New Roman"/>
+                <w:b/>
+                <w:sz w:val="18"/>
+                <w:szCs w:val="18"/>
+              </w:rPr>
+              <w:t>Prerequisiti</w:t>
+            </w:r>
+            <w:proofErr w:type="spellEnd"/>
+            <w:r>
+              <w:rPr>
+                <w:rFonts w:ascii="Times New Roman" w:hAnsi="Times New Roman"/>
+                <w:b/>
+                <w:sz w:val="18"/>
+                <w:szCs w:val="18"/>
+              </w:rPr>
+              <w:t>:</w:t>
+            </w:r>
+          </w:p>
+        </w:tc>
+        <w:tc>
+          <w:tcPr>
+            <w:tcW w:w="7471" w:type="dxa"/>
+            <w:gridSpan w:val="3"/>
+            <w:tcBorders>
+              <w:left w:val="single" w:sz="4" w:space="0" w:color="auto"/>
+            </w:tcBorders>
+          </w:tcPr>
+          <w:p>
+            <w:pPr>
+              <w:pStyle w:val="BodyTextChar"/>
+              <w:rPr>
+                <w:rFonts w:ascii="Times New Roman" w:hAnsi="Times New Roman"/>
+                <w:sz w:val="18"/>
+                <w:szCs w:val="18"/>
+              </w:rPr>
+            </w:pPr>
+            <w:proofErr w:type="spellStart"/>
+            <w:r>
+              <w:rPr>
+                <w:rFonts w:ascii="Times New Roman" w:hAnsi="Times New Roman"/>
+                <w:sz w:val="18"/>
+                <w:szCs w:val="18"/>
+              </w:rPr>
+              <w:t>Avere</w:t>
+            </w:r>
+            <w:proofErr w:type="spellEnd"/>
+            <w:r>
+              <w:rPr>
+                <w:rFonts w:ascii="Times New Roman" w:hAnsi="Times New Roman"/>
+                <w:sz w:val="18"/>
+                <w:szCs w:val="18"/>
+              </w:rPr>
+              <w:t xml:space="preserve"> un database </w:t>
+            </w:r>
+            <w:proofErr w:type="spellStart"/>
+            <w:r>
+              <w:rPr>
+                <w:rFonts w:ascii="Times New Roman" w:hAnsi="Times New Roman"/>
+                <w:sz w:val="18"/>
+                <w:szCs w:val="18"/>
+              </w:rPr>
+              <w:t>funzionante</w:t>
+            </w:r>
+            <w:proofErr w:type="spellEnd"/>
+            <w:r>
+              <w:rPr>
+                <w:rFonts w:ascii="Times New Roman" w:hAnsi="Times New Roman"/>
+                <w:sz w:val="18"/>
+                <w:szCs w:val="18"/>
+              </w:rPr>
+              <w:t xml:space="preserve">. Aver </w:t>
+            </w:r>
+            <w:proofErr w:type="spellStart"/>
+            <w:r>
+              <w:rPr>
+                <w:rFonts w:ascii="Times New Roman" w:hAnsi="Times New Roman"/>
+                <w:sz w:val="18"/>
+                <w:szCs w:val="18"/>
+              </w:rPr>
+              <w:t>installato</w:t>
+            </w:r>
+            <w:proofErr w:type="spellEnd"/>
+            <w:r>
+              <w:rPr>
+                <w:rFonts w:ascii="Times New Roman" w:hAnsi="Times New Roman"/>
+                <w:sz w:val="18"/>
+                <w:szCs w:val="18"/>
+              </w:rPr>
+              <w:t xml:space="preserve"> Breeze.</w:t>
+            </w:r>
+          </w:p>
+        </w:tc>
+      </w:tr>
+      <w:tr>
+        <w:tc>
+          <w:tcPr>
+            <w:tcW w:w="2050" w:type="dxa"/>
+            <w:tcBorders>
+              <w:right w:val="single" w:sz="4" w:space="0" w:color="auto"/>
+            </w:tcBorders>
+            <w:shd w:val="pct25" w:color="auto" w:fill="auto"/>
+          </w:tcPr>
+          <w:p>
+            <w:pPr>
+              <w:pStyle w:val="BodyTextChar"/>
+              <w:rPr>
+                <w:rFonts w:ascii="Times New Roman" w:hAnsi="Times New Roman"/>
+                <w:b/>
+                <w:sz w:val="18"/>
+                <w:szCs w:val="18"/>
+              </w:rPr>
+            </w:pPr>
+            <w:proofErr w:type="spellStart"/>
+            <w:r>
+              <w:rPr>
+                <w:rFonts w:ascii="Times New Roman" w:hAnsi="Times New Roman"/>
+                <w:b/>
+                <w:sz w:val="18"/>
+                <w:szCs w:val="18"/>
+              </w:rPr>
+              <w:t>Procedura</w:t>
+            </w:r>
+            <w:proofErr w:type="spellEnd"/>
+            <w:r>
+              <w:rPr>
+                <w:rFonts w:ascii="Times New Roman" w:hAnsi="Times New Roman"/>
+                <w:b/>
+                <w:sz w:val="18"/>
+                <w:szCs w:val="18"/>
+              </w:rPr>
+              <w:t>:</w:t>
+            </w:r>
+          </w:p>
+        </w:tc>
+        <w:tc>
+          <w:tcPr>
+            <w:tcW w:w="7471" w:type="dxa"/>
+            <w:gridSpan w:val="3"/>
+            <w:tcBorders>
+              <w:left w:val="single" w:sz="4" w:space="0" w:color="auto"/>
+            </w:tcBorders>
+          </w:tcPr>
+          <w:p>
+            <w:pPr>
+              <w:pStyle w:val="BodyTextChar"/>
+              <w:numPr>
+                <w:ilvl w:val="0"/>
+                <w:numId w:val="10"/>
+              </w:numPr>
+              <w:rPr>
+                <w:rFonts w:ascii="Times New Roman" w:hAnsi="Times New Roman"/>
+                <w:sz w:val="18"/>
+                <w:szCs w:val="18"/>
+              </w:rPr>
+            </w:pPr>
+            <w:proofErr w:type="spellStart"/>
+            <w:r>
+              <w:rPr>
+                <w:rFonts w:ascii="Times New Roman" w:hAnsi="Times New Roman"/>
+                <w:sz w:val="18"/>
+                <w:szCs w:val="18"/>
+              </w:rPr>
+              <w:t>Avviare</w:t>
+            </w:r>
+            <w:proofErr w:type="spellEnd"/>
+            <w:r>
+              <w:rPr>
+                <w:rFonts w:ascii="Times New Roman" w:hAnsi="Times New Roman"/>
+                <w:sz w:val="18"/>
+                <w:szCs w:val="18"/>
+              </w:rPr>
+              <w:t xml:space="preserve"> </w:t>
+            </w:r>
+            <w:proofErr w:type="spellStart"/>
+            <w:r>
+              <w:rPr>
+                <w:rFonts w:ascii="Times New Roman" w:hAnsi="Times New Roman"/>
+                <w:sz w:val="18"/>
+                <w:szCs w:val="18"/>
+              </w:rPr>
+              <w:t>il</w:t>
+            </w:r>
+            <w:proofErr w:type="spellEnd"/>
+            <w:r>
+              <w:rPr>
+                <w:rFonts w:ascii="Times New Roman" w:hAnsi="Times New Roman"/>
+                <w:sz w:val="18"/>
+                <w:szCs w:val="18"/>
+              </w:rPr>
+              <w:t xml:space="preserve"> </w:t>
+            </w:r>
+            <w:proofErr w:type="spellStart"/>
+            <w:r>
+              <w:rPr>
+                <w:rFonts w:ascii="Times New Roman" w:hAnsi="Times New Roman"/>
+                <w:sz w:val="18"/>
+                <w:szCs w:val="18"/>
+              </w:rPr>
+              <w:t>progetto</w:t>
+            </w:r>
+            <w:proofErr w:type="spellEnd"/>
+            <w:r>
+              <w:rPr>
+                <w:rFonts w:ascii="Times New Roman" w:hAnsi="Times New Roman"/>
+                <w:sz w:val="18"/>
+                <w:szCs w:val="18"/>
+              </w:rPr>
+              <w:t xml:space="preserve"> -&gt; php artisan serve</w:t>
+            </w:r>
+          </w:p>
+          <w:p>
+            <w:pPr>
+              <w:pStyle w:val="BodyTextChar"/>
+              <w:numPr>
+                <w:ilvl w:val="0"/>
+                <w:numId w:val="10"/>
+              </w:numPr>
+              <w:rPr>
+                <w:rFonts w:ascii="Times New Roman" w:hAnsi="Times New Roman"/>
+                <w:sz w:val="18"/>
+                <w:szCs w:val="18"/>
+              </w:rPr>
+            </w:pPr>
+            <w:r>
+              <w:rPr>
+                <w:rFonts w:ascii="Times New Roman" w:hAnsi="Times New Roman"/>
+                <w:sz w:val="18"/>
+                <w:szCs w:val="18"/>
+              </w:rPr>
+              <w:t xml:space="preserve">Nella home page, </w:t>
+            </w:r>
+            <w:proofErr w:type="spellStart"/>
+            <w:r>
+              <w:rPr>
+                <w:rFonts w:ascii="Times New Roman" w:hAnsi="Times New Roman"/>
+                <w:sz w:val="18"/>
+                <w:szCs w:val="18"/>
+              </w:rPr>
+              <w:t>cliccare</w:t>
+            </w:r>
+            <w:proofErr w:type="spellEnd"/>
+            <w:r>
+              <w:rPr>
+                <w:rFonts w:ascii="Times New Roman" w:hAnsi="Times New Roman"/>
+                <w:sz w:val="18"/>
+                <w:szCs w:val="18"/>
+              </w:rPr>
+              <w:t xml:space="preserve"> </w:t>
+            </w:r>
+            <w:proofErr w:type="spellStart"/>
+            <w:r>
+              <w:rPr>
+                <w:rFonts w:ascii="Times New Roman" w:hAnsi="Times New Roman"/>
+                <w:sz w:val="18"/>
+                <w:szCs w:val="18"/>
+              </w:rPr>
+              <w:t>il</w:t>
+            </w:r>
+            <w:proofErr w:type="spellEnd"/>
+            <w:r>
+              <w:rPr>
+                <w:rFonts w:ascii="Times New Roman" w:hAnsi="Times New Roman"/>
+                <w:sz w:val="18"/>
+                <w:szCs w:val="18"/>
+              </w:rPr>
+              <w:t xml:space="preserve"> </w:t>
+            </w:r>
+            <w:proofErr w:type="spellStart"/>
+            <w:r>
+              <w:rPr>
+                <w:rFonts w:ascii="Times New Roman" w:hAnsi="Times New Roman"/>
+                <w:sz w:val="18"/>
+                <w:szCs w:val="18"/>
+              </w:rPr>
+              <w:t>pulsante</w:t>
+            </w:r>
+            <w:proofErr w:type="spellEnd"/>
+            <w:r>
+              <w:rPr>
+                <w:rFonts w:ascii="Times New Roman" w:hAnsi="Times New Roman"/>
+                <w:sz w:val="18"/>
+                <w:szCs w:val="18"/>
+              </w:rPr>
+              <w:t xml:space="preserve"> “</w:t>
+            </w:r>
+            <w:r>
+              <w:rPr>
+                <w:rFonts w:ascii="Times New Roman" w:hAnsi="Times New Roman"/>
+                <w:sz w:val="18"/>
+                <w:szCs w:val="18"/>
+              </w:rPr>
+              <w:t>Login</w:t>
+            </w:r>
+            <w:r>
+              <w:rPr>
+                <w:rFonts w:ascii="Times New Roman" w:hAnsi="Times New Roman"/>
+                <w:sz w:val="18"/>
+                <w:szCs w:val="18"/>
+              </w:rPr>
+              <w:t xml:space="preserve">” in alto a </w:t>
+            </w:r>
+            <w:proofErr w:type="spellStart"/>
+            <w:r>
+              <w:rPr>
+                <w:rFonts w:ascii="Times New Roman" w:hAnsi="Times New Roman"/>
+                <w:sz w:val="18"/>
+                <w:szCs w:val="18"/>
+              </w:rPr>
+              <w:t>destr</w:t>
+            </w:r>
+            <w:r>
+              <w:rPr>
+                <w:rFonts w:ascii="Times New Roman" w:hAnsi="Times New Roman"/>
+                <w:sz w:val="18"/>
+                <w:szCs w:val="18"/>
+              </w:rPr>
+              <w:t>a</w:t>
+            </w:r>
+            <w:proofErr w:type="spellEnd"/>
+          </w:p>
+          <w:p>
+            <w:pPr>
+              <w:pStyle w:val="Corpotesto"/>
+              <w:numPr>
+                <w:ilvl w:val="0"/>
+                <w:numId w:val="10"/>
+              </w:numPr>
+              <w:rPr>
+                <w:rFonts w:ascii="Times New Roman" w:hAnsi="Times New Roman"/>
+                <w:sz w:val="18"/>
+                <w:szCs w:val="18"/>
+                <w:lang w:val="en-GB" w:eastAsia="en-US"/>
+              </w:rPr>
+            </w:pPr>
+            <w:proofErr w:type="spellStart"/>
+            <w:r>
+              <w:rPr>
+                <w:rFonts w:ascii="Times New Roman" w:hAnsi="Times New Roman"/>
+                <w:sz w:val="18"/>
+                <w:szCs w:val="18"/>
+                <w:lang w:val="en-GB" w:eastAsia="en-US"/>
+              </w:rPr>
+              <w:t>Inserire</w:t>
+            </w:r>
+            <w:proofErr w:type="spellEnd"/>
+            <w:r>
+              <w:rPr>
+                <w:rFonts w:ascii="Times New Roman" w:hAnsi="Times New Roman"/>
+                <w:sz w:val="18"/>
+                <w:szCs w:val="18"/>
+                <w:lang w:val="en-GB" w:eastAsia="en-US"/>
+              </w:rPr>
+              <w:t xml:space="preserve"> le </w:t>
+            </w:r>
+            <w:proofErr w:type="spellStart"/>
+            <w:r>
+              <w:rPr>
+                <w:rFonts w:ascii="Times New Roman" w:hAnsi="Times New Roman"/>
+                <w:sz w:val="18"/>
+                <w:szCs w:val="18"/>
+                <w:lang w:val="en-GB" w:eastAsia="en-US"/>
+              </w:rPr>
+              <w:t>credenziali</w:t>
+            </w:r>
+            <w:proofErr w:type="spellEnd"/>
+            <w:r>
+              <w:rPr>
+                <w:rFonts w:ascii="Times New Roman" w:hAnsi="Times New Roman"/>
+                <w:sz w:val="18"/>
+                <w:szCs w:val="18"/>
+                <w:lang w:val="en-GB" w:eastAsia="en-US"/>
+              </w:rPr>
+              <w:t xml:space="preserve"> </w:t>
+            </w:r>
+            <w:proofErr w:type="spellStart"/>
+            <w:r>
+              <w:rPr>
+                <w:rFonts w:ascii="Times New Roman" w:hAnsi="Times New Roman"/>
+                <w:sz w:val="18"/>
+                <w:szCs w:val="18"/>
+                <w:lang w:val="en-GB" w:eastAsia="en-US"/>
+              </w:rPr>
+              <w:t>del</w:t>
+            </w:r>
+            <w:r>
+              <w:rPr>
+                <w:rFonts w:ascii="Times New Roman" w:hAnsi="Times New Roman"/>
+                <w:sz w:val="18"/>
+                <w:szCs w:val="18"/>
+                <w:lang w:val="en-GB" w:eastAsia="en-US"/>
+              </w:rPr>
+              <w:t>l’admin</w:t>
+            </w:r>
+            <w:proofErr w:type="spellEnd"/>
+          </w:p>
+          <w:p>
+            <w:pPr>
+              <w:pStyle w:val="Corpotesto"/>
+              <w:numPr>
+                <w:ilvl w:val="0"/>
+                <w:numId w:val="10"/>
+              </w:numPr>
+              <w:rPr>
+                <w:rFonts w:ascii="Times New Roman" w:hAnsi="Times New Roman"/>
+                <w:sz w:val="18"/>
+                <w:szCs w:val="18"/>
+                <w:lang w:val="en-GB" w:eastAsia="en-US"/>
+              </w:rPr>
+            </w:pPr>
+            <w:proofErr w:type="spellStart"/>
+            <w:r>
+              <w:rPr>
+                <w:rFonts w:ascii="Times New Roman" w:hAnsi="Times New Roman"/>
+                <w:sz w:val="18"/>
+                <w:szCs w:val="18"/>
+                <w:lang w:val="en-GB" w:eastAsia="en-US"/>
+              </w:rPr>
+              <w:t>Cliccare</w:t>
+            </w:r>
+            <w:proofErr w:type="spellEnd"/>
+            <w:r>
+              <w:rPr>
+                <w:rFonts w:ascii="Times New Roman" w:hAnsi="Times New Roman"/>
+                <w:sz w:val="18"/>
+                <w:szCs w:val="18"/>
+                <w:lang w:val="en-GB" w:eastAsia="en-US"/>
+              </w:rPr>
+              <w:t xml:space="preserve"> </w:t>
+            </w:r>
+            <w:proofErr w:type="spellStart"/>
+            <w:r>
+              <w:rPr>
+                <w:rFonts w:ascii="Times New Roman" w:hAnsi="Times New Roman"/>
+                <w:sz w:val="18"/>
+                <w:szCs w:val="18"/>
+                <w:lang w:val="en-GB" w:eastAsia="en-US"/>
+              </w:rPr>
+              <w:t>sul</w:t>
+            </w:r>
+            <w:proofErr w:type="spellEnd"/>
+            <w:r>
+              <w:rPr>
+                <w:rFonts w:ascii="Times New Roman" w:hAnsi="Times New Roman"/>
+                <w:sz w:val="18"/>
+                <w:szCs w:val="18"/>
+                <w:lang w:val="en-GB" w:eastAsia="en-US"/>
+              </w:rPr>
+              <w:t xml:space="preserve"> </w:t>
+            </w:r>
+            <w:proofErr w:type="spellStart"/>
+            <w:r>
+              <w:rPr>
+                <w:rFonts w:ascii="Times New Roman" w:hAnsi="Times New Roman"/>
+                <w:sz w:val="18"/>
+                <w:szCs w:val="18"/>
+                <w:lang w:val="en-GB" w:eastAsia="en-US"/>
+              </w:rPr>
+              <w:t>buttone</w:t>
+            </w:r>
+            <w:proofErr w:type="spellEnd"/>
+            <w:r>
+              <w:rPr>
+                <w:rFonts w:ascii="Times New Roman" w:hAnsi="Times New Roman"/>
+                <w:sz w:val="18"/>
+                <w:szCs w:val="18"/>
+                <w:lang w:val="en-GB" w:eastAsia="en-US"/>
+              </w:rPr>
+              <w:t xml:space="preserve"> “</w:t>
+            </w:r>
+            <w:r>
+              <w:rPr>
+                <w:rFonts w:ascii="Times New Roman" w:hAnsi="Times New Roman"/>
+                <w:sz w:val="18"/>
+                <w:szCs w:val="18"/>
+                <w:lang w:val="en-GB" w:eastAsia="en-US"/>
+              </w:rPr>
+              <w:t>Login</w:t>
+            </w:r>
+            <w:r>
+              <w:rPr>
+                <w:rFonts w:ascii="Times New Roman" w:hAnsi="Times New Roman"/>
+                <w:sz w:val="18"/>
+                <w:szCs w:val="18"/>
+                <w:lang w:val="en-GB" w:eastAsia="en-US"/>
+              </w:rPr>
+              <w:t>”</w:t>
+            </w:r>
+          </w:p>
+        </w:tc>
+      </w:tr>
+      <w:tr>
+        <w:tc>
+          <w:tcPr>
+            <w:tcW w:w="2050" w:type="dxa"/>
+            <w:tcBorders>
+              <w:right w:val="single" w:sz="4" w:space="0" w:color="auto"/>
+            </w:tcBorders>
+            <w:shd w:val="pct25" w:color="auto" w:fill="auto"/>
+          </w:tcPr>
+          <w:p>
+            <w:pPr>
+              <w:pStyle w:val="BodyTextChar"/>
+              <w:rPr>
+                <w:rFonts w:ascii="Times New Roman" w:hAnsi="Times New Roman"/>
+                <w:b/>
+                <w:sz w:val="18"/>
+                <w:szCs w:val="18"/>
+              </w:rPr>
+            </w:pPr>
+            <w:proofErr w:type="spellStart"/>
+            <w:r>
+              <w:rPr>
+                <w:rFonts w:ascii="Times New Roman" w:hAnsi="Times New Roman"/>
+                <w:b/>
+                <w:sz w:val="18"/>
+                <w:szCs w:val="18"/>
+              </w:rPr>
+              <w:t>Risultati</w:t>
+            </w:r>
+            <w:proofErr w:type="spellEnd"/>
+            <w:r>
+              <w:rPr>
+                <w:rFonts w:ascii="Times New Roman" w:hAnsi="Times New Roman"/>
+                <w:b/>
+                <w:sz w:val="18"/>
+                <w:szCs w:val="18"/>
+              </w:rPr>
+              <w:t xml:space="preserve"> </w:t>
+            </w:r>
+            <w:proofErr w:type="spellStart"/>
+            <w:r>
+              <w:rPr>
+                <w:rFonts w:ascii="Times New Roman" w:hAnsi="Times New Roman"/>
+                <w:b/>
+                <w:sz w:val="18"/>
+                <w:szCs w:val="18"/>
+              </w:rPr>
+              <w:t>attesi</w:t>
+            </w:r>
+            <w:proofErr w:type="spellEnd"/>
+            <w:r>
+              <w:rPr>
+                <w:rFonts w:ascii="Times New Roman" w:hAnsi="Times New Roman"/>
+                <w:b/>
+                <w:sz w:val="18"/>
+                <w:szCs w:val="18"/>
+              </w:rPr>
+              <w:t>:</w:t>
+            </w:r>
+          </w:p>
+        </w:tc>
+        <w:tc>
+          <w:tcPr>
+            <w:tcW w:w="7471" w:type="dxa"/>
+            <w:gridSpan w:val="3"/>
+            <w:tcBorders>
+              <w:left w:val="single" w:sz="4" w:space="0" w:color="auto"/>
+            </w:tcBorders>
+          </w:tcPr>
+          <w:p>
+            <w:pPr>
+              <w:pStyle w:val="BodyTextChar"/>
+              <w:rPr>
+                <w:rFonts w:ascii="Times New Roman" w:hAnsi="Times New Roman"/>
+                <w:sz w:val="18"/>
+                <w:szCs w:val="18"/>
+                <w:lang w:val="it-IT"/>
+              </w:rPr>
+            </w:pPr>
+            <w:r>
+              <w:rPr>
+                <w:rFonts w:ascii="Times New Roman" w:hAnsi="Times New Roman"/>
+                <w:sz w:val="18"/>
+                <w:szCs w:val="18"/>
+                <w:lang w:val="it-IT"/>
+              </w:rPr>
+              <w:t xml:space="preserve">Una volta effettuato il login come </w:t>
+            </w:r>
+            <w:r>
+              <w:rPr>
+                <w:rFonts w:ascii="Times New Roman" w:hAnsi="Times New Roman"/>
+                <w:sz w:val="18"/>
+                <w:szCs w:val="18"/>
+                <w:lang w:val="it-IT"/>
+              </w:rPr>
+              <w:t>admin</w:t>
+            </w:r>
+            <w:r>
+              <w:rPr>
+                <w:rFonts w:ascii="Times New Roman" w:hAnsi="Times New Roman"/>
+                <w:sz w:val="18"/>
+                <w:szCs w:val="18"/>
+                <w:lang w:val="it-IT"/>
+              </w:rPr>
+              <w:t xml:space="preserve">, si deve </w:t>
+            </w:r>
+            <w:r>
+              <w:rPr>
+                <w:rFonts w:ascii="Times New Roman" w:hAnsi="Times New Roman"/>
+                <w:sz w:val="18"/>
+                <w:szCs w:val="18"/>
+                <w:lang w:val="it-IT"/>
+              </w:rPr>
+              <w:t>poter visualizzare</w:t>
+            </w:r>
+            <w:r>
+              <w:rPr>
+                <w:rFonts w:ascii="Times New Roman" w:hAnsi="Times New Roman"/>
+                <w:sz w:val="18"/>
+                <w:szCs w:val="18"/>
+                <w:lang w:val="it-IT"/>
+              </w:rPr>
+              <w:t xml:space="preserve"> </w:t>
+            </w:r>
+            <w:r>
+              <w:rPr>
+                <w:rFonts w:ascii="Times New Roman" w:hAnsi="Times New Roman"/>
+                <w:sz w:val="18"/>
+                <w:szCs w:val="18"/>
+                <w:lang w:val="it-IT"/>
+              </w:rPr>
+              <w:t>la</w:t>
+            </w:r>
+            <w:r>
+              <w:rPr>
+                <w:rFonts w:ascii="Times New Roman" w:hAnsi="Times New Roman"/>
+                <w:sz w:val="18"/>
+                <w:szCs w:val="18"/>
+                <w:lang w:val="it-IT"/>
+              </w:rPr>
+              <w:t xml:space="preserve"> pagina di gestione </w:t>
+            </w:r>
+            <w:r>
+              <w:rPr>
+                <w:rFonts w:ascii="Times New Roman" w:hAnsi="Times New Roman"/>
+                <w:sz w:val="18"/>
+                <w:szCs w:val="18"/>
+                <w:lang w:val="it-IT"/>
+              </w:rPr>
+              <w:t>utenti.</w:t>
+            </w:r>
+          </w:p>
+        </w:tc>
+      </w:tr>
+    </w:tbl>
+    <w:p>
+      <w:pPr>
+        <w:rPr>
+          <w:lang w:val="it-IT"/>
+        </w:rPr>
+      </w:pPr>
+    </w:p>
+    <w:tbl>
+      <w:tblPr>
+        <w:tblW w:w="9521" w:type="dxa"/>
+        <w:tblInd w:w="-5" w:type="dxa"/>
+        <w:tblBorders>
+          <w:top w:val="single" w:sz="4" w:space="0" w:color="auto"/>
+          <w:left w:val="single" w:sz="4" w:space="0" w:color="auto"/>
+          <w:bottom w:val="single" w:sz="4" w:space="0" w:color="auto"/>
+          <w:right w:val="single" w:sz="4" w:space="0" w:color="auto"/>
+          <w:insideH w:val="single" w:sz="4" w:space="0" w:color="auto"/>
+          <w:insideV w:val="single" w:sz="4" w:space="0" w:color="auto"/>
+        </w:tblBorders>
+        <w:tblLook w:val="01E0" w:firstRow="1" w:lastRow="1" w:firstColumn="1" w:lastColumn="1" w:noHBand="0" w:noVBand="0"/>
+      </w:tblPr>
+      <w:tblGrid>
+        <w:gridCol w:w="2050"/>
+        <w:gridCol w:w="1562"/>
+        <w:gridCol w:w="1267"/>
+        <w:gridCol w:w="4642"/>
+      </w:tblGrid>
+      <w:tr>
+        <w:tc>
+          <w:tcPr>
+            <w:tcW w:w="2050" w:type="dxa"/>
+            <w:tcBorders>
+              <w:bottom w:val="single" w:sz="4" w:space="0" w:color="auto"/>
+              <w:right w:val="single" w:sz="4" w:space="0" w:color="auto"/>
+            </w:tcBorders>
+            <w:shd w:val="pct25" w:color="auto" w:fill="auto"/>
+          </w:tcPr>
+          <w:p>
+            <w:pPr>
+              <w:pStyle w:val="BodyTextChar"/>
+              <w:rPr>
+                <w:rFonts w:ascii="Times New Roman" w:hAnsi="Times New Roman"/>
+                <w:b/>
+                <w:sz w:val="18"/>
+                <w:szCs w:val="18"/>
+              </w:rPr>
+            </w:pPr>
+            <w:r>
+              <w:rPr>
+                <w:rFonts w:ascii="Times New Roman" w:hAnsi="Times New Roman"/>
+                <w:b/>
+                <w:sz w:val="18"/>
+                <w:szCs w:val="18"/>
+              </w:rPr>
+              <w:t>Test Case:</w:t>
+            </w:r>
+          </w:p>
+          <w:p>
+            <w:pPr>
+              <w:pStyle w:val="Corpotesto"/>
+              <w:rPr>
+                <w:rFonts w:ascii="Times New Roman" w:hAnsi="Times New Roman"/>
+                <w:sz w:val="18"/>
+                <w:szCs w:val="18"/>
+                <w:lang w:val="en-GB" w:eastAsia="en-US"/>
+              </w:rPr>
+            </w:pPr>
+            <w:proofErr w:type="spellStart"/>
+            <w:r>
+              <w:rPr>
+                <w:rFonts w:ascii="Times New Roman" w:hAnsi="Times New Roman"/>
+                <w:b/>
+                <w:sz w:val="18"/>
+                <w:szCs w:val="18"/>
+                <w:lang w:val="en-GB" w:eastAsia="en-US"/>
+              </w:rPr>
+              <w:t>Riferimento</w:t>
+            </w:r>
+            <w:proofErr w:type="spellEnd"/>
+            <w:r>
+              <w:rPr>
+                <w:rFonts w:ascii="Times New Roman" w:hAnsi="Times New Roman"/>
+                <w:sz w:val="18"/>
+                <w:szCs w:val="18"/>
+                <w:lang w:val="en-GB" w:eastAsia="en-US"/>
+              </w:rPr>
+              <w:t xml:space="preserve">: </w:t>
+            </w:r>
+          </w:p>
+        </w:tc>
+        <w:tc>
+          <w:tcPr>
+            <w:tcW w:w="1562" w:type="dxa"/>
+            <w:tcBorders>
+              <w:left w:val="single" w:sz="4" w:space="0" w:color="auto"/>
+              <w:bottom w:val="single" w:sz="4" w:space="0" w:color="auto"/>
+              <w:right w:val="single" w:sz="4" w:space="0" w:color="auto"/>
+            </w:tcBorders>
+          </w:tcPr>
+          <w:p>
+            <w:pPr>
+              <w:pStyle w:val="BodyTextChar"/>
+              <w:rPr>
+                <w:rFonts w:ascii="Times New Roman" w:hAnsi="Times New Roman"/>
+                <w:sz w:val="18"/>
+                <w:szCs w:val="18"/>
+              </w:rPr>
+            </w:pPr>
+            <w:r>
+              <w:rPr>
+                <w:rFonts w:ascii="Times New Roman" w:hAnsi="Times New Roman"/>
+                <w:sz w:val="18"/>
+                <w:szCs w:val="18"/>
+              </w:rPr>
+              <w:t>TC-00</w:t>
+            </w:r>
+            <w:r>
+              <w:rPr>
+                <w:rFonts w:ascii="Times New Roman" w:hAnsi="Times New Roman"/>
+                <w:sz w:val="18"/>
+                <w:szCs w:val="18"/>
+              </w:rPr>
+              <w:t>5</w:t>
+            </w:r>
+          </w:p>
+          <w:p>
+            <w:pPr>
+              <w:rPr>
+                <w:rFonts w:ascii="Times New Roman" w:hAnsi="Times New Roman" w:cs="Times New Roman"/>
+                <w:sz w:val="18"/>
+                <w:szCs w:val="18"/>
+                <w:lang w:val="en-GB"/>
+              </w:rPr>
+            </w:pPr>
+            <w:r>
+              <w:rPr>
+                <w:rFonts w:ascii="Times New Roman" w:hAnsi="Times New Roman" w:cs="Times New Roman"/>
+                <w:sz w:val="18"/>
+                <w:szCs w:val="18"/>
+              </w:rPr>
+              <w:t>REQ-</w:t>
+            </w:r>
+          </w:p>
+        </w:tc>
+        <w:tc>
+          <w:tcPr>
+            <w:tcW w:w="1267" w:type="dxa"/>
+            <w:tcBorders>
+              <w:left w:val="single" w:sz="4" w:space="0" w:color="auto"/>
+              <w:bottom w:val="single" w:sz="4" w:space="0" w:color="auto"/>
+              <w:right w:val="single" w:sz="4" w:space="0" w:color="auto"/>
+            </w:tcBorders>
+            <w:shd w:val="pct25" w:color="auto" w:fill="auto"/>
+          </w:tcPr>
+          <w:p>
+            <w:pPr>
+              <w:pStyle w:val="BodyTextChar"/>
+              <w:rPr>
+                <w:rFonts w:ascii="Times New Roman" w:hAnsi="Times New Roman"/>
+                <w:b/>
+                <w:sz w:val="18"/>
+                <w:szCs w:val="18"/>
+              </w:rPr>
+            </w:pPr>
+            <w:r>
+              <w:rPr>
+                <w:rFonts w:ascii="Times New Roman" w:hAnsi="Times New Roman"/>
+                <w:b/>
+                <w:sz w:val="18"/>
+                <w:szCs w:val="18"/>
+              </w:rPr>
+              <w:t>Nome:</w:t>
+            </w:r>
+          </w:p>
+        </w:tc>
+        <w:tc>
+          <w:tcPr>
+            <w:tcW w:w="4642" w:type="dxa"/>
+            <w:tcBorders>
+              <w:left w:val="single" w:sz="4" w:space="0" w:color="auto"/>
+              <w:bottom w:val="single" w:sz="4" w:space="0" w:color="auto"/>
+            </w:tcBorders>
+          </w:tcPr>
+          <w:p>
+            <w:pPr>
+              <w:pStyle w:val="BodyTextChar"/>
+              <w:rPr>
+                <w:rFonts w:ascii="Times New Roman" w:hAnsi="Times New Roman"/>
+                <w:sz w:val="18"/>
+                <w:szCs w:val="18"/>
+                <w:lang w:val="it-IT"/>
+              </w:rPr>
+            </w:pPr>
+            <w:r>
+              <w:rPr>
+                <w:rFonts w:ascii="Times New Roman" w:eastAsiaTheme="minorHAnsi" w:hAnsi="Times New Roman"/>
+                <w:sz w:val="18"/>
+                <w:szCs w:val="18"/>
+                <w:lang w:val="it-IT"/>
+              </w:rPr>
+              <w:t>Visualizzazione pagina gestione account</w:t>
+            </w:r>
+          </w:p>
+        </w:tc>
+      </w:tr>
+      <w:tr>
+        <w:tc>
+          <w:tcPr>
+            <w:tcW w:w="2050" w:type="dxa"/>
+            <w:tcBorders>
+              <w:right w:val="single" w:sz="4" w:space="0" w:color="auto"/>
+            </w:tcBorders>
+            <w:shd w:val="pct25" w:color="auto" w:fill="auto"/>
+          </w:tcPr>
+          <w:p>
+            <w:pPr>
+              <w:pStyle w:val="BodyTextChar"/>
+              <w:rPr>
+                <w:rFonts w:ascii="Times New Roman" w:hAnsi="Times New Roman"/>
+                <w:b/>
+                <w:sz w:val="18"/>
+                <w:szCs w:val="18"/>
+              </w:rPr>
+            </w:pPr>
+            <w:proofErr w:type="spellStart"/>
+            <w:r>
+              <w:rPr>
+                <w:rFonts w:ascii="Times New Roman" w:hAnsi="Times New Roman"/>
+                <w:b/>
+                <w:sz w:val="18"/>
+                <w:szCs w:val="18"/>
+              </w:rPr>
+              <w:t>Descrizione</w:t>
+            </w:r>
+            <w:proofErr w:type="spellEnd"/>
+            <w:r>
+              <w:rPr>
+                <w:rFonts w:ascii="Times New Roman" w:hAnsi="Times New Roman"/>
+                <w:b/>
+                <w:sz w:val="18"/>
+                <w:szCs w:val="18"/>
+              </w:rPr>
+              <w:t>:</w:t>
+            </w:r>
+          </w:p>
+        </w:tc>
+        <w:tc>
+          <w:tcPr>
+            <w:tcW w:w="7471" w:type="dxa"/>
+            <w:gridSpan w:val="3"/>
+            <w:tcBorders>
+              <w:left w:val="single" w:sz="4" w:space="0" w:color="auto"/>
+            </w:tcBorders>
+          </w:tcPr>
+          <w:p>
+            <w:pPr>
+              <w:pStyle w:val="BodyTextChar"/>
+              <w:rPr>
+                <w:rFonts w:ascii="Times New Roman" w:hAnsi="Times New Roman"/>
+                <w:sz w:val="18"/>
+                <w:szCs w:val="18"/>
+                <w:lang w:val="it-IT"/>
+              </w:rPr>
+            </w:pPr>
+            <w:r>
+              <w:rPr>
+                <w:rFonts w:ascii="Times New Roman" w:hAnsi="Times New Roman"/>
+                <w:sz w:val="18"/>
+                <w:szCs w:val="18"/>
+                <w:lang w:val="it-IT"/>
+              </w:rPr>
+              <w:t xml:space="preserve">Verificare che una volta fatto il login, si possano vedere le informazioni riguardanti il proprio account (tramite la sezione </w:t>
+            </w:r>
+            <w:proofErr w:type="spellStart"/>
+            <w:r>
+              <w:rPr>
+                <w:rFonts w:ascii="Times New Roman" w:hAnsi="Times New Roman"/>
+                <w:sz w:val="18"/>
+                <w:szCs w:val="18"/>
+                <w:lang w:val="it-IT"/>
+              </w:rPr>
+              <w:t>profile</w:t>
+            </w:r>
+            <w:proofErr w:type="spellEnd"/>
+            <w:r>
+              <w:rPr>
+                <w:rFonts w:ascii="Times New Roman" w:hAnsi="Times New Roman"/>
+                <w:sz w:val="18"/>
+                <w:szCs w:val="18"/>
+                <w:lang w:val="it-IT"/>
+              </w:rPr>
+              <w:t>).</w:t>
+            </w:r>
+          </w:p>
+        </w:tc>
+      </w:tr>
+      <w:tr>
+        <w:tc>
+          <w:tcPr>
+            <w:tcW w:w="2050" w:type="dxa"/>
+            <w:tcBorders>
+              <w:right w:val="single" w:sz="4" w:space="0" w:color="auto"/>
+            </w:tcBorders>
+            <w:shd w:val="pct25" w:color="auto" w:fill="auto"/>
+          </w:tcPr>
+          <w:p>
+            <w:pPr>
+              <w:pStyle w:val="BodyTextChar"/>
+              <w:rPr>
+                <w:rFonts w:ascii="Times New Roman" w:hAnsi="Times New Roman"/>
+                <w:b/>
+                <w:sz w:val="18"/>
+                <w:szCs w:val="18"/>
+              </w:rPr>
+            </w:pPr>
+            <w:proofErr w:type="spellStart"/>
+            <w:r>
+              <w:rPr>
+                <w:rFonts w:ascii="Times New Roman" w:hAnsi="Times New Roman"/>
+                <w:b/>
+                <w:sz w:val="18"/>
+                <w:szCs w:val="18"/>
+              </w:rPr>
+              <w:t>Prerequisiti</w:t>
+            </w:r>
+            <w:proofErr w:type="spellEnd"/>
+            <w:r>
+              <w:rPr>
+                <w:rFonts w:ascii="Times New Roman" w:hAnsi="Times New Roman"/>
+                <w:b/>
+                <w:sz w:val="18"/>
+                <w:szCs w:val="18"/>
+              </w:rPr>
+              <w:t>:</w:t>
+            </w:r>
+          </w:p>
+        </w:tc>
+        <w:tc>
+          <w:tcPr>
+            <w:tcW w:w="7471" w:type="dxa"/>
+            <w:gridSpan w:val="3"/>
+            <w:tcBorders>
+              <w:left w:val="single" w:sz="4" w:space="0" w:color="auto"/>
+            </w:tcBorders>
+          </w:tcPr>
+          <w:p>
+            <w:pPr>
+              <w:pStyle w:val="BodyTextChar"/>
+              <w:rPr>
+                <w:rFonts w:ascii="Times New Roman" w:hAnsi="Times New Roman"/>
+                <w:sz w:val="18"/>
+                <w:szCs w:val="18"/>
+              </w:rPr>
+            </w:pPr>
+            <w:proofErr w:type="spellStart"/>
+            <w:r>
+              <w:rPr>
+                <w:rFonts w:ascii="Times New Roman" w:hAnsi="Times New Roman"/>
+                <w:sz w:val="18"/>
+                <w:szCs w:val="18"/>
+              </w:rPr>
+              <w:t>Avere</w:t>
+            </w:r>
+            <w:proofErr w:type="spellEnd"/>
+            <w:r>
+              <w:rPr>
+                <w:rFonts w:ascii="Times New Roman" w:hAnsi="Times New Roman"/>
+                <w:sz w:val="18"/>
+                <w:szCs w:val="18"/>
+              </w:rPr>
+              <w:t xml:space="preserve"> un database </w:t>
+            </w:r>
+            <w:proofErr w:type="spellStart"/>
+            <w:r>
+              <w:rPr>
+                <w:rFonts w:ascii="Times New Roman" w:hAnsi="Times New Roman"/>
+                <w:sz w:val="18"/>
+                <w:szCs w:val="18"/>
+              </w:rPr>
+              <w:t>funzionante</w:t>
+            </w:r>
+            <w:proofErr w:type="spellEnd"/>
+            <w:r>
+              <w:rPr>
+                <w:rFonts w:ascii="Times New Roman" w:hAnsi="Times New Roman"/>
+                <w:sz w:val="18"/>
+                <w:szCs w:val="18"/>
+              </w:rPr>
+              <w:t xml:space="preserve">. Aver </w:t>
+            </w:r>
+            <w:proofErr w:type="spellStart"/>
+            <w:r>
+              <w:rPr>
+                <w:rFonts w:ascii="Times New Roman" w:hAnsi="Times New Roman"/>
+                <w:sz w:val="18"/>
+                <w:szCs w:val="18"/>
+              </w:rPr>
+              <w:t>installato</w:t>
+            </w:r>
+            <w:proofErr w:type="spellEnd"/>
+            <w:r>
+              <w:rPr>
+                <w:rFonts w:ascii="Times New Roman" w:hAnsi="Times New Roman"/>
+                <w:sz w:val="18"/>
+                <w:szCs w:val="18"/>
+              </w:rPr>
+              <w:t xml:space="preserve"> Breeze.</w:t>
+            </w:r>
+          </w:p>
+        </w:tc>
+      </w:tr>
+      <w:tr>
+        <w:tc>
+          <w:tcPr>
+            <w:tcW w:w="2050" w:type="dxa"/>
+            <w:tcBorders>
+              <w:right w:val="single" w:sz="4" w:space="0" w:color="auto"/>
+            </w:tcBorders>
+            <w:shd w:val="pct25" w:color="auto" w:fill="auto"/>
+          </w:tcPr>
+          <w:p>
+            <w:pPr>
+              <w:pStyle w:val="BodyTextChar"/>
+              <w:rPr>
+                <w:rFonts w:ascii="Times New Roman" w:hAnsi="Times New Roman"/>
+                <w:b/>
+                <w:sz w:val="18"/>
+                <w:szCs w:val="18"/>
+              </w:rPr>
+            </w:pPr>
+            <w:proofErr w:type="spellStart"/>
+            <w:r>
+              <w:rPr>
+                <w:rFonts w:ascii="Times New Roman" w:hAnsi="Times New Roman"/>
+                <w:b/>
+                <w:sz w:val="18"/>
+                <w:szCs w:val="18"/>
+              </w:rPr>
+              <w:t>Procedura</w:t>
+            </w:r>
+            <w:proofErr w:type="spellEnd"/>
+            <w:r>
+              <w:rPr>
+                <w:rFonts w:ascii="Times New Roman" w:hAnsi="Times New Roman"/>
+                <w:b/>
+                <w:sz w:val="18"/>
+                <w:szCs w:val="18"/>
+              </w:rPr>
+              <w:t>:</w:t>
+            </w:r>
+          </w:p>
+        </w:tc>
+        <w:tc>
+          <w:tcPr>
+            <w:tcW w:w="7471" w:type="dxa"/>
+            <w:gridSpan w:val="3"/>
+            <w:tcBorders>
+              <w:left w:val="single" w:sz="4" w:space="0" w:color="auto"/>
+            </w:tcBorders>
+          </w:tcPr>
+          <w:p>
+            <w:pPr>
+              <w:pStyle w:val="BodyTextChar"/>
+              <w:numPr>
+                <w:ilvl w:val="0"/>
+                <w:numId w:val="11"/>
+              </w:numPr>
+              <w:rPr>
+                <w:rFonts w:ascii="Times New Roman" w:hAnsi="Times New Roman"/>
+                <w:sz w:val="18"/>
+                <w:szCs w:val="18"/>
+              </w:rPr>
+            </w:pPr>
+            <w:proofErr w:type="spellStart"/>
+            <w:r>
+              <w:rPr>
+                <w:rFonts w:ascii="Times New Roman" w:hAnsi="Times New Roman"/>
+                <w:sz w:val="18"/>
+                <w:szCs w:val="18"/>
+              </w:rPr>
+              <w:t>Avviare</w:t>
+            </w:r>
+            <w:proofErr w:type="spellEnd"/>
+            <w:r>
+              <w:rPr>
+                <w:rFonts w:ascii="Times New Roman" w:hAnsi="Times New Roman"/>
+                <w:sz w:val="18"/>
+                <w:szCs w:val="18"/>
+              </w:rPr>
+              <w:t xml:space="preserve"> </w:t>
+            </w:r>
+            <w:proofErr w:type="spellStart"/>
+            <w:r>
+              <w:rPr>
+                <w:rFonts w:ascii="Times New Roman" w:hAnsi="Times New Roman"/>
+                <w:sz w:val="18"/>
+                <w:szCs w:val="18"/>
+              </w:rPr>
+              <w:t>il</w:t>
+            </w:r>
+            <w:proofErr w:type="spellEnd"/>
+            <w:r>
+              <w:rPr>
+                <w:rFonts w:ascii="Times New Roman" w:hAnsi="Times New Roman"/>
+                <w:sz w:val="18"/>
+                <w:szCs w:val="18"/>
+              </w:rPr>
+              <w:t xml:space="preserve"> </w:t>
+            </w:r>
+            <w:proofErr w:type="spellStart"/>
+            <w:r>
+              <w:rPr>
+                <w:rFonts w:ascii="Times New Roman" w:hAnsi="Times New Roman"/>
+                <w:sz w:val="18"/>
+                <w:szCs w:val="18"/>
+              </w:rPr>
+              <w:t>progetto</w:t>
+            </w:r>
+            <w:proofErr w:type="spellEnd"/>
+            <w:r>
+              <w:rPr>
+                <w:rFonts w:ascii="Times New Roman" w:hAnsi="Times New Roman"/>
+                <w:sz w:val="18"/>
+                <w:szCs w:val="18"/>
+              </w:rPr>
+              <w:t xml:space="preserve"> -&gt; php artisan serve</w:t>
+            </w:r>
+          </w:p>
+          <w:p>
+            <w:pPr>
+              <w:pStyle w:val="BodyTextChar"/>
+              <w:numPr>
+                <w:ilvl w:val="0"/>
+                <w:numId w:val="11"/>
+              </w:numPr>
+              <w:rPr>
+                <w:rFonts w:ascii="Times New Roman" w:hAnsi="Times New Roman"/>
+                <w:sz w:val="18"/>
+                <w:szCs w:val="18"/>
+              </w:rPr>
+            </w:pPr>
+            <w:r>
+              <w:rPr>
+                <w:rFonts w:ascii="Times New Roman" w:hAnsi="Times New Roman"/>
+                <w:sz w:val="18"/>
+                <w:szCs w:val="18"/>
+              </w:rPr>
+              <w:t xml:space="preserve">Nella home page, </w:t>
+            </w:r>
+            <w:proofErr w:type="spellStart"/>
+            <w:r>
+              <w:rPr>
+                <w:rFonts w:ascii="Times New Roman" w:hAnsi="Times New Roman"/>
+                <w:sz w:val="18"/>
+                <w:szCs w:val="18"/>
+              </w:rPr>
+              <w:t>cliccare</w:t>
+            </w:r>
+            <w:proofErr w:type="spellEnd"/>
+            <w:r>
+              <w:rPr>
+                <w:rFonts w:ascii="Times New Roman" w:hAnsi="Times New Roman"/>
+                <w:sz w:val="18"/>
+                <w:szCs w:val="18"/>
+              </w:rPr>
+              <w:t xml:space="preserve"> </w:t>
+            </w:r>
+            <w:proofErr w:type="spellStart"/>
+            <w:r>
+              <w:rPr>
+                <w:rFonts w:ascii="Times New Roman" w:hAnsi="Times New Roman"/>
+                <w:sz w:val="18"/>
+                <w:szCs w:val="18"/>
+              </w:rPr>
+              <w:t>il</w:t>
+            </w:r>
+            <w:proofErr w:type="spellEnd"/>
+            <w:r>
+              <w:rPr>
+                <w:rFonts w:ascii="Times New Roman" w:hAnsi="Times New Roman"/>
+                <w:sz w:val="18"/>
+                <w:szCs w:val="18"/>
+              </w:rPr>
+              <w:t xml:space="preserve"> </w:t>
+            </w:r>
+            <w:proofErr w:type="spellStart"/>
+            <w:r>
+              <w:rPr>
+                <w:rFonts w:ascii="Times New Roman" w:hAnsi="Times New Roman"/>
+                <w:sz w:val="18"/>
+                <w:szCs w:val="18"/>
+              </w:rPr>
+              <w:t>pulsante</w:t>
+            </w:r>
+            <w:proofErr w:type="spellEnd"/>
+            <w:r>
+              <w:rPr>
+                <w:rFonts w:ascii="Times New Roman" w:hAnsi="Times New Roman"/>
+                <w:sz w:val="18"/>
+                <w:szCs w:val="18"/>
+              </w:rPr>
+              <w:t xml:space="preserve"> “</w:t>
+            </w:r>
+            <w:r>
+              <w:rPr>
+                <w:rFonts w:ascii="Times New Roman" w:hAnsi="Times New Roman"/>
+                <w:sz w:val="18"/>
+                <w:szCs w:val="18"/>
+              </w:rPr>
+              <w:t>Login</w:t>
+            </w:r>
+            <w:r>
+              <w:rPr>
+                <w:rFonts w:ascii="Times New Roman" w:hAnsi="Times New Roman"/>
+                <w:sz w:val="18"/>
+                <w:szCs w:val="18"/>
+              </w:rPr>
+              <w:t xml:space="preserve">” in alto a </w:t>
+            </w:r>
+            <w:proofErr w:type="spellStart"/>
+            <w:r>
+              <w:rPr>
+                <w:rFonts w:ascii="Times New Roman" w:hAnsi="Times New Roman"/>
+                <w:sz w:val="18"/>
+                <w:szCs w:val="18"/>
+              </w:rPr>
+              <w:t>destr</w:t>
+            </w:r>
+            <w:r>
+              <w:rPr>
+                <w:rFonts w:ascii="Times New Roman" w:hAnsi="Times New Roman"/>
+                <w:sz w:val="18"/>
+                <w:szCs w:val="18"/>
+              </w:rPr>
+              <w:t>a</w:t>
+            </w:r>
+            <w:proofErr w:type="spellEnd"/>
+          </w:p>
+          <w:p>
+            <w:pPr>
+              <w:pStyle w:val="Corpotesto"/>
+              <w:numPr>
+                <w:ilvl w:val="0"/>
+                <w:numId w:val="11"/>
+              </w:numPr>
+              <w:rPr>
+                <w:rFonts w:ascii="Times New Roman" w:hAnsi="Times New Roman"/>
+                <w:sz w:val="18"/>
+                <w:szCs w:val="18"/>
+                <w:lang w:val="en-GB" w:eastAsia="en-US"/>
+              </w:rPr>
+            </w:pPr>
+            <w:proofErr w:type="spellStart"/>
+            <w:r>
+              <w:rPr>
+                <w:rFonts w:ascii="Times New Roman" w:hAnsi="Times New Roman"/>
+                <w:sz w:val="18"/>
+                <w:szCs w:val="18"/>
+                <w:lang w:val="en-GB" w:eastAsia="en-US"/>
+              </w:rPr>
+              <w:t>Inserire</w:t>
+            </w:r>
+            <w:proofErr w:type="spellEnd"/>
+            <w:r>
+              <w:rPr>
+                <w:rFonts w:ascii="Times New Roman" w:hAnsi="Times New Roman"/>
+                <w:sz w:val="18"/>
+                <w:szCs w:val="18"/>
+                <w:lang w:val="en-GB" w:eastAsia="en-US"/>
+              </w:rPr>
+              <w:t xml:space="preserve"> le </w:t>
+            </w:r>
+            <w:proofErr w:type="spellStart"/>
+            <w:r>
+              <w:rPr>
+                <w:rFonts w:ascii="Times New Roman" w:hAnsi="Times New Roman"/>
+                <w:sz w:val="18"/>
+                <w:szCs w:val="18"/>
+                <w:lang w:val="en-GB" w:eastAsia="en-US"/>
+              </w:rPr>
+              <w:t>credenziali</w:t>
+            </w:r>
+            <w:proofErr w:type="spellEnd"/>
+            <w:r>
+              <w:rPr>
+                <w:rFonts w:ascii="Times New Roman" w:hAnsi="Times New Roman"/>
+                <w:sz w:val="18"/>
+                <w:szCs w:val="18"/>
+                <w:lang w:val="en-GB" w:eastAsia="en-US"/>
+              </w:rPr>
+              <w:t xml:space="preserve"> </w:t>
+            </w:r>
+            <w:proofErr w:type="spellStart"/>
+            <w:r>
+              <w:rPr>
+                <w:rFonts w:ascii="Times New Roman" w:hAnsi="Times New Roman"/>
+                <w:sz w:val="18"/>
+                <w:szCs w:val="18"/>
+                <w:lang w:val="en-GB" w:eastAsia="en-US"/>
+              </w:rPr>
+              <w:t>dell’account</w:t>
+            </w:r>
+            <w:proofErr w:type="spellEnd"/>
+            <w:r>
+              <w:rPr>
+                <w:rFonts w:ascii="Times New Roman" w:hAnsi="Times New Roman"/>
+                <w:sz w:val="18"/>
+                <w:szCs w:val="18"/>
+                <w:lang w:val="en-GB" w:eastAsia="en-US"/>
+              </w:rPr>
+              <w:t xml:space="preserve"> con cui </w:t>
+            </w:r>
+            <w:proofErr w:type="spellStart"/>
+            <w:r>
+              <w:rPr>
+                <w:rFonts w:ascii="Times New Roman" w:hAnsi="Times New Roman"/>
+                <w:sz w:val="18"/>
+                <w:szCs w:val="18"/>
+                <w:lang w:val="en-GB" w:eastAsia="en-US"/>
+              </w:rPr>
+              <w:t>si</w:t>
+            </w:r>
+            <w:proofErr w:type="spellEnd"/>
+            <w:r>
+              <w:rPr>
+                <w:rFonts w:ascii="Times New Roman" w:hAnsi="Times New Roman"/>
+                <w:sz w:val="18"/>
+                <w:szCs w:val="18"/>
+                <w:lang w:val="en-GB" w:eastAsia="en-US"/>
+              </w:rPr>
+              <w:t xml:space="preserve"> </w:t>
+            </w:r>
+            <w:proofErr w:type="spellStart"/>
+            <w:r>
+              <w:rPr>
+                <w:rFonts w:ascii="Times New Roman" w:hAnsi="Times New Roman"/>
+                <w:sz w:val="18"/>
+                <w:szCs w:val="18"/>
+                <w:lang w:val="en-GB" w:eastAsia="en-US"/>
+              </w:rPr>
+              <w:t>vuole</w:t>
+            </w:r>
+            <w:proofErr w:type="spellEnd"/>
+            <w:r>
+              <w:rPr>
+                <w:rFonts w:ascii="Times New Roman" w:hAnsi="Times New Roman"/>
+                <w:sz w:val="18"/>
+                <w:szCs w:val="18"/>
+                <w:lang w:val="en-GB" w:eastAsia="en-US"/>
+              </w:rPr>
+              <w:t xml:space="preserve"> </w:t>
+            </w:r>
+            <w:proofErr w:type="spellStart"/>
+            <w:r>
+              <w:rPr>
+                <w:rFonts w:ascii="Times New Roman" w:hAnsi="Times New Roman"/>
+                <w:sz w:val="18"/>
+                <w:szCs w:val="18"/>
+                <w:lang w:val="en-GB" w:eastAsia="en-US"/>
+              </w:rPr>
+              <w:t>accedere</w:t>
+            </w:r>
+            <w:proofErr w:type="spellEnd"/>
+          </w:p>
+          <w:p>
+            <w:pPr>
+              <w:pStyle w:val="Corpotesto"/>
+              <w:numPr>
+                <w:ilvl w:val="0"/>
+                <w:numId w:val="11"/>
+              </w:numPr>
+              <w:rPr>
+                <w:rFonts w:ascii="Times New Roman" w:hAnsi="Times New Roman"/>
+                <w:sz w:val="18"/>
+                <w:szCs w:val="18"/>
+                <w:lang w:val="en-GB" w:eastAsia="en-US"/>
+              </w:rPr>
+            </w:pPr>
+            <w:proofErr w:type="spellStart"/>
+            <w:r>
+              <w:rPr>
+                <w:rFonts w:ascii="Times New Roman" w:hAnsi="Times New Roman"/>
+                <w:sz w:val="18"/>
+                <w:szCs w:val="18"/>
+                <w:lang w:val="en-GB" w:eastAsia="en-US"/>
+              </w:rPr>
+              <w:t>Cliccare</w:t>
+            </w:r>
+            <w:proofErr w:type="spellEnd"/>
+            <w:r>
+              <w:rPr>
+                <w:rFonts w:ascii="Times New Roman" w:hAnsi="Times New Roman"/>
+                <w:sz w:val="18"/>
+                <w:szCs w:val="18"/>
+                <w:lang w:val="en-GB" w:eastAsia="en-US"/>
+              </w:rPr>
+              <w:t xml:space="preserve"> </w:t>
+            </w:r>
+            <w:proofErr w:type="spellStart"/>
+            <w:r>
+              <w:rPr>
+                <w:rFonts w:ascii="Times New Roman" w:hAnsi="Times New Roman"/>
+                <w:sz w:val="18"/>
+                <w:szCs w:val="18"/>
+                <w:lang w:val="en-GB" w:eastAsia="en-US"/>
+              </w:rPr>
+              <w:t>sul</w:t>
+            </w:r>
+            <w:proofErr w:type="spellEnd"/>
+            <w:r>
+              <w:rPr>
+                <w:rFonts w:ascii="Times New Roman" w:hAnsi="Times New Roman"/>
+                <w:sz w:val="18"/>
+                <w:szCs w:val="18"/>
+                <w:lang w:val="en-GB" w:eastAsia="en-US"/>
+              </w:rPr>
+              <w:t xml:space="preserve"> </w:t>
+            </w:r>
+            <w:proofErr w:type="spellStart"/>
+            <w:r>
+              <w:rPr>
+                <w:rFonts w:ascii="Times New Roman" w:hAnsi="Times New Roman"/>
+                <w:sz w:val="18"/>
+                <w:szCs w:val="18"/>
+                <w:lang w:val="en-GB" w:eastAsia="en-US"/>
+              </w:rPr>
+              <w:t>buttone</w:t>
+            </w:r>
+            <w:proofErr w:type="spellEnd"/>
+            <w:r>
+              <w:rPr>
+                <w:rFonts w:ascii="Times New Roman" w:hAnsi="Times New Roman"/>
+                <w:sz w:val="18"/>
+                <w:szCs w:val="18"/>
+                <w:lang w:val="en-GB" w:eastAsia="en-US"/>
+              </w:rPr>
+              <w:t xml:space="preserve"> “</w:t>
+            </w:r>
+            <w:r>
+              <w:rPr>
+                <w:rFonts w:ascii="Times New Roman" w:hAnsi="Times New Roman"/>
+                <w:sz w:val="18"/>
+                <w:szCs w:val="18"/>
+                <w:lang w:val="en-GB" w:eastAsia="en-US"/>
+              </w:rPr>
+              <w:t>Login</w:t>
+            </w:r>
+            <w:r>
+              <w:rPr>
+                <w:rFonts w:ascii="Times New Roman" w:hAnsi="Times New Roman"/>
+                <w:sz w:val="18"/>
+                <w:szCs w:val="18"/>
+                <w:lang w:val="en-GB" w:eastAsia="en-US"/>
+              </w:rPr>
+              <w:t>”</w:t>
+            </w:r>
+          </w:p>
+          <w:p>
+            <w:pPr>
+              <w:pStyle w:val="Corpotesto"/>
+              <w:numPr>
+                <w:ilvl w:val="0"/>
+                <w:numId w:val="11"/>
+              </w:numPr>
+              <w:rPr>
+                <w:rFonts w:ascii="Times New Roman" w:hAnsi="Times New Roman"/>
+                <w:sz w:val="18"/>
+                <w:szCs w:val="18"/>
+                <w:lang w:val="en-GB" w:eastAsia="en-US"/>
+              </w:rPr>
+            </w:pPr>
+            <w:r>
+              <w:rPr>
+                <w:rFonts w:ascii="Times New Roman" w:hAnsi="Times New Roman"/>
+                <w:sz w:val="18"/>
+                <w:szCs w:val="18"/>
+                <w:lang w:val="en-GB" w:eastAsia="en-US"/>
+              </w:rPr>
+              <w:t xml:space="preserve">In alto a </w:t>
+            </w:r>
+            <w:proofErr w:type="spellStart"/>
+            <w:r>
+              <w:rPr>
+                <w:rFonts w:ascii="Times New Roman" w:hAnsi="Times New Roman"/>
+                <w:sz w:val="18"/>
+                <w:szCs w:val="18"/>
+                <w:lang w:val="en-GB" w:eastAsia="en-US"/>
+              </w:rPr>
+              <w:t>destra</w:t>
+            </w:r>
+            <w:proofErr w:type="spellEnd"/>
+            <w:r>
+              <w:rPr>
+                <w:rFonts w:ascii="Times New Roman" w:hAnsi="Times New Roman"/>
+                <w:sz w:val="18"/>
+                <w:szCs w:val="18"/>
+                <w:lang w:val="en-GB" w:eastAsia="en-US"/>
+              </w:rPr>
+              <w:t xml:space="preserve">, </w:t>
+            </w:r>
+            <w:proofErr w:type="spellStart"/>
+            <w:r>
+              <w:rPr>
+                <w:rFonts w:ascii="Times New Roman" w:hAnsi="Times New Roman"/>
+                <w:sz w:val="18"/>
+                <w:szCs w:val="18"/>
+                <w:lang w:val="en-GB" w:eastAsia="en-US"/>
+              </w:rPr>
+              <w:t>cliccare</w:t>
+            </w:r>
+            <w:proofErr w:type="spellEnd"/>
+            <w:r>
+              <w:rPr>
+                <w:rFonts w:ascii="Times New Roman" w:hAnsi="Times New Roman"/>
+                <w:sz w:val="18"/>
+                <w:szCs w:val="18"/>
+                <w:lang w:val="en-GB" w:eastAsia="en-US"/>
+              </w:rPr>
+              <w:t xml:space="preserve"> </w:t>
+            </w:r>
+            <w:proofErr w:type="spellStart"/>
+            <w:r>
+              <w:rPr>
+                <w:rFonts w:ascii="Times New Roman" w:hAnsi="Times New Roman"/>
+                <w:sz w:val="18"/>
+                <w:szCs w:val="18"/>
+                <w:lang w:val="en-GB" w:eastAsia="en-US"/>
+              </w:rPr>
+              <w:t>sul</w:t>
+            </w:r>
+            <w:proofErr w:type="spellEnd"/>
+            <w:r>
+              <w:rPr>
+                <w:rFonts w:ascii="Times New Roman" w:hAnsi="Times New Roman"/>
+                <w:sz w:val="18"/>
+                <w:szCs w:val="18"/>
+                <w:lang w:val="en-GB" w:eastAsia="en-US"/>
+              </w:rPr>
+              <w:t xml:space="preserve"> proprio username</w:t>
+            </w:r>
+          </w:p>
+          <w:p>
+            <w:pPr>
+              <w:pStyle w:val="Corpotesto"/>
+              <w:numPr>
+                <w:ilvl w:val="0"/>
+                <w:numId w:val="11"/>
+              </w:numPr>
+              <w:rPr>
+                <w:rFonts w:ascii="Times New Roman" w:hAnsi="Times New Roman"/>
+                <w:sz w:val="18"/>
+                <w:szCs w:val="18"/>
+                <w:lang w:val="en-GB" w:eastAsia="en-US"/>
+              </w:rPr>
+            </w:pPr>
+            <w:proofErr w:type="spellStart"/>
+            <w:r>
+              <w:rPr>
+                <w:rFonts w:ascii="Times New Roman" w:hAnsi="Times New Roman"/>
+                <w:sz w:val="18"/>
+                <w:szCs w:val="18"/>
+                <w:lang w:val="en-GB" w:eastAsia="en-US"/>
+              </w:rPr>
+              <w:t>Selezionare</w:t>
+            </w:r>
+            <w:proofErr w:type="spellEnd"/>
+            <w:r>
+              <w:rPr>
+                <w:rFonts w:ascii="Times New Roman" w:hAnsi="Times New Roman"/>
+                <w:sz w:val="18"/>
+                <w:szCs w:val="18"/>
+                <w:lang w:val="en-GB" w:eastAsia="en-US"/>
+              </w:rPr>
+              <w:t xml:space="preserve"> </w:t>
+            </w:r>
+            <w:proofErr w:type="spellStart"/>
+            <w:r>
+              <w:rPr>
+                <w:rFonts w:ascii="Times New Roman" w:hAnsi="Times New Roman"/>
+                <w:sz w:val="18"/>
+                <w:szCs w:val="18"/>
+                <w:lang w:val="en-GB" w:eastAsia="en-US"/>
+              </w:rPr>
+              <w:t>l’opzione</w:t>
+            </w:r>
+            <w:proofErr w:type="spellEnd"/>
+            <w:r>
+              <w:rPr>
+                <w:rFonts w:ascii="Times New Roman" w:hAnsi="Times New Roman"/>
+                <w:sz w:val="18"/>
+                <w:szCs w:val="18"/>
+                <w:lang w:val="en-GB" w:eastAsia="en-US"/>
+              </w:rPr>
+              <w:t xml:space="preserve"> “Profile”</w:t>
+            </w:r>
+          </w:p>
+        </w:tc>
+      </w:tr>
+      <w:tr>
+        <w:tc>
+          <w:tcPr>
+            <w:tcW w:w="2050" w:type="dxa"/>
+            <w:tcBorders>
+              <w:right w:val="single" w:sz="4" w:space="0" w:color="auto"/>
+            </w:tcBorders>
+            <w:shd w:val="pct25" w:color="auto" w:fill="auto"/>
+          </w:tcPr>
+          <w:p>
+            <w:pPr>
+              <w:pStyle w:val="BodyTextChar"/>
+              <w:rPr>
+                <w:rFonts w:ascii="Times New Roman" w:hAnsi="Times New Roman"/>
+                <w:b/>
+                <w:sz w:val="18"/>
+                <w:szCs w:val="18"/>
+              </w:rPr>
+            </w:pPr>
+            <w:proofErr w:type="spellStart"/>
+            <w:r>
+              <w:rPr>
+                <w:rFonts w:ascii="Times New Roman" w:hAnsi="Times New Roman"/>
+                <w:b/>
+                <w:sz w:val="18"/>
+                <w:szCs w:val="18"/>
+              </w:rPr>
+              <w:t>Risultati</w:t>
+            </w:r>
+            <w:proofErr w:type="spellEnd"/>
+            <w:r>
+              <w:rPr>
+                <w:rFonts w:ascii="Times New Roman" w:hAnsi="Times New Roman"/>
+                <w:b/>
+                <w:sz w:val="18"/>
+                <w:szCs w:val="18"/>
+              </w:rPr>
+              <w:t xml:space="preserve"> </w:t>
+            </w:r>
+            <w:proofErr w:type="spellStart"/>
+            <w:r>
+              <w:rPr>
+                <w:rFonts w:ascii="Times New Roman" w:hAnsi="Times New Roman"/>
+                <w:b/>
+                <w:sz w:val="18"/>
+                <w:szCs w:val="18"/>
+              </w:rPr>
+              <w:t>attesi</w:t>
+            </w:r>
+            <w:proofErr w:type="spellEnd"/>
+            <w:r>
+              <w:rPr>
+                <w:rFonts w:ascii="Times New Roman" w:hAnsi="Times New Roman"/>
+                <w:b/>
+                <w:sz w:val="18"/>
+                <w:szCs w:val="18"/>
+              </w:rPr>
+              <w:t>:</w:t>
+            </w:r>
+          </w:p>
+        </w:tc>
+        <w:tc>
+          <w:tcPr>
+            <w:tcW w:w="7471" w:type="dxa"/>
+            <w:gridSpan w:val="3"/>
+            <w:tcBorders>
+              <w:left w:val="single" w:sz="4" w:space="0" w:color="auto"/>
+            </w:tcBorders>
+          </w:tcPr>
+          <w:p>
+            <w:pPr>
+              <w:pStyle w:val="BodyTextChar"/>
+              <w:rPr>
+                <w:rFonts w:ascii="Times New Roman" w:hAnsi="Times New Roman"/>
+                <w:sz w:val="18"/>
+                <w:szCs w:val="18"/>
+                <w:lang w:val="it-IT"/>
+              </w:rPr>
+            </w:pPr>
+            <w:r>
+              <w:rPr>
+                <w:rFonts w:ascii="Times New Roman" w:hAnsi="Times New Roman"/>
+                <w:sz w:val="18"/>
+                <w:szCs w:val="18"/>
+                <w:lang w:val="it-IT"/>
+              </w:rPr>
+              <w:t xml:space="preserve">Una volta effettuato il </w:t>
+            </w:r>
+            <w:r>
+              <w:rPr>
+                <w:rFonts w:ascii="Times New Roman" w:hAnsi="Times New Roman"/>
+                <w:sz w:val="18"/>
+                <w:szCs w:val="18"/>
+                <w:lang w:val="it-IT"/>
+              </w:rPr>
+              <w:t>login con l’account interessato, deve essere possibile selezionare l’opzione “</w:t>
+            </w:r>
+            <w:proofErr w:type="spellStart"/>
+            <w:r>
+              <w:rPr>
+                <w:rFonts w:ascii="Times New Roman" w:hAnsi="Times New Roman"/>
+                <w:sz w:val="18"/>
+                <w:szCs w:val="18"/>
+                <w:lang w:val="it-IT"/>
+              </w:rPr>
+              <w:t>Profile</w:t>
+            </w:r>
+            <w:proofErr w:type="spellEnd"/>
+            <w:r>
+              <w:rPr>
+                <w:rFonts w:ascii="Times New Roman" w:hAnsi="Times New Roman"/>
+                <w:sz w:val="18"/>
+                <w:szCs w:val="18"/>
+                <w:lang w:val="it-IT"/>
+              </w:rPr>
+              <w:t xml:space="preserve">” dal menù a tendina </w:t>
+            </w:r>
+            <w:r>
+              <w:rPr>
+                <w:rFonts w:ascii="Times New Roman" w:hAnsi="Times New Roman"/>
+                <w:sz w:val="18"/>
+                <w:szCs w:val="18"/>
+                <w:lang w:val="it-IT"/>
+              </w:rPr>
+              <w:t>in alto a destra, una volta nella pagina di profilo deve essere possibile visualizzare le proprie informazioni.</w:t>
+            </w:r>
+          </w:p>
+        </w:tc>
+      </w:tr>
+    </w:tbl>
+    <w:p>
+      <w:pPr>
+        <w:rPr>
+          <w:lang w:val="it-IT"/>
+        </w:rPr>
+      </w:pPr>
+    </w:p>
+    <w:p>
+      <w:r>
+        <w:br w:type="page"/>
+      </w:r>
+    </w:p>
+    <w:tbl>
+      <w:tblPr>
+        <w:tblStyle w:val="Grigliatabella"/>
+        <w:tblW w:w="0" w:type="auto"/>
+        <w:tblLook w:val="04A0" w:firstRow="1" w:lastRow="0" w:firstColumn="1" w:lastColumn="0" w:noHBand="0" w:noVBand="1"/>
+      </w:tblPr>
+      <w:tblGrid>
+        <w:gridCol w:w="1010"/>
+        <w:gridCol w:w="1047"/>
+        <w:gridCol w:w="6246"/>
+        <w:gridCol w:w="1196"/>
+      </w:tblGrid>
+      <w:tr>
+        <w:tc>
+          <w:tcPr>
+            <w:tcW w:w="1010" w:type="dxa"/>
+            <w:shd w:val="clear" w:color="auto" w:fill="D9D9D9" w:themeFill="background1" w:themeFillShade="D9"/>
+            <w:vAlign w:val="center"/>
+          </w:tcPr>
+          <w:p>
+            <w:pPr>
+              <w:jc w:val="center"/>
+              <w:rPr>
+                <w:sz w:val="18"/>
+                <w:szCs w:val="18"/>
+                <w:lang w:val="it-IT"/>
+              </w:rPr>
+            </w:pPr>
+            <w:r>
+              <w:rPr>
+                <w:sz w:val="18"/>
+                <w:szCs w:val="18"/>
+                <w:lang w:val="it-IT"/>
+              </w:rPr>
+              <w:lastRenderedPageBreak/>
+              <w:t>Test Case</w:t>
+            </w:r>
+          </w:p>
+        </w:tc>
+        <w:tc>
+          <w:tcPr>
+            <w:tcW w:w="995" w:type="dxa"/>
+            <w:shd w:val="clear" w:color="auto" w:fill="D9D9D9" w:themeFill="background1" w:themeFillShade="D9"/>
+            <w:vAlign w:val="center"/>
+          </w:tcPr>
+          <w:p>
+            <w:pPr>
+              <w:jc w:val="center"/>
+              <w:rPr>
+                <w:sz w:val="18"/>
+                <w:szCs w:val="18"/>
+                <w:lang w:val="it-IT"/>
+              </w:rPr>
+            </w:pPr>
+            <w:r>
+              <w:rPr>
+                <w:sz w:val="18"/>
+                <w:szCs w:val="18"/>
+                <w:lang w:val="it-IT"/>
+              </w:rPr>
+              <w:t>Risultato</w:t>
+            </w:r>
+          </w:p>
+        </w:tc>
+        <w:tc>
+          <w:tcPr>
+            <w:tcW w:w="5376" w:type="dxa"/>
+            <w:shd w:val="clear" w:color="auto" w:fill="D9D9D9" w:themeFill="background1" w:themeFillShade="D9"/>
+            <w:vAlign w:val="center"/>
+          </w:tcPr>
+          <w:p>
+            <w:pPr>
+              <w:jc w:val="center"/>
+              <w:rPr>
+                <w:sz w:val="18"/>
+                <w:szCs w:val="18"/>
+                <w:lang w:val="it-IT"/>
+              </w:rPr>
+            </w:pPr>
+            <w:r>
+              <w:rPr>
+                <w:sz w:val="18"/>
+                <w:szCs w:val="18"/>
+                <w:lang w:val="it-IT"/>
+              </w:rPr>
+              <w:t>Descrizione</w:t>
+            </w:r>
+          </w:p>
+        </w:tc>
+        <w:tc>
+          <w:tcPr>
+            <w:tcW w:w="1196" w:type="dxa"/>
+            <w:shd w:val="clear" w:color="auto" w:fill="D9D9D9" w:themeFill="background1" w:themeFillShade="D9"/>
+            <w:vAlign w:val="center"/>
+          </w:tcPr>
+          <w:p>
+            <w:pPr>
+              <w:jc w:val="center"/>
+              <w:rPr>
+                <w:rFonts w:ascii="Arial" w:hAnsi="Arial" w:cs="Arial"/>
+                <w:sz w:val="18"/>
+                <w:szCs w:val="18"/>
+                <w:lang w:val="it-IT"/>
+              </w:rPr>
+            </w:pPr>
+            <w:r>
+              <w:rPr>
+                <w:rFonts w:ascii="Arial" w:hAnsi="Arial" w:cs="Arial"/>
+                <w:sz w:val="18"/>
+                <w:szCs w:val="18"/>
+                <w:lang w:val="it-IT"/>
+              </w:rPr>
+              <w:t>Periodicità</w:t>
+            </w:r>
+          </w:p>
+        </w:tc>
+      </w:tr>
+      <w:tr>
+        <w:tc>
+          <w:tcPr>
+            <w:tcW w:w="1010" w:type="dxa"/>
+            <w:vAlign w:val="center"/>
+          </w:tcPr>
+          <w:p>
+            <w:pPr>
+              <w:rPr>
+                <w:sz w:val="18"/>
+                <w:szCs w:val="18"/>
+                <w:lang w:val="it-IT"/>
+              </w:rPr>
+            </w:pPr>
+            <w:r>
+              <w:rPr>
+                <w:sz w:val="18"/>
+                <w:szCs w:val="18"/>
+                <w:lang w:val="it-IT"/>
+              </w:rPr>
+              <w:t>TC-001</w:t>
+            </w:r>
+          </w:p>
+        </w:tc>
+        <w:tc>
+          <w:tcPr>
+            <w:tcW w:w="995" w:type="dxa"/>
+            <w:shd w:val="clear" w:color="auto" w:fill="92D050"/>
+            <w:vAlign w:val="center"/>
+          </w:tcPr>
+          <w:p>
+            <w:pPr>
+              <w:rPr>
+                <w:sz w:val="18"/>
+                <w:szCs w:val="18"/>
+                <w:lang w:val="it-IT"/>
+              </w:rPr>
+            </w:pPr>
+            <w:r>
+              <w:rPr>
+                <w:sz w:val="18"/>
+                <w:szCs w:val="18"/>
+                <w:lang w:val="it-IT"/>
+              </w:rPr>
+              <w:t>RIUSCITO</w:t>
+            </w:r>
+          </w:p>
+        </w:tc>
+        <w:tc>
+          <w:tcPr>
+            <w:tcW w:w="5376" w:type="dxa"/>
+          </w:tcPr>
+          <w:p>
+            <w:pPr>
+              <w:rPr>
+                <w:sz w:val="18"/>
+                <w:szCs w:val="18"/>
+                <w:lang w:val="it-IT"/>
+              </w:rPr>
+            </w:pPr>
+            <w:r>
+              <w:rPr>
+                <w:sz w:val="18"/>
+                <w:szCs w:val="18"/>
+                <w:lang w:val="it-IT"/>
+              </w:rPr>
+              <w:t xml:space="preserve">Verificare il corretto funzionamento del </w:t>
+            </w:r>
+            <w:proofErr w:type="spellStart"/>
+            <w:r>
+              <w:rPr>
+                <w:sz w:val="18"/>
+                <w:szCs w:val="18"/>
+                <w:lang w:val="it-IT"/>
+              </w:rPr>
+              <w:t>sign</w:t>
+            </w:r>
+            <w:proofErr w:type="spellEnd"/>
+            <w:r>
+              <w:rPr>
+                <w:sz w:val="18"/>
+                <w:szCs w:val="18"/>
+                <w:lang w:val="it-IT"/>
+              </w:rPr>
+              <w:t xml:space="preserve"> up.</w:t>
+            </w:r>
+          </w:p>
+          <w:p>
+            <w:pPr>
+              <w:rPr>
+                <w:sz w:val="18"/>
+                <w:szCs w:val="18"/>
+                <w:lang w:val="it-IT"/>
+              </w:rPr>
+            </w:pPr>
+          </w:p>
+          <w:p>
+            <w:pPr>
+              <w:rPr>
+                <w:b/>
+                <w:bCs/>
+                <w:sz w:val="18"/>
+                <w:szCs w:val="18"/>
+                <w:lang w:val="it-IT"/>
+              </w:rPr>
+            </w:pPr>
+            <w:r>
+              <w:rPr>
+                <w:b/>
+                <w:bCs/>
+                <w:sz w:val="18"/>
+                <w:szCs w:val="18"/>
+                <w:lang w:val="it-IT"/>
+              </w:rPr>
+              <w:t>Risultato atteso</w:t>
+            </w:r>
+          </w:p>
+          <w:p>
+            <w:pPr>
+              <w:rPr>
+                <w:bCs/>
+                <w:sz w:val="18"/>
+                <w:szCs w:val="18"/>
+              </w:rPr>
+            </w:pPr>
+            <w:r>
+              <w:rPr>
+                <w:bCs/>
+                <w:sz w:val="18"/>
+                <w:szCs w:val="18"/>
+              </w:rPr>
+              <w:t>L</w:t>
+            </w:r>
+            <w:r>
+              <w:rPr>
+                <w:bCs/>
+                <w:sz w:val="18"/>
+                <w:szCs w:val="18"/>
+              </w:rPr>
+              <w:t>’utente creato in precedenza (</w:t>
+            </w:r>
+            <w:proofErr w:type="spellStart"/>
+            <w:r>
+              <w:rPr>
+                <w:bCs/>
+                <w:sz w:val="18"/>
+                <w:szCs w:val="18"/>
+              </w:rPr>
+              <w:t>sign</w:t>
+            </w:r>
+            <w:proofErr w:type="spellEnd"/>
+            <w:r>
+              <w:rPr>
+                <w:bCs/>
+                <w:sz w:val="18"/>
+                <w:szCs w:val="18"/>
+              </w:rPr>
+              <w:t xml:space="preserve"> up) deve essere in grado di poter effettuare il login correttamente.</w:t>
+            </w:r>
+          </w:p>
+          <w:p>
+            <w:pPr>
+              <w:rPr>
+                <w:bCs/>
+                <w:sz w:val="18"/>
+                <w:szCs w:val="18"/>
+              </w:rPr>
+            </w:pPr>
+          </w:p>
+          <w:p>
+            <w:pPr>
+              <w:rPr>
+                <w:b/>
+                <w:bCs/>
+                <w:sz w:val="18"/>
+                <w:szCs w:val="18"/>
+              </w:rPr>
+            </w:pPr>
+            <w:r>
+              <w:rPr>
+                <w:b/>
+                <w:bCs/>
+                <w:sz w:val="18"/>
+                <w:szCs w:val="18"/>
+              </w:rPr>
+              <w:t>Risultato effettivo</w:t>
+            </w:r>
+          </w:p>
+          <w:p>
+            <w:pPr>
+              <w:rPr>
+                <w:sz w:val="18"/>
+                <w:szCs w:val="18"/>
+              </w:rPr>
+            </w:pPr>
+            <w:r>
+              <w:rPr>
+                <w:sz w:val="18"/>
+                <w:szCs w:val="18"/>
+              </w:rPr>
+              <w:t xml:space="preserve">L’utente Test creato tramite il </w:t>
+            </w:r>
+            <w:proofErr w:type="spellStart"/>
+            <w:r>
+              <w:rPr>
+                <w:sz w:val="18"/>
+                <w:szCs w:val="18"/>
+              </w:rPr>
+              <w:t>sign</w:t>
+            </w:r>
+            <w:proofErr w:type="spellEnd"/>
+            <w:r>
+              <w:rPr>
+                <w:sz w:val="18"/>
+                <w:szCs w:val="18"/>
+              </w:rPr>
+              <w:t xml:space="preserve"> up, è correttamente riuscito a fare il login.</w:t>
+            </w:r>
+          </w:p>
+          <w:p>
+            <w:pPr>
+              <w:jc w:val="center"/>
+              <w:rPr>
+                <w:sz w:val="18"/>
+                <w:szCs w:val="18"/>
+              </w:rPr>
+            </w:pPr>
+            <w:r>
+              <w:rPr>
+                <w:noProof/>
+              </w:rPr>
+              <w:drawing>
+                <wp:inline distT="0" distB="0" distL="0" distR="0" wp14:anchorId="1E8A7496" wp14:editId="596E893D">
+                  <wp:extent cx="1924216" cy="2209772"/>
+                  <wp:effectExtent l="76200" t="95250" r="76200" b="95885"/>
+                  <wp:docPr id="5" name="Immagine 5"/>
+                  <wp:cNvGraphicFramePr>
+                    <a:graphicFrameLocks xmlns:a="http://schemas.openxmlformats.org/drawingml/2006/main" noChangeAspect="1"/>
+                  </wp:cNvGraphicFramePr>
+                  <a:graphic xmlns:a="http://schemas.openxmlformats.org/drawingml/2006/main">
+                    <a:graphicData uri="http://schemas.openxmlformats.org/drawingml/2006/picture">
+                      <pic:pic xmlns:pic="http://schemas.openxmlformats.org/drawingml/2006/picture">
+                        <pic:nvPicPr>
+                          <pic:cNvPr id="1" name=""/>
+                          <pic:cNvPicPr/>
+                        </pic:nvPicPr>
+                        <pic:blipFill>
+                          <a:blip r:embed="rId16"/>
+                          <a:stretch>
+                            <a:fillRect/>
+                          </a:stretch>
+                        </pic:blipFill>
+                        <pic:spPr>
+                          <a:xfrm>
+                            <a:off x="0" y="0"/>
+                            <a:ext cx="1971395" cy="2263952"/>
+                          </a:xfrm>
+                          <a:prstGeom prst="rect">
+                            <a:avLst/>
+                          </a:prstGeom>
+                          <a:effectLst>
+                            <a:outerShdw blurRad="63500" sx="102000" sy="102000" algn="ctr" rotWithShape="0">
+                              <a:prstClr val="black">
+                                <a:alpha val="40000"/>
+                              </a:prstClr>
+                            </a:outerShdw>
+                          </a:effectLst>
+                        </pic:spPr>
+                      </pic:pic>
+                    </a:graphicData>
+                  </a:graphic>
+                </wp:inline>
+              </w:drawing>
+            </w:r>
+          </w:p>
+          <w:p>
+            <w:pPr>
+              <w:rPr>
+                <w:sz w:val="18"/>
+                <w:szCs w:val="18"/>
+              </w:rPr>
+            </w:pPr>
+          </w:p>
+          <w:p>
+            <w:pPr>
+              <w:rPr>
+                <w:sz w:val="18"/>
+                <w:szCs w:val="18"/>
+                <w:lang w:val="it-IT"/>
+              </w:rPr>
+            </w:pPr>
+          </w:p>
+          <w:p>
+            <w:pPr>
+              <w:rPr>
+                <w:sz w:val="18"/>
+                <w:szCs w:val="18"/>
+                <w:lang w:val="it-IT"/>
+              </w:rPr>
+            </w:pPr>
+          </w:p>
+          <w:p>
+            <w:pPr>
+              <w:jc w:val="center"/>
+              <w:rPr>
+                <w:sz w:val="18"/>
+                <w:szCs w:val="18"/>
+                <w:lang w:val="it-IT"/>
+              </w:rPr>
+            </w:pPr>
+            <w:r>
+              <w:rPr>
+                <w:noProof/>
+              </w:rPr>
+              <w:drawing>
+                <wp:inline distT="0" distB="0" distL="0" distR="0" wp14:anchorId="6AC6BF62" wp14:editId="11366E19">
+                  <wp:extent cx="3641698" cy="605313"/>
+                  <wp:effectExtent l="95250" t="76200" r="92710" b="80645"/>
+                  <wp:docPr id="6" name="Immagine 6"/>
+                  <wp:cNvGraphicFramePr>
+                    <a:graphicFrameLocks xmlns:a="http://schemas.openxmlformats.org/drawingml/2006/main" noChangeAspect="1"/>
+                  </wp:cNvGraphicFramePr>
+                  <a:graphic xmlns:a="http://schemas.openxmlformats.org/drawingml/2006/main">
+                    <a:graphicData uri="http://schemas.openxmlformats.org/drawingml/2006/picture">
+                      <pic:pic xmlns:pic="http://schemas.openxmlformats.org/drawingml/2006/picture">
+                        <pic:nvPicPr>
+                          <pic:cNvPr id="1" name=""/>
+                          <pic:cNvPicPr/>
+                        </pic:nvPicPr>
+                        <pic:blipFill>
+                          <a:blip r:embed="rId17"/>
+                          <a:stretch>
+                            <a:fillRect/>
+                          </a:stretch>
+                        </pic:blipFill>
+                        <pic:spPr>
+                          <a:xfrm>
+                            <a:off x="0" y="0"/>
+                            <a:ext cx="3838907" cy="638093"/>
+                          </a:xfrm>
+                          <a:prstGeom prst="rect">
+                            <a:avLst/>
+                          </a:prstGeom>
+                          <a:effectLst>
+                            <a:outerShdw blurRad="63500" sx="102000" sy="102000" algn="ctr" rotWithShape="0">
+                              <a:prstClr val="black">
+                                <a:alpha val="40000"/>
+                              </a:prstClr>
+                            </a:outerShdw>
+                          </a:effectLst>
+                        </pic:spPr>
+                      </pic:pic>
+                    </a:graphicData>
+                  </a:graphic>
+                </wp:inline>
+              </w:drawing>
+            </w:r>
+          </w:p>
+          <w:p>
+            <w:pPr>
+              <w:rPr>
+                <w:sz w:val="18"/>
+                <w:szCs w:val="18"/>
+                <w:lang w:val="it-IT"/>
+              </w:rPr>
+            </w:pPr>
+          </w:p>
+          <w:p>
+            <w:pPr>
+              <w:rPr>
+                <w:sz w:val="18"/>
+                <w:szCs w:val="18"/>
+                <w:lang w:val="it-IT"/>
+              </w:rPr>
+            </w:pPr>
+          </w:p>
+          <w:p>
+            <w:pPr>
+              <w:rPr>
+                <w:sz w:val="18"/>
+                <w:szCs w:val="18"/>
+                <w:lang w:val="it-IT"/>
+              </w:rPr>
+            </w:pPr>
+          </w:p>
+          <w:p>
+            <w:pPr>
+              <w:rPr>
+                <w:sz w:val="18"/>
+                <w:szCs w:val="18"/>
+                <w:lang w:val="it-IT"/>
+              </w:rPr>
+            </w:pPr>
+          </w:p>
+        </w:tc>
+        <w:tc>
+          <w:tcPr>
+            <w:tcW w:w="1196" w:type="dxa"/>
+            <w:vAlign w:val="center"/>
+          </w:tcPr>
+          <w:p>
+            <w:pPr>
+              <w:keepNext/>
+              <w:jc w:val="center"/>
+              <w:rPr>
+                <w:sz w:val="18"/>
+                <w:szCs w:val="18"/>
+                <w:lang w:val="it-IT"/>
+              </w:rPr>
+            </w:pPr>
+            <w:r>
+              <w:rPr>
+                <w:sz w:val="18"/>
+                <w:szCs w:val="18"/>
+                <w:lang w:val="it-IT"/>
+              </w:rPr>
+              <w:t>Frequent</w:t>
+            </w:r>
+            <w:bookmarkStart w:id="13" w:name="_GoBack"/>
+            <w:bookmarkEnd w:id="13"/>
+            <w:r>
+              <w:rPr>
+                <w:sz w:val="18"/>
+                <w:szCs w:val="18"/>
+                <w:lang w:val="it-IT"/>
+              </w:rPr>
+              <w:t>e</w:t>
+            </w:r>
+          </w:p>
+        </w:tc>
+      </w:tr>
+    </w:tbl>
+    <w:p/>
+    <w:p/>
+    <w:tbl>
+      <w:tblPr>
+        <w:tblStyle w:val="Grigliatabella"/>
+        <w:tblW w:w="0" w:type="auto"/>
+        <w:tblLook w:val="04A0" w:firstRow="1" w:lastRow="0" w:firstColumn="1" w:lastColumn="0" w:noHBand="0" w:noVBand="1"/>
+      </w:tblPr>
+      <w:tblGrid>
+        <w:gridCol w:w="880"/>
+        <w:gridCol w:w="1047"/>
+        <w:gridCol w:w="6546"/>
+        <w:gridCol w:w="1155"/>
+      </w:tblGrid>
+      <w:tr>
+        <w:tc>
+          <w:tcPr>
+            <w:tcW w:w="1010" w:type="dxa"/>
+            <w:shd w:val="clear" w:color="auto" w:fill="D9D9D9" w:themeFill="background1" w:themeFillShade="D9"/>
+            <w:vAlign w:val="center"/>
+          </w:tcPr>
+          <w:p>
+            <w:pPr>
+              <w:jc w:val="center"/>
+              <w:rPr>
+                <w:sz w:val="18"/>
+                <w:szCs w:val="18"/>
+                <w:lang w:val="it-IT"/>
+              </w:rPr>
+            </w:pPr>
+            <w:bookmarkStart w:id="14" w:name="_Hlk194479733"/>
+            <w:r>
+              <w:rPr>
+                <w:sz w:val="18"/>
+                <w:szCs w:val="18"/>
+                <w:lang w:val="it-IT"/>
+              </w:rPr>
+              <w:t>Test Case</w:t>
+            </w:r>
+          </w:p>
+        </w:tc>
+        <w:tc>
+          <w:tcPr>
+            <w:tcW w:w="1047" w:type="dxa"/>
+            <w:shd w:val="clear" w:color="auto" w:fill="D9D9D9" w:themeFill="background1" w:themeFillShade="D9"/>
+            <w:vAlign w:val="center"/>
+          </w:tcPr>
+          <w:p>
+            <w:pPr>
+              <w:jc w:val="center"/>
+              <w:rPr>
+                <w:sz w:val="18"/>
+                <w:szCs w:val="18"/>
+                <w:lang w:val="it-IT"/>
+              </w:rPr>
+            </w:pPr>
+            <w:r>
+              <w:rPr>
+                <w:sz w:val="18"/>
+                <w:szCs w:val="18"/>
+                <w:lang w:val="it-IT"/>
+              </w:rPr>
+              <w:t>Risultato</w:t>
+            </w:r>
+          </w:p>
+        </w:tc>
+        <w:tc>
+          <w:tcPr>
+            <w:tcW w:w="5376" w:type="dxa"/>
+            <w:shd w:val="clear" w:color="auto" w:fill="D9D9D9" w:themeFill="background1" w:themeFillShade="D9"/>
+            <w:vAlign w:val="center"/>
+          </w:tcPr>
+          <w:p>
+            <w:pPr>
+              <w:jc w:val="center"/>
+              <w:rPr>
+                <w:sz w:val="18"/>
+                <w:szCs w:val="18"/>
+                <w:lang w:val="it-IT"/>
+              </w:rPr>
+            </w:pPr>
+            <w:r>
+              <w:rPr>
+                <w:sz w:val="18"/>
+                <w:szCs w:val="18"/>
+                <w:lang w:val="it-IT"/>
+              </w:rPr>
+              <w:t>Descrizione</w:t>
+            </w:r>
+          </w:p>
+        </w:tc>
+        <w:tc>
+          <w:tcPr>
+            <w:tcW w:w="1196" w:type="dxa"/>
+            <w:shd w:val="clear" w:color="auto" w:fill="D9D9D9" w:themeFill="background1" w:themeFillShade="D9"/>
+            <w:vAlign w:val="center"/>
+          </w:tcPr>
+          <w:p>
+            <w:pPr>
+              <w:jc w:val="center"/>
+              <w:rPr>
+                <w:rFonts w:ascii="Arial" w:hAnsi="Arial" w:cs="Arial"/>
+                <w:sz w:val="18"/>
+                <w:szCs w:val="18"/>
+                <w:lang w:val="it-IT"/>
+              </w:rPr>
+            </w:pPr>
+            <w:r>
+              <w:rPr>
+                <w:rFonts w:ascii="Arial" w:hAnsi="Arial" w:cs="Arial"/>
+                <w:sz w:val="18"/>
+                <w:szCs w:val="18"/>
+                <w:lang w:val="it-IT"/>
+              </w:rPr>
+              <w:t>Periodicità</w:t>
+            </w:r>
+          </w:p>
+        </w:tc>
+      </w:tr>
+      <w:tr>
+        <w:tc>
+          <w:tcPr>
+            <w:tcW w:w="1010" w:type="dxa"/>
+            <w:vAlign w:val="center"/>
+          </w:tcPr>
+          <w:p>
+            <w:pPr>
+              <w:rPr>
+                <w:sz w:val="18"/>
+                <w:szCs w:val="18"/>
+                <w:lang w:val="it-IT"/>
+              </w:rPr>
+            </w:pPr>
+            <w:r>
+              <w:rPr>
+                <w:sz w:val="18"/>
+                <w:szCs w:val="18"/>
+                <w:lang w:val="it-IT"/>
+              </w:rPr>
+              <w:t>TC-00</w:t>
+            </w:r>
+            <w:r>
+              <w:rPr>
+                <w:sz w:val="18"/>
+                <w:szCs w:val="18"/>
+                <w:lang w:val="it-IT"/>
+              </w:rPr>
+              <w:t>2</w:t>
+            </w:r>
+          </w:p>
+        </w:tc>
+        <w:tc>
+          <w:tcPr>
+            <w:tcW w:w="1047" w:type="dxa"/>
+            <w:shd w:val="clear" w:color="auto" w:fill="92D050"/>
+            <w:vAlign w:val="center"/>
+          </w:tcPr>
+          <w:p>
+            <w:pPr>
+              <w:rPr>
+                <w:sz w:val="18"/>
+                <w:szCs w:val="18"/>
+                <w:lang w:val="it-IT"/>
+              </w:rPr>
+            </w:pPr>
+            <w:r>
+              <w:rPr>
+                <w:sz w:val="18"/>
+                <w:szCs w:val="18"/>
+                <w:lang w:val="it-IT"/>
+              </w:rPr>
+              <w:t>RIUSCITO</w:t>
+            </w:r>
+          </w:p>
+        </w:tc>
+        <w:tc>
+          <w:tcPr>
+            <w:tcW w:w="5376" w:type="dxa"/>
+          </w:tcPr>
+          <w:p>
+            <w:pPr>
+              <w:rPr>
+                <w:sz w:val="18"/>
+                <w:szCs w:val="18"/>
+                <w:lang w:val="it-IT"/>
+              </w:rPr>
+            </w:pPr>
+            <w:r>
+              <w:rPr>
+                <w:sz w:val="18"/>
+                <w:szCs w:val="18"/>
+                <w:lang w:val="it-IT"/>
+              </w:rPr>
+              <w:t>Verificare il corretto funzionamento del login.</w:t>
+            </w:r>
+          </w:p>
+          <w:p>
+            <w:pPr>
+              <w:rPr>
+                <w:sz w:val="18"/>
+                <w:szCs w:val="18"/>
+                <w:lang w:val="it-IT"/>
+              </w:rPr>
+            </w:pPr>
+          </w:p>
+          <w:p>
+            <w:pPr>
+              <w:rPr>
+                <w:b/>
+                <w:bCs/>
+                <w:sz w:val="18"/>
+                <w:szCs w:val="18"/>
+                <w:lang w:val="it-IT"/>
+              </w:rPr>
+            </w:pPr>
+            <w:r>
+              <w:rPr>
+                <w:b/>
+                <w:bCs/>
+                <w:sz w:val="18"/>
+                <w:szCs w:val="18"/>
+                <w:lang w:val="it-IT"/>
+              </w:rPr>
+              <w:t>Risultato atteso</w:t>
+            </w:r>
+          </w:p>
+          <w:p>
+            <w:pPr>
+              <w:rPr>
+                <w:bCs/>
+                <w:sz w:val="18"/>
+                <w:szCs w:val="18"/>
+              </w:rPr>
+            </w:pPr>
+            <w:r>
+              <w:rPr>
+                <w:bCs/>
+                <w:sz w:val="18"/>
+                <w:szCs w:val="18"/>
+              </w:rPr>
+              <w:t>Si deve essere in grado di effettuare il login con un utente presente all’interno del database.</w:t>
+            </w:r>
+          </w:p>
+          <w:p>
+            <w:pPr>
+              <w:rPr>
+                <w:bCs/>
+                <w:sz w:val="18"/>
+                <w:szCs w:val="18"/>
+              </w:rPr>
+            </w:pPr>
+          </w:p>
+          <w:p>
+            <w:pPr>
+              <w:rPr>
+                <w:b/>
+                <w:bCs/>
+                <w:sz w:val="18"/>
+                <w:szCs w:val="18"/>
+              </w:rPr>
+            </w:pPr>
+            <w:r>
+              <w:rPr>
+                <w:b/>
+                <w:bCs/>
+                <w:sz w:val="18"/>
+                <w:szCs w:val="18"/>
+              </w:rPr>
+              <w:t>Risultato effettivo</w:t>
+            </w:r>
+          </w:p>
+          <w:p>
+            <w:pPr>
+              <w:rPr>
+                <w:sz w:val="18"/>
+                <w:szCs w:val="18"/>
+              </w:rPr>
+            </w:pPr>
+            <w:r>
+              <w:rPr>
+                <w:sz w:val="18"/>
+                <w:szCs w:val="18"/>
+              </w:rPr>
+              <w:t xml:space="preserve">Il login effettuato con l’utente </w:t>
+            </w:r>
+            <w:r>
+              <w:rPr>
+                <w:sz w:val="18"/>
+                <w:szCs w:val="18"/>
+              </w:rPr>
+              <w:t>Test</w:t>
+            </w:r>
+            <w:r>
+              <w:rPr>
+                <w:sz w:val="18"/>
+                <w:szCs w:val="18"/>
+              </w:rPr>
+              <w:t xml:space="preserve"> è</w:t>
+            </w:r>
+            <w:r>
+              <w:rPr>
+                <w:sz w:val="18"/>
+                <w:szCs w:val="18"/>
+              </w:rPr>
+              <w:t xml:space="preserve"> andato a buon termine.</w:t>
+            </w:r>
+          </w:p>
+          <w:p>
+            <w:pPr>
+              <w:jc w:val="center"/>
+              <w:rPr>
+                <w:sz w:val="18"/>
+                <w:szCs w:val="18"/>
+              </w:rPr>
+            </w:pPr>
+          </w:p>
+          <w:p>
+            <w:pPr>
+              <w:rPr>
+                <w:sz w:val="18"/>
+                <w:szCs w:val="18"/>
+                <w:lang w:val="it-IT"/>
+              </w:rPr>
+            </w:pPr>
+          </w:p>
+          <w:p>
+            <w:pPr>
+              <w:jc w:val="center"/>
+              <w:rPr>
+                <w:sz w:val="18"/>
+                <w:szCs w:val="18"/>
+                <w:lang w:val="it-IT"/>
+              </w:rPr>
+            </w:pPr>
+            <w:r>
+              <w:rPr>
+                <w:noProof/>
+              </w:rPr>
+              <w:drawing>
+                <wp:inline distT="0" distB="0" distL="0" distR="0" wp14:anchorId="52268422" wp14:editId="6A5AA013">
+                  <wp:extent cx="1924215" cy="1127404"/>
+                  <wp:effectExtent l="76200" t="76200" r="76200" b="73025"/>
+                  <wp:docPr id="10" name="Immagine 10"/>
+                  <wp:cNvGraphicFramePr>
+                    <a:graphicFrameLocks xmlns:a="http://schemas.openxmlformats.org/drawingml/2006/main" noChangeAspect="1"/>
+                  </wp:cNvGraphicFramePr>
+                  <a:graphic xmlns:a="http://schemas.openxmlformats.org/drawingml/2006/main">
+                    <a:graphicData uri="http://schemas.openxmlformats.org/drawingml/2006/picture">
+                      <pic:pic xmlns:pic="http://schemas.openxmlformats.org/drawingml/2006/picture">
+                        <pic:nvPicPr>
+                          <pic:cNvPr id="1" name=""/>
+                          <pic:cNvPicPr/>
+                        </pic:nvPicPr>
+                        <pic:blipFill>
+                          <a:blip r:embed="rId18"/>
+                          <a:stretch>
+                            <a:fillRect/>
+                          </a:stretch>
+                        </pic:blipFill>
+                        <pic:spPr>
+                          <a:xfrm>
+                            <a:off x="0" y="0"/>
+                            <a:ext cx="1934026" cy="1133152"/>
+                          </a:xfrm>
+                          <a:prstGeom prst="rect">
+                            <a:avLst/>
+                          </a:prstGeom>
+                          <a:effectLst>
+                            <a:outerShdw blurRad="63500" sx="102000" sy="102000" algn="ctr" rotWithShape="0">
+                              <a:prstClr val="black">
+                                <a:alpha val="40000"/>
+                              </a:prstClr>
+                            </a:outerShdw>
+                          </a:effectLst>
+                        </pic:spPr>
+                      </pic:pic>
+                    </a:graphicData>
+                  </a:graphic>
+                </wp:inline>
+              </w:drawing>
+            </w:r>
+          </w:p>
+          <w:p>
+            <w:pPr>
+              <w:jc w:val="center"/>
+              <w:rPr>
+                <w:sz w:val="18"/>
+                <w:szCs w:val="18"/>
+                <w:lang w:val="it-IT"/>
+              </w:rPr>
+            </w:pPr>
+          </w:p>
+        </w:tc>
+        <w:tc>
+          <w:tcPr>
+            <w:tcW w:w="1196" w:type="dxa"/>
+            <w:vAlign w:val="center"/>
+          </w:tcPr>
+          <w:p>
+            <w:pPr>
+              <w:keepNext/>
+              <w:jc w:val="center"/>
+              <w:rPr>
+                <w:sz w:val="18"/>
+                <w:szCs w:val="18"/>
+                <w:lang w:val="it-IT"/>
+              </w:rPr>
+            </w:pPr>
+            <w:r>
+              <w:rPr>
+                <w:sz w:val="18"/>
+                <w:szCs w:val="18"/>
+                <w:lang w:val="it-IT"/>
+              </w:rPr>
+              <w:t>Frequente</w:t>
+            </w:r>
+          </w:p>
+        </w:tc>
+      </w:tr>
+      <w:bookmarkEnd w:id="14"/>
+      <w:tr>
+        <w:tc>
+          <w:tcPr>
+            <w:tcW w:w="1010" w:type="dxa"/>
+            <w:shd w:val="clear" w:color="auto" w:fill="D9D9D9" w:themeFill="background1" w:themeFillShade="D9"/>
+            <w:vAlign w:val="center"/>
+          </w:tcPr>
+          <w:p>
+            <w:pPr>
+              <w:jc w:val="center"/>
+              <w:rPr>
+                <w:sz w:val="18"/>
+                <w:szCs w:val="18"/>
+                <w:lang w:val="it-IT"/>
+              </w:rPr>
+            </w:pPr>
+            <w:r>
+              <w:rPr>
+                <w:sz w:val="18"/>
+                <w:szCs w:val="18"/>
+                <w:lang w:val="it-IT"/>
+              </w:rPr>
+              <w:lastRenderedPageBreak/>
+              <w:t>Test Case</w:t>
+            </w:r>
+          </w:p>
+        </w:tc>
+        <w:tc>
+          <w:tcPr>
+            <w:tcW w:w="1047" w:type="dxa"/>
+            <w:shd w:val="clear" w:color="auto" w:fill="D9D9D9" w:themeFill="background1" w:themeFillShade="D9"/>
+            <w:vAlign w:val="center"/>
+          </w:tcPr>
+          <w:p>
+            <w:pPr>
+              <w:jc w:val="center"/>
+              <w:rPr>
+                <w:sz w:val="18"/>
+                <w:szCs w:val="18"/>
+                <w:lang w:val="it-IT"/>
+              </w:rPr>
+            </w:pPr>
+            <w:r>
+              <w:rPr>
+                <w:sz w:val="18"/>
+                <w:szCs w:val="18"/>
+                <w:lang w:val="it-IT"/>
+              </w:rPr>
+              <w:t>Risultato</w:t>
+            </w:r>
+          </w:p>
+        </w:tc>
+        <w:tc>
+          <w:tcPr>
+            <w:tcW w:w="5376" w:type="dxa"/>
+            <w:shd w:val="clear" w:color="auto" w:fill="D9D9D9" w:themeFill="background1" w:themeFillShade="D9"/>
+            <w:vAlign w:val="center"/>
+          </w:tcPr>
+          <w:p>
+            <w:pPr>
+              <w:jc w:val="center"/>
+              <w:rPr>
+                <w:sz w:val="18"/>
+                <w:szCs w:val="18"/>
+                <w:lang w:val="it-IT"/>
+              </w:rPr>
+            </w:pPr>
+            <w:r>
+              <w:rPr>
+                <w:sz w:val="18"/>
+                <w:szCs w:val="18"/>
+                <w:lang w:val="it-IT"/>
+              </w:rPr>
+              <w:t>Descrizione</w:t>
+            </w:r>
+          </w:p>
+        </w:tc>
+        <w:tc>
+          <w:tcPr>
+            <w:tcW w:w="1196" w:type="dxa"/>
+            <w:shd w:val="clear" w:color="auto" w:fill="D9D9D9" w:themeFill="background1" w:themeFillShade="D9"/>
+            <w:vAlign w:val="center"/>
+          </w:tcPr>
+          <w:p>
+            <w:pPr>
+              <w:jc w:val="center"/>
+              <w:rPr>
+                <w:rFonts w:ascii="Arial" w:hAnsi="Arial" w:cs="Arial"/>
+                <w:sz w:val="18"/>
+                <w:szCs w:val="18"/>
+                <w:lang w:val="it-IT"/>
+              </w:rPr>
+            </w:pPr>
+            <w:r>
+              <w:rPr>
+                <w:rFonts w:ascii="Arial" w:hAnsi="Arial" w:cs="Arial"/>
+                <w:sz w:val="18"/>
+                <w:szCs w:val="18"/>
+                <w:lang w:val="it-IT"/>
+              </w:rPr>
+              <w:t>Periodicità</w:t>
+            </w:r>
+          </w:p>
+        </w:tc>
+      </w:tr>
+      <w:tr>
+        <w:tc>
+          <w:tcPr>
+            <w:tcW w:w="1010" w:type="dxa"/>
+            <w:vAlign w:val="center"/>
+          </w:tcPr>
+          <w:p>
+            <w:pPr>
+              <w:rPr>
+                <w:sz w:val="18"/>
+                <w:szCs w:val="18"/>
+                <w:lang w:val="it-IT"/>
+              </w:rPr>
+            </w:pPr>
+            <w:r>
+              <w:rPr>
+                <w:sz w:val="18"/>
+                <w:szCs w:val="18"/>
+                <w:lang w:val="it-IT"/>
+              </w:rPr>
+              <w:t>TC-00</w:t>
+            </w:r>
+            <w:r>
+              <w:rPr>
+                <w:sz w:val="18"/>
+                <w:szCs w:val="18"/>
+                <w:lang w:val="it-IT"/>
+              </w:rPr>
+              <w:t>3</w:t>
+            </w:r>
+          </w:p>
+        </w:tc>
+        <w:tc>
+          <w:tcPr>
+            <w:tcW w:w="1047" w:type="dxa"/>
+            <w:shd w:val="clear" w:color="auto" w:fill="92D050"/>
+            <w:vAlign w:val="center"/>
+          </w:tcPr>
+          <w:p>
+            <w:pPr>
+              <w:rPr>
+                <w:sz w:val="18"/>
+                <w:szCs w:val="18"/>
+                <w:lang w:val="it-IT"/>
+              </w:rPr>
+            </w:pPr>
+            <w:r>
+              <w:rPr>
+                <w:sz w:val="18"/>
+                <w:szCs w:val="18"/>
+                <w:lang w:val="it-IT"/>
+              </w:rPr>
+              <w:t>RIUSCITO</w:t>
+            </w:r>
+          </w:p>
+        </w:tc>
+        <w:tc>
+          <w:tcPr>
+            <w:tcW w:w="5376" w:type="dxa"/>
+          </w:tcPr>
+          <w:p>
+            <w:pPr>
+              <w:rPr>
+                <w:sz w:val="18"/>
+                <w:szCs w:val="18"/>
+                <w:lang w:val="it-IT"/>
+              </w:rPr>
+            </w:pPr>
+            <w:r>
+              <w:rPr>
+                <w:rFonts w:eastAsiaTheme="minorHAnsi"/>
+                <w:sz w:val="18"/>
+                <w:szCs w:val="18"/>
+                <w:lang w:val="it-IT"/>
+              </w:rPr>
+              <w:t>Visualizzazione pagina gestione prodotti</w:t>
+            </w:r>
+            <w:r>
+              <w:rPr>
+                <w:sz w:val="18"/>
+                <w:szCs w:val="18"/>
+                <w:lang w:val="it-IT"/>
+              </w:rPr>
+              <w:t>.</w:t>
+            </w:r>
+          </w:p>
+          <w:p>
+            <w:pPr>
+              <w:rPr>
+                <w:sz w:val="18"/>
+                <w:szCs w:val="18"/>
+                <w:lang w:val="it-IT"/>
+              </w:rPr>
+            </w:pPr>
+          </w:p>
+          <w:p>
+            <w:pPr>
+              <w:rPr>
+                <w:b/>
+                <w:bCs/>
+                <w:sz w:val="18"/>
+                <w:szCs w:val="18"/>
+                <w:lang w:val="it-IT"/>
+              </w:rPr>
+            </w:pPr>
+            <w:r>
+              <w:rPr>
+                <w:b/>
+                <w:bCs/>
+                <w:sz w:val="18"/>
+                <w:szCs w:val="18"/>
+                <w:lang w:val="it-IT"/>
+              </w:rPr>
+              <w:t>Risultato atteso</w:t>
+            </w:r>
+          </w:p>
+          <w:p>
+            <w:pPr>
+              <w:rPr>
+                <w:bCs/>
+                <w:sz w:val="18"/>
+                <w:szCs w:val="18"/>
+              </w:rPr>
+            </w:pPr>
+            <w:r>
+              <w:rPr>
+                <w:bCs/>
+                <w:sz w:val="18"/>
+                <w:szCs w:val="18"/>
+              </w:rPr>
+              <w:t>Dopo aver effettuato il login come vendor, si deve poter visualizzare la pagina di gestione prodotti.</w:t>
+            </w:r>
+          </w:p>
+          <w:p>
+            <w:pPr>
+              <w:rPr>
+                <w:bCs/>
+                <w:sz w:val="18"/>
+                <w:szCs w:val="18"/>
+              </w:rPr>
+            </w:pPr>
+          </w:p>
+          <w:p>
+            <w:pPr>
+              <w:rPr>
+                <w:b/>
+                <w:bCs/>
+                <w:sz w:val="18"/>
+                <w:szCs w:val="18"/>
+              </w:rPr>
+            </w:pPr>
+            <w:r>
+              <w:rPr>
+                <w:b/>
+                <w:bCs/>
+                <w:sz w:val="18"/>
+                <w:szCs w:val="18"/>
+              </w:rPr>
+              <w:t>Risultato effettivo</w:t>
+            </w:r>
+          </w:p>
+          <w:p>
+            <w:pPr>
+              <w:rPr>
+                <w:bCs/>
+                <w:sz w:val="18"/>
+                <w:szCs w:val="18"/>
+              </w:rPr>
+            </w:pPr>
+            <w:r>
+              <w:rPr>
+                <w:bCs/>
+                <w:sz w:val="18"/>
+                <w:szCs w:val="18"/>
+              </w:rPr>
+              <w:t>In seguito del login come vendor, è possibile visualizzare la pagina di gestione dei prodotti.</w:t>
+            </w:r>
+          </w:p>
+          <w:p>
+            <w:pPr>
+              <w:jc w:val="center"/>
+              <w:rPr>
+                <w:sz w:val="18"/>
+                <w:szCs w:val="18"/>
+                <w:lang w:val="it-IT"/>
+              </w:rPr>
+            </w:pPr>
+            <w:r>
+              <w:rPr>
+                <w:noProof/>
+              </w:rPr>
+              <w:drawing>
+                <wp:inline distT="0" distB="0" distL="0" distR="0" wp14:anchorId="0CA86B7E" wp14:editId="1F45855C">
+                  <wp:extent cx="3838105" cy="1440384"/>
+                  <wp:effectExtent l="95250" t="95250" r="86360" b="102870"/>
+                  <wp:docPr id="15" name="Immagine 15"/>
+                  <wp:cNvGraphicFramePr>
+                    <a:graphicFrameLocks xmlns:a="http://schemas.openxmlformats.org/drawingml/2006/main" noChangeAspect="1"/>
+                  </wp:cNvGraphicFramePr>
+                  <a:graphic xmlns:a="http://schemas.openxmlformats.org/drawingml/2006/main">
+                    <a:graphicData uri="http://schemas.openxmlformats.org/drawingml/2006/picture">
+                      <pic:pic xmlns:pic="http://schemas.openxmlformats.org/drawingml/2006/picture">
+                        <pic:nvPicPr>
+                          <pic:cNvPr id="1" name=""/>
+                          <pic:cNvPicPr/>
+                        </pic:nvPicPr>
+                        <pic:blipFill>
+                          <a:blip r:embed="rId19"/>
+                          <a:stretch>
+                            <a:fillRect/>
+                          </a:stretch>
+                        </pic:blipFill>
+                        <pic:spPr>
+                          <a:xfrm>
+                            <a:off x="0" y="0"/>
+                            <a:ext cx="3862002" cy="1449352"/>
+                          </a:xfrm>
+                          <a:prstGeom prst="rect">
+                            <a:avLst/>
+                          </a:prstGeom>
+                          <a:effectLst>
+                            <a:outerShdw blurRad="63500" sx="102000" sy="102000" algn="ctr" rotWithShape="0">
+                              <a:prstClr val="black">
+                                <a:alpha val="40000"/>
+                              </a:prstClr>
+                            </a:outerShdw>
+                          </a:effectLst>
+                        </pic:spPr>
+                      </pic:pic>
+                    </a:graphicData>
+                  </a:graphic>
+                </wp:inline>
+              </w:drawing>
+            </w:r>
+          </w:p>
+          <w:p>
+            <w:pPr>
+              <w:jc w:val="center"/>
+              <w:rPr>
+                <w:sz w:val="18"/>
+                <w:szCs w:val="18"/>
+                <w:lang w:val="it-IT"/>
+              </w:rPr>
+            </w:pPr>
+          </w:p>
+          <w:p>
+            <w:pPr>
+              <w:rPr>
+                <w:sz w:val="18"/>
+                <w:szCs w:val="18"/>
+                <w:lang w:val="it-IT"/>
+              </w:rPr>
+            </w:pPr>
+          </w:p>
+          <w:p>
+            <w:pPr>
+              <w:rPr>
+                <w:sz w:val="18"/>
+                <w:szCs w:val="18"/>
+                <w:lang w:val="it-IT"/>
+              </w:rPr>
+            </w:pPr>
+          </w:p>
+        </w:tc>
+        <w:tc>
+          <w:tcPr>
+            <w:tcW w:w="1196" w:type="dxa"/>
+            <w:vAlign w:val="center"/>
+          </w:tcPr>
+          <w:p>
+            <w:pPr>
+              <w:keepNext/>
+              <w:jc w:val="center"/>
+              <w:rPr>
+                <w:sz w:val="18"/>
+                <w:szCs w:val="18"/>
+                <w:lang w:val="it-IT"/>
+              </w:rPr>
+            </w:pPr>
+            <w:r>
+              <w:rPr>
+                <w:sz w:val="18"/>
+                <w:szCs w:val="18"/>
+                <w:lang w:val="it-IT"/>
+              </w:rPr>
+              <w:t>Frequente</w:t>
+            </w:r>
+          </w:p>
+        </w:tc>
+      </w:tr>
+    </w:tbl>
+    <w:p/>
+    <w:tbl>
+      <w:tblPr>
+        <w:tblStyle w:val="Grigliatabella"/>
+        <w:tblW w:w="0" w:type="auto"/>
+        <w:tblLook w:val="04A0" w:firstRow="1" w:lastRow="0" w:firstColumn="1" w:lastColumn="0" w:noHBand="0" w:noVBand="1"/>
+      </w:tblPr>
+      <w:tblGrid>
+        <w:gridCol w:w="788"/>
+        <w:gridCol w:w="1047"/>
+        <w:gridCol w:w="6666"/>
+        <w:gridCol w:w="1127"/>
+      </w:tblGrid>
+      <w:tr>
+        <w:tc>
+          <w:tcPr>
+            <w:tcW w:w="1010" w:type="dxa"/>
+            <w:shd w:val="clear" w:color="auto" w:fill="D9D9D9" w:themeFill="background1" w:themeFillShade="D9"/>
+            <w:vAlign w:val="center"/>
+          </w:tcPr>
+          <w:p>
+            <w:pPr>
+              <w:jc w:val="center"/>
+              <w:rPr>
+                <w:sz w:val="18"/>
+                <w:szCs w:val="18"/>
+                <w:lang w:val="it-IT"/>
+              </w:rPr>
+            </w:pPr>
+            <w:r>
+              <w:rPr>
+                <w:sz w:val="18"/>
+                <w:szCs w:val="18"/>
+                <w:lang w:val="it-IT"/>
+              </w:rPr>
+              <w:t>Test Case</w:t>
+            </w:r>
+          </w:p>
+        </w:tc>
+        <w:tc>
+          <w:tcPr>
+            <w:tcW w:w="1047" w:type="dxa"/>
+            <w:shd w:val="clear" w:color="auto" w:fill="D9D9D9" w:themeFill="background1" w:themeFillShade="D9"/>
+            <w:vAlign w:val="center"/>
+          </w:tcPr>
+          <w:p>
+            <w:pPr>
+              <w:jc w:val="center"/>
+              <w:rPr>
+                <w:sz w:val="18"/>
+                <w:szCs w:val="18"/>
+                <w:lang w:val="it-IT"/>
+              </w:rPr>
+            </w:pPr>
+            <w:r>
+              <w:rPr>
+                <w:sz w:val="18"/>
+                <w:szCs w:val="18"/>
+                <w:lang w:val="it-IT"/>
+              </w:rPr>
+              <w:t>Risultato</w:t>
+            </w:r>
+          </w:p>
+        </w:tc>
+        <w:tc>
+          <w:tcPr>
+            <w:tcW w:w="5376" w:type="dxa"/>
+            <w:shd w:val="clear" w:color="auto" w:fill="D9D9D9" w:themeFill="background1" w:themeFillShade="D9"/>
+            <w:vAlign w:val="center"/>
+          </w:tcPr>
+          <w:p>
+            <w:pPr>
+              <w:jc w:val="center"/>
+              <w:rPr>
+                <w:sz w:val="18"/>
+                <w:szCs w:val="18"/>
+                <w:lang w:val="it-IT"/>
+              </w:rPr>
+            </w:pPr>
+            <w:r>
+              <w:rPr>
+                <w:sz w:val="18"/>
+                <w:szCs w:val="18"/>
+                <w:lang w:val="it-IT"/>
+              </w:rPr>
+              <w:t>Descrizione</w:t>
+            </w:r>
+          </w:p>
+        </w:tc>
+        <w:tc>
+          <w:tcPr>
+            <w:tcW w:w="1196" w:type="dxa"/>
+            <w:shd w:val="clear" w:color="auto" w:fill="D9D9D9" w:themeFill="background1" w:themeFillShade="D9"/>
+            <w:vAlign w:val="center"/>
+          </w:tcPr>
+          <w:p>
+            <w:pPr>
+              <w:jc w:val="center"/>
+              <w:rPr>
+                <w:rFonts w:ascii="Arial" w:hAnsi="Arial" w:cs="Arial"/>
+                <w:sz w:val="18"/>
+                <w:szCs w:val="18"/>
+                <w:lang w:val="it-IT"/>
+              </w:rPr>
+            </w:pPr>
+            <w:r>
+              <w:rPr>
+                <w:rFonts w:ascii="Arial" w:hAnsi="Arial" w:cs="Arial"/>
+                <w:sz w:val="18"/>
+                <w:szCs w:val="18"/>
+                <w:lang w:val="it-IT"/>
+              </w:rPr>
+              <w:t>Periodicità</w:t>
+            </w:r>
+          </w:p>
+        </w:tc>
+      </w:tr>
+      <w:tr>
+        <w:tc>
+          <w:tcPr>
+            <w:tcW w:w="1010" w:type="dxa"/>
+            <w:vAlign w:val="center"/>
+          </w:tcPr>
+          <w:p>
+            <w:pPr>
+              <w:rPr>
+                <w:sz w:val="18"/>
+                <w:szCs w:val="18"/>
+                <w:lang w:val="it-IT"/>
+              </w:rPr>
+            </w:pPr>
+            <w:r>
+              <w:rPr>
+                <w:sz w:val="18"/>
+                <w:szCs w:val="18"/>
+                <w:lang w:val="it-IT"/>
+              </w:rPr>
+              <w:t>TC-00</w:t>
+            </w:r>
+            <w:r>
+              <w:rPr>
+                <w:sz w:val="18"/>
+                <w:szCs w:val="18"/>
+                <w:lang w:val="it-IT"/>
+              </w:rPr>
+              <w:t>4</w:t>
+            </w:r>
+          </w:p>
+        </w:tc>
+        <w:tc>
+          <w:tcPr>
+            <w:tcW w:w="1047" w:type="dxa"/>
+            <w:shd w:val="clear" w:color="auto" w:fill="92D050"/>
+            <w:vAlign w:val="center"/>
+          </w:tcPr>
+          <w:p>
+            <w:pPr>
+              <w:rPr>
+                <w:sz w:val="18"/>
+                <w:szCs w:val="18"/>
+                <w:lang w:val="it-IT"/>
+              </w:rPr>
+            </w:pPr>
+            <w:r>
+              <w:rPr>
+                <w:sz w:val="18"/>
+                <w:szCs w:val="18"/>
+                <w:lang w:val="it-IT"/>
+              </w:rPr>
+              <w:t>RIUSCITO</w:t>
+            </w:r>
+          </w:p>
+        </w:tc>
+        <w:tc>
+          <w:tcPr>
+            <w:tcW w:w="5376" w:type="dxa"/>
+          </w:tcPr>
+          <w:p>
+            <w:pPr>
+              <w:rPr>
+                <w:sz w:val="18"/>
+                <w:szCs w:val="18"/>
+                <w:lang w:val="it-IT"/>
+              </w:rPr>
+            </w:pPr>
+            <w:r>
+              <w:rPr>
+                <w:rFonts w:eastAsiaTheme="minorHAnsi"/>
+                <w:sz w:val="18"/>
+                <w:szCs w:val="18"/>
+                <w:lang w:val="it-IT"/>
+              </w:rPr>
+              <w:t xml:space="preserve">Visualizzazione pagina gestione </w:t>
+            </w:r>
+            <w:r>
+              <w:rPr>
+                <w:rFonts w:eastAsiaTheme="minorHAnsi"/>
+                <w:sz w:val="18"/>
+                <w:szCs w:val="18"/>
+                <w:lang w:val="it-IT"/>
+              </w:rPr>
+              <w:t>utenti</w:t>
+            </w:r>
+            <w:r>
+              <w:rPr>
+                <w:sz w:val="18"/>
+                <w:szCs w:val="18"/>
+                <w:lang w:val="it-IT"/>
+              </w:rPr>
+              <w:t>.</w:t>
+            </w:r>
+          </w:p>
+          <w:p>
+            <w:pPr>
+              <w:rPr>
+                <w:sz w:val="18"/>
+                <w:szCs w:val="18"/>
+                <w:lang w:val="it-IT"/>
+              </w:rPr>
+            </w:pPr>
+          </w:p>
+          <w:p>
+            <w:pPr>
+              <w:rPr>
+                <w:b/>
+                <w:bCs/>
+                <w:sz w:val="18"/>
+                <w:szCs w:val="18"/>
+                <w:lang w:val="it-IT"/>
+              </w:rPr>
+            </w:pPr>
+            <w:r>
+              <w:rPr>
+                <w:b/>
+                <w:bCs/>
+                <w:sz w:val="18"/>
+                <w:szCs w:val="18"/>
+                <w:lang w:val="it-IT"/>
+              </w:rPr>
+              <w:t>Risultato atteso</w:t>
+            </w:r>
+          </w:p>
+          <w:p>
+            <w:pPr>
+              <w:rPr>
+                <w:bCs/>
+                <w:sz w:val="18"/>
+                <w:szCs w:val="18"/>
+              </w:rPr>
+            </w:pPr>
+            <w:r>
+              <w:rPr>
+                <w:bCs/>
+                <w:sz w:val="18"/>
+                <w:szCs w:val="18"/>
+              </w:rPr>
+              <w:t xml:space="preserve">Dopo aver effettuato il login come </w:t>
+            </w:r>
+            <w:r>
+              <w:rPr>
+                <w:bCs/>
+                <w:sz w:val="18"/>
+                <w:szCs w:val="18"/>
+              </w:rPr>
+              <w:t>admin</w:t>
+            </w:r>
+            <w:r>
+              <w:rPr>
+                <w:bCs/>
+                <w:sz w:val="18"/>
+                <w:szCs w:val="18"/>
+              </w:rPr>
+              <w:t xml:space="preserve">, si deve poter visualizzare la pagina di gestione </w:t>
+            </w:r>
+            <w:r>
+              <w:rPr>
+                <w:bCs/>
+                <w:sz w:val="18"/>
+                <w:szCs w:val="18"/>
+              </w:rPr>
+              <w:t>utenti</w:t>
+            </w:r>
+            <w:r>
+              <w:rPr>
+                <w:bCs/>
+                <w:sz w:val="18"/>
+                <w:szCs w:val="18"/>
+              </w:rPr>
+              <w:t>.</w:t>
+            </w:r>
+          </w:p>
+          <w:p>
+            <w:pPr>
+              <w:rPr>
+                <w:bCs/>
+                <w:sz w:val="18"/>
+                <w:szCs w:val="18"/>
+              </w:rPr>
+            </w:pPr>
+          </w:p>
+          <w:p>
+            <w:pPr>
+              <w:rPr>
+                <w:b/>
+                <w:bCs/>
+                <w:sz w:val="18"/>
+                <w:szCs w:val="18"/>
+              </w:rPr>
+            </w:pPr>
+            <w:r>
+              <w:rPr>
+                <w:b/>
+                <w:bCs/>
+                <w:sz w:val="18"/>
+                <w:szCs w:val="18"/>
+              </w:rPr>
+              <w:t>Risultato effettivo</w:t>
+            </w:r>
+          </w:p>
+          <w:p>
+            <w:pPr>
+              <w:rPr>
+                <w:bCs/>
+                <w:sz w:val="18"/>
+                <w:szCs w:val="18"/>
+              </w:rPr>
+            </w:pPr>
+            <w:r>
+              <w:rPr>
+                <w:bCs/>
+                <w:sz w:val="18"/>
+                <w:szCs w:val="18"/>
+              </w:rPr>
+              <w:t xml:space="preserve">In seguito del login come </w:t>
+            </w:r>
+            <w:r>
+              <w:rPr>
+                <w:bCs/>
+                <w:sz w:val="18"/>
+                <w:szCs w:val="18"/>
+              </w:rPr>
+              <w:t>admin</w:t>
+            </w:r>
+            <w:r>
+              <w:rPr>
+                <w:bCs/>
+                <w:sz w:val="18"/>
+                <w:szCs w:val="18"/>
+              </w:rPr>
+              <w:t>, è possibile visualizzare la pagina di gestione de</w:t>
+            </w:r>
+            <w:r>
+              <w:rPr>
+                <w:bCs/>
+                <w:sz w:val="18"/>
+                <w:szCs w:val="18"/>
+              </w:rPr>
+              <w:t>gli utenti</w:t>
+            </w:r>
+            <w:r>
+              <w:rPr>
+                <w:bCs/>
+                <w:sz w:val="18"/>
+                <w:szCs w:val="18"/>
+              </w:rPr>
+              <w:t>.</w:t>
+            </w:r>
+          </w:p>
+          <w:p>
+            <w:pPr>
+              <w:jc w:val="center"/>
+              <w:rPr>
+                <w:sz w:val="18"/>
+                <w:szCs w:val="18"/>
+                <w:lang w:val="it-IT"/>
+              </w:rPr>
+            </w:pPr>
+            <w:r>
+              <w:rPr>
+                <w:noProof/>
+              </w:rPr>
+              <w:drawing>
+                <wp:inline distT="0" distB="0" distL="0" distR="0" wp14:anchorId="7EE5CFEA" wp14:editId="3619211C">
+                  <wp:extent cx="3915640" cy="1205000"/>
+                  <wp:effectExtent l="95250" t="76200" r="85090" b="71755"/>
+                  <wp:docPr id="17" name="Immagine 17"/>
+                  <wp:cNvGraphicFramePr>
+                    <a:graphicFrameLocks xmlns:a="http://schemas.openxmlformats.org/drawingml/2006/main" noChangeAspect="1"/>
+                  </wp:cNvGraphicFramePr>
+                  <a:graphic xmlns:a="http://schemas.openxmlformats.org/drawingml/2006/main">
+                    <a:graphicData uri="http://schemas.openxmlformats.org/drawingml/2006/picture">
+                      <pic:pic xmlns:pic="http://schemas.openxmlformats.org/drawingml/2006/picture">
+                        <pic:nvPicPr>
+                          <pic:cNvPr id="1" name=""/>
+                          <pic:cNvPicPr/>
+                        </pic:nvPicPr>
+                        <pic:blipFill>
+                          <a:blip r:embed="rId20"/>
+                          <a:stretch>
+                            <a:fillRect/>
+                          </a:stretch>
+                        </pic:blipFill>
+                        <pic:spPr>
+                          <a:xfrm>
+                            <a:off x="0" y="0"/>
+                            <a:ext cx="3975639" cy="1223464"/>
+                          </a:xfrm>
+                          <a:prstGeom prst="rect">
+                            <a:avLst/>
+                          </a:prstGeom>
+                          <a:effectLst>
+                            <a:outerShdw blurRad="63500" sx="102000" sy="102000" algn="ctr" rotWithShape="0">
+                              <a:prstClr val="black">
+                                <a:alpha val="40000"/>
+                              </a:prstClr>
+                            </a:outerShdw>
+                          </a:effectLst>
+                        </pic:spPr>
+                      </pic:pic>
+                    </a:graphicData>
+                  </a:graphic>
+                </wp:inline>
+              </w:drawing>
+            </w:r>
+          </w:p>
+          <w:p>
+            <w:pPr>
+              <w:rPr>
+                <w:sz w:val="18"/>
+                <w:szCs w:val="18"/>
+                <w:lang w:val="it-IT"/>
+              </w:rPr>
+            </w:pPr>
+          </w:p>
+          <w:p>
+            <w:pPr>
+              <w:rPr>
+                <w:sz w:val="18"/>
+                <w:szCs w:val="18"/>
+                <w:lang w:val="it-IT"/>
+              </w:rPr>
+            </w:pPr>
+          </w:p>
+          <w:p>
+            <w:pPr>
+              <w:rPr>
+                <w:sz w:val="18"/>
+                <w:szCs w:val="18"/>
+                <w:lang w:val="it-IT"/>
+              </w:rPr>
+            </w:pPr>
+          </w:p>
+        </w:tc>
+        <w:tc>
+          <w:tcPr>
+            <w:tcW w:w="1196" w:type="dxa"/>
+            <w:vAlign w:val="center"/>
+          </w:tcPr>
+          <w:p>
+            <w:pPr>
+              <w:keepNext/>
+              <w:jc w:val="center"/>
+              <w:rPr>
+                <w:sz w:val="18"/>
+                <w:szCs w:val="18"/>
+                <w:lang w:val="it-IT"/>
+              </w:rPr>
+            </w:pPr>
+            <w:r>
+              <w:rPr>
+                <w:sz w:val="18"/>
+                <w:szCs w:val="18"/>
+                <w:lang w:val="it-IT"/>
+              </w:rPr>
+              <w:t>Frequente</w:t>
+            </w:r>
+          </w:p>
+        </w:tc>
+      </w:tr>
+    </w:tbl>
+    <w:p/>
+    <w:p>
+      <w:r>
+        <w:br w:type="page"/>
+      </w:r>
+    </w:p>
+    <w:tbl>
+      <w:tblPr>
+        <w:tblStyle w:val="Grigliatabella"/>
+        <w:tblW w:w="0" w:type="auto"/>
+        <w:tblLook w:val="04A0" w:firstRow="1" w:lastRow="0" w:firstColumn="1" w:lastColumn="0" w:noHBand="0" w:noVBand="1"/>
+      </w:tblPr>
+      <w:tblGrid>
+        <w:gridCol w:w="925"/>
+        <w:gridCol w:w="1047"/>
+        <w:gridCol w:w="6486"/>
+        <w:gridCol w:w="1170"/>
+      </w:tblGrid>
+      <w:tr>
+        <w:tc>
+          <w:tcPr>
+            <w:tcW w:w="1010" w:type="dxa"/>
+            <w:shd w:val="clear" w:color="auto" w:fill="D9D9D9" w:themeFill="background1" w:themeFillShade="D9"/>
+            <w:vAlign w:val="center"/>
+          </w:tcPr>
+          <w:p>
+            <w:pPr>
+              <w:jc w:val="center"/>
+              <w:rPr>
+                <w:sz w:val="18"/>
+                <w:szCs w:val="18"/>
+                <w:lang w:val="it-IT"/>
+              </w:rPr>
+            </w:pPr>
+            <w:r>
+              <w:rPr>
+                <w:sz w:val="18"/>
+                <w:szCs w:val="18"/>
+                <w:lang w:val="it-IT"/>
+              </w:rPr>
+              <w:lastRenderedPageBreak/>
+              <w:t>Test Case</w:t>
+            </w:r>
+          </w:p>
+        </w:tc>
+        <w:tc>
+          <w:tcPr>
+            <w:tcW w:w="1047" w:type="dxa"/>
+            <w:shd w:val="clear" w:color="auto" w:fill="D9D9D9" w:themeFill="background1" w:themeFillShade="D9"/>
+            <w:vAlign w:val="center"/>
+          </w:tcPr>
+          <w:p>
+            <w:pPr>
+              <w:jc w:val="center"/>
+              <w:rPr>
+                <w:sz w:val="18"/>
+                <w:szCs w:val="18"/>
+                <w:lang w:val="it-IT"/>
+              </w:rPr>
+            </w:pPr>
+            <w:r>
+              <w:rPr>
+                <w:sz w:val="18"/>
+                <w:szCs w:val="18"/>
+                <w:lang w:val="it-IT"/>
+              </w:rPr>
+              <w:t>Risultato</w:t>
+            </w:r>
+          </w:p>
+        </w:tc>
+        <w:tc>
+          <w:tcPr>
+            <w:tcW w:w="5376" w:type="dxa"/>
+            <w:shd w:val="clear" w:color="auto" w:fill="D9D9D9" w:themeFill="background1" w:themeFillShade="D9"/>
+            <w:vAlign w:val="center"/>
+          </w:tcPr>
+          <w:p>
+            <w:pPr>
+              <w:jc w:val="center"/>
+              <w:rPr>
+                <w:sz w:val="18"/>
+                <w:szCs w:val="18"/>
+                <w:lang w:val="it-IT"/>
+              </w:rPr>
+            </w:pPr>
+            <w:r>
+              <w:rPr>
+                <w:sz w:val="18"/>
+                <w:szCs w:val="18"/>
+                <w:lang w:val="it-IT"/>
+              </w:rPr>
+              <w:t>Descrizione</w:t>
+            </w:r>
+          </w:p>
+        </w:tc>
+        <w:tc>
+          <w:tcPr>
+            <w:tcW w:w="1196" w:type="dxa"/>
+            <w:shd w:val="clear" w:color="auto" w:fill="D9D9D9" w:themeFill="background1" w:themeFillShade="D9"/>
+            <w:vAlign w:val="center"/>
+          </w:tcPr>
+          <w:p>
+            <w:pPr>
+              <w:jc w:val="center"/>
+              <w:rPr>
+                <w:rFonts w:ascii="Arial" w:hAnsi="Arial" w:cs="Arial"/>
+                <w:sz w:val="18"/>
+                <w:szCs w:val="18"/>
+                <w:lang w:val="it-IT"/>
+              </w:rPr>
+            </w:pPr>
+            <w:r>
+              <w:rPr>
+                <w:rFonts w:ascii="Arial" w:hAnsi="Arial" w:cs="Arial"/>
+                <w:sz w:val="18"/>
+                <w:szCs w:val="18"/>
+                <w:lang w:val="it-IT"/>
+              </w:rPr>
+              <w:t>Periodicità</w:t>
+            </w:r>
+          </w:p>
+        </w:tc>
+      </w:tr>
+      <w:tr>
+        <w:tc>
+          <w:tcPr>
+            <w:tcW w:w="1010" w:type="dxa"/>
+            <w:vAlign w:val="center"/>
+          </w:tcPr>
+          <w:p>
+            <w:pPr>
+              <w:rPr>
+                <w:sz w:val="18"/>
+                <w:szCs w:val="18"/>
+                <w:lang w:val="it-IT"/>
+              </w:rPr>
+            </w:pPr>
+            <w:r>
+              <w:rPr>
+                <w:sz w:val="18"/>
+                <w:szCs w:val="18"/>
+                <w:lang w:val="it-IT"/>
+              </w:rPr>
+              <w:t>TC-00</w:t>
+            </w:r>
+            <w:r>
+              <w:rPr>
+                <w:sz w:val="18"/>
+                <w:szCs w:val="18"/>
+                <w:lang w:val="it-IT"/>
+              </w:rPr>
+              <w:t>5</w:t>
+            </w:r>
+          </w:p>
+        </w:tc>
+        <w:tc>
+          <w:tcPr>
+            <w:tcW w:w="1047" w:type="dxa"/>
+            <w:shd w:val="clear" w:color="auto" w:fill="92D050"/>
+            <w:vAlign w:val="center"/>
+          </w:tcPr>
+          <w:p>
+            <w:pPr>
+              <w:rPr>
+                <w:sz w:val="18"/>
+                <w:szCs w:val="18"/>
+                <w:lang w:val="it-IT"/>
+              </w:rPr>
+            </w:pPr>
+            <w:r>
+              <w:rPr>
+                <w:sz w:val="18"/>
+                <w:szCs w:val="18"/>
+                <w:lang w:val="it-IT"/>
+              </w:rPr>
+              <w:t>RIUSCITO</w:t>
+            </w:r>
+          </w:p>
+        </w:tc>
+        <w:tc>
+          <w:tcPr>
+            <w:tcW w:w="5376" w:type="dxa"/>
+          </w:tcPr>
+          <w:p>
+            <w:pPr>
+              <w:rPr>
+                <w:sz w:val="18"/>
+                <w:szCs w:val="18"/>
+                <w:lang w:val="it-IT"/>
+              </w:rPr>
+            </w:pPr>
+            <w:r>
+              <w:rPr>
+                <w:rFonts w:eastAsiaTheme="minorHAnsi"/>
+                <w:sz w:val="18"/>
+                <w:szCs w:val="18"/>
+                <w:lang w:val="it-IT"/>
+              </w:rPr>
+              <w:t>Visualizzazione pagina gestione account</w:t>
+            </w:r>
+            <w:r>
+              <w:rPr>
+                <w:sz w:val="18"/>
+                <w:szCs w:val="18"/>
+                <w:lang w:val="it-IT"/>
+              </w:rPr>
+              <w:t>.</w:t>
+            </w:r>
+          </w:p>
+          <w:p>
+            <w:pPr>
+              <w:rPr>
+                <w:sz w:val="18"/>
+                <w:szCs w:val="18"/>
+                <w:lang w:val="it-IT"/>
+              </w:rPr>
+            </w:pPr>
+          </w:p>
+          <w:p>
+            <w:pPr>
+              <w:rPr>
+                <w:b/>
+                <w:bCs/>
+                <w:sz w:val="18"/>
+                <w:szCs w:val="18"/>
+                <w:lang w:val="it-IT"/>
+              </w:rPr>
+            </w:pPr>
+            <w:r>
+              <w:rPr>
+                <w:b/>
+                <w:bCs/>
+                <w:sz w:val="18"/>
+                <w:szCs w:val="18"/>
+                <w:lang w:val="it-IT"/>
+              </w:rPr>
+              <w:t>Risultato atteso</w:t>
+            </w:r>
+          </w:p>
+          <w:p>
+            <w:pPr>
+              <w:rPr>
+                <w:bCs/>
+                <w:sz w:val="18"/>
+                <w:szCs w:val="18"/>
+              </w:rPr>
+            </w:pPr>
+            <w:r>
+              <w:rPr>
+                <w:bCs/>
+                <w:sz w:val="18"/>
+                <w:szCs w:val="18"/>
+              </w:rPr>
+              <w:t>Dopo aver effettuato il login co</w:t>
+            </w:r>
+            <w:r>
+              <w:rPr>
+                <w:bCs/>
+                <w:sz w:val="18"/>
+                <w:szCs w:val="18"/>
+              </w:rPr>
+              <w:t>n un account</w:t>
+            </w:r>
+            <w:r>
+              <w:rPr>
+                <w:bCs/>
+                <w:sz w:val="18"/>
+                <w:szCs w:val="18"/>
+              </w:rPr>
+              <w:t xml:space="preserve">, si deve poter visualizzare la pagina di </w:t>
+            </w:r>
+            <w:r>
+              <w:rPr>
+                <w:bCs/>
+                <w:sz w:val="18"/>
+                <w:szCs w:val="18"/>
+              </w:rPr>
+              <w:t>gestione account ove sono presenti tutte le informazioni riguardanti, per l’appunto quel determinato account.</w:t>
+            </w:r>
+          </w:p>
+          <w:p>
+            <w:pPr>
+              <w:rPr>
+                <w:bCs/>
+                <w:sz w:val="18"/>
+                <w:szCs w:val="18"/>
+              </w:rPr>
+            </w:pPr>
+          </w:p>
+          <w:p>
+            <w:pPr>
+              <w:rPr>
+                <w:b/>
+                <w:bCs/>
+                <w:sz w:val="18"/>
+                <w:szCs w:val="18"/>
+              </w:rPr>
+            </w:pPr>
+            <w:r>
+              <w:rPr>
+                <w:b/>
+                <w:bCs/>
+                <w:sz w:val="18"/>
+                <w:szCs w:val="18"/>
+              </w:rPr>
+              <w:t>Risultato effettivo</w:t>
+            </w:r>
+          </w:p>
+          <w:p>
+            <w:pPr>
+              <w:rPr>
+                <w:bCs/>
+                <w:sz w:val="18"/>
+                <w:szCs w:val="18"/>
+              </w:rPr>
+            </w:pPr>
+            <w:r>
+              <w:rPr>
+                <w:bCs/>
+                <w:sz w:val="18"/>
+                <w:szCs w:val="18"/>
+              </w:rPr>
+              <w:t>In seguito del login c</w:t>
+            </w:r>
+            <w:r>
+              <w:rPr>
+                <w:bCs/>
+                <w:sz w:val="18"/>
+                <w:szCs w:val="18"/>
+              </w:rPr>
+              <w:t>on un account</w:t>
+            </w:r>
+            <w:r>
+              <w:rPr>
+                <w:bCs/>
+                <w:sz w:val="18"/>
+                <w:szCs w:val="18"/>
+              </w:rPr>
+              <w:t xml:space="preserve">, è possibile visualizzare la pagina di gestione </w:t>
+            </w:r>
+            <w:r>
+              <w:rPr>
+                <w:bCs/>
+                <w:sz w:val="18"/>
+                <w:szCs w:val="18"/>
+              </w:rPr>
+              <w:t>account con le relative informazioni.</w:t>
+            </w:r>
+          </w:p>
+          <w:p>
+            <w:pPr>
+              <w:jc w:val="center"/>
+              <w:rPr>
+                <w:sz w:val="18"/>
+                <w:szCs w:val="18"/>
+                <w:lang w:val="it-IT"/>
+              </w:rPr>
+            </w:pPr>
+            <w:r>
+              <w:rPr>
+                <w:noProof/>
+              </w:rPr>
+              <w:drawing>
+                <wp:inline distT="0" distB="0" distL="0" distR="0" wp14:anchorId="13D8725D" wp14:editId="2141B7A9">
+                  <wp:extent cx="3790397" cy="2450898"/>
+                  <wp:effectExtent l="95250" t="95250" r="95885" b="102235"/>
+                  <wp:docPr id="20" name="Immagine 20"/>
+                  <wp:cNvGraphicFramePr>
+                    <a:graphicFrameLocks xmlns:a="http://schemas.openxmlformats.org/drawingml/2006/main" noChangeAspect="1"/>
+                  </wp:cNvGraphicFramePr>
+                  <a:graphic xmlns:a="http://schemas.openxmlformats.org/drawingml/2006/main">
+                    <a:graphicData uri="http://schemas.openxmlformats.org/drawingml/2006/picture">
+                      <pic:pic xmlns:pic="http://schemas.openxmlformats.org/drawingml/2006/picture">
+                        <pic:nvPicPr>
+                          <pic:cNvPr id="1" name=""/>
+                          <pic:cNvPicPr/>
+                        </pic:nvPicPr>
+                        <pic:blipFill>
+                          <a:blip r:embed="rId21"/>
+                          <a:stretch>
+                            <a:fillRect/>
+                          </a:stretch>
+                        </pic:blipFill>
+                        <pic:spPr>
+                          <a:xfrm>
+                            <a:off x="0" y="0"/>
+                            <a:ext cx="3831825" cy="2477686"/>
+                          </a:xfrm>
+                          <a:prstGeom prst="rect">
+                            <a:avLst/>
+                          </a:prstGeom>
+                          <a:effectLst>
+                            <a:outerShdw blurRad="63500" sx="102000" sy="102000" algn="ctr" rotWithShape="0">
+                              <a:prstClr val="black">
+                                <a:alpha val="40000"/>
+                              </a:prstClr>
+                            </a:outerShdw>
+                          </a:effectLst>
+                        </pic:spPr>
+                      </pic:pic>
+                    </a:graphicData>
+                  </a:graphic>
+                </wp:inline>
+              </w:drawing>
+            </w:r>
+          </w:p>
+          <w:p>
+            <w:pPr>
+              <w:rPr>
+                <w:sz w:val="18"/>
+                <w:szCs w:val="18"/>
+                <w:lang w:val="it-IT"/>
+              </w:rPr>
+            </w:pPr>
+          </w:p>
+        </w:tc>
+        <w:tc>
+          <w:tcPr>
+            <w:tcW w:w="1196" w:type="dxa"/>
+            <w:vAlign w:val="center"/>
+          </w:tcPr>
+          <w:p>
+            <w:pPr>
+              <w:keepNext/>
+              <w:jc w:val="center"/>
+              <w:rPr>
+                <w:sz w:val="18"/>
+                <w:szCs w:val="18"/>
+                <w:lang w:val="it-IT"/>
+              </w:rPr>
+            </w:pPr>
+            <w:r>
+              <w:rPr>
+                <w:sz w:val="18"/>
+                <w:szCs w:val="18"/>
+                <w:lang w:val="it-IT"/>
+              </w:rPr>
+              <w:t>Frequente</w:t>
+            </w:r>
+          </w:p>
+        </w:tc>
+      </w:tr>
+    </w:tbl>
+    <w:p/>
     <w:sectPr>
-      <w:headerReference w:type="default" r:id="rId16"/>
-      <w:footerReference w:type="default" r:id="rId17"/>
+      <w:headerReference w:type="default" r:id="rId22"/>
+      <w:footerReference w:type="default" r:id="rId23"/>
       <w:pgSz w:w="11906" w:h="16838"/>
       <w:pgMar w:top="1417" w:right="1134" w:bottom="1134" w:left="1134" w:header="708" w:footer="708" w:gutter="0"/>
       <w:pgNumType w:start="0"/>
@@ -4491,27 +11864,14 @@
     <w:r>
       <w:t>/</w:t>
     </w:r>
-    <w:r>
-      <w:fldChar w:fldCharType="begin"/>
-    </w:r>
-    <w:r>
-      <w:instrText xml:space="preserve"> NUMPAGES   \* MERGEFORMAT </w:instrText>
-    </w:r>
-    <w:r>
-      <w:fldChar w:fldCharType="separate"/>
-    </w:r>
-    <w:r>
-      <w:rPr>
-        <w:noProof/>
-      </w:rPr>
-      <w:t>2</w:t>
-    </w:r>
-    <w:r>
-      <w:rPr>
-        <w:noProof/>
-      </w:rPr>
-      <w:fldChar w:fldCharType="end"/>
-    </w:r>
+    <w:fldSimple w:instr=" NUMPAGES   \* MERGEFORMAT ">
+      <w:r>
+        <w:rPr>
+          <w:noProof/>
+        </w:rPr>
+        <w:t>2</w:t>
+      </w:r>
+    </w:fldSimple>
   </w:p>
 </w:ftr>
 </file>
@@ -4567,6 +11927,264 @@
 <file path=word/numbering.xml><?xml version="1.0" encoding="utf-8"?>
 <w:numbering xmlns:wpc="http://schemas.microsoft.com/office/word/2010/wordprocessingCanvas" xmlns:cx="http://schemas.microsoft.com/office/drawing/2014/chartex" xmlns:cx1="http://schemas.microsoft.com/office/drawing/2015/9/8/chartex" xmlns:cx2="http://schemas.microsoft.com/office/drawing/2015/10/21/chartex" xmlns:cx3="http://schemas.microsoft.com/office/drawing/2016/5/9/chartex" xmlns:cx4="http://schemas.microsoft.com/office/drawing/2016/5/10/chartex" xmlns:cx5="http://schemas.microsoft.com/office/drawing/2016/5/11/chartex" xmlns:cx6="http://schemas.microsoft.com/office/drawing/2016/5/12/chartex" xmlns:cx7="http://schemas.microsoft.com/office/drawing/2016/5/13/chartex" xmlns:cx8="http://schemas.microsoft.com/office/drawing/2016/5/14/chartex" xmlns:mc="http://schemas.openxmlformats.org/markup-compatibility/2006" xmlns:aink="http://schemas.microsoft.com/office/drawing/2016/ink" xmlns:am3d="http://schemas.microsoft.com/office/drawing/2017/model3d" xmlns:o="urn:schemas-microsoft-com:office:office" xmlns:r="http://schemas.openxmlformats.org/officeDocument/2006/relationships" xmlns:m="http://schemas.openxmlformats.org/officeDocument/2006/math" xmlns:v="urn:schemas-microsoft-com:vml" xmlns:wp14="http://schemas.microsoft.com/office/word/2010/wordprocessingDrawing" xmlns:wp="http://schemas.openxmlformats.org/drawingml/2006/wordprocessingDrawing" xmlns:w10="urn:schemas-microsoft-com:office:word" xmlns:w="http://schemas.openxmlformats.org/wordprocessingml/2006/main" xmlns:w14="http://schemas.microsoft.com/office/word/2010/wordml" xmlns:w15="http://schemas.microsoft.com/office/word/2012/wordml" xmlns:w16cid="http://schemas.microsoft.com/office/word/2016/wordml/cid" xmlns:w16se="http://schemas.microsoft.com/office/word/2015/wordml/symex" xmlns:wpg="http://schemas.microsoft.com/office/word/2010/wordprocessingGroup" xmlns:wpi="http://schemas.microsoft.com/office/word/2010/wordprocessingInk" xmlns:wne="http://schemas.microsoft.com/office/word/2006/wordml" xmlns:wps="http://schemas.microsoft.com/office/word/2010/wordprocessingShape" mc:Ignorable="w14 w15 w16se w16cid wp14">
   <w:abstractNum w:abstractNumId="0" w15:restartNumberingAfterBreak="0">
+    <w:nsid w:val="00FA35F5"/>
+    <w:multiLevelType w:val="hybridMultilevel"/>
+    <w:tmpl w:val="82CA0146"/>
+    <w:lvl w:ilvl="0" w:tplc="0810000F">
+      <w:start w:val="1"/>
+      <w:numFmt w:val="decimal"/>
+      <w:lvlText w:val="%1."/>
+      <w:lvlJc w:val="left"/>
+      <w:pPr>
+        <w:ind w:left="720" w:hanging="360"/>
+      </w:pPr>
+    </w:lvl>
+    <w:lvl w:ilvl="1" w:tplc="08100019" w:tentative="1">
+      <w:start w:val="1"/>
+      <w:numFmt w:val="lowerLetter"/>
+      <w:lvlText w:val="%2."/>
+      <w:lvlJc w:val="left"/>
+      <w:pPr>
+        <w:ind w:left="1440" w:hanging="360"/>
+      </w:pPr>
+    </w:lvl>
+    <w:lvl w:ilvl="2" w:tplc="0810001B" w:tentative="1">
+      <w:start w:val="1"/>
+      <w:numFmt w:val="lowerRoman"/>
+      <w:lvlText w:val="%3."/>
+      <w:lvlJc w:val="right"/>
+      <w:pPr>
+        <w:ind w:left="2160" w:hanging="180"/>
+      </w:pPr>
+    </w:lvl>
+    <w:lvl w:ilvl="3" w:tplc="0810000F" w:tentative="1">
+      <w:start w:val="1"/>
+      <w:numFmt w:val="decimal"/>
+      <w:lvlText w:val="%4."/>
+      <w:lvlJc w:val="left"/>
+      <w:pPr>
+        <w:ind w:left="2880" w:hanging="360"/>
+      </w:pPr>
+    </w:lvl>
+    <w:lvl w:ilvl="4" w:tplc="08100019" w:tentative="1">
+      <w:start w:val="1"/>
+      <w:numFmt w:val="lowerLetter"/>
+      <w:lvlText w:val="%5."/>
+      <w:lvlJc w:val="left"/>
+      <w:pPr>
+        <w:ind w:left="3600" w:hanging="360"/>
+      </w:pPr>
+    </w:lvl>
+    <w:lvl w:ilvl="5" w:tplc="0810001B" w:tentative="1">
+      <w:start w:val="1"/>
+      <w:numFmt w:val="lowerRoman"/>
+      <w:lvlText w:val="%6."/>
+      <w:lvlJc w:val="right"/>
+      <w:pPr>
+        <w:ind w:left="4320" w:hanging="180"/>
+      </w:pPr>
+    </w:lvl>
+    <w:lvl w:ilvl="6" w:tplc="0810000F" w:tentative="1">
+      <w:start w:val="1"/>
+      <w:numFmt w:val="decimal"/>
+      <w:lvlText w:val="%7."/>
+      <w:lvlJc w:val="left"/>
+      <w:pPr>
+        <w:ind w:left="5040" w:hanging="360"/>
+      </w:pPr>
+    </w:lvl>
+    <w:lvl w:ilvl="7" w:tplc="08100019" w:tentative="1">
+      <w:start w:val="1"/>
+      <w:numFmt w:val="lowerLetter"/>
+      <w:lvlText w:val="%8."/>
+      <w:lvlJc w:val="left"/>
+      <w:pPr>
+        <w:ind w:left="5760" w:hanging="360"/>
+      </w:pPr>
+    </w:lvl>
+    <w:lvl w:ilvl="8" w:tplc="0810001B" w:tentative="1">
+      <w:start w:val="1"/>
+      <w:numFmt w:val="lowerRoman"/>
+      <w:lvlText w:val="%9."/>
+      <w:lvlJc w:val="right"/>
+      <w:pPr>
+        <w:ind w:left="6480" w:hanging="180"/>
+      </w:pPr>
+    </w:lvl>
+  </w:abstractNum>
+  <w:abstractNum w:abstractNumId="1" w15:restartNumberingAfterBreak="0">
+    <w:nsid w:val="02082C85"/>
+    <w:multiLevelType w:val="hybridMultilevel"/>
+    <w:tmpl w:val="82CA0146"/>
+    <w:lvl w:ilvl="0" w:tplc="0810000F">
+      <w:start w:val="1"/>
+      <w:numFmt w:val="decimal"/>
+      <w:lvlText w:val="%1."/>
+      <w:lvlJc w:val="left"/>
+      <w:pPr>
+        <w:ind w:left="720" w:hanging="360"/>
+      </w:pPr>
+    </w:lvl>
+    <w:lvl w:ilvl="1" w:tplc="08100019" w:tentative="1">
+      <w:start w:val="1"/>
+      <w:numFmt w:val="lowerLetter"/>
+      <w:lvlText w:val="%2."/>
+      <w:lvlJc w:val="left"/>
+      <w:pPr>
+        <w:ind w:left="1440" w:hanging="360"/>
+      </w:pPr>
+    </w:lvl>
+    <w:lvl w:ilvl="2" w:tplc="0810001B" w:tentative="1">
+      <w:start w:val="1"/>
+      <w:numFmt w:val="lowerRoman"/>
+      <w:lvlText w:val="%3."/>
+      <w:lvlJc w:val="right"/>
+      <w:pPr>
+        <w:ind w:left="2160" w:hanging="180"/>
+      </w:pPr>
+    </w:lvl>
+    <w:lvl w:ilvl="3" w:tplc="0810000F" w:tentative="1">
+      <w:start w:val="1"/>
+      <w:numFmt w:val="decimal"/>
+      <w:lvlText w:val="%4."/>
+      <w:lvlJc w:val="left"/>
+      <w:pPr>
+        <w:ind w:left="2880" w:hanging="360"/>
+      </w:pPr>
+    </w:lvl>
+    <w:lvl w:ilvl="4" w:tplc="08100019" w:tentative="1">
+      <w:start w:val="1"/>
+      <w:numFmt w:val="lowerLetter"/>
+      <w:lvlText w:val="%5."/>
+      <w:lvlJc w:val="left"/>
+      <w:pPr>
+        <w:ind w:left="3600" w:hanging="360"/>
+      </w:pPr>
+    </w:lvl>
+    <w:lvl w:ilvl="5" w:tplc="0810001B" w:tentative="1">
+      <w:start w:val="1"/>
+      <w:numFmt w:val="lowerRoman"/>
+      <w:lvlText w:val="%6."/>
+      <w:lvlJc w:val="right"/>
+      <w:pPr>
+        <w:ind w:left="4320" w:hanging="180"/>
+      </w:pPr>
+    </w:lvl>
+    <w:lvl w:ilvl="6" w:tplc="0810000F" w:tentative="1">
+      <w:start w:val="1"/>
+      <w:numFmt w:val="decimal"/>
+      <w:lvlText w:val="%7."/>
+      <w:lvlJc w:val="left"/>
+      <w:pPr>
+        <w:ind w:left="5040" w:hanging="360"/>
+      </w:pPr>
+    </w:lvl>
+    <w:lvl w:ilvl="7" w:tplc="08100019" w:tentative="1">
+      <w:start w:val="1"/>
+      <w:numFmt w:val="lowerLetter"/>
+      <w:lvlText w:val="%8."/>
+      <w:lvlJc w:val="left"/>
+      <w:pPr>
+        <w:ind w:left="5760" w:hanging="360"/>
+      </w:pPr>
+    </w:lvl>
+    <w:lvl w:ilvl="8" w:tplc="0810001B" w:tentative="1">
+      <w:start w:val="1"/>
+      <w:numFmt w:val="lowerRoman"/>
+      <w:lvlText w:val="%9."/>
+      <w:lvlJc w:val="right"/>
+      <w:pPr>
+        <w:ind w:left="6480" w:hanging="180"/>
+      </w:pPr>
+    </w:lvl>
+  </w:abstractNum>
+  <w:abstractNum w:abstractNumId="2" w15:restartNumberingAfterBreak="0">
+    <w:nsid w:val="101C39FC"/>
+    <w:multiLevelType w:val="hybridMultilevel"/>
+    <w:tmpl w:val="82CA0146"/>
+    <w:lvl w:ilvl="0" w:tplc="0810000F">
+      <w:start w:val="1"/>
+      <w:numFmt w:val="decimal"/>
+      <w:lvlText w:val="%1."/>
+      <w:lvlJc w:val="left"/>
+      <w:pPr>
+        <w:ind w:left="720" w:hanging="360"/>
+      </w:pPr>
+    </w:lvl>
+    <w:lvl w:ilvl="1" w:tplc="08100019" w:tentative="1">
+      <w:start w:val="1"/>
+      <w:numFmt w:val="lowerLetter"/>
+      <w:lvlText w:val="%2."/>
+      <w:lvlJc w:val="left"/>
+      <w:pPr>
+        <w:ind w:left="1440" w:hanging="360"/>
+      </w:pPr>
+    </w:lvl>
+    <w:lvl w:ilvl="2" w:tplc="0810001B" w:tentative="1">
+      <w:start w:val="1"/>
+      <w:numFmt w:val="lowerRoman"/>
+      <w:lvlText w:val="%3."/>
+      <w:lvlJc w:val="right"/>
+      <w:pPr>
+        <w:ind w:left="2160" w:hanging="180"/>
+      </w:pPr>
+    </w:lvl>
+    <w:lvl w:ilvl="3" w:tplc="0810000F" w:tentative="1">
+      <w:start w:val="1"/>
+      <w:numFmt w:val="decimal"/>
+      <w:lvlText w:val="%4."/>
+      <w:lvlJc w:val="left"/>
+      <w:pPr>
+        <w:ind w:left="2880" w:hanging="360"/>
+      </w:pPr>
+    </w:lvl>
+    <w:lvl w:ilvl="4" w:tplc="08100019" w:tentative="1">
+      <w:start w:val="1"/>
+      <w:numFmt w:val="lowerLetter"/>
+      <w:lvlText w:val="%5."/>
+      <w:lvlJc w:val="left"/>
+      <w:pPr>
+        <w:ind w:left="3600" w:hanging="360"/>
+      </w:pPr>
+    </w:lvl>
+    <w:lvl w:ilvl="5" w:tplc="0810001B" w:tentative="1">
+      <w:start w:val="1"/>
+      <w:numFmt w:val="lowerRoman"/>
+      <w:lvlText w:val="%6."/>
+      <w:lvlJc w:val="right"/>
+      <w:pPr>
+        <w:ind w:left="4320" w:hanging="180"/>
+      </w:pPr>
+    </w:lvl>
+    <w:lvl w:ilvl="6" w:tplc="0810000F" w:tentative="1">
+      <w:start w:val="1"/>
+      <w:numFmt w:val="decimal"/>
+      <w:lvlText w:val="%7."/>
+      <w:lvlJc w:val="left"/>
+      <w:pPr>
+        <w:ind w:left="5040" w:hanging="360"/>
+      </w:pPr>
+    </w:lvl>
+    <w:lvl w:ilvl="7" w:tplc="08100019" w:tentative="1">
+      <w:start w:val="1"/>
+      <w:numFmt w:val="lowerLetter"/>
+      <w:lvlText w:val="%8."/>
+      <w:lvlJc w:val="left"/>
+      <w:pPr>
+        <w:ind w:left="5760" w:hanging="360"/>
+      </w:pPr>
+    </w:lvl>
+    <w:lvl w:ilvl="8" w:tplc="0810001B" w:tentative="1">
+      <w:start w:val="1"/>
+      <w:numFmt w:val="lowerRoman"/>
+      <w:lvlText w:val="%9."/>
+      <w:lvlJc w:val="right"/>
+      <w:pPr>
+        <w:ind w:left="6480" w:hanging="180"/>
+      </w:pPr>
+    </w:lvl>
+  </w:abstractNum>
+  <w:abstractNum w:abstractNumId="3" w15:restartNumberingAfterBreak="0">
     <w:nsid w:val="1B151A16"/>
     <w:multiLevelType w:val="hybridMultilevel"/>
     <w:tmpl w:val="D02CE50E"/>
@@ -4679,7 +12297,7 @@
       </w:rPr>
     </w:lvl>
   </w:abstractNum>
-  <w:abstractNum w:abstractNumId="1" w15:restartNumberingAfterBreak="0">
+  <w:abstractNum w:abstractNumId="4" w15:restartNumberingAfterBreak="0">
     <w:nsid w:val="1D115728"/>
     <w:multiLevelType w:val="hybridMultilevel"/>
     <w:tmpl w:val="93B4D72A"/>
@@ -4792,7 +12410,179 @@
       </w:rPr>
     </w:lvl>
   </w:abstractNum>
-  <w:abstractNum w:abstractNumId="2" w15:restartNumberingAfterBreak="0">
+  <w:abstractNum w:abstractNumId="5" w15:restartNumberingAfterBreak="0">
+    <w:nsid w:val="2AD67D30"/>
+    <w:multiLevelType w:val="hybridMultilevel"/>
+    <w:tmpl w:val="82CA0146"/>
+    <w:lvl w:ilvl="0" w:tplc="0810000F">
+      <w:start w:val="1"/>
+      <w:numFmt w:val="decimal"/>
+      <w:lvlText w:val="%1."/>
+      <w:lvlJc w:val="left"/>
+      <w:pPr>
+        <w:ind w:left="720" w:hanging="360"/>
+      </w:pPr>
+    </w:lvl>
+    <w:lvl w:ilvl="1" w:tplc="08100019" w:tentative="1">
+      <w:start w:val="1"/>
+      <w:numFmt w:val="lowerLetter"/>
+      <w:lvlText w:val="%2."/>
+      <w:lvlJc w:val="left"/>
+      <w:pPr>
+        <w:ind w:left="1440" w:hanging="360"/>
+      </w:pPr>
+    </w:lvl>
+    <w:lvl w:ilvl="2" w:tplc="0810001B" w:tentative="1">
+      <w:start w:val="1"/>
+      <w:numFmt w:val="lowerRoman"/>
+      <w:lvlText w:val="%3."/>
+      <w:lvlJc w:val="right"/>
+      <w:pPr>
+        <w:ind w:left="2160" w:hanging="180"/>
+      </w:pPr>
+    </w:lvl>
+    <w:lvl w:ilvl="3" w:tplc="0810000F" w:tentative="1">
+      <w:start w:val="1"/>
+      <w:numFmt w:val="decimal"/>
+      <w:lvlText w:val="%4."/>
+      <w:lvlJc w:val="left"/>
+      <w:pPr>
+        <w:ind w:left="2880" w:hanging="360"/>
+      </w:pPr>
+    </w:lvl>
+    <w:lvl w:ilvl="4" w:tplc="08100019" w:tentative="1">
+      <w:start w:val="1"/>
+      <w:numFmt w:val="lowerLetter"/>
+      <w:lvlText w:val="%5."/>
+      <w:lvlJc w:val="left"/>
+      <w:pPr>
+        <w:ind w:left="3600" w:hanging="360"/>
+      </w:pPr>
+    </w:lvl>
+    <w:lvl w:ilvl="5" w:tplc="0810001B" w:tentative="1">
+      <w:start w:val="1"/>
+      <w:numFmt w:val="lowerRoman"/>
+      <w:lvlText w:val="%6."/>
+      <w:lvlJc w:val="right"/>
+      <w:pPr>
+        <w:ind w:left="4320" w:hanging="180"/>
+      </w:pPr>
+    </w:lvl>
+    <w:lvl w:ilvl="6" w:tplc="0810000F" w:tentative="1">
+      <w:start w:val="1"/>
+      <w:numFmt w:val="decimal"/>
+      <w:lvlText w:val="%7."/>
+      <w:lvlJc w:val="left"/>
+      <w:pPr>
+        <w:ind w:left="5040" w:hanging="360"/>
+      </w:pPr>
+    </w:lvl>
+    <w:lvl w:ilvl="7" w:tplc="08100019" w:tentative="1">
+      <w:start w:val="1"/>
+      <w:numFmt w:val="lowerLetter"/>
+      <w:lvlText w:val="%8."/>
+      <w:lvlJc w:val="left"/>
+      <w:pPr>
+        <w:ind w:left="5760" w:hanging="360"/>
+      </w:pPr>
+    </w:lvl>
+    <w:lvl w:ilvl="8" w:tplc="0810001B" w:tentative="1">
+      <w:start w:val="1"/>
+      <w:numFmt w:val="lowerRoman"/>
+      <w:lvlText w:val="%9."/>
+      <w:lvlJc w:val="right"/>
+      <w:pPr>
+        <w:ind w:left="6480" w:hanging="180"/>
+      </w:pPr>
+    </w:lvl>
+  </w:abstractNum>
+  <w:abstractNum w:abstractNumId="6" w15:restartNumberingAfterBreak="0">
+    <w:nsid w:val="311C3296"/>
+    <w:multiLevelType w:val="hybridMultilevel"/>
+    <w:tmpl w:val="82CA0146"/>
+    <w:lvl w:ilvl="0" w:tplc="0810000F">
+      <w:start w:val="1"/>
+      <w:numFmt w:val="decimal"/>
+      <w:lvlText w:val="%1."/>
+      <w:lvlJc w:val="left"/>
+      <w:pPr>
+        <w:ind w:left="720" w:hanging="360"/>
+      </w:pPr>
+    </w:lvl>
+    <w:lvl w:ilvl="1" w:tplc="08100019" w:tentative="1">
+      <w:start w:val="1"/>
+      <w:numFmt w:val="lowerLetter"/>
+      <w:lvlText w:val="%2."/>
+      <w:lvlJc w:val="left"/>
+      <w:pPr>
+        <w:ind w:left="1440" w:hanging="360"/>
+      </w:pPr>
+    </w:lvl>
+    <w:lvl w:ilvl="2" w:tplc="0810001B" w:tentative="1">
+      <w:start w:val="1"/>
+      <w:numFmt w:val="lowerRoman"/>
+      <w:lvlText w:val="%3."/>
+      <w:lvlJc w:val="right"/>
+      <w:pPr>
+        <w:ind w:left="2160" w:hanging="180"/>
+      </w:pPr>
+    </w:lvl>
+    <w:lvl w:ilvl="3" w:tplc="0810000F" w:tentative="1">
+      <w:start w:val="1"/>
+      <w:numFmt w:val="decimal"/>
+      <w:lvlText w:val="%4."/>
+      <w:lvlJc w:val="left"/>
+      <w:pPr>
+        <w:ind w:left="2880" w:hanging="360"/>
+      </w:pPr>
+    </w:lvl>
+    <w:lvl w:ilvl="4" w:tplc="08100019" w:tentative="1">
+      <w:start w:val="1"/>
+      <w:numFmt w:val="lowerLetter"/>
+      <w:lvlText w:val="%5."/>
+      <w:lvlJc w:val="left"/>
+      <w:pPr>
+        <w:ind w:left="3600" w:hanging="360"/>
+      </w:pPr>
+    </w:lvl>
+    <w:lvl w:ilvl="5" w:tplc="0810001B" w:tentative="1">
+      <w:start w:val="1"/>
+      <w:numFmt w:val="lowerRoman"/>
+      <w:lvlText w:val="%6."/>
+      <w:lvlJc w:val="right"/>
+      <w:pPr>
+        <w:ind w:left="4320" w:hanging="180"/>
+      </w:pPr>
+    </w:lvl>
+    <w:lvl w:ilvl="6" w:tplc="0810000F" w:tentative="1">
+      <w:start w:val="1"/>
+      <w:numFmt w:val="decimal"/>
+      <w:lvlText w:val="%7."/>
+      <w:lvlJc w:val="left"/>
+      <w:pPr>
+        <w:ind w:left="5040" w:hanging="360"/>
+      </w:pPr>
+    </w:lvl>
+    <w:lvl w:ilvl="7" w:tplc="08100019" w:tentative="1">
+      <w:start w:val="1"/>
+      <w:numFmt w:val="lowerLetter"/>
+      <w:lvlText w:val="%8."/>
+      <w:lvlJc w:val="left"/>
+      <w:pPr>
+        <w:ind w:left="5760" w:hanging="360"/>
+      </w:pPr>
+    </w:lvl>
+    <w:lvl w:ilvl="8" w:tplc="0810001B" w:tentative="1">
+      <w:start w:val="1"/>
+      <w:numFmt w:val="lowerRoman"/>
+      <w:lvlText w:val="%9."/>
+      <w:lvlJc w:val="right"/>
+      <w:pPr>
+        <w:ind w:left="6480" w:hanging="180"/>
+      </w:pPr>
+    </w:lvl>
+  </w:abstractNum>
+  <w:abstractNum w:abstractNumId="7" w15:restartNumberingAfterBreak="0">
     <w:nsid w:val="44BD3981"/>
     <w:multiLevelType w:val="hybridMultilevel"/>
     <w:tmpl w:val="92F091DE"/>
@@ -4905,7 +12695,93 @@
       </w:rPr>
     </w:lvl>
   </w:abstractNum>
-  <w:abstractNum w:abstractNumId="3" w15:restartNumberingAfterBreak="0">
+  <w:abstractNum w:abstractNumId="8" w15:restartNumberingAfterBreak="0">
+    <w:nsid w:val="75B322C7"/>
+    <w:multiLevelType w:val="hybridMultilevel"/>
+    <w:tmpl w:val="82CA0146"/>
+    <w:lvl w:ilvl="0" w:tplc="0810000F">
+      <w:start w:val="1"/>
+      <w:numFmt w:val="decimal"/>
+      <w:lvlText w:val="%1."/>
+      <w:lvlJc w:val="left"/>
+      <w:pPr>
+        <w:ind w:left="720" w:hanging="360"/>
+      </w:pPr>
+    </w:lvl>
+    <w:lvl w:ilvl="1" w:tplc="08100019" w:tentative="1">
+      <w:start w:val="1"/>
+      <w:numFmt w:val="lowerLetter"/>
+      <w:lvlText w:val="%2."/>
+      <w:lvlJc w:val="left"/>
+      <w:pPr>
+        <w:ind w:left="1440" w:hanging="360"/>
+      </w:pPr>
+    </w:lvl>
+    <w:lvl w:ilvl="2" w:tplc="0810001B" w:tentative="1">
+      <w:start w:val="1"/>
+      <w:numFmt w:val="lowerRoman"/>
+      <w:lvlText w:val="%3."/>
+      <w:lvlJc w:val="right"/>
+      <w:pPr>
+        <w:ind w:left="2160" w:hanging="180"/>
+      </w:pPr>
+    </w:lvl>
+    <w:lvl w:ilvl="3" w:tplc="0810000F" w:tentative="1">
+      <w:start w:val="1"/>
+      <w:numFmt w:val="decimal"/>
+      <w:lvlText w:val="%4."/>
+      <w:lvlJc w:val="left"/>
+      <w:pPr>
+        <w:ind w:left="2880" w:hanging="360"/>
+      </w:pPr>
+    </w:lvl>
+    <w:lvl w:ilvl="4" w:tplc="08100019" w:tentative="1">
+      <w:start w:val="1"/>
+      <w:numFmt w:val="lowerLetter"/>
+      <w:lvlText w:val="%5."/>
+      <w:lvlJc w:val="left"/>
+      <w:pPr>
+        <w:ind w:left="3600" w:hanging="360"/>
+      </w:pPr>
+    </w:lvl>
+    <w:lvl w:ilvl="5" w:tplc="0810001B" w:tentative="1">
+      <w:start w:val="1"/>
+      <w:numFmt w:val="lowerRoman"/>
+      <w:lvlText w:val="%6."/>
+      <w:lvlJc w:val="right"/>
+      <w:pPr>
+        <w:ind w:left="4320" w:hanging="180"/>
+      </w:pPr>
+    </w:lvl>
+    <w:lvl w:ilvl="6" w:tplc="0810000F" w:tentative="1">
+      <w:start w:val="1"/>
+      <w:numFmt w:val="decimal"/>
+      <w:lvlText w:val="%7."/>
+      <w:lvlJc w:val="left"/>
+      <w:pPr>
+        <w:ind w:left="5040" w:hanging="360"/>
+      </w:pPr>
+    </w:lvl>
+    <w:lvl w:ilvl="7" w:tplc="08100019" w:tentative="1">
+      <w:start w:val="1"/>
+      <w:numFmt w:val="lowerLetter"/>
+      <w:lvlText w:val="%8."/>
+      <w:lvlJc w:val="left"/>
+      <w:pPr>
+        <w:ind w:left="5760" w:hanging="360"/>
+      </w:pPr>
+    </w:lvl>
+    <w:lvl w:ilvl="8" w:tplc="0810001B" w:tentative="1">
+      <w:start w:val="1"/>
+      <w:numFmt w:val="lowerRoman"/>
+      <w:lvlText w:val="%9."/>
+      <w:lvlJc w:val="right"/>
+      <w:pPr>
+        <w:ind w:left="6480" w:hanging="180"/>
+      </w:pPr>
+    </w:lvl>
+  </w:abstractNum>
+  <w:abstractNum w:abstractNumId="9" w15:restartNumberingAfterBreak="0">
     <w:nsid w:val="761016D0"/>
     <w:multiLevelType w:val="hybridMultilevel"/>
     <w:tmpl w:val="A05ED30E"/>
@@ -5018,7 +12894,7 @@
       </w:rPr>
     </w:lvl>
   </w:abstractNum>
-  <w:abstractNum w:abstractNumId="4" w15:restartNumberingAfterBreak="0">
+  <w:abstractNum w:abstractNumId="10" w15:restartNumberingAfterBreak="0">
     <w:nsid w:val="79102060"/>
     <w:multiLevelType w:val="hybridMultilevel"/>
     <w:tmpl w:val="7870C630"/>
@@ -5132,19 +13008,37 @@
     </w:lvl>
   </w:abstractNum>
   <w:num w:numId="1">
+    <w:abstractNumId w:val="10"/>
+  </w:num>
+  <w:num w:numId="2">
+    <w:abstractNumId w:val="7"/>
+  </w:num>
+  <w:num w:numId="3">
+    <w:abstractNumId w:val="9"/>
+  </w:num>
+  <w:num w:numId="4">
+    <w:abstractNumId w:val="3"/>
+  </w:num>
+  <w:num w:numId="5">
     <w:abstractNumId w:val="4"/>
   </w:num>
-  <w:num w:numId="2">
+  <w:num w:numId="6">
+    <w:abstractNumId w:val="5"/>
+  </w:num>
+  <w:num w:numId="7">
+    <w:abstractNumId w:val="1"/>
+  </w:num>
+  <w:num w:numId="8">
     <w:abstractNumId w:val="2"/>
   </w:num>
-  <w:num w:numId="3">
-    <w:abstractNumId w:val="3"/>
+  <w:num w:numId="9">
+    <w:abstractNumId w:val="8"/>
   </w:num>
-  <w:num w:numId="4">
+  <w:num w:numId="10">
+    <w:abstractNumId w:val="6"/>
+  </w:num>
+  <w:num w:numId="11">
     <w:abstractNumId w:val="0"/>
-  </w:num>
-  <w:num w:numId="5">
-    <w:abstractNumId w:val="1"/>
   </w:num>
 </w:numbering>
 </file>
@@ -5321,7 +13215,7 @@
     <w:lsdException w:name="Table Web 2" w:semiHidden="1" w:unhideWhenUsed="1"/>
     <w:lsdException w:name="Table Web 3" w:semiHidden="1" w:unhideWhenUsed="1"/>
     <w:lsdException w:name="Balloon Text" w:semiHidden="1" w:unhideWhenUsed="1"/>
-    <w:lsdException w:name="Table Grid" w:uiPriority="39"/>
+    <w:lsdException w:name="Table Grid" w:uiPriority="0"/>
     <w:lsdException w:name="Table Theme" w:semiHidden="1" w:unhideWhenUsed="1"/>
     <w:lsdException w:name="Placeholder Text" w:semiHidden="1"/>
     <w:lsdException w:name="No Spacing" w:uiPriority="1" w:qFormat="1"/>
@@ -5930,7 +13824,6 @@
   <w:style w:type="table" w:styleId="Grigliatabella">
     <w:name w:val="Table Grid"/>
     <w:basedOn w:val="Tabellanormale"/>
-    <w:uiPriority w:val="39"/>
     <w:rsid w:val="00175463"/>
     <w:pPr>
       <w:spacing w:after="0" w:line="240" w:lineRule="auto"/>
@@ -5951,6 +13844,67 @@
         <w:insideV w:val="single" w:sz="4" w:space="0" w:color="auto"/>
       </w:tblBorders>
     </w:tblPr>
+  </w:style>
+  <w:style w:type="paragraph" w:customStyle="1" w:styleId="BodyTextChar">
+    <w:name w:val="Body Text Char"/>
+    <w:aliases w:val="Body Text Char Char Char Char, Char Char Char Char,Body Text Char Char Char,Body Text Char Char,Body Text Char1 Char,Body Text Char1 Char Char Char,Body Text Char Char1 Char Char Char"/>
+    <w:basedOn w:val="Normale"/>
+    <w:next w:val="Corpotesto"/>
+    <w:link w:val="CorpodeltestoCarattere"/>
+    <w:rsid w:val="00B80EEA"/>
+    <w:pPr>
+      <w:spacing w:after="120"/>
+    </w:pPr>
+    <w:rPr>
+      <w:rFonts w:ascii="Arial" w:eastAsia="Times New Roman" w:hAnsi="Arial" w:cs="Times New Roman"/>
+      <w:sz w:val="21"/>
+      <w:szCs w:val="21"/>
+      <w:lang w:val="en-GB"/>
+    </w:rPr>
+  </w:style>
+  <w:style w:type="character" w:customStyle="1" w:styleId="CorpodeltestoCarattere">
+    <w:name w:val="Corpo del testo Carattere"/>
+    <w:aliases w:val="Body Text Char Carattere,Body Text Char Char Char Char Carattere, Char Char Char Char Carattere,Body Text Char Char Char Carattere,Body Text Char Char Carattere,Body Text Char1 Char Carattere"/>
+    <w:link w:val="BodyTextChar"/>
+    <w:rsid w:val="00B80EEA"/>
+    <w:rPr>
+      <w:rFonts w:ascii="Arial" w:eastAsia="Times New Roman" w:hAnsi="Arial" w:cs="Times New Roman"/>
+      <w:sz w:val="21"/>
+      <w:szCs w:val="21"/>
+      <w:lang w:val="en-GB"/>
+    </w:rPr>
+  </w:style>
+  <w:style w:type="paragraph" w:styleId="Corpotesto">
+    <w:name w:val="Body Text"/>
+    <w:basedOn w:val="Normale"/>
+    <w:link w:val="CorpotestoCarattere"/>
+    <w:uiPriority w:val="99"/>
+    <w:semiHidden/>
+    <w:unhideWhenUsed/>
+    <w:rsid w:val="00B80EEA"/>
+    <w:pPr>
+      <w:spacing w:after="120" w:line="240" w:lineRule="auto"/>
+    </w:pPr>
+    <w:rPr>
+      <w:rFonts w:ascii="Arial" w:eastAsia="Times New Roman" w:hAnsi="Arial" w:cs="Times New Roman"/>
+      <w:sz w:val="20"/>
+      <w:szCs w:val="20"/>
+      <w:lang w:eastAsia="it-IT"/>
+    </w:rPr>
+  </w:style>
+  <w:style w:type="character" w:customStyle="1" w:styleId="CorpotestoCarattere">
+    <w:name w:val="Corpo testo Carattere"/>
+    <w:basedOn w:val="Carpredefinitoparagrafo"/>
+    <w:link w:val="Corpotesto"/>
+    <w:uiPriority w:val="99"/>
+    <w:semiHidden/>
+    <w:rsid w:val="00B80EEA"/>
+    <w:rPr>
+      <w:rFonts w:ascii="Arial" w:eastAsia="Times New Roman" w:hAnsi="Arial" w:cs="Times New Roman"/>
+      <w:sz w:val="20"/>
+      <w:szCs w:val="20"/>
+      <w:lang w:eastAsia="it-IT"/>
+    </w:rPr>
   </w:style>
 </w:styles>
 </file>
@@ -6274,7 +14228,7 @@
 </file>
 
 <file path=customXml/itemProps2.xml><?xml version="1.0" encoding="utf-8"?>
-<ds:datastoreItem xmlns:ds="http://schemas.openxmlformats.org/officeDocument/2006/customXml" ds:itemID="{FF34AB52-3A66-47B7-AA46-5A2165399CA2}">
+<ds:datastoreItem xmlns:ds="http://schemas.openxmlformats.org/officeDocument/2006/customXml" ds:itemID="{9898F442-53C1-480B-BF60-369222E9BD88}">
   <ds:schemaRefs>
     <ds:schemaRef ds:uri="http://schemas.openxmlformats.org/officeDocument/2006/bibliography"/>
   </ds:schemaRefs>

--- a/3_Documentazione/Documentazione-Sprint2.docx
+++ b/3_Documentazione/Documentazione-Sprint2.docx
@@ -1717,27 +1717,14 @@
         <w:pStyle w:val="Didascalia"/>
         <w:jc w:val="center"/>
       </w:pPr>
-      <w:r>
-        <w:fldChar w:fldCharType="begin"/>
-      </w:r>
-      <w:r>
-        <w:instrText xml:space="preserve"> SEQ Figura \* ARABIC </w:instrText>
-      </w:r>
-      <w:r>
-        <w:fldChar w:fldCharType="separate"/>
-      </w:r>
-      <w:r>
-        <w:rPr>
-          <w:noProof/>
-        </w:rPr>
-        <w:t>2</w:t>
-      </w:r>
-      <w:r>
-        <w:rPr>
-          <w:noProof/>
-        </w:rPr>
-        <w:fldChar w:fldCharType="end"/>
-      </w:r>
+      <w:fldSimple w:instr=" SEQ Figura \* ARABIC ">
+        <w:r>
+          <w:rPr>
+            <w:noProof/>
+          </w:rPr>
+          <w:t>2</w:t>
+        </w:r>
+      </w:fldSimple>
       <w:r>
         <w:t xml:space="preserve"> - Pagina di Sign Up</w:t>
       </w:r>
@@ -1924,27 +1911,14 @@
         <w:pStyle w:val="Didascalia"/>
         <w:jc w:val="center"/>
       </w:pPr>
-      <w:r>
-        <w:fldChar w:fldCharType="begin"/>
-      </w:r>
-      <w:r>
-        <w:instrText xml:space="preserve"> SEQ Figura \* ARABIC </w:instrText>
-      </w:r>
-      <w:r>
-        <w:fldChar w:fldCharType="separate"/>
-      </w:r>
-      <w:r>
-        <w:rPr>
-          <w:noProof/>
-        </w:rPr>
-        <w:t>3</w:t>
-      </w:r>
-      <w:r>
-        <w:rPr>
-          <w:noProof/>
-        </w:rPr>
-        <w:fldChar w:fldCharType="end"/>
-      </w:r>
+      <w:fldSimple w:instr=" SEQ Figura \* ARABIC ">
+        <w:r>
+          <w:rPr>
+            <w:noProof/>
+          </w:rPr>
+          <w:t>3</w:t>
+        </w:r>
+      </w:fldSimple>
       <w:r>
         <w:t xml:space="preserve"> - Pagina di gestione account - sezione informazioni profilo</w:t>
       </w:r>
@@ -2013,27 +1987,14 @@
         <w:pStyle w:val="Didascalia"/>
         <w:jc w:val="center"/>
       </w:pPr>
-      <w:r>
-        <w:fldChar w:fldCharType="begin"/>
-      </w:r>
-      <w:r>
-        <w:instrText xml:space="preserve"> SEQ Figura \* ARABIC </w:instrText>
-      </w:r>
-      <w:r>
-        <w:fldChar w:fldCharType="separate"/>
-      </w:r>
-      <w:r>
-        <w:rPr>
-          <w:noProof/>
-        </w:rPr>
-        <w:t>4</w:t>
-      </w:r>
-      <w:r>
-        <w:rPr>
-          <w:noProof/>
-        </w:rPr>
-        <w:fldChar w:fldCharType="end"/>
-      </w:r>
+      <w:fldSimple w:instr=" SEQ Figura \* ARABIC ">
+        <w:r>
+          <w:rPr>
+            <w:noProof/>
+          </w:rPr>
+          <w:t>4</w:t>
+        </w:r>
+      </w:fldSimple>
       <w:r>
         <w:t xml:space="preserve"> - Pagina di gestione account - sezione di modifica password</w:t>
       </w:r>
@@ -2104,27 +2065,14 @@
         <w:pStyle w:val="Didascalia"/>
         <w:jc w:val="center"/>
       </w:pPr>
-      <w:r>
-        <w:fldChar w:fldCharType="begin"/>
-      </w:r>
-      <w:r>
-        <w:instrText xml:space="preserve"> SEQ Figura \* ARABIC </w:instrText>
-      </w:r>
-      <w:r>
-        <w:fldChar w:fldCharType="separate"/>
-      </w:r>
-      <w:r>
-        <w:rPr>
-          <w:noProof/>
-        </w:rPr>
-        <w:t>5</w:t>
-      </w:r>
-      <w:r>
-        <w:rPr>
-          <w:noProof/>
-        </w:rPr>
-        <w:fldChar w:fldCharType="end"/>
-      </w:r>
+      <w:fldSimple w:instr=" SEQ Figura \* ARABIC ">
+        <w:r>
+          <w:rPr>
+            <w:noProof/>
+          </w:rPr>
+          <w:t>5</w:t>
+        </w:r>
+      </w:fldSimple>
       <w:r>
         <w:t xml:space="preserve"> - Pagina di gestione account - sezione di eliminazione account</w:t>
       </w:r>
@@ -4650,6 +4598,16 @@
               </w:rPr>
               <w:t>REQ-</w:t>
             </w:r>
+            <w:r>
+              <w:rPr>
+                <w:rFonts w:ascii="Times New Roman" w:hAnsi="Times New Roman" w:cs="Times New Roman"/>
+                <w:sz w:val="18"/>
+                <w:szCs w:val="18"/>
+              </w:rPr>
+              <w:t>08</w:t>
+            </w:r>
+            <w:bookmarkStart w:id="13" w:name="_GoBack"/>
+            <w:bookmarkEnd w:id="13"/>
           </w:p>
         </w:tc>
         <w:tc>
@@ -5673,6 +5631,14 @@
               </w:rPr>
               <w:t>REQ-</w:t>
             </w:r>
+            <w:r>
+              <w:rPr>
+                <w:rFonts w:ascii="Times New Roman" w:hAnsi="Times New Roman" w:cs="Times New Roman"/>
+                <w:sz w:val="18"/>
+                <w:szCs w:val="18"/>
+              </w:rPr>
+              <w:t>08</w:t>
+            </w:r>
           </w:p>
         </w:tc>
         <w:tc>
@@ -6596,6 +6562,14 @@
               </w:rPr>
               <w:t>REQ-</w:t>
             </w:r>
+            <w:r>
+              <w:rPr>
+                <w:rFonts w:ascii="Times New Roman" w:hAnsi="Times New Roman" w:cs="Times New Roman"/>
+                <w:sz w:val="18"/>
+                <w:szCs w:val="18"/>
+              </w:rPr>
+              <w:t>02</w:t>
+            </w:r>
           </w:p>
         </w:tc>
         <w:tc>
@@ -7502,6 +7476,14 @@
               </w:rPr>
               <w:t>REQ-</w:t>
             </w:r>
+            <w:r>
+              <w:rPr>
+                <w:rFonts w:ascii="Times New Roman" w:hAnsi="Times New Roman" w:cs="Times New Roman"/>
+                <w:sz w:val="18"/>
+                <w:szCs w:val="18"/>
+              </w:rPr>
+              <w:t>02</w:t>
+            </w:r>
           </w:p>
         </w:tc>
         <w:tc>
@@ -7640,61 +7622,7 @@
                 <w:szCs w:val="18"/>
                 <w:lang w:val="it-IT"/>
               </w:rPr>
-              <w:t xml:space="preserve">Verificare che avendo effettuato il login come </w:t>
-            </w:r>
-            <w:r>
-              <w:rPr>
-                <w:rFonts w:ascii="Times New Roman" w:hAnsi="Times New Roman"/>
-                <w:sz w:val="18"/>
-                <w:szCs w:val="18"/>
-                <w:lang w:val="it-IT"/>
-              </w:rPr>
-              <w:t>admin</w:t>
-            </w:r>
-            <w:r>
-              <w:rPr>
-                <w:rFonts w:ascii="Times New Roman" w:hAnsi="Times New Roman"/>
-                <w:sz w:val="18"/>
-                <w:szCs w:val="18"/>
-                <w:lang w:val="it-IT"/>
-              </w:rPr>
-              <w:t xml:space="preserve">, si possa avere accesso alla </w:t>
-            </w:r>
-            <w:r>
-              <w:rPr>
-                <w:rFonts w:ascii="Times New Roman" w:hAnsi="Times New Roman"/>
-                <w:sz w:val="18"/>
-                <w:szCs w:val="18"/>
-                <w:lang w:val="it-IT"/>
-              </w:rPr>
-              <w:t>pagina</w:t>
-            </w:r>
-            <w:r>
-              <w:rPr>
-                <w:rFonts w:ascii="Times New Roman" w:hAnsi="Times New Roman"/>
-                <w:sz w:val="18"/>
-                <w:szCs w:val="18"/>
-                <w:lang w:val="it-IT"/>
-              </w:rPr>
-              <w:t xml:space="preserve"> di gestione </w:t>
-            </w:r>
-            <w:r>
-              <w:rPr>
-                <w:rFonts w:ascii="Times New Roman" w:hAnsi="Times New Roman"/>
-                <w:sz w:val="18"/>
-                <w:szCs w:val="18"/>
-                <w:lang w:val="it-IT"/>
-              </w:rPr>
-              <w:t>utenti</w:t>
-            </w:r>
-            <w:r>
-              <w:rPr>
-                <w:rFonts w:ascii="Times New Roman" w:hAnsi="Times New Roman"/>
-                <w:sz w:val="18"/>
-                <w:szCs w:val="18"/>
-                <w:lang w:val="it-IT"/>
-              </w:rPr>
-              <w:t>.</w:t>
+              <w:t>Verificare che avendo effettuato il login come admin, si possa avere accesso alla pagina di gestione utenti.</w:t>
             </w:r>
           </w:p>
         </w:tc>
@@ -8103,16 +8031,7 @@
                 <w:szCs w:val="18"/>
                 <w:lang w:val="en-GB" w:eastAsia="en-US"/>
               </w:rPr>
-              <w:t>del</w:t>
-            </w:r>
-            <w:r>
-              <w:rPr>
-                <w:rFonts w:ascii="Times New Roman" w:hAnsi="Times New Roman"/>
-                <w:sz w:val="18"/>
-                <w:szCs w:val="18"/>
-                <w:lang w:val="en-GB" w:eastAsia="en-US"/>
-              </w:rPr>
-              <w:t>l’admin</w:t>
+              <w:t>dell’admin</w:t>
             </w:r>
             <w:proofErr w:type="spellEnd"/>
           </w:p>
@@ -8297,70 +8216,7 @@
                 <w:szCs w:val="18"/>
                 <w:lang w:val="it-IT"/>
               </w:rPr>
-              <w:t xml:space="preserve">Una volta effettuato il login come </w:t>
-            </w:r>
-            <w:r>
-              <w:rPr>
-                <w:rFonts w:ascii="Times New Roman" w:hAnsi="Times New Roman"/>
-                <w:sz w:val="18"/>
-                <w:szCs w:val="18"/>
-                <w:lang w:val="it-IT"/>
-              </w:rPr>
-              <w:t>admin</w:t>
-            </w:r>
-            <w:r>
-              <w:rPr>
-                <w:rFonts w:ascii="Times New Roman" w:hAnsi="Times New Roman"/>
-                <w:sz w:val="18"/>
-                <w:szCs w:val="18"/>
-                <w:lang w:val="it-IT"/>
-              </w:rPr>
-              <w:t xml:space="preserve">, si deve </w:t>
-            </w:r>
-            <w:r>
-              <w:rPr>
-                <w:rFonts w:ascii="Times New Roman" w:hAnsi="Times New Roman"/>
-                <w:sz w:val="18"/>
-                <w:szCs w:val="18"/>
-                <w:lang w:val="it-IT"/>
-              </w:rPr>
-              <w:t>poter visualizzare</w:t>
-            </w:r>
-            <w:r>
-              <w:rPr>
-                <w:rFonts w:ascii="Times New Roman" w:hAnsi="Times New Roman"/>
-                <w:sz w:val="18"/>
-                <w:szCs w:val="18"/>
-                <w:lang w:val="it-IT"/>
-              </w:rPr>
-              <w:t xml:space="preserve"> </w:t>
-            </w:r>
-            <w:r>
-              <w:rPr>
-                <w:rFonts w:ascii="Times New Roman" w:hAnsi="Times New Roman"/>
-                <w:sz w:val="18"/>
-                <w:szCs w:val="18"/>
-                <w:lang w:val="it-IT"/>
-              </w:rPr>
-              <w:t>la</w:t>
-            </w:r>
-            <w:r>
-              <w:rPr>
-                <w:rFonts w:ascii="Times New Roman" w:hAnsi="Times New Roman"/>
-                <w:sz w:val="18"/>
-                <w:szCs w:val="18"/>
-                <w:lang w:val="it-IT"/>
-              </w:rPr>
-              <w:t xml:space="preserve"> pagina di gestione </w:t>
-            </w:r>
-            <w:r>
-              <w:rPr>
-                <w:rFonts w:ascii="Times New Roman" w:hAnsi="Times New Roman"/>
-                <w:sz w:val="18"/>
-                <w:szCs w:val="18"/>
-                <w:lang w:val="it-IT"/>
-              </w:rPr>
-              <w:t>utenti.</w:t>
+              <w:t>Una volta effettuato il login come admin, si deve poter visualizzare la pagina di gestione utenti.</w:t>
             </w:r>
           </w:p>
         </w:tc>
@@ -8508,6 +8364,14 @@
               </w:rPr>
               <w:t>REQ-</w:t>
             </w:r>
+            <w:r>
+              <w:rPr>
+                <w:rFonts w:ascii="Times New Roman" w:hAnsi="Times New Roman" w:cs="Times New Roman"/>
+                <w:sz w:val="18"/>
+                <w:szCs w:val="18"/>
+              </w:rPr>
+              <w:t>02</w:t>
+            </w:r>
           </w:p>
         </w:tc>
         <w:tc>
@@ -9479,7 +9343,27 @@
                 <w:szCs w:val="18"/>
                 <w:lang w:val="it-IT"/>
               </w:rPr>
-              <w:t xml:space="preserve">” dal menù a tendina </w:t>
+              <w:t xml:space="preserve">” dal </w:t>
+            </w:r>
+            <w:proofErr w:type="spellStart"/>
+            <w:r>
+              <w:rPr>
+                <w:rFonts w:ascii="Times New Roman" w:hAnsi="Times New Roman"/>
+                <w:sz w:val="18"/>
+                <w:szCs w:val="18"/>
+                <w:lang w:val="it-IT"/>
+              </w:rPr>
+              <w:t>menù</w:t>
+            </w:r>
+            <w:proofErr w:type="spellEnd"/>
+            <w:r>
+              <w:rPr>
+                <w:rFonts w:ascii="Times New Roman" w:hAnsi="Times New Roman"/>
+                <w:sz w:val="18"/>
+                <w:szCs w:val="18"/>
+                <w:lang w:val="it-IT"/>
+              </w:rPr>
+              <w:t xml:space="preserve"> a tendina </w:t>
             </w:r>
             <w:r>
               <w:rPr>
@@ -10039,17 +9923,7 @@
                 <w:szCs w:val="18"/>
                 <w:lang w:val="it-IT"/>
               </w:rPr>
-              <w:t>Frequent</w:t>
-            </w:r>
-            <w:bookmarkStart w:id="13" w:name="_GoBack"/>
-            <w:bookmarkEnd w:id="13"/>
-            <w:r>
-              <w:rPr>
-                <w:sz w:val="18"/>
-                <w:szCs w:val="18"/>
-                <w:lang w:val="it-IT"/>
-              </w:rPr>
-              <w:t>e</w:t>
+              <w:t>Frequente</w:t>
             </w:r>
           </w:p>
         </w:tc>
@@ -11864,14 +11738,27 @@
     <w:r>
       <w:t>/</w:t>
     </w:r>
-    <w:fldSimple w:instr=" NUMPAGES   \* MERGEFORMAT ">
-      <w:r>
-        <w:rPr>
-          <w:noProof/>
-        </w:rPr>
-        <w:t>2</w:t>
-      </w:r>
-    </w:fldSimple>
+    <w:r>
+      <w:fldChar w:fldCharType="begin"/>
+    </w:r>
+    <w:r>
+      <w:instrText xml:space="preserve"> NUMPAGES   \* MERGEFORMAT </w:instrText>
+    </w:r>
+    <w:r>
+      <w:fldChar w:fldCharType="separate"/>
+    </w:r>
+    <w:r>
+      <w:rPr>
+        <w:noProof/>
+      </w:rPr>
+      <w:t>2</w:t>
+    </w:r>
+    <w:r>
+      <w:rPr>
+        <w:noProof/>
+      </w:rPr>
+      <w:fldChar w:fldCharType="end"/>
+    </w:r>
   </w:p>
 </w:ftr>
 </file>
@@ -14228,7 +14115,7 @@
 </file>
 
 <file path=customXml/itemProps2.xml><?xml version="1.0" encoding="utf-8"?>
-<ds:datastoreItem xmlns:ds="http://schemas.openxmlformats.org/officeDocument/2006/customXml" ds:itemID="{9898F442-53C1-480B-BF60-369222E9BD88}">
+<ds:datastoreItem xmlns:ds="http://schemas.openxmlformats.org/officeDocument/2006/customXml" ds:itemID="{D26B37C7-AB13-42FC-920B-4AF0551EF627}">
   <ds:schemaRefs>
     <ds:schemaRef ds:uri="http://schemas.openxmlformats.org/officeDocument/2006/bibliography"/>
   </ds:schemaRefs>
